--- a/output/papers/Round 2/manuscript-brief-changes-tracked.docx
+++ b/output/papers/Round 2/manuscript-brief-changes-tracked.docx
@@ -3,7 +3,7 @@
 <w:document xmlns:wpc="http://schemas.microsoft.com/office/word/2010/wordprocessingCanvas" xmlns:cx="http://schemas.microsoft.com/office/drawing/2014/chartex" xmlns:cx1="http://schemas.microsoft.com/office/drawing/2015/9/8/chartex" xmlns:cx2="http://schemas.microsoft.com/office/drawing/2015/10/21/chartex" xmlns:cx3="http://schemas.microsoft.com/office/drawing/2016/5/9/chartex" xmlns:cx4="http://schemas.microsoft.com/office/drawing/2016/5/10/chartex" xmlns:cx5="http://schemas.microsoft.com/office/drawing/2016/5/11/chartex" xmlns:cx6="http://schemas.microsoft.com/office/drawing/2016/5/12/chartex" xmlns:cx7="http://schemas.microsoft.com/office/drawing/2016/5/13/chartex" xmlns:cx8="http://schemas.microsoft.com/office/drawing/2016/5/14/chartex" xmlns:mc="http://schemas.openxmlformats.org/markup-compatibility/2006" xmlns:aink="http://schemas.microsoft.com/office/drawing/2016/ink" xmlns:am3d="http://schemas.microsoft.com/office/drawing/2017/model3d" xmlns:o="urn:schemas-microsoft-com:office:office" xmlns:oel="http://schemas.microsoft.com/office/2019/extlst" xmlns:r="http://schemas.openxmlformats.org/officeDocument/2006/relationships" xmlns:m="http://schemas.openxmlformats.org/officeDocument/2006/math" xmlns:v="urn:schemas-microsoft-com:vml" xmlns:wp14="http://schemas.microsoft.com/office/word/2010/wordprocessingDrawing" xmlns:wp="http://schemas.openxmlformats.org/drawingml/2006/wordprocessingDrawing" xmlns:w10="urn:schemas-microsoft-com:office:word" xmlns:w="http://schemas.openxmlformats.org/wordprocessingml/2006/main" xmlns:w14="http://schemas.microsoft.com/office/word/2010/wordml" xmlns:w15="http://schemas.microsoft.com/office/word/2012/wordml" xmlns:w16cex="http://schemas.microsoft.com/office/word/2018/wordml/cex" xmlns:w16cid="http://schemas.microsoft.com/office/word/2016/wordml/cid" xmlns:w16="http://schemas.microsoft.com/office/word/2018/wordml" xmlns:w16du="http://schemas.microsoft.com/office/word/2023/wordml/word16du" xmlns:w16sdtdh="http://schemas.microsoft.com/office/word/2020/wordml/sdtdatahash" xmlns:w16se="http://schemas.microsoft.com/office/word/2015/wordml/symex" xmlns:wpg="http://schemas.microsoft.com/office/word/2010/wordprocessingGroup" xmlns:wpi="http://schemas.microsoft.com/office/word/2010/wordprocessingInk" xmlns:wne="http://schemas.microsoft.com/office/word/2006/wordml" xmlns:wps="http://schemas.microsoft.com/office/word/2010/wordprocessingShape" mc:Ignorable="w14 w15 w16se w16cid w16 w16cex w16sdtdh w16du wp14">
   <w:body>
     <w:p>
-      <w:ins w:id="2" w:author="Authors" w:date="2025-05-27T13:34:00Z" w16du:dateUtc="2025-05-27T17:34:00Z">
+      <w:ins w:id="2" w:author="Authors" w:date="2025-05-30T10:08:00Z" w16du:dateUtc="2025-05-30T14:08:00Z">
         <w:r>
           <w:t xml:space="preserve"> </w:t>
         </w:r>
@@ -126,7 +126,7 @@
         <w:t>Gevher</w:t>
       </w:r>
       <w:proofErr w:type="spellEnd"/>
-      <w:ins w:id="3" w:author="Authors" w:date="2025-05-27T13:34:00Z" w16du:dateUtc="2025-05-27T17:34:00Z">
+      <w:ins w:id="3" w:author="Authors" w:date="2025-05-30T10:08:00Z" w16du:dateUtc="2025-05-30T14:08:00Z">
         <w:r>
           <w:rPr>
             <w:szCs w:val="22"/>
@@ -163,7 +163,21 @@
         <w:rPr>
           <w:szCs w:val="22"/>
         </w:rPr>
-        <w:t>, Menghan Yang</w:t>
+        <w:t xml:space="preserve">, </w:t>
+      </w:r>
+      <w:proofErr w:type="spellStart"/>
+      <w:r>
+        <w:rPr>
+          <w:szCs w:val="22"/>
+        </w:rPr>
+        <w:t>Menghan</w:t>
+      </w:r>
+      <w:proofErr w:type="spellEnd"/>
+      <w:r>
+        <w:rPr>
+          <w:szCs w:val="22"/>
+        </w:rPr>
+        <w:t xml:space="preserve"> Yang</w:t>
       </w:r>
       <w:r>
         <w:rPr>
@@ -344,7 +358,7 @@
         </w:rPr>
         <w:t xml:space="preserve"> ~</w:t>
       </w:r>
-      <w:del w:id="4" w:author="Authors" w:date="2025-05-27T13:34:00Z" w16du:dateUtc="2025-05-27T17:34:00Z">
+      <w:del w:id="4" w:author="Authors" w:date="2025-05-30T10:08:00Z" w16du:dateUtc="2025-05-30T14:08:00Z">
         <w:r>
           <w:rPr>
             <w:szCs w:val="22"/>
@@ -364,7 +378,7 @@
           <w:delText>00</w:delText>
         </w:r>
       </w:del>
-      <w:ins w:id="5" w:author="Authors" w:date="2025-05-27T13:34:00Z" w16du:dateUtc="2025-05-27T17:34:00Z">
+      <w:ins w:id="5" w:author="Authors" w:date="2025-05-30T10:08:00Z" w16du:dateUtc="2025-05-30T14:08:00Z">
         <w:r>
           <w:rPr>
             <w:szCs w:val="22"/>
@@ -637,7 +651,7 @@
         </w:rPr>
         <w:t xml:space="preserve"> accounts of perceptual compensation.</w:t>
       </w:r>
-      <w:ins w:id="6" w:author="Authors" w:date="2025-05-27T13:34:00Z" w16du:dateUtc="2025-05-27T17:34:00Z">
+      <w:ins w:id="6" w:author="Authors" w:date="2025-05-30T10:08:00Z" w16du:dateUtc="2025-05-30T14:08:00Z">
         <w:r>
           <w:rPr>
             <w:szCs w:val="22"/>
@@ -940,7 +954,21 @@
         <w:rPr>
           <w:szCs w:val="22"/>
         </w:rPr>
-        <w:t xml:space="preserve">(Soli, 1981; Yeni-Komshian &amp; Soli, 1981). As the spectral center for /ʃ/ is generally lower than that of /s/ in English (Jongman, Wayland, &amp; Wong, 2000), the presence of /u/ serves to make /s/ segments </w:t>
+        <w:t>(Soli, 1981; Yeni-</w:t>
+      </w:r>
+      <w:proofErr w:type="spellStart"/>
+      <w:r>
+        <w:rPr>
+          <w:szCs w:val="22"/>
+        </w:rPr>
+        <w:t>Komshian</w:t>
+      </w:r>
+      <w:proofErr w:type="spellEnd"/>
+      <w:r>
+        <w:rPr>
+          <w:szCs w:val="22"/>
+        </w:rPr>
+        <w:t xml:space="preserve"> &amp; Soli, 1981). As the spectral center for /ʃ/ is generally lower than that of /s/ in English (Jongman, Wayland, &amp; Wong, 2000), the presence of /u/ serves to make /s/ segments </w:t>
       </w:r>
       <w:r>
         <w:rPr>
@@ -960,7 +988,7 @@
         </w:rPr>
         <w:t xml:space="preserve"> segments. </w:t>
       </w:r>
-      <w:del w:id="7" w:author="Authors" w:date="2025-05-27T13:34:00Z" w16du:dateUtc="2025-05-27T17:34:00Z">
+      <w:del w:id="7" w:author="Authors" w:date="2025-05-30T10:08:00Z" w16du:dateUtc="2025-05-30T14:08:00Z">
         <w:r>
           <w:rPr>
             <w:szCs w:val="22"/>
@@ -968,7 +996,7 @@
           <w:delText>Human speech</w:delText>
         </w:r>
       </w:del>
-      <w:ins w:id="8" w:author="Authors" w:date="2025-05-27T13:34:00Z" w16du:dateUtc="2025-05-27T17:34:00Z">
+      <w:ins w:id="8" w:author="Authors" w:date="2025-05-30T10:08:00Z" w16du:dateUtc="2025-05-30T14:08:00Z">
         <w:r>
           <w:rPr>
             <w:szCs w:val="22"/>
@@ -1014,7 +1042,7 @@
         </w:rPr>
         <w:t xml:space="preserve"> for </w:t>
       </w:r>
-      <w:del w:id="9" w:author="Authors" w:date="2025-05-27T13:34:00Z" w16du:dateUtc="2025-05-27T17:34:00Z">
+      <w:del w:id="9" w:author="Authors" w:date="2025-05-30T10:08:00Z" w16du:dateUtc="2025-05-30T14:08:00Z">
         <w:r>
           <w:rPr>
             <w:szCs w:val="22"/>
@@ -1022,7 +1050,7 @@
           <w:delText>this</w:delText>
         </w:r>
       </w:del>
-      <w:ins w:id="10" w:author="Authors" w:date="2025-05-27T13:34:00Z" w16du:dateUtc="2025-05-27T17:34:00Z">
+      <w:ins w:id="10" w:author="Authors" w:date="2025-05-30T10:08:00Z" w16du:dateUtc="2025-05-30T14:08:00Z">
         <w:r>
           <w:rPr>
             <w:szCs w:val="22"/>
@@ -1090,7 +1118,21 @@
         <w:rPr>
           <w:szCs w:val="22"/>
         </w:rPr>
-        <w:t xml:space="preserve">/u/ biases listeners towards /s/ responses (Mann &amp; Repp, 1980; Mann &amp; Soli, 1991). </w:t>
+        <w:t xml:space="preserve">/u/ biases listeners towards /s/ responses (Mann &amp; </w:t>
+      </w:r>
+      <w:proofErr w:type="spellStart"/>
+      <w:r>
+        <w:rPr>
+          <w:szCs w:val="22"/>
+        </w:rPr>
+        <w:t>Repp</w:t>
+      </w:r>
+      <w:proofErr w:type="spellEnd"/>
+      <w:r>
+        <w:rPr>
+          <w:szCs w:val="22"/>
+        </w:rPr>
+        <w:t xml:space="preserve">, 1980; Mann &amp; Soli, 1991). </w:t>
       </w:r>
       <w:r>
         <w:rPr>
@@ -1176,7 +1218,7 @@
         </w:rPr>
         <w:t xml:space="preserve">compensation </w:t>
       </w:r>
-      <w:del w:id="11" w:author="Authors" w:date="2025-05-27T13:34:00Z" w16du:dateUtc="2025-05-27T17:34:00Z">
+      <w:del w:id="11" w:author="Authors" w:date="2025-05-30T10:08:00Z" w16du:dateUtc="2025-05-30T14:08:00Z">
         <w:r>
           <w:rPr>
             <w:szCs w:val="22"/>
@@ -1184,7 +1226,7 @@
           <w:delText>effects have</w:delText>
         </w:r>
       </w:del>
-      <w:ins w:id="12" w:author="Authors" w:date="2025-05-27T13:34:00Z" w16du:dateUtc="2025-05-27T17:34:00Z">
+      <w:ins w:id="12" w:author="Authors" w:date="2025-05-30T10:08:00Z" w16du:dateUtc="2025-05-30T14:08:00Z">
         <w:r>
           <w:rPr>
             <w:szCs w:val="22"/>
@@ -1228,7 +1270,7 @@
         </w:rPr>
         <w:t xml:space="preserve">s, </w:t>
       </w:r>
-      <w:del w:id="13" w:author="Authors" w:date="2025-05-27T13:34:00Z" w16du:dateUtc="2025-05-27T17:34:00Z">
+      <w:del w:id="13" w:author="Authors" w:date="2025-05-30T10:08:00Z" w16du:dateUtc="2025-05-30T14:08:00Z">
         <w:r>
           <w:rPr>
             <w:szCs w:val="22"/>
@@ -1236,7 +1278,7 @@
           <w:delText>often</w:delText>
         </w:r>
       </w:del>
-      <w:ins w:id="14" w:author="Authors" w:date="2025-05-27T13:34:00Z" w16du:dateUtc="2025-05-27T17:34:00Z">
+      <w:ins w:id="14" w:author="Authors" w:date="2025-05-30T10:08:00Z" w16du:dateUtc="2025-05-30T14:08:00Z">
         <w:r>
           <w:rPr>
             <w:szCs w:val="22"/>
@@ -1298,7 +1340,35 @@
         <w:rPr>
           <w:szCs w:val="22"/>
         </w:rPr>
-        <w:t>McMurray &amp; Jongman, 2011, 2016; Syrdal &amp; Gopal, 1986; for review, see Weatherholtz &amp; Jaeger, 2016</w:t>
+        <w:t xml:space="preserve">McMurray &amp; Jongman, 2011, 2016; </w:t>
+      </w:r>
+      <w:proofErr w:type="spellStart"/>
+      <w:r>
+        <w:rPr>
+          <w:szCs w:val="22"/>
+        </w:rPr>
+        <w:t>Syrdal</w:t>
+      </w:r>
+      <w:proofErr w:type="spellEnd"/>
+      <w:r>
+        <w:rPr>
+          <w:szCs w:val="22"/>
+        </w:rPr>
+        <w:t xml:space="preserve"> &amp; Gopal, 1986; for review, see </w:t>
+      </w:r>
+      <w:proofErr w:type="spellStart"/>
+      <w:r>
+        <w:rPr>
+          <w:szCs w:val="22"/>
+        </w:rPr>
+        <w:t>Weatherholtz</w:t>
+      </w:r>
+      <w:proofErr w:type="spellEnd"/>
+      <w:r>
+        <w:rPr>
+          <w:szCs w:val="22"/>
+        </w:rPr>
+        <w:t xml:space="preserve"> &amp; Jaeger, 2016</w:t>
       </w:r>
       <w:r>
         <w:rPr>
@@ -1319,7 +1389,7 @@
         </w:rPr>
         <w:t>There is</w:t>
       </w:r>
-      <w:del w:id="15" w:author="Authors" w:date="2025-05-27T13:34:00Z" w16du:dateUtc="2025-05-27T17:34:00Z">
+      <w:del w:id="15" w:author="Authors" w:date="2025-05-30T10:08:00Z" w16du:dateUtc="2025-05-30T14:08:00Z">
         <w:r>
           <w:rPr>
             <w:szCs w:val="22"/>
@@ -1451,7 +1521,21 @@
         <w:rPr>
           <w:szCs w:val="22"/>
         </w:rPr>
-        <w:t>; Kang et al., 2016; Mitterer, 2006</w:t>
+        <w:t xml:space="preserve">; Kang et al., 2016; </w:t>
+      </w:r>
+      <w:proofErr w:type="spellStart"/>
+      <w:r>
+        <w:rPr>
+          <w:szCs w:val="22"/>
+        </w:rPr>
+        <w:t>Mitterer</w:t>
+      </w:r>
+      <w:proofErr w:type="spellEnd"/>
+      <w:r>
+        <w:rPr>
+          <w:szCs w:val="22"/>
+        </w:rPr>
+        <w:t>, 2006</w:t>
       </w:r>
       <w:r>
         <w:rPr>
@@ -1465,7 +1549,7 @@
         </w:rPr>
         <w:t xml:space="preserve">In the absence of this visual context, lower F3 would be more likely to result from producing /d/ rather than /g/. Paralleling compensation for preceding /u/, listeners thus seem to compensate for the </w:t>
       </w:r>
-      <w:ins w:id="16" w:author="Authors" w:date="2025-05-27T13:34:00Z" w16du:dateUtc="2025-05-27T17:34:00Z">
+      <w:ins w:id="16" w:author="Authors" w:date="2025-05-30T10:08:00Z" w16du:dateUtc="2025-05-30T14:08:00Z">
         <w:r>
           <w:rPr>
             <w:szCs w:val="22"/>
@@ -1661,11 +1745,19 @@
         </w:rPr>
         <w:t>presented context (</w:t>
       </w:r>
-      <w:r>
-        <w:rPr>
-          <w:szCs w:val="22"/>
-        </w:rPr>
-        <w:t xml:space="preserve">Vroomen </w:t>
+      <w:proofErr w:type="spellStart"/>
+      <w:r>
+        <w:rPr>
+          <w:szCs w:val="22"/>
+        </w:rPr>
+        <w:t>Vroomen</w:t>
+      </w:r>
+      <w:proofErr w:type="spellEnd"/>
+      <w:r>
+        <w:rPr>
+          <w:szCs w:val="22"/>
+        </w:rPr>
+        <w:t xml:space="preserve"> </w:t>
       </w:r>
       <w:r>
         <w:rPr>
@@ -1718,7 +1810,7 @@
         </w:rPr>
         <w:t>phonetic context</w:t>
       </w:r>
-      <w:del w:id="17" w:author="Authors" w:date="2025-05-27T13:34:00Z" w16du:dateUtc="2025-05-27T17:34:00Z">
+      <w:del w:id="17" w:author="Authors" w:date="2025-05-30T10:08:00Z" w16du:dateUtc="2025-05-30T14:08:00Z">
         <w:r>
           <w:rPr>
             <w:szCs w:val="22"/>
@@ -1726,7 +1818,7 @@
           <w:delText>:</w:delText>
         </w:r>
       </w:del>
-      <w:ins w:id="18" w:author="Authors" w:date="2025-05-27T13:34:00Z" w16du:dateUtc="2025-05-27T17:34:00Z">
+      <w:ins w:id="18" w:author="Authors" w:date="2025-05-30T10:08:00Z" w16du:dateUtc="2025-05-30T14:08:00Z">
         <w:r>
           <w:rPr>
             <w:szCs w:val="22"/>
@@ -1752,7 +1844,7 @@
         </w:rPr>
         <w:t xml:space="preserve"> participants </w:t>
       </w:r>
-      <w:del w:id="19" w:author="Authors" w:date="2025-05-27T13:34:00Z" w16du:dateUtc="2025-05-27T17:34:00Z">
+      <w:del w:id="19" w:author="Authors" w:date="2025-05-30T10:08:00Z" w16du:dateUtc="2025-05-30T14:08:00Z">
         <w:r>
           <w:rPr>
             <w:szCs w:val="22"/>
@@ -1760,7 +1852,7 @@
           <w:delText>observe</w:delText>
         </w:r>
       </w:del>
-      <w:ins w:id="20" w:author="Authors" w:date="2025-05-27T13:34:00Z" w16du:dateUtc="2025-05-27T17:34:00Z">
+      <w:ins w:id="20" w:author="Authors" w:date="2025-05-30T10:08:00Z" w16du:dateUtc="2025-05-30T14:08:00Z">
         <w:r>
           <w:rPr>
             <w:szCs w:val="22"/>
@@ -1774,7 +1866,7 @@
         </w:rPr>
         <w:t xml:space="preserve"> video </w:t>
       </w:r>
-      <w:del w:id="21" w:author="Authors" w:date="2025-05-27T13:34:00Z" w16du:dateUtc="2025-05-27T17:34:00Z">
+      <w:del w:id="21" w:author="Authors" w:date="2025-05-30T10:08:00Z" w16du:dateUtc="2025-05-30T14:08:00Z">
         <w:r>
           <w:rPr>
             <w:szCs w:val="22"/>
@@ -1788,7 +1880,7 @@
         </w:rPr>
         <w:t xml:space="preserve">of a talker’s face </w:t>
       </w:r>
-      <w:del w:id="22" w:author="Authors" w:date="2025-05-27T13:34:00Z" w16du:dateUtc="2025-05-27T17:34:00Z">
+      <w:del w:id="22" w:author="Authors" w:date="2025-05-30T10:08:00Z" w16du:dateUtc="2025-05-30T14:08:00Z">
         <w:r>
           <w:rPr>
             <w:szCs w:val="22"/>
@@ -1808,7 +1900,7 @@
           <w:delText xml:space="preserve"> a sequence of sounds</w:delText>
         </w:r>
       </w:del>
-      <w:ins w:id="23" w:author="Authors" w:date="2025-05-27T13:34:00Z" w16du:dateUtc="2025-05-27T17:34:00Z">
+      <w:ins w:id="23" w:author="Authors" w:date="2025-05-30T10:08:00Z" w16du:dateUtc="2025-05-30T14:08:00Z">
         <w:r>
           <w:rPr>
             <w:szCs w:val="22"/>
@@ -1822,7 +1914,7 @@
         </w:rPr>
         <w:t xml:space="preserve"> (e.g</w:t>
       </w:r>
-      <w:del w:id="24" w:author="Authors" w:date="2025-05-27T13:34:00Z" w16du:dateUtc="2025-05-27T17:34:00Z">
+      <w:del w:id="24" w:author="Authors" w:date="2025-05-30T10:08:00Z" w16du:dateUtc="2025-05-30T14:08:00Z">
         <w:r>
           <w:rPr>
             <w:szCs w:val="22"/>
@@ -1830,7 +1922,7 @@
           <w:delText>.,</w:delText>
         </w:r>
       </w:del>
-      <w:ins w:id="25" w:author="Authors" w:date="2025-05-27T13:34:00Z" w16du:dateUtc="2025-05-27T17:34:00Z">
+      <w:ins w:id="25" w:author="Authors" w:date="2025-05-30T10:08:00Z" w16du:dateUtc="2025-05-30T14:08:00Z">
         <w:r>
           <w:rPr>
             <w:szCs w:val="22"/>
@@ -1857,7 +1949,7 @@
       <w:r>
         <w:rPr>
           <w:i/>
-          <w:rPrChange w:id="26" w:author="Authors" w:date="2025-05-27T13:34:00Z" w16du:dateUtc="2025-05-27T17:34:00Z">
+          <w:rPrChange w:id="26" w:author="Authors" w:date="2025-05-30T10:08:00Z" w16du:dateUtc="2025-05-30T14:08:00Z">
             <w:rPr/>
           </w:rPrChange>
         </w:rPr>
@@ -1879,7 +1971,7 @@
         <w:t>arga</w:t>
       </w:r>
       <w:proofErr w:type="spellEnd"/>
-      <w:del w:id="27" w:author="Authors" w:date="2025-05-27T13:34:00Z" w16du:dateUtc="2025-05-27T17:34:00Z">
+      <w:del w:id="27" w:author="Authors" w:date="2025-05-30T10:08:00Z" w16du:dateUtc="2025-05-30T14:08:00Z">
         <w:r>
           <w:rPr>
             <w:szCs w:val="22"/>
@@ -1911,7 +2003,7 @@
           <w:delText>has thus asked</w:delText>
         </w:r>
       </w:del>
-      <w:ins w:id="28" w:author="Authors" w:date="2025-05-27T13:34:00Z" w16du:dateUtc="2025-05-27T17:34:00Z">
+      <w:ins w:id="28" w:author="Authors" w:date="2025-05-30T10:08:00Z" w16du:dateUtc="2025-05-30T14:08:00Z">
         <w:r>
           <w:rPr>
             <w:szCs w:val="22"/>
@@ -2047,7 +2139,7 @@
         </w:rPr>
         <w:t>/ɹ</w:t>
       </w:r>
-      <w:del w:id="29" w:author="Authors" w:date="2025-05-27T13:34:00Z" w16du:dateUtc="2025-05-27T17:34:00Z">
+      <w:del w:id="29" w:author="Authors" w:date="2025-05-30T10:08:00Z" w16du:dateUtc="2025-05-30T14:08:00Z">
         <w:r>
           <w:rPr>
             <w:szCs w:val="22"/>
@@ -2061,7 +2153,7 @@
           <w:delText>)</w:delText>
         </w:r>
       </w:del>
-      <w:ins w:id="30" w:author="Authors" w:date="2025-05-27T13:34:00Z" w16du:dateUtc="2025-05-27T17:34:00Z">
+      <w:ins w:id="30" w:author="Authors" w:date="2025-05-30T10:08:00Z" w16du:dateUtc="2025-05-30T14:08:00Z">
         <w:r>
           <w:rPr>
             <w:szCs w:val="22"/>
@@ -2155,7 +2247,7 @@
         </w:rPr>
         <w:t xml:space="preserve">, </w:t>
       </w:r>
-      <w:ins w:id="31" w:author="Authors" w:date="2025-05-27T13:34:00Z" w16du:dateUtc="2025-05-27T17:34:00Z">
+      <w:ins w:id="31" w:author="Authors" w:date="2025-05-30T10:08:00Z" w16du:dateUtc="2025-05-30T14:08:00Z">
         <w:r>
           <w:rPr>
             <w:szCs w:val="22"/>
@@ -2232,7 +2324,7 @@
           <w:szCs w:val="22"/>
         </w:rPr>
       </w:pPr>
-      <w:ins w:id="32" w:author="Authors" w:date="2025-05-27T13:34:00Z" w16du:dateUtc="2025-05-27T17:34:00Z">
+      <w:ins w:id="32" w:author="Authors" w:date="2025-05-30T10:08:00Z" w16du:dateUtc="2025-05-30T14:08:00Z">
         <w:r>
           <w:rPr>
             <w:szCs w:val="22"/>
@@ -2272,7 +2364,7 @@
         </w:rPr>
         <w:t xml:space="preserve"> (as in Figure 1</w:t>
       </w:r>
-      <w:ins w:id="33" w:author="Authors" w:date="2025-05-27T13:34:00Z" w16du:dateUtc="2025-05-27T17:34:00Z">
+      <w:ins w:id="33" w:author="Authors" w:date="2025-05-30T10:08:00Z" w16du:dateUtc="2025-05-30T14:08:00Z">
         <w:r>
           <w:rPr>
             <w:szCs w:val="22"/>
@@ -2371,7 +2463,7 @@
         </w:rPr>
         <w:t xml:space="preserve">ip rounding is </w:t>
       </w:r>
-      <w:del w:id="34" w:author="Authors" w:date="2025-05-27T13:34:00Z" w16du:dateUtc="2025-05-27T17:34:00Z">
+      <w:del w:id="34" w:author="Authors" w:date="2025-05-30T10:08:00Z" w16du:dateUtc="2025-05-30T14:08:00Z">
         <w:r>
           <w:rPr>
             <w:szCs w:val="22"/>
@@ -2379,7 +2471,7 @@
           <w:delText>also</w:delText>
         </w:r>
       </w:del>
-      <w:ins w:id="35" w:author="Authors" w:date="2025-05-27T13:34:00Z" w16du:dateUtc="2025-05-27T17:34:00Z">
+      <w:ins w:id="35" w:author="Authors" w:date="2025-05-30T10:08:00Z" w16du:dateUtc="2025-05-30T14:08:00Z">
         <w:r>
           <w:rPr>
             <w:szCs w:val="22"/>
@@ -2541,11 +2633,11 @@
     <w:p>
       <w:pPr>
         <w:rPr>
-          <w:ins w:id="36" w:author="Authors" w:date="2025-05-27T13:34:00Z" w16du:dateUtc="2025-05-27T17:34:00Z"/>
-          <w:szCs w:val="22"/>
-        </w:rPr>
-      </w:pPr>
-      <w:ins w:id="37" w:author="Authors" w:date="2025-05-27T13:34:00Z" w16du:dateUtc="2025-05-27T17:34:00Z">
+          <w:ins w:id="36" w:author="Authors" w:date="2025-05-30T10:08:00Z" w16du:dateUtc="2025-05-30T14:08:00Z"/>
+          <w:szCs w:val="22"/>
+        </w:rPr>
+      </w:pPr>
+      <w:ins w:id="37" w:author="Authors" w:date="2025-05-30T10:08:00Z" w16du:dateUtc="2025-05-30T14:08:00Z">
         <w:r>
           <w:rPr>
             <w:szCs w:val="22"/>
@@ -2827,11 +2919,11 @@
     <w:p>
       <w:pPr>
         <w:rPr>
-          <w:ins w:id="38" w:author="Authors" w:date="2025-05-27T13:34:00Z" w16du:dateUtc="2025-05-27T17:34:00Z"/>
-          <w:szCs w:val="22"/>
-        </w:rPr>
-      </w:pPr>
-      <w:ins w:id="39" w:author="Authors" w:date="2025-05-27T13:34:00Z" w16du:dateUtc="2025-05-27T17:34:00Z">
+          <w:ins w:id="38" w:author="Authors" w:date="2025-05-30T10:08:00Z" w16du:dateUtc="2025-05-30T14:08:00Z"/>
+          <w:szCs w:val="22"/>
+        </w:rPr>
+      </w:pPr>
+      <w:ins w:id="39" w:author="Authors" w:date="2025-05-30T10:08:00Z" w16du:dateUtc="2025-05-30T14:08:00Z">
         <w:r>
           <w:rPr>
             <w:szCs w:val="22"/>
@@ -3338,7 +3430,7 @@
         </w:rPr>
         <w:t xml:space="preserve">The five experiments presented here were conducted as part of a </w:t>
       </w:r>
-      <w:ins w:id="40" w:author="Authors" w:date="2025-05-27T13:34:00Z" w16du:dateUtc="2025-05-27T17:34:00Z">
+      <w:ins w:id="40" w:author="Authors" w:date="2025-05-30T10:08:00Z" w16du:dateUtc="2025-05-30T14:08:00Z">
         <w:r>
           <w:rPr>
             <w:szCs w:val="22"/>
@@ -3352,7 +3444,7 @@
         </w:rPr>
         <w:t xml:space="preserve">project to </w:t>
       </w:r>
-      <w:del w:id="41" w:author="Authors" w:date="2025-05-27T13:34:00Z" w16du:dateUtc="2025-05-27T17:34:00Z">
+      <w:del w:id="41" w:author="Authors" w:date="2025-05-30T10:08:00Z" w16du:dateUtc="2025-05-30T14:08:00Z">
         <w:r>
           <w:rPr>
             <w:szCs w:val="22"/>
@@ -3360,7 +3452,7 @@
           <w:delText>understand how speech perception accounts</w:delText>
         </w:r>
       </w:del>
-      <w:ins w:id="42" w:author="Authors" w:date="2025-05-27T13:34:00Z" w16du:dateUtc="2025-05-27T17:34:00Z">
+      <w:ins w:id="42" w:author="Authors" w:date="2025-05-30T10:08:00Z" w16du:dateUtc="2025-05-30T14:08:00Z">
         <w:r>
           <w:rPr>
             <w:szCs w:val="22"/>
@@ -3374,7 +3466,7 @@
         </w:rPr>
         <w:t xml:space="preserve"> for </w:t>
       </w:r>
-      <w:del w:id="43" w:author="Authors" w:date="2025-05-27T13:34:00Z" w16du:dateUtc="2025-05-27T17:34:00Z">
+      <w:del w:id="43" w:author="Authors" w:date="2025-05-30T10:08:00Z" w16du:dateUtc="2025-05-30T14:08:00Z">
         <w:r>
           <w:rPr>
             <w:szCs w:val="22"/>
@@ -3388,7 +3480,7 @@
         </w:rPr>
         <w:t xml:space="preserve">the </w:t>
       </w:r>
-      <w:del w:id="44" w:author="Authors" w:date="2025-05-27T13:34:00Z" w16du:dateUtc="2025-05-27T17:34:00Z">
+      <w:del w:id="44" w:author="Authors" w:date="2025-05-30T10:08:00Z" w16du:dateUtc="2025-05-30T14:08:00Z">
         <w:r>
           <w:rPr>
             <w:szCs w:val="22"/>
@@ -3396,7 +3488,7 @@
           <w:delText>presence</w:delText>
         </w:r>
       </w:del>
-      <w:ins w:id="45" w:author="Authors" w:date="2025-05-27T13:34:00Z" w16du:dateUtc="2025-05-27T17:34:00Z">
+      <w:ins w:id="45" w:author="Authors" w:date="2025-05-30T10:08:00Z" w16du:dateUtc="2025-05-30T14:08:00Z">
         <w:r>
           <w:rPr>
             <w:szCs w:val="22"/>
@@ -3410,7 +3502,7 @@
         </w:rPr>
         <w:t xml:space="preserve"> of </w:t>
       </w:r>
-      <w:del w:id="46" w:author="Authors" w:date="2025-05-27T13:34:00Z" w16du:dateUtc="2025-05-27T17:34:00Z">
+      <w:del w:id="46" w:author="Authors" w:date="2025-05-30T10:08:00Z" w16du:dateUtc="2025-05-30T14:08:00Z">
         <w:r>
           <w:rPr>
             <w:szCs w:val="22"/>
@@ -3418,7 +3510,7 @@
           <w:delText xml:space="preserve">plausible incidental causes for those pronunciations (such as </w:delText>
         </w:r>
       </w:del>
-      <w:ins w:id="47" w:author="Authors" w:date="2025-05-27T13:34:00Z" w16du:dateUtc="2025-05-27T17:34:00Z">
+      <w:ins w:id="47" w:author="Authors" w:date="2025-05-30T10:08:00Z" w16du:dateUtc="2025-05-30T14:08:00Z">
         <w:r>
           <w:rPr>
             <w:szCs w:val="22"/>
@@ -3432,7 +3524,7 @@
         </w:rPr>
         <w:t xml:space="preserve">a pen in the mouth </w:t>
       </w:r>
-      <w:del w:id="48" w:author="Authors" w:date="2025-05-27T13:34:00Z" w16du:dateUtc="2025-05-27T17:34:00Z">
+      <w:del w:id="48" w:author="Authors" w:date="2025-05-30T10:08:00Z" w16du:dateUtc="2025-05-30T14:08:00Z">
         <w:r>
           <w:rPr>
             <w:szCs w:val="22"/>
@@ -3478,7 +3570,7 @@
           <w:delText>). The</w:delText>
         </w:r>
       </w:del>
-      <w:ins w:id="49" w:author="Authors" w:date="2025-05-27T13:34:00Z" w16du:dateUtc="2025-05-27T17:34:00Z">
+      <w:ins w:id="49" w:author="Authors" w:date="2025-05-30T10:08:00Z" w16du:dateUtc="2025-05-30T14:08:00Z">
         <w:r>
           <w:rPr>
             <w:szCs w:val="22"/>
@@ -3525,7 +3617,7 @@
         <w:lastRenderedPageBreak/>
         <w:t>incidental causes affect listeners’ interpretation of the acoustic input (1) in the moment (‘processing’ / ‘perception’</w:t>
       </w:r>
-      <w:del w:id="50" w:author="Authors" w:date="2025-05-27T13:34:00Z" w16du:dateUtc="2025-05-27T17:34:00Z">
+      <w:del w:id="50" w:author="Authors" w:date="2025-05-30T10:08:00Z" w16du:dateUtc="2025-05-30T14:08:00Z">
         <w:r>
           <w:rPr>
             <w:szCs w:val="22"/>
@@ -3533,7 +3625,7 @@
           <w:delText xml:space="preserve">) </w:delText>
         </w:r>
       </w:del>
-      <w:ins w:id="51" w:author="Authors" w:date="2025-05-27T13:34:00Z" w16du:dateUtc="2025-05-27T17:34:00Z">
+      <w:ins w:id="51" w:author="Authors" w:date="2025-05-30T10:08:00Z" w16du:dateUtc="2025-05-30T14:08:00Z">
         <w:r>
           <w:rPr>
             <w:szCs w:val="22"/>
@@ -3553,7 +3645,7 @@
         </w:rPr>
         <w:t>and (2) beyond the moment during processing of subsequent input from the same talker (‘adaptation’ / ‘perceptual learning’</w:t>
       </w:r>
-      <w:del w:id="52" w:author="Authors" w:date="2025-05-27T13:34:00Z" w16du:dateUtc="2025-05-27T17:34:00Z">
+      <w:del w:id="52" w:author="Authors" w:date="2025-05-30T10:08:00Z" w16du:dateUtc="2025-05-30T14:08:00Z">
         <w:r>
           <w:rPr>
             <w:szCs w:val="22"/>
@@ -3561,7 +3653,7 @@
           <w:delText>). As</w:delText>
         </w:r>
       </w:del>
-      <w:ins w:id="53" w:author="Authors" w:date="2025-05-27T13:34:00Z" w16du:dateUtc="2025-05-27T17:34:00Z">
+      <w:ins w:id="53" w:author="Authors" w:date="2025-05-30T10:08:00Z" w16du:dateUtc="2025-05-30T14:08:00Z">
         <w:r>
           <w:rPr>
             <w:szCs w:val="22"/>
@@ -3575,7 +3667,7 @@
         </w:rPr>
         <w:t xml:space="preserve"> the </w:t>
       </w:r>
-      <w:del w:id="54" w:author="Authors" w:date="2025-05-27T13:34:00Z" w16du:dateUtc="2025-05-27T17:34:00Z">
+      <w:del w:id="54" w:author="Authors" w:date="2025-05-30T10:08:00Z" w16du:dateUtc="2025-05-30T14:08:00Z">
         <w:r>
           <w:rPr>
             <w:szCs w:val="22"/>
@@ -3583,7 +3675,7 @@
           <w:delText>project grew in complexity, we decided to first submit to peer-review all and only the experiments</w:delText>
         </w:r>
       </w:del>
-      <w:ins w:id="55" w:author="Authors" w:date="2025-05-27T13:34:00Z" w16du:dateUtc="2025-05-27T17:34:00Z">
+      <w:ins w:id="55" w:author="Authors" w:date="2025-05-30T10:08:00Z" w16du:dateUtc="2025-05-30T14:08:00Z">
         <w:r>
           <w:rPr>
             <w:szCs w:val="22"/>
@@ -3597,7 +3689,7 @@
         </w:rPr>
         <w:t xml:space="preserve"> of </w:t>
       </w:r>
-      <w:del w:id="56" w:author="Authors" w:date="2025-05-27T13:34:00Z" w16du:dateUtc="2025-05-27T17:34:00Z">
+      <w:del w:id="56" w:author="Authors" w:date="2025-05-30T10:08:00Z" w16du:dateUtc="2025-05-30T14:08:00Z">
         <w:r>
           <w:rPr>
             <w:szCs w:val="22"/>
@@ -3606,7 +3698,7 @@
         </w:r>
       </w:del>
       <w:proofErr w:type="spellStart"/>
-      <w:ins w:id="57" w:author="Authors" w:date="2025-05-27T13:34:00Z" w16du:dateUtc="2025-05-27T17:34:00Z">
+      <w:ins w:id="57" w:author="Authors" w:date="2025-05-30T10:08:00Z" w16du:dateUtc="2025-05-30T14:08:00Z">
         <w:r>
           <w:rPr>
             <w:szCs w:val="22"/>
@@ -3645,7 +3737,7 @@
         </w:rPr>
         <w:t xml:space="preserve"> </w:t>
       </w:r>
-      <w:ins w:id="58" w:author="Authors" w:date="2025-05-27T13:34:00Z" w16du:dateUtc="2025-05-27T17:34:00Z">
+      <w:ins w:id="58" w:author="Authors" w:date="2025-05-30T10:08:00Z" w16du:dateUtc="2025-05-30T14:08:00Z">
         <w:r>
           <w:rPr>
             <w:szCs w:val="22"/>
@@ -3659,7 +3751,7 @@
         </w:rPr>
         <w:t xml:space="preserve">were motivated by the goal to </w:t>
       </w:r>
-      <w:ins w:id="59" w:author="Authors" w:date="2025-05-27T13:34:00Z" w16du:dateUtc="2025-05-27T17:34:00Z">
+      <w:ins w:id="59" w:author="Authors" w:date="2025-05-30T10:08:00Z" w16du:dateUtc="2025-05-30T14:08:00Z">
         <w:r>
           <w:rPr>
             <w:szCs w:val="22"/>
@@ -3673,7 +3765,7 @@
         </w:rPr>
         <w:t>also address question (2</w:t>
       </w:r>
-      <w:del w:id="60" w:author="Authors" w:date="2025-05-27T13:34:00Z" w16du:dateUtc="2025-05-27T17:34:00Z">
+      <w:del w:id="60" w:author="Authors" w:date="2025-05-30T10:08:00Z" w16du:dateUtc="2025-05-30T14:08:00Z">
         <w:r>
           <w:rPr>
             <w:szCs w:val="22"/>
@@ -3681,7 +3773,7 @@
           <w:delText>) in subsequent experiments,</w:delText>
         </w:r>
       </w:del>
-      <w:ins w:id="61" w:author="Authors" w:date="2025-05-27T13:34:00Z" w16du:dateUtc="2025-05-27T17:34:00Z">
+      <w:ins w:id="61" w:author="Authors" w:date="2025-05-30T10:08:00Z" w16du:dateUtc="2025-05-30T14:08:00Z">
         <w:r>
           <w:rPr>
             <w:szCs w:val="22"/>
@@ -3701,7 +3793,7 @@
         </w:rPr>
         <w:t>we mention so</w:t>
       </w:r>
-      <w:ins w:id="62" w:author="Authors" w:date="2025-05-27T13:34:00Z" w16du:dateUtc="2025-05-27T17:34:00Z">
+      <w:ins w:id="62" w:author="Authors" w:date="2025-05-30T10:08:00Z" w16du:dateUtc="2025-05-30T14:08:00Z">
         <w:r>
           <w:rPr>
             <w:szCs w:val="22"/>
@@ -4110,7 +4202,7 @@
         </w:rPr>
         <w:t>Participants were presented</w:t>
       </w:r>
-      <w:ins w:id="63" w:author="Authors" w:date="2025-05-27T13:34:00Z" w16du:dateUtc="2025-05-27T17:34:00Z">
+      <w:ins w:id="63" w:author="Authors" w:date="2025-05-30T10:08:00Z" w16du:dateUtc="2025-05-30T14:08:00Z">
         <w:r>
           <w:rPr>
             <w:szCs w:val="22"/>
@@ -4509,7 +4601,7 @@
         </w:rPr>
         <w:t>contrast.</w:t>
       </w:r>
-      <w:ins w:id="64" w:author="Authors" w:date="2025-05-27T13:34:00Z" w16du:dateUtc="2025-05-27T17:34:00Z">
+      <w:ins w:id="64" w:author="Authors" w:date="2025-05-30T10:08:00Z" w16du:dateUtc="2025-05-30T14:08:00Z">
         <w:r>
           <w:rPr>
             <w:rStyle w:val="FootnoteReference"/>
@@ -4524,7 +4616,7 @@
         </w:rPr>
         <w:t xml:space="preserve"> Participants performed </w:t>
       </w:r>
-      <w:del w:id="66" w:author="Authors" w:date="2025-05-27T13:34:00Z" w16du:dateUtc="2025-05-27T17:34:00Z">
+      <w:del w:id="66" w:author="Authors" w:date="2025-05-30T10:08:00Z" w16du:dateUtc="2025-05-30T14:08:00Z">
         <w:r>
           <w:rPr>
             <w:szCs w:val="22"/>
@@ -4532,7 +4624,7 @@
           <w:delText>an</w:delText>
         </w:r>
       </w:del>
-      <w:ins w:id="67" w:author="Authors" w:date="2025-05-27T13:34:00Z" w16du:dateUtc="2025-05-27T17:34:00Z">
+      <w:ins w:id="67" w:author="Authors" w:date="2025-05-30T10:08:00Z" w16du:dateUtc="2025-05-30T14:08:00Z">
         <w:r>
           <w:rPr>
             <w:szCs w:val="22"/>
@@ -4558,13 +4650,13 @@
         </w:rPr>
         <w:t xml:space="preserve">, answering whether they </w:t>
       </w:r>
-      <w:del w:id="68" w:author="Authors" w:date="2025-05-27T13:34:00Z" w16du:dateUtc="2025-05-27T17:34:00Z">
+      <w:del w:id="68" w:author="Authors" w:date="2025-05-30T10:08:00Z" w16du:dateUtc="2025-05-30T14:08:00Z">
         <w:r>
           <w:rPr>
             <w:noProof/>
           </w:rPr>
           <w:drawing>
-            <wp:anchor distT="0" distB="0" distL="114300" distR="114300" simplePos="0" relativeHeight="251673600" behindDoc="0" locked="0" layoutInCell="1" allowOverlap="1" wp14:anchorId="72E20CDF" wp14:editId="6514C5DD">
+            <wp:anchor distT="0" distB="0" distL="114300" distR="114300" simplePos="0" relativeHeight="251673600" behindDoc="0" locked="0" layoutInCell="1" allowOverlap="1" wp14:anchorId="60ADE988" wp14:editId="0AE4E8A4">
               <wp:simplePos x="0" y="0"/>
               <wp:positionH relativeFrom="margin">
                 <wp:posOffset>0</wp:posOffset>
@@ -4583,7 +4675,7 @@
                   <wp:lineTo x="0" y="0"/>
                 </wp:wrapPolygon>
               </wp:wrapTight>
-              <wp:docPr id="1843585286" name="Picture 1843585286"/>
+              <wp:docPr id="1219819678" name="Picture 1219819678"/>
               <wp:cNvGraphicFramePr>
                 <a:graphicFrameLocks xmlns:a="http://schemas.openxmlformats.org/drawingml/2006/main" noChangeAspect="1"/>
               </wp:cNvGraphicFramePr>
@@ -4616,7 +4708,7 @@
           </w:drawing>
         </w:r>
       </w:del>
-      <w:ins w:id="69" w:author="Authors" w:date="2025-05-27T13:34:00Z" w16du:dateUtc="2025-05-27T17:34:00Z">
+      <w:ins w:id="69" w:author="Authors" w:date="2025-05-30T10:08:00Z" w16du:dateUtc="2025-05-30T14:08:00Z">
         <w:r>
           <w:rPr>
             <w:noProof/>
@@ -4833,6 +4925,7 @@
         </w:rPr>
         <w:t xml:space="preserve"> items in Experiments 1a-c, illustrating the critical manipulation. Participants saw and heard </w:t>
       </w:r>
+      <w:proofErr w:type="spellStart"/>
       <w:r>
         <w:rPr>
           <w:szCs w:val="22"/>
@@ -4843,7 +4936,14 @@
         <w:rPr>
           <w:szCs w:val="22"/>
         </w:rPr>
-        <w:t xml:space="preserve">ly presented speech stimuli </w:t>
+        <w:t>ly</w:t>
+      </w:r>
+      <w:proofErr w:type="spellEnd"/>
+      <w:r>
+        <w:rPr>
+          <w:szCs w:val="22"/>
+        </w:rPr>
+        <w:t xml:space="preserve"> presented speech stimuli </w:t>
       </w:r>
       <w:r>
         <w:rPr>
@@ -5025,7 +5125,21 @@
         <w:rPr>
           <w:szCs w:val="22"/>
         </w:rPr>
-        <w:t xml:space="preserve">see also Bejjanki et al., 2011; </w:t>
+        <w:t xml:space="preserve">see also </w:t>
+      </w:r>
+      <w:proofErr w:type="spellStart"/>
+      <w:r>
+        <w:rPr>
+          <w:szCs w:val="22"/>
+        </w:rPr>
+        <w:t>Bejjanki</w:t>
+      </w:r>
+      <w:proofErr w:type="spellEnd"/>
+      <w:r>
+        <w:rPr>
+          <w:szCs w:val="22"/>
+        </w:rPr>
+        <w:t xml:space="preserve"> et al., 2011; </w:t>
       </w:r>
       <w:r>
         <w:rPr>
@@ -5037,7 +5151,21 @@
         <w:rPr>
           <w:szCs w:val="22"/>
         </w:rPr>
-        <w:t>; Lüttke et al., 2018</w:t>
+        <w:t xml:space="preserve">; </w:t>
+      </w:r>
+      <w:proofErr w:type="spellStart"/>
+      <w:r>
+        <w:rPr>
+          <w:szCs w:val="22"/>
+        </w:rPr>
+        <w:t>Lüttke</w:t>
+      </w:r>
+      <w:proofErr w:type="spellEnd"/>
+      <w:r>
+        <w:rPr>
+          <w:szCs w:val="22"/>
+        </w:rPr>
+        <w:t xml:space="preserve"> et al., 2018</w:t>
       </w:r>
       <w:r>
         <w:rPr>
@@ -5151,7 +5279,21 @@
         <w:rPr>
           <w:szCs w:val="22"/>
         </w:rPr>
-        <w:t xml:space="preserve"> gradiently vary</w:t>
+        <w:t xml:space="preserve"> </w:t>
+      </w:r>
+      <w:proofErr w:type="spellStart"/>
+      <w:r>
+        <w:rPr>
+          <w:szCs w:val="22"/>
+        </w:rPr>
+        <w:t>gradiently</w:t>
+      </w:r>
+      <w:proofErr w:type="spellEnd"/>
+      <w:r>
+        <w:rPr>
+          <w:szCs w:val="22"/>
+        </w:rPr>
+        <w:t xml:space="preserve"> vary</w:t>
       </w:r>
       <w:r>
         <w:rPr>
@@ -5723,7 +5865,7 @@
         </w:rPr>
         <w:t xml:space="preserve">). </w:t>
       </w:r>
-      <w:del w:id="71" w:author="Authors" w:date="2025-05-27T13:34:00Z" w16du:dateUtc="2025-05-27T17:34:00Z">
+      <w:del w:id="71" w:author="Authors" w:date="2025-05-30T10:08:00Z" w16du:dateUtc="2025-05-30T14:08:00Z">
         <w:r>
           <w:rPr>
             <w:szCs w:val="22"/>
@@ -5734,7 +5876,7 @@
       <w:r>
         <w:rPr>
           <w:sz w:val="21"/>
-          <w:rPrChange w:id="72" w:author="Authors" w:date="2025-05-27T13:34:00Z" w16du:dateUtc="2025-05-27T17:34:00Z">
+          <w:rPrChange w:id="72" w:author="Authors" w:date="2025-05-30T10:08:00Z" w16du:dateUtc="2025-05-30T14:08:00Z">
             <w:rPr/>
           </w:rPrChange>
         </w:rPr>
@@ -5767,7 +5909,7 @@
           <w:color w:val="000000" w:themeColor="text1"/>
           <w:szCs w:val="18"/>
         </w:rPr>
-        <w:pPrChange w:id="73" w:author="Authors" w:date="2025-05-27T13:34:00Z" w16du:dateUtc="2025-05-27T17:34:00Z">
+        <w:pPrChange w:id="73" w:author="Authors" w:date="2025-05-30T10:08:00Z" w16du:dateUtc="2025-05-30T14:08:00Z">
           <w:pPr>
             <w:widowControl/>
             <w:autoSpaceDE/>
@@ -6319,7 +6461,21 @@
         <w:rPr>
           <w:szCs w:val="22"/>
         </w:rPr>
-        <w:t xml:space="preserve">. This continuum was created with FricativeMakerPro (McMurray, Rhone, &amp; Galle, 2012) based on </w:t>
+        <w:t xml:space="preserve">. This continuum was created with </w:t>
+      </w:r>
+      <w:proofErr w:type="spellStart"/>
+      <w:r>
+        <w:rPr>
+          <w:szCs w:val="22"/>
+        </w:rPr>
+        <w:t>FricativeMakerPro</w:t>
+      </w:r>
+      <w:proofErr w:type="spellEnd"/>
+      <w:r>
+        <w:rPr>
+          <w:szCs w:val="22"/>
+        </w:rPr>
+        <w:t xml:space="preserve"> (McMurray, Rhone, &amp; Galle, 2012) based on </w:t>
       </w:r>
       <w:r>
         <w:rPr>
@@ -6365,11 +6521,19 @@
         </w:rPr>
         <w:t xml:space="preserve"> pronunciations by a female talker in her twenties—the same recordings elicited in </w:t>
       </w:r>
-      <w:r>
-        <w:rPr>
-          <w:szCs w:val="22"/>
-        </w:rPr>
-        <w:t>Kraljic et al. (2008</w:t>
+      <w:proofErr w:type="spellStart"/>
+      <w:r>
+        <w:rPr>
+          <w:szCs w:val="22"/>
+        </w:rPr>
+        <w:t>Kraljic</w:t>
+      </w:r>
+      <w:proofErr w:type="spellEnd"/>
+      <w:r>
+        <w:rPr>
+          <w:szCs w:val="22"/>
+        </w:rPr>
+        <w:t xml:space="preserve"> et al. (2008</w:t>
       </w:r>
       <w:r>
         <w:rPr>
@@ -6722,7 +6886,21 @@
         <w:rPr>
           <w:szCs w:val="22"/>
         </w:rPr>
-        <w:t xml:space="preserve"> Kraljic et al., 2008 and </w:t>
+        <w:t xml:space="preserve"> </w:t>
+      </w:r>
+      <w:proofErr w:type="spellStart"/>
+      <w:r>
+        <w:rPr>
+          <w:szCs w:val="22"/>
+        </w:rPr>
+        <w:t>Kraljic</w:t>
+      </w:r>
+      <w:proofErr w:type="spellEnd"/>
+      <w:r>
+        <w:rPr>
+          <w:szCs w:val="22"/>
+        </w:rPr>
+        <w:t xml:space="preserve"> et al., 2008 and </w:t>
       </w:r>
       <w:r>
         <w:rPr>
@@ -6748,7 +6926,7 @@
         </w:rPr>
         <w:t xml:space="preserve"> </w:t>
       </w:r>
-      <w:del w:id="74" w:author="Authors" w:date="2025-05-27T13:34:00Z" w16du:dateUtc="2025-05-27T17:34:00Z">
+      <w:del w:id="74" w:author="Authors" w:date="2025-05-30T10:08:00Z" w16du:dateUtc="2025-05-30T14:08:00Z">
         <w:r>
           <w:rPr>
             <w:szCs w:val="22"/>
@@ -6803,11 +6981,11 @@
         <w:ind w:firstLine="0"/>
         <w:jc w:val="left"/>
         <w:rPr>
-          <w:del w:id="75" w:author="Authors" w:date="2025-05-27T13:34:00Z" w16du:dateUtc="2025-05-27T17:34:00Z"/>
-          <w:szCs w:val="22"/>
-        </w:rPr>
-      </w:pPr>
-      <w:del w:id="76" w:author="Authors" w:date="2025-05-27T13:34:00Z" w16du:dateUtc="2025-05-27T17:34:00Z">
+          <w:del w:id="75" w:author="Authors" w:date="2025-05-30T10:08:00Z" w16du:dateUtc="2025-05-30T14:08:00Z"/>
+          <w:szCs w:val="22"/>
+        </w:rPr>
+      </w:pPr>
+      <w:del w:id="76" w:author="Authors" w:date="2025-05-30T10:08:00Z" w16du:dateUtc="2025-05-30T14:08:00Z">
         <w:r>
           <w:rPr>
             <w:szCs w:val="22"/>
@@ -6819,11 +6997,11 @@
     <w:p>
       <w:pPr>
         <w:rPr>
-          <w:ins w:id="77" w:author="Authors" w:date="2025-05-27T13:34:00Z" w16du:dateUtc="2025-05-27T17:34:00Z"/>
-          <w:szCs w:val="22"/>
-        </w:rPr>
-      </w:pPr>
-      <w:ins w:id="78" w:author="Authors" w:date="2025-05-27T13:34:00Z" w16du:dateUtc="2025-05-27T17:34:00Z">
+          <w:ins w:id="77" w:author="Authors" w:date="2025-05-30T10:08:00Z" w16du:dateUtc="2025-05-30T14:08:00Z"/>
+          <w:szCs w:val="22"/>
+        </w:rPr>
+      </w:pPr>
+      <w:ins w:id="78" w:author="Authors" w:date="2025-05-30T10:08:00Z" w16du:dateUtc="2025-05-30T14:08:00Z">
         <w:r>
           <w:rPr>
             <w:szCs w:val="22"/>
@@ -6937,7 +7115,7 @@
     <w:p>
       <w:pPr>
         <w:rPr>
-          <w:rPrChange w:id="79" w:author="Authors" w:date="2025-05-27T13:34:00Z" w16du:dateUtc="2025-05-27T17:34:00Z">
+          <w:rPrChange w:id="79" w:author="Authors" w:date="2025-05-30T10:08:00Z" w16du:dateUtc="2025-05-30T14:08:00Z">
             <w:rPr>
               <w:i/>
             </w:rPr>
@@ -7000,7 +7178,21 @@
         <w:rPr>
           <w:szCs w:val="22"/>
         </w:rPr>
-        <w:t xml:space="preserve"> the original video stimuli from Kraljic et al. (2008) are no longer available. The videos show a female talker of similar age as the one employed in </w:t>
+        <w:t xml:space="preserve"> the original video stimuli from </w:t>
+      </w:r>
+      <w:proofErr w:type="spellStart"/>
+      <w:r>
+        <w:rPr>
+          <w:szCs w:val="22"/>
+        </w:rPr>
+        <w:t>Kraljic</w:t>
+      </w:r>
+      <w:proofErr w:type="spellEnd"/>
+      <w:r>
+        <w:rPr>
+          <w:szCs w:val="22"/>
+        </w:rPr>
+        <w:t xml:space="preserve"> et al. (2008) are no longer available. The videos show a female talker of similar age as the one employed in </w:t>
       </w:r>
       <w:r>
         <w:rPr>
@@ -7008,11 +7200,19 @@
         </w:rPr>
         <w:t xml:space="preserve">the audio and video recordings of </w:t>
       </w:r>
-      <w:r>
-        <w:rPr>
-          <w:szCs w:val="22"/>
-        </w:rPr>
-        <w:t>Kraljic et al. (2008), providing a highly plausible match for the voice of the talker in audio recordings</w:t>
+      <w:proofErr w:type="spellStart"/>
+      <w:r>
+        <w:rPr>
+          <w:szCs w:val="22"/>
+        </w:rPr>
+        <w:t>Kraljic</w:t>
+      </w:r>
+      <w:proofErr w:type="spellEnd"/>
+      <w:r>
+        <w:rPr>
+          <w:szCs w:val="22"/>
+        </w:rPr>
+        <w:t xml:space="preserve"> et al. (2008), providing a highly plausible match for the voice of the talker in audio recordings</w:t>
       </w:r>
       <w:r>
         <w:rPr>
@@ -7357,7 +7557,21 @@
         <w:rPr>
           <w:szCs w:val="22"/>
         </w:rPr>
-        <w:t xml:space="preserve">video editing software Shotcut </w:t>
+        <w:t xml:space="preserve">video editing software </w:t>
+      </w:r>
+      <w:proofErr w:type="spellStart"/>
+      <w:r>
+        <w:rPr>
+          <w:szCs w:val="22"/>
+        </w:rPr>
+        <w:t>Shotcut</w:t>
+      </w:r>
+      <w:proofErr w:type="spellEnd"/>
+      <w:r>
+        <w:rPr>
+          <w:szCs w:val="22"/>
+        </w:rPr>
+        <w:t xml:space="preserve"> </w:t>
       </w:r>
       <w:r>
         <w:rPr>
@@ -7653,7 +7867,7 @@
         </w:rPr>
         <w:t xml:space="preserve"> eleven of these twelve videos. The twelfth video was replaced with a video in kind because</w:t>
       </w:r>
-      <w:del w:id="80" w:author="Authors" w:date="2025-05-27T13:34:00Z" w16du:dateUtc="2025-05-27T17:34:00Z">
+      <w:del w:id="80" w:author="Authors" w:date="2025-05-30T10:08:00Z" w16du:dateUtc="2025-05-30T14:08:00Z">
         <w:r>
           <w:rPr>
             <w:szCs w:val="22"/>
@@ -8115,7 +8329,7 @@
         </w:rPr>
         <w:t xml:space="preserve">. None of the trials during the test phase actually contained a white dot. Participants then completed 72 trials of </w:t>
       </w:r>
-      <w:del w:id="81" w:author="Authors" w:date="2025-05-27T13:34:00Z" w16du:dateUtc="2025-05-27T17:34:00Z">
+      <w:del w:id="81" w:author="Authors" w:date="2025-05-30T10:08:00Z" w16du:dateUtc="2025-05-30T14:08:00Z">
         <w:r>
           <w:rPr>
             <w:szCs w:val="22"/>
@@ -8123,7 +8337,7 @@
           <w:delText>an</w:delText>
         </w:r>
       </w:del>
-      <w:ins w:id="82" w:author="Authors" w:date="2025-05-27T13:34:00Z" w16du:dateUtc="2025-05-27T17:34:00Z">
+      <w:ins w:id="82" w:author="Authors" w:date="2025-05-30T10:08:00Z" w16du:dateUtc="2025-05-30T14:08:00Z">
         <w:r>
           <w:rPr>
             <w:szCs w:val="22"/>
@@ -8246,7 +8460,21 @@
         <w:rPr>
           <w:szCs w:val="22"/>
         </w:rPr>
-        <w:t xml:space="preserve">The order of test stimuli was determined separately for each participant through constrained randomization that grouped stimuli into blocks and then randomized the order within and across blocks (Kraljic et al., 2008; Liu &amp; Jaeger, 2018). Specifically, the 72 audiovisual stimuli were grouped into six blocks of 12 stimuli so that each of the 12 video items occurred exactly once within each block. Each block further fully crossed the two pen locations (pen in hand vs. mouth) </w:t>
+        <w:t>The order of test stimuli was determined separately for each participant through constrained randomization that grouped stimuli into blocks and then randomized the order within and across blocks (</w:t>
+      </w:r>
+      <w:proofErr w:type="spellStart"/>
+      <w:r>
+        <w:rPr>
+          <w:szCs w:val="22"/>
+        </w:rPr>
+        <w:t>Kraljic</w:t>
+      </w:r>
+      <w:proofErr w:type="spellEnd"/>
+      <w:r>
+        <w:rPr>
+          <w:szCs w:val="22"/>
+        </w:rPr>
+        <w:t xml:space="preserve"> et al., 2008; Liu &amp; Jaeger, 2018). Specifically, the 72 audiovisual stimuli were grouped into six blocks of 12 stimuli so that each of the 12 video items occurred exactly once within each block. Each block further fully crossed the two pen locations (pen in hand vs. mouth) </w:t>
       </w:r>
       <w:r>
         <w:rPr>
@@ -8267,7 +8495,7 @@
         </w:rPr>
         <w:t>/), resulting in 3 video items each for each of these four conditions. Each block of 12 stimuli further consisted of two instances</w:t>
       </w:r>
-      <w:del w:id="83" w:author="Authors" w:date="2025-05-27T13:34:00Z" w16du:dateUtc="2025-05-27T17:34:00Z">
+      <w:del w:id="83" w:author="Authors" w:date="2025-05-30T10:08:00Z" w16du:dateUtc="2025-05-30T14:08:00Z">
         <w:r>
           <w:rPr>
             <w:szCs w:val="22"/>
@@ -8315,7 +8543,7 @@
         </w:rPr>
         <w:t xml:space="preserve"> continuum). One of these two instances occurred with the pen in the mouth</w:t>
       </w:r>
-      <w:ins w:id="84" w:author="Authors" w:date="2025-05-27T13:34:00Z" w16du:dateUtc="2025-05-27T17:34:00Z">
+      <w:ins w:id="84" w:author="Authors" w:date="2025-05-30T10:08:00Z" w16du:dateUtc="2025-05-30T14:08:00Z">
         <w:r>
           <w:rPr>
             <w:szCs w:val="22"/>
@@ -8634,7 +8862,7 @@
         </w:rPr>
         <w:t>reported to not have used headphones</w:t>
       </w:r>
-      <w:ins w:id="85" w:author="Authors" w:date="2025-05-27T13:34:00Z" w16du:dateUtc="2025-05-27T17:34:00Z">
+      <w:ins w:id="85" w:author="Authors" w:date="2025-05-30T10:08:00Z" w16du:dateUtc="2025-05-30T14:08:00Z">
         <w:r>
           <w:rPr>
             <w:szCs w:val="22"/>
@@ -8678,7 +8906,7 @@
         </w:rPr>
         <w:t xml:space="preserve"> unusually fast or slow reaction times</w:t>
       </w:r>
-      <w:del w:id="86" w:author="Authors" w:date="2025-05-27T13:34:00Z" w16du:dateUtc="2025-05-27T17:34:00Z">
+      <w:del w:id="86" w:author="Authors" w:date="2025-05-30T10:08:00Z" w16du:dateUtc="2025-05-30T14:08:00Z">
         <w:r>
           <w:rPr>
             <w:szCs w:val="22"/>
@@ -8686,7 +8914,7 @@
           <w:delText>,</w:delText>
         </w:r>
       </w:del>
-      <w:ins w:id="87" w:author="Authors" w:date="2025-05-27T13:34:00Z" w16du:dateUtc="2025-05-27T17:34:00Z">
+      <w:ins w:id="87" w:author="Authors" w:date="2025-05-30T10:08:00Z" w16du:dateUtc="2025-05-30T14:08:00Z">
         <w:r>
           <w:rPr>
             <w:szCs w:val="22"/>
@@ -8736,7 +8964,7 @@
         </w:rPr>
         <w:t>. For this purpose, we considered participants with significant slopes in the opposite of the expected direction as likely having swapped the response keys</w:t>
       </w:r>
-      <w:ins w:id="88" w:author="Authors" w:date="2025-05-27T13:34:00Z" w16du:dateUtc="2025-05-27T17:34:00Z">
+      <w:ins w:id="88" w:author="Authors" w:date="2025-05-30T10:08:00Z" w16du:dateUtc="2025-05-30T14:08:00Z">
         <w:r>
           <w:rPr>
             <w:szCs w:val="22"/>
@@ -8751,7 +8979,7 @@
         </w:rPr>
         <w:footnoteReference w:id="5"/>
       </w:r>
-      <w:del w:id="94" w:author="Authors" w:date="2025-05-27T13:34:00Z" w16du:dateUtc="2025-05-27T17:34:00Z">
+      <w:del w:id="94" w:author="Authors" w:date="2025-05-30T10:08:00Z" w16du:dateUtc="2025-05-30T14:08:00Z">
         <w:r>
           <w:rPr>
             <w:szCs w:val="22"/>
@@ -8817,7 +9045,7 @@
         </w:rPr>
         <w:t xml:space="preserve"> summarizes the </w:t>
       </w:r>
-      <w:ins w:id="95" w:author="Authors" w:date="2025-05-27T13:34:00Z" w16du:dateUtc="2025-05-27T17:34:00Z">
+      <w:ins w:id="95" w:author="Authors" w:date="2025-05-30T10:08:00Z" w16du:dateUtc="2025-05-30T14:08:00Z">
         <w:r>
           <w:rPr>
             <w:szCs w:val="22"/>
@@ -8837,7 +9065,7 @@
         </w:rPr>
         <w:t xml:space="preserve">After participant exclusions, </w:t>
       </w:r>
-      <w:del w:id="96" w:author="Authors" w:date="2025-05-27T13:34:00Z" w16du:dateUtc="2025-05-27T17:34:00Z">
+      <w:del w:id="96" w:author="Authors" w:date="2025-05-30T10:08:00Z" w16du:dateUtc="2025-05-30T14:08:00Z">
         <w:r>
           <w:rPr>
             <w:szCs w:val="22"/>
@@ -8851,7 +9079,7 @@
           <w:delText>9</w:delText>
         </w:r>
       </w:del>
-      <w:ins w:id="97" w:author="Authors" w:date="2025-05-27T13:34:00Z" w16du:dateUtc="2025-05-27T17:34:00Z">
+      <w:ins w:id="97" w:author="Authors" w:date="2025-05-30T10:08:00Z" w16du:dateUtc="2025-05-30T14:08:00Z">
         <w:r>
           <w:rPr>
             <w:szCs w:val="22"/>
@@ -8874,7 +9102,13 @@
           <w:rPr>
             <w:szCs w:val="22"/>
           </w:rPr>
-          <w:t>85</w:t>
+          <w:t>8</w:t>
+        </w:r>
+        <w:r>
+          <w:rPr>
+            <w:szCs w:val="22"/>
+          </w:rPr>
+          <w:t>4</w:t>
         </w:r>
       </w:ins>
       <w:r>
@@ -8895,7 +9129,7 @@
         </w:rPr>
         <w:t>(0.</w:t>
       </w:r>
-      <w:del w:id="98" w:author="Authors" w:date="2025-05-27T13:34:00Z" w16du:dateUtc="2025-05-27T17:34:00Z">
+      <w:del w:id="98" w:author="Authors" w:date="2025-05-30T10:08:00Z" w16du:dateUtc="2025-05-30T14:08:00Z">
         <w:r>
           <w:rPr>
             <w:szCs w:val="22"/>
@@ -8903,12 +9137,12 @@
           <w:delText>5%)</w:delText>
         </w:r>
       </w:del>
-      <w:ins w:id="99" w:author="Authors" w:date="2025-05-27T13:34:00Z" w16du:dateUtc="2025-05-27T17:34:00Z">
-        <w:r>
-          <w:rPr>
-            <w:szCs w:val="22"/>
-          </w:rPr>
-          <w:t>8</w:t>
+      <w:ins w:id="99" w:author="Authors" w:date="2025-05-30T10:08:00Z" w16du:dateUtc="2025-05-30T14:08:00Z">
+        <w:r>
+          <w:rPr>
+            <w:szCs w:val="22"/>
+          </w:rPr>
+          <w:t>7</w:t>
         </w:r>
         <w:r>
           <w:rPr>
@@ -8935,7 +9169,7 @@
         </w:rPr>
         <w:t xml:space="preserve"> were missing </w:t>
       </w:r>
-      <w:del w:id="100" w:author="Authors" w:date="2025-05-27T13:34:00Z" w16du:dateUtc="2025-05-27T17:34:00Z">
+      <w:del w:id="100" w:author="Authors" w:date="2025-05-30T10:08:00Z" w16du:dateUtc="2025-05-30T14:08:00Z">
         <w:r>
           <w:rPr>
             <w:szCs w:val="22"/>
@@ -8949,7 +9183,7 @@
           <w:delText>due to (incorrect)</w:delText>
         </w:r>
       </w:del>
-      <w:ins w:id="101" w:author="Authors" w:date="2025-05-27T13:34:00Z" w16du:dateUtc="2025-05-27T17:34:00Z">
+      <w:ins w:id="101" w:author="Authors" w:date="2025-05-30T10:08:00Z" w16du:dateUtc="2025-05-30T14:08:00Z">
         <w:r>
           <w:rPr>
             <w:szCs w:val="22"/>
@@ -8969,7 +9203,7 @@
         </w:rPr>
         <w:t xml:space="preserve"> catch trial </w:t>
       </w:r>
-      <w:del w:id="102" w:author="Authors" w:date="2025-05-27T13:34:00Z" w16du:dateUtc="2025-05-27T17:34:00Z">
+      <w:del w:id="102" w:author="Authors" w:date="2025-05-30T10:08:00Z" w16du:dateUtc="2025-05-30T14:08:00Z">
         <w:r>
           <w:rPr>
             <w:szCs w:val="22"/>
@@ -8983,7 +9217,7 @@
           <w:delText>, leaving</w:delText>
         </w:r>
       </w:del>
-      <w:ins w:id="103" w:author="Authors" w:date="2025-05-27T13:34:00Z" w16du:dateUtc="2025-05-27T17:34:00Z">
+      <w:ins w:id="103" w:author="Authors" w:date="2025-05-30T10:08:00Z" w16du:dateUtc="2025-05-30T14:08:00Z">
         <w:r>
           <w:rPr>
             <w:szCs w:val="22"/>
@@ -9008,7 +9242,13 @@
           <w:rPr>
             <w:szCs w:val="22"/>
           </w:rPr>
-          <w:t>236</w:t>
+          <w:t>2</w:t>
+        </w:r>
+        <w:r>
+          <w:rPr>
+            <w:szCs w:val="22"/>
+          </w:rPr>
+          <w:t>13</w:t>
         </w:r>
         <w:r>
           <w:rPr>
@@ -9026,7 +9266,13 @@
           <w:rPr>
             <w:szCs w:val="22"/>
           </w:rPr>
-          <w:t>1.8</w:t>
+          <w:t>1.</w:t>
+        </w:r>
+        <w:r>
+          <w:rPr>
+            <w:szCs w:val="22"/>
+          </w:rPr>
+          <w:t>7</w:t>
         </w:r>
         <w:r>
           <w:rPr>
@@ -9065,7 +9311,7 @@
         </w:rPr>
         <w:t xml:space="preserve"> for </w:t>
       </w:r>
-      <w:del w:id="104" w:author="Authors" w:date="2025-05-27T13:34:00Z" w16du:dateUtc="2025-05-27T17:34:00Z">
+      <w:del w:id="104" w:author="Authors" w:date="2025-05-30T10:08:00Z" w16du:dateUtc="2025-05-30T14:08:00Z">
         <w:r>
           <w:rPr>
             <w:szCs w:val="22"/>
@@ -9073,7 +9319,7 @@
           <w:delText>analysis</w:delText>
         </w:r>
       </w:del>
-      <w:ins w:id="105" w:author="Authors" w:date="2025-05-27T13:34:00Z" w16du:dateUtc="2025-05-27T17:34:00Z">
+      <w:ins w:id="105" w:author="Authors" w:date="2025-05-30T10:08:00Z" w16du:dateUtc="2025-05-30T14:08:00Z">
         <w:r>
           <w:rPr>
             <w:szCs w:val="22"/>
@@ -9099,22 +9345,12 @@
         </w:rPr>
         <w:t>,</w:t>
       </w:r>
-      <w:del w:id="106" w:author="Authors" w:date="2025-05-27T13:34:00Z" w16du:dateUtc="2025-05-27T17:34:00Z">
-        <w:r>
-          <w:rPr>
-            <w:szCs w:val="22"/>
-          </w:rPr>
-          <w:delText>472</w:delText>
-        </w:r>
-      </w:del>
-      <w:ins w:id="107" w:author="Authors" w:date="2025-05-27T13:34:00Z" w16du:dateUtc="2025-05-27T17:34:00Z">
-        <w:r>
-          <w:rPr>
-            <w:szCs w:val="22"/>
-          </w:rPr>
-          <w:t>595</w:t>
-        </w:r>
-      </w:ins>
+      <w:r>
+        <w:rPr>
+          <w:szCs w:val="22"/>
+        </w:rPr>
+        <w:t>472</w:t>
+      </w:r>
       <w:r>
         <w:rPr>
           <w:szCs w:val="22"/>
@@ -9127,34 +9363,18 @@
         </w:rPr>
         <w:t xml:space="preserve">observations from </w:t>
       </w:r>
-      <w:del w:id="108" w:author="Authors" w:date="2025-05-27T13:34:00Z" w16du:dateUtc="2025-05-27T17:34:00Z">
-        <w:r>
-          <w:rPr>
-            <w:szCs w:val="22"/>
-          </w:rPr>
-          <w:delText>17</w:delText>
-        </w:r>
-        <w:r>
-          <w:rPr>
-            <w:szCs w:val="22"/>
-          </w:rPr>
-          <w:delText>7</w:delText>
-        </w:r>
-      </w:del>
-      <w:ins w:id="109" w:author="Authors" w:date="2025-05-27T13:34:00Z" w16du:dateUtc="2025-05-27T17:34:00Z">
-        <w:r>
-          <w:rPr>
-            <w:szCs w:val="22"/>
-          </w:rPr>
-          <w:t>17</w:t>
-        </w:r>
-        <w:r>
-          <w:rPr>
-            <w:szCs w:val="22"/>
-          </w:rPr>
-          <w:t>9</w:t>
-        </w:r>
-      </w:ins>
+      <w:r>
+        <w:rPr>
+          <w:szCs w:val="22"/>
+        </w:rPr>
+        <w:t>17</w:t>
+      </w:r>
+      <w:r>
+        <w:rPr>
+          <w:szCs w:val="22"/>
+        </w:rPr>
+        <w:t>7</w:t>
+      </w:r>
       <w:r>
         <w:rPr>
           <w:szCs w:val="22"/>
@@ -9209,7 +9429,7 @@
         </w:rPr>
         <w:t xml:space="preserve"> </w:t>
       </w:r>
-      <w:del w:id="110" w:author="Authors" w:date="2025-05-27T13:34:00Z" w16du:dateUtc="2025-05-27T17:34:00Z">
+      <w:del w:id="106" w:author="Authors" w:date="2025-05-30T10:08:00Z" w16du:dateUtc="2025-05-30T14:08:00Z">
         <w:r>
           <w:rPr>
             <w:szCs w:val="22"/>
@@ -9234,11 +9454,11 @@
         <w:ind w:firstLine="0"/>
         <w:jc w:val="left"/>
         <w:rPr>
-          <w:del w:id="111" w:author="Authors" w:date="2025-05-27T13:34:00Z" w16du:dateUtc="2025-05-27T17:34:00Z"/>
-          <w:szCs w:val="22"/>
-        </w:rPr>
-      </w:pPr>
-      <w:del w:id="112" w:author="Authors" w:date="2025-05-27T13:34:00Z" w16du:dateUtc="2025-05-27T17:34:00Z">
+          <w:del w:id="107" w:author="Authors" w:date="2025-05-30T10:08:00Z" w16du:dateUtc="2025-05-30T14:08:00Z"/>
+          <w:szCs w:val="22"/>
+        </w:rPr>
+      </w:pPr>
+      <w:del w:id="108" w:author="Authors" w:date="2025-05-30T10:08:00Z" w16du:dateUtc="2025-05-30T14:08:00Z">
         <w:r>
           <w:rPr>
             <w:szCs w:val="22"/>
@@ -9254,7 +9474,7 @@
           <w:szCs w:val="22"/>
         </w:rPr>
       </w:pPr>
-      <w:bookmarkStart w:id="113" w:name="_Ref136088042"/>
+      <w:bookmarkStart w:id="109" w:name="_Ref136088042"/>
       <w:r>
         <w:t>T</w:t>
       </w:r>
@@ -9282,16 +9502,16 @@
         </w:rPr>
         <w:fldChar w:fldCharType="end"/>
       </w:r>
-      <w:bookmarkEnd w:id="113"/>
+      <w:bookmarkEnd w:id="109"/>
       <w:r>
         <w:tab/>
       </w:r>
-      <w:del w:id="114" w:author="Authors" w:date="2025-05-27T13:34:00Z" w16du:dateUtc="2025-05-27T17:34:00Z">
+      <w:del w:id="110" w:author="Authors" w:date="2025-05-30T10:08:00Z" w16du:dateUtc="2025-05-30T14:08:00Z">
         <w:r>
           <w:delText>Exclusions</w:delText>
         </w:r>
       </w:del>
-      <w:ins w:id="115" w:author="Authors" w:date="2025-05-27T13:34:00Z" w16du:dateUtc="2025-05-27T17:34:00Z">
+      <w:ins w:id="111" w:author="Authors" w:date="2025-05-30T10:08:00Z" w16du:dateUtc="2025-05-30T14:08:00Z">
         <w:r>
           <w:t>Participant exclusions</w:t>
         </w:r>
@@ -9305,7 +9525,7 @@
       <w:r>
         <w:t xml:space="preserve">Total exclusions can be less than the sum of all individual exclusion criteria since some participants failed multiple criteria. </w:t>
       </w:r>
-      <w:ins w:id="116" w:author="Authors" w:date="2025-05-27T13:34:00Z" w16du:dateUtc="2025-05-27T17:34:00Z">
+      <w:ins w:id="112" w:author="Authors" w:date="2025-05-30T10:08:00Z" w16du:dateUtc="2025-05-30T14:08:00Z">
         <w:r>
           <w:t>The SI contains additional visualizations of participant exclusions.</w:t>
         </w:r>
@@ -9323,7 +9543,7 @@
           <w:right w:w="15" w:type="dxa"/>
         </w:tblCellMar>
         <w:tblLook w:val="04A0" w:firstRow="1" w:lastRow="0" w:firstColumn="1" w:lastColumn="0" w:noHBand="0" w:noVBand="1"/>
-        <w:tblPrChange w:id="117" w:author="Authors" w:date="2025-05-27T13:34:00Z" w16du:dateUtc="2025-05-27T17:34:00Z">
+        <w:tblPrChange w:id="113" w:author="Authors" w:date="2025-05-30T10:08:00Z" w16du:dateUtc="2025-05-30T14:08:00Z">
           <w:tblPr>
             <w:tblW w:w="0" w:type="auto"/>
             <w:tblCellSpacing w:w="15" w:type="dxa"/>
@@ -9351,7 +9571,7 @@
         <w:gridCol w:w="510"/>
         <w:gridCol w:w="30"/>
         <w:gridCol w:w="1320"/>
-        <w:tblGridChange w:id="118">
+        <w:tblGridChange w:id="114">
           <w:tblGrid>
             <w:gridCol w:w="45"/>
             <w:gridCol w:w="45"/>
@@ -9380,7 +9600,7 @@
         <w:trPr>
           <w:gridBefore w:val="1"/>
           <w:tblCellSpacing w:w="15" w:type="dxa"/>
-          <w:trPrChange w:id="119" w:author="Authors" w:date="2025-05-27T13:34:00Z" w16du:dateUtc="2025-05-27T17:34:00Z">
+          <w:trPrChange w:id="115" w:author="Authors" w:date="2025-05-30T10:08:00Z" w16du:dateUtc="2025-05-30T14:08:00Z">
             <w:trPr>
               <w:gridAfter w:val="0"/>
               <w:tblCellSpacing w:w="15" w:type="dxa"/>
@@ -9396,7 +9616,7 @@
             </w:tcBorders>
             <w:vAlign w:val="center"/>
             <w:hideMark/>
-            <w:tcPrChange w:id="120" w:author="Authors" w:date="2025-05-27T13:34:00Z" w16du:dateUtc="2025-05-27T17:34:00Z">
+            <w:tcPrChange w:id="116" w:author="Authors" w:date="2025-05-30T10:08:00Z" w16du:dateUtc="2025-05-30T14:08:00Z">
               <w:tcPr>
                 <w:tcW w:w="0" w:type="auto"/>
                 <w:gridSpan w:val="4"/>
@@ -9448,7 +9668,7 @@
             </w:tcBorders>
             <w:vAlign w:val="center"/>
             <w:hideMark/>
-            <w:tcPrChange w:id="121" w:author="Authors" w:date="2025-05-27T13:34:00Z" w16du:dateUtc="2025-05-27T17:34:00Z">
+            <w:tcPrChange w:id="117" w:author="Authors" w:date="2025-05-30T10:08:00Z" w16du:dateUtc="2025-05-30T14:08:00Z">
               <w:tcPr>
                 <w:tcW w:w="0" w:type="auto"/>
                 <w:gridSpan w:val="3"/>
@@ -9501,7 +9721,7 @@
             </w:tcBorders>
             <w:vAlign w:val="center"/>
             <w:hideMark/>
-            <w:tcPrChange w:id="122" w:author="Authors" w:date="2025-05-27T13:34:00Z" w16du:dateUtc="2025-05-27T17:34:00Z">
+            <w:tcPrChange w:id="118" w:author="Authors" w:date="2025-05-30T10:08:00Z" w16du:dateUtc="2025-05-30T14:08:00Z">
               <w:tcPr>
                 <w:tcW w:w="0" w:type="auto"/>
                 <w:gridSpan w:val="2"/>
@@ -9553,7 +9773,7 @@
             </w:tcBorders>
             <w:vAlign w:val="center"/>
             <w:hideMark/>
-            <w:tcPrChange w:id="123" w:author="Authors" w:date="2025-05-27T13:34:00Z" w16du:dateUtc="2025-05-27T17:34:00Z">
+            <w:tcPrChange w:id="119" w:author="Authors" w:date="2025-05-30T10:08:00Z" w16du:dateUtc="2025-05-30T14:08:00Z">
               <w:tcPr>
                 <w:tcW w:w="0" w:type="auto"/>
                 <w:gridSpan w:val="3"/>
@@ -9603,7 +9823,7 @@
               <w:bottom w:val="single" w:sz="18" w:space="0" w:color="auto"/>
               <w:right w:val="single" w:sz="4" w:space="0" w:color="auto"/>
             </w:tcBorders>
-            <w:tcPrChange w:id="124" w:author="Authors" w:date="2025-05-27T13:34:00Z" w16du:dateUtc="2025-05-27T17:34:00Z">
+            <w:tcPrChange w:id="120" w:author="Authors" w:date="2025-05-30T10:08:00Z" w16du:dateUtc="2025-05-30T14:08:00Z">
               <w:tcPr>
                 <w:tcW w:w="0" w:type="auto"/>
                 <w:gridSpan w:val="3"/>
@@ -9650,7 +9870,7 @@
             <w:tcBorders>
               <w:bottom w:val="single" w:sz="18" w:space="0" w:color="auto"/>
             </w:tcBorders>
-            <w:tcPrChange w:id="125" w:author="Authors" w:date="2025-05-27T13:34:00Z" w16du:dateUtc="2025-05-27T17:34:00Z">
+            <w:tcPrChange w:id="121" w:author="Authors" w:date="2025-05-30T10:08:00Z" w16du:dateUtc="2025-05-30T14:08:00Z">
               <w:tcPr>
                 <w:tcW w:w="0" w:type="auto"/>
                 <w:gridSpan w:val="4"/>
@@ -9694,12 +9914,6 @@
         <w:trPr>
           <w:gridBefore w:val="1"/>
           <w:tblCellSpacing w:w="15" w:type="dxa"/>
-          <w:trPrChange w:id="126" w:author="Authors" w:date="2025-05-27T13:34:00Z" w16du:dateUtc="2025-05-27T17:34:00Z">
-            <w:trPr>
-              <w:gridAfter w:val="0"/>
-              <w:tblCellSpacing w:w="15" w:type="dxa"/>
-            </w:trPr>
-          </w:trPrChange>
         </w:trPr>
         <w:tc>
           <w:tcPr>
@@ -9709,16 +9923,6 @@
               <w:top w:val="single" w:sz="4" w:space="0" w:color="auto"/>
             </w:tcBorders>
             <w:vAlign w:val="center"/>
-            <w:tcPrChange w:id="127" w:author="Authors" w:date="2025-05-27T13:34:00Z" w16du:dateUtc="2025-05-27T17:34:00Z">
-              <w:tcPr>
-                <w:tcW w:w="0" w:type="auto"/>
-                <w:gridSpan w:val="4"/>
-                <w:tcBorders>
-                  <w:top w:val="single" w:sz="4" w:space="0" w:color="auto"/>
-                </w:tcBorders>
-                <w:vAlign w:val="center"/>
-              </w:tcPr>
-            </w:tcPrChange>
           </w:tcPr>
           <w:p>
             <w:pPr>
@@ -9759,18 +9963,6 @@
               <w:right w:val="single" w:sz="4" w:space="0" w:color="auto"/>
             </w:tcBorders>
             <w:vAlign w:val="center"/>
-            <w:tcPrChange w:id="128" w:author="Authors" w:date="2025-05-27T13:34:00Z" w16du:dateUtc="2025-05-27T17:34:00Z">
-              <w:tcPr>
-                <w:tcW w:w="0" w:type="auto"/>
-                <w:gridSpan w:val="3"/>
-                <w:tcBorders>
-                  <w:top w:val="single" w:sz="4" w:space="0" w:color="auto"/>
-                  <w:left w:val="single" w:sz="4" w:space="0" w:color="auto"/>
-                  <w:right w:val="single" w:sz="4" w:space="0" w:color="auto"/>
-                </w:tcBorders>
-                <w:vAlign w:val="center"/>
-              </w:tcPr>
-            </w:tcPrChange>
           </w:tcPr>
           <w:p>
             <w:pPr>
@@ -9810,17 +10002,6 @@
               <w:right w:val="single" w:sz="4" w:space="0" w:color="auto"/>
             </w:tcBorders>
             <w:vAlign w:val="center"/>
-            <w:tcPrChange w:id="129" w:author="Authors" w:date="2025-05-27T13:34:00Z" w16du:dateUtc="2025-05-27T17:34:00Z">
-              <w:tcPr>
-                <w:tcW w:w="0" w:type="auto"/>
-                <w:gridSpan w:val="2"/>
-                <w:tcBorders>
-                  <w:top w:val="single" w:sz="4" w:space="0" w:color="auto"/>
-                  <w:right w:val="single" w:sz="4" w:space="0" w:color="auto"/>
-                </w:tcBorders>
-                <w:vAlign w:val="center"/>
-              </w:tcPr>
-            </w:tcPrChange>
           </w:tcPr>
           <w:p>
             <w:pPr>
@@ -9860,17 +10041,6 @@
               <w:right w:val="single" w:sz="4" w:space="0" w:color="auto"/>
             </w:tcBorders>
             <w:vAlign w:val="center"/>
-            <w:tcPrChange w:id="130" w:author="Authors" w:date="2025-05-27T13:34:00Z" w16du:dateUtc="2025-05-27T17:34:00Z">
-              <w:tcPr>
-                <w:tcW w:w="0" w:type="auto"/>
-                <w:gridSpan w:val="3"/>
-                <w:tcBorders>
-                  <w:top w:val="single" w:sz="4" w:space="0" w:color="auto"/>
-                  <w:right w:val="single" w:sz="4" w:space="0" w:color="auto"/>
-                </w:tcBorders>
-                <w:vAlign w:val="center"/>
-              </w:tcPr>
-            </w:tcPrChange>
           </w:tcPr>
           <w:p>
             <w:pPr>
@@ -9909,16 +10079,6 @@
               <w:top w:val="single" w:sz="4" w:space="0" w:color="auto"/>
               <w:right w:val="single" w:sz="4" w:space="0" w:color="auto"/>
             </w:tcBorders>
-            <w:tcPrChange w:id="131" w:author="Authors" w:date="2025-05-27T13:34:00Z" w16du:dateUtc="2025-05-27T17:34:00Z">
-              <w:tcPr>
-                <w:tcW w:w="0" w:type="auto"/>
-                <w:gridSpan w:val="3"/>
-                <w:tcBorders>
-                  <w:top w:val="single" w:sz="4" w:space="0" w:color="auto"/>
-                  <w:right w:val="single" w:sz="4" w:space="0" w:color="auto"/>
-                </w:tcBorders>
-              </w:tcPr>
-            </w:tcPrChange>
           </w:tcPr>
           <w:p>
             <w:pPr>
@@ -9956,15 +10116,6 @@
             <w:tcBorders>
               <w:top w:val="single" w:sz="4" w:space="0" w:color="auto"/>
             </w:tcBorders>
-            <w:tcPrChange w:id="132" w:author="Authors" w:date="2025-05-27T13:34:00Z" w16du:dateUtc="2025-05-27T17:34:00Z">
-              <w:tcPr>
-                <w:tcW w:w="0" w:type="auto"/>
-                <w:gridSpan w:val="4"/>
-                <w:tcBorders>
-                  <w:top w:val="single" w:sz="4" w:space="0" w:color="auto"/>
-                </w:tcBorders>
-              </w:tcPr>
-            </w:tcPrChange>
           </w:tcPr>
           <w:p>
             <w:pPr>
@@ -10000,7 +10151,7 @@
         <w:trPr>
           <w:gridBefore w:val="1"/>
           <w:tblCellSpacing w:w="15" w:type="dxa"/>
-          <w:trPrChange w:id="133" w:author="Authors" w:date="2025-05-27T13:34:00Z" w16du:dateUtc="2025-05-27T17:34:00Z">
+          <w:trPrChange w:id="122" w:author="Authors" w:date="2025-05-30T10:08:00Z" w16du:dateUtc="2025-05-30T14:08:00Z">
             <w:trPr>
               <w:gridAfter w:val="0"/>
               <w:tblCellSpacing w:w="15" w:type="dxa"/>
@@ -10012,7 +10163,7 @@
             <w:tcW w:w="2608" w:type="dxa"/>
             <w:gridSpan w:val="2"/>
             <w:vAlign w:val="center"/>
-            <w:tcPrChange w:id="134" w:author="Authors" w:date="2025-05-27T13:34:00Z" w16du:dateUtc="2025-05-27T17:34:00Z">
+            <w:tcPrChange w:id="123" w:author="Authors" w:date="2025-05-30T10:08:00Z" w16du:dateUtc="2025-05-30T14:08:00Z">
               <w:tcPr>
                 <w:tcW w:w="0" w:type="auto"/>
                 <w:gridSpan w:val="4"/>
@@ -10054,7 +10205,7 @@
               <w:right w:val="single" w:sz="4" w:space="0" w:color="auto"/>
             </w:tcBorders>
             <w:vAlign w:val="center"/>
-            <w:tcPrChange w:id="135" w:author="Authors" w:date="2025-05-27T13:34:00Z" w16du:dateUtc="2025-05-27T17:34:00Z">
+            <w:tcPrChange w:id="124" w:author="Authors" w:date="2025-05-30T10:08:00Z" w16du:dateUtc="2025-05-30T14:08:00Z">
               <w:tcPr>
                 <w:tcW w:w="0" w:type="auto"/>
                 <w:gridSpan w:val="3"/>
@@ -10099,7 +10250,7 @@
               <w:right w:val="single" w:sz="4" w:space="0" w:color="auto"/>
             </w:tcBorders>
             <w:vAlign w:val="center"/>
-            <w:tcPrChange w:id="136" w:author="Authors" w:date="2025-05-27T13:34:00Z" w16du:dateUtc="2025-05-27T17:34:00Z">
+            <w:tcPrChange w:id="125" w:author="Authors" w:date="2025-05-30T10:08:00Z" w16du:dateUtc="2025-05-30T14:08:00Z">
               <w:tcPr>
                 <w:tcW w:w="0" w:type="auto"/>
                 <w:gridSpan w:val="2"/>
@@ -10143,7 +10294,7 @@
               <w:right w:val="single" w:sz="4" w:space="0" w:color="auto"/>
             </w:tcBorders>
             <w:vAlign w:val="center"/>
-            <w:tcPrChange w:id="137" w:author="Authors" w:date="2025-05-27T13:34:00Z" w16du:dateUtc="2025-05-27T17:34:00Z">
+            <w:tcPrChange w:id="126" w:author="Authors" w:date="2025-05-30T10:08:00Z" w16du:dateUtc="2025-05-30T14:08:00Z">
               <w:tcPr>
                 <w:tcW w:w="0" w:type="auto"/>
                 <w:gridSpan w:val="3"/>
@@ -10186,7 +10337,7 @@
             <w:tcBorders>
               <w:right w:val="single" w:sz="4" w:space="0" w:color="auto"/>
             </w:tcBorders>
-            <w:tcPrChange w:id="138" w:author="Authors" w:date="2025-05-27T13:34:00Z" w16du:dateUtc="2025-05-27T17:34:00Z">
+            <w:tcPrChange w:id="127" w:author="Authors" w:date="2025-05-30T10:08:00Z" w16du:dateUtc="2025-05-30T14:08:00Z">
               <w:tcPr>
                 <w:tcW w:w="0" w:type="auto"/>
                 <w:gridSpan w:val="3"/>
@@ -10225,7 +10376,7 @@
           <w:tcPr>
             <w:tcW w:w="1305" w:type="dxa"/>
             <w:gridSpan w:val="2"/>
-            <w:tcPrChange w:id="139" w:author="Authors" w:date="2025-05-27T13:34:00Z" w16du:dateUtc="2025-05-27T17:34:00Z">
+            <w:tcPrChange w:id="128" w:author="Authors" w:date="2025-05-30T10:08:00Z" w16du:dateUtc="2025-05-30T14:08:00Z">
               <w:tcPr>
                 <w:tcW w:w="0" w:type="auto"/>
                 <w:gridSpan w:val="4"/>
@@ -10262,7 +10413,7 @@
         <w:trPr>
           <w:gridBefore w:val="1"/>
           <w:tblCellSpacing w:w="15" w:type="dxa"/>
-          <w:trPrChange w:id="140" w:author="Authors" w:date="2025-05-27T13:34:00Z" w16du:dateUtc="2025-05-27T17:34:00Z">
+          <w:trPrChange w:id="129" w:author="Authors" w:date="2025-05-30T10:08:00Z" w16du:dateUtc="2025-05-30T14:08:00Z">
             <w:trPr>
               <w:gridAfter w:val="0"/>
               <w:tblCellSpacing w:w="15" w:type="dxa"/>
@@ -10275,7 +10426,7 @@
             <w:gridSpan w:val="2"/>
             <w:vAlign w:val="center"/>
             <w:hideMark/>
-            <w:tcPrChange w:id="141" w:author="Authors" w:date="2025-05-27T13:34:00Z" w16du:dateUtc="2025-05-27T17:34:00Z">
+            <w:tcPrChange w:id="130" w:author="Authors" w:date="2025-05-30T10:08:00Z" w16du:dateUtc="2025-05-30T14:08:00Z">
               <w:tcPr>
                 <w:tcW w:w="0" w:type="auto"/>
                 <w:gridSpan w:val="4"/>
@@ -10327,7 +10478,7 @@
             </w:tcBorders>
             <w:vAlign w:val="center"/>
             <w:hideMark/>
-            <w:tcPrChange w:id="142" w:author="Authors" w:date="2025-05-27T13:34:00Z" w16du:dateUtc="2025-05-27T17:34:00Z">
+            <w:tcPrChange w:id="131" w:author="Authors" w:date="2025-05-30T10:08:00Z" w16du:dateUtc="2025-05-30T14:08:00Z">
               <w:tcPr>
                 <w:tcW w:w="0" w:type="auto"/>
                 <w:gridSpan w:val="3"/>
@@ -10374,7 +10525,7 @@
             </w:tcBorders>
             <w:vAlign w:val="center"/>
             <w:hideMark/>
-            <w:tcPrChange w:id="143" w:author="Authors" w:date="2025-05-27T13:34:00Z" w16du:dateUtc="2025-05-27T17:34:00Z">
+            <w:tcPrChange w:id="132" w:author="Authors" w:date="2025-05-30T10:08:00Z" w16du:dateUtc="2025-05-30T14:08:00Z">
               <w:tcPr>
                 <w:tcW w:w="0" w:type="auto"/>
                 <w:gridSpan w:val="2"/>
@@ -10420,7 +10571,7 @@
             </w:tcBorders>
             <w:vAlign w:val="center"/>
             <w:hideMark/>
-            <w:tcPrChange w:id="144" w:author="Authors" w:date="2025-05-27T13:34:00Z" w16du:dateUtc="2025-05-27T17:34:00Z">
+            <w:tcPrChange w:id="133" w:author="Authors" w:date="2025-05-30T10:08:00Z" w16du:dateUtc="2025-05-30T14:08:00Z">
               <w:tcPr>
                 <w:tcW w:w="0" w:type="auto"/>
                 <w:gridSpan w:val="3"/>
@@ -10464,7 +10615,7 @@
             <w:tcBorders>
               <w:right w:val="single" w:sz="4" w:space="0" w:color="auto"/>
             </w:tcBorders>
-            <w:tcPrChange w:id="145" w:author="Authors" w:date="2025-05-27T13:34:00Z" w16du:dateUtc="2025-05-27T17:34:00Z">
+            <w:tcPrChange w:id="134" w:author="Authors" w:date="2025-05-30T10:08:00Z" w16du:dateUtc="2025-05-30T14:08:00Z">
               <w:tcPr>
                 <w:tcW w:w="0" w:type="auto"/>
                 <w:gridSpan w:val="3"/>
@@ -10503,7 +10654,7 @@
           <w:tcPr>
             <w:tcW w:w="1305" w:type="dxa"/>
             <w:gridSpan w:val="2"/>
-            <w:tcPrChange w:id="146" w:author="Authors" w:date="2025-05-27T13:34:00Z" w16du:dateUtc="2025-05-27T17:34:00Z">
+            <w:tcPrChange w:id="135" w:author="Authors" w:date="2025-05-30T10:08:00Z" w16du:dateUtc="2025-05-30T14:08:00Z">
               <w:tcPr>
                 <w:tcW w:w="0" w:type="auto"/>
                 <w:gridSpan w:val="4"/>
@@ -10541,7 +10692,7 @@
           <w:gridAfter w:val="1"/>
           <w:wAfter w:w="708" w:type="dxa"/>
           <w:tblCellSpacing w:w="15" w:type="dxa"/>
-          <w:del w:id="147" w:author="Authors" w:date="2025-05-27T13:34:00Z" w16du:dateUtc="2025-05-27T17:34:00Z"/>
+          <w:del w:id="136" w:author="Authors" w:date="2025-05-30T10:08:00Z" w16du:dateUtc="2025-05-30T14:08:00Z"/>
         </w:trPr>
         <w:tc>
           <w:tcPr>
@@ -10559,13 +10710,13 @@
               <w:ind w:firstLine="0"/>
               <w:jc w:val="left"/>
               <w:rPr>
-                <w:del w:id="148" w:author="Authors" w:date="2025-05-27T13:34:00Z" w16du:dateUtc="2025-05-27T17:34:00Z"/>
+                <w:del w:id="137" w:author="Authors" w:date="2025-05-30T10:08:00Z" w16du:dateUtc="2025-05-30T14:08:00Z"/>
                 <w:rFonts w:eastAsia="Times New Roman"/>
                 <w:sz w:val="24"/>
                 <w:lang w:eastAsia="en-US"/>
               </w:rPr>
             </w:pPr>
-            <w:del w:id="149" w:author="Authors" w:date="2025-05-27T13:34:00Z" w16du:dateUtc="2025-05-27T17:34:00Z">
+            <w:del w:id="138" w:author="Authors" w:date="2025-05-30T10:08:00Z" w16du:dateUtc="2025-05-30T14:08:00Z">
               <w:r>
                 <w:rPr>
                   <w:rFonts w:eastAsia="Times New Roman"/>
@@ -10597,13 +10748,13 @@
               <w:ind w:firstLine="0"/>
               <w:jc w:val="left"/>
               <w:rPr>
-                <w:del w:id="150" w:author="Authors" w:date="2025-05-27T13:34:00Z" w16du:dateUtc="2025-05-27T17:34:00Z"/>
+                <w:del w:id="139" w:author="Authors" w:date="2025-05-30T10:08:00Z" w16du:dateUtc="2025-05-30T14:08:00Z"/>
                 <w:rFonts w:eastAsia="Times New Roman"/>
                 <w:sz w:val="24"/>
                 <w:lang w:eastAsia="en-US"/>
               </w:rPr>
             </w:pPr>
-            <w:del w:id="151" w:author="Authors" w:date="2025-05-27T13:34:00Z" w16du:dateUtc="2025-05-27T17:34:00Z">
+            <w:del w:id="140" w:author="Authors" w:date="2025-05-30T10:08:00Z" w16du:dateUtc="2025-05-30T14:08:00Z">
               <w:r>
                 <w:rPr>
                   <w:rFonts w:eastAsia="Times New Roman"/>
@@ -10634,13 +10785,13 @@
               <w:ind w:firstLine="0"/>
               <w:jc w:val="left"/>
               <w:rPr>
-                <w:del w:id="152" w:author="Authors" w:date="2025-05-27T13:34:00Z" w16du:dateUtc="2025-05-27T17:34:00Z"/>
+                <w:del w:id="141" w:author="Authors" w:date="2025-05-30T10:08:00Z" w16du:dateUtc="2025-05-30T14:08:00Z"/>
                 <w:rFonts w:eastAsia="Times New Roman"/>
                 <w:sz w:val="24"/>
                 <w:lang w:eastAsia="en-US"/>
               </w:rPr>
             </w:pPr>
-            <w:del w:id="153" w:author="Authors" w:date="2025-05-27T13:34:00Z" w16du:dateUtc="2025-05-27T17:34:00Z">
+            <w:del w:id="142" w:author="Authors" w:date="2025-05-30T10:08:00Z" w16du:dateUtc="2025-05-30T14:08:00Z">
               <w:r>
                 <w:rPr>
                   <w:rFonts w:eastAsia="Times New Roman"/>
@@ -10671,13 +10822,13 @@
               <w:ind w:firstLine="0"/>
               <w:jc w:val="left"/>
               <w:rPr>
-                <w:del w:id="154" w:author="Authors" w:date="2025-05-27T13:34:00Z" w16du:dateUtc="2025-05-27T17:34:00Z"/>
+                <w:del w:id="143" w:author="Authors" w:date="2025-05-30T10:08:00Z" w16du:dateUtc="2025-05-30T14:08:00Z"/>
                 <w:rFonts w:eastAsia="Times New Roman"/>
                 <w:sz w:val="24"/>
                 <w:lang w:eastAsia="en-US"/>
               </w:rPr>
             </w:pPr>
-            <w:del w:id="155" w:author="Authors" w:date="2025-05-27T13:34:00Z" w16du:dateUtc="2025-05-27T17:34:00Z">
+            <w:del w:id="144" w:author="Authors" w:date="2025-05-30T10:08:00Z" w16du:dateUtc="2025-05-30T14:08:00Z">
               <w:r>
                 <w:rPr>
                   <w:rFonts w:eastAsia="Times New Roman"/>
@@ -10707,13 +10858,13 @@
               <w:ind w:firstLine="0"/>
               <w:jc w:val="left"/>
               <w:rPr>
-                <w:del w:id="156" w:author="Authors" w:date="2025-05-27T13:34:00Z" w16du:dateUtc="2025-05-27T17:34:00Z"/>
+                <w:del w:id="145" w:author="Authors" w:date="2025-05-30T10:08:00Z" w16du:dateUtc="2025-05-30T14:08:00Z"/>
                 <w:rFonts w:eastAsia="Times New Roman"/>
                 <w:sz w:val="24"/>
                 <w:lang w:eastAsia="en-US"/>
               </w:rPr>
             </w:pPr>
-            <w:del w:id="157" w:author="Authors" w:date="2025-05-27T13:34:00Z" w16du:dateUtc="2025-05-27T17:34:00Z">
+            <w:del w:id="146" w:author="Authors" w:date="2025-05-30T10:08:00Z" w16du:dateUtc="2025-05-30T14:08:00Z">
               <w:r>
                 <w:rPr>
                   <w:rFonts w:eastAsia="Times New Roman"/>
@@ -10740,13 +10891,13 @@
               <w:ind w:firstLine="0"/>
               <w:jc w:val="left"/>
               <w:rPr>
-                <w:del w:id="158" w:author="Authors" w:date="2025-05-27T13:34:00Z" w16du:dateUtc="2025-05-27T17:34:00Z"/>
+                <w:del w:id="147" w:author="Authors" w:date="2025-05-30T10:08:00Z" w16du:dateUtc="2025-05-30T14:08:00Z"/>
                 <w:rFonts w:eastAsia="Times New Roman"/>
                 <w:sz w:val="24"/>
                 <w:lang w:eastAsia="en-US"/>
               </w:rPr>
             </w:pPr>
-            <w:del w:id="159" w:author="Authors" w:date="2025-05-27T13:34:00Z" w16du:dateUtc="2025-05-27T17:34:00Z">
+            <w:del w:id="148" w:author="Authors" w:date="2025-05-30T10:08:00Z" w16du:dateUtc="2025-05-30T14:08:00Z">
               <w:r>
                 <w:rPr>
                   <w:rFonts w:eastAsia="Times New Roman"/>
@@ -10764,7 +10915,7 @@
           <w:gridAfter w:val="1"/>
           <w:wAfter w:w="708" w:type="dxa"/>
           <w:tblCellSpacing w:w="15" w:type="dxa"/>
-          <w:del w:id="160" w:author="Authors" w:date="2025-05-27T13:34:00Z" w16du:dateUtc="2025-05-27T17:34:00Z"/>
+          <w:del w:id="149" w:author="Authors" w:date="2025-05-30T10:08:00Z" w16du:dateUtc="2025-05-30T14:08:00Z"/>
         </w:trPr>
         <w:tc>
           <w:tcPr>
@@ -10783,13 +10934,13 @@
               <w:ind w:firstLine="0"/>
               <w:jc w:val="left"/>
               <w:rPr>
-                <w:del w:id="161" w:author="Authors" w:date="2025-05-27T13:34:00Z" w16du:dateUtc="2025-05-27T17:34:00Z"/>
+                <w:del w:id="150" w:author="Authors" w:date="2025-05-30T10:08:00Z" w16du:dateUtc="2025-05-30T14:08:00Z"/>
                 <w:rFonts w:eastAsia="Times New Roman"/>
                 <w:sz w:val="24"/>
                 <w:lang w:eastAsia="en-US"/>
               </w:rPr>
             </w:pPr>
-            <w:del w:id="162" w:author="Authors" w:date="2025-05-27T13:34:00Z" w16du:dateUtc="2025-05-27T17:34:00Z">
+            <w:del w:id="151" w:author="Authors" w:date="2025-05-30T10:08:00Z" w16du:dateUtc="2025-05-30T14:08:00Z">
               <w:r>
                 <w:rPr>
                   <w:rFonts w:eastAsia="Times New Roman"/>
@@ -10822,13 +10973,13 @@
               <w:ind w:firstLine="0"/>
               <w:jc w:val="left"/>
               <w:rPr>
-                <w:del w:id="163" w:author="Authors" w:date="2025-05-27T13:34:00Z" w16du:dateUtc="2025-05-27T17:34:00Z"/>
+                <w:del w:id="152" w:author="Authors" w:date="2025-05-30T10:08:00Z" w16du:dateUtc="2025-05-30T14:08:00Z"/>
                 <w:rFonts w:eastAsia="Times New Roman"/>
                 <w:sz w:val="24"/>
                 <w:lang w:eastAsia="en-US"/>
               </w:rPr>
             </w:pPr>
-            <w:del w:id="164" w:author="Authors" w:date="2025-05-27T13:34:00Z" w16du:dateUtc="2025-05-27T17:34:00Z">
+            <w:del w:id="153" w:author="Authors" w:date="2025-05-30T10:08:00Z" w16du:dateUtc="2025-05-30T14:08:00Z">
               <w:r>
                 <w:rPr>
                   <w:rFonts w:eastAsia="Times New Roman"/>
@@ -10860,13 +11011,13 @@
               <w:ind w:firstLine="0"/>
               <w:jc w:val="left"/>
               <w:rPr>
-                <w:del w:id="165" w:author="Authors" w:date="2025-05-27T13:34:00Z" w16du:dateUtc="2025-05-27T17:34:00Z"/>
+                <w:del w:id="154" w:author="Authors" w:date="2025-05-30T10:08:00Z" w16du:dateUtc="2025-05-30T14:08:00Z"/>
                 <w:rFonts w:eastAsia="Times New Roman"/>
                 <w:sz w:val="24"/>
                 <w:lang w:eastAsia="en-US"/>
               </w:rPr>
             </w:pPr>
-            <w:del w:id="166" w:author="Authors" w:date="2025-05-27T13:34:00Z" w16du:dateUtc="2025-05-27T17:34:00Z">
+            <w:del w:id="155" w:author="Authors" w:date="2025-05-30T10:08:00Z" w16du:dateUtc="2025-05-30T14:08:00Z">
               <w:r>
                 <w:rPr>
                   <w:rFonts w:eastAsia="Times New Roman"/>
@@ -10898,13 +11049,13 @@
               <w:ind w:firstLine="0"/>
               <w:jc w:val="left"/>
               <w:rPr>
-                <w:del w:id="167" w:author="Authors" w:date="2025-05-27T13:34:00Z" w16du:dateUtc="2025-05-27T17:34:00Z"/>
+                <w:del w:id="156" w:author="Authors" w:date="2025-05-30T10:08:00Z" w16du:dateUtc="2025-05-30T14:08:00Z"/>
                 <w:rFonts w:eastAsia="Times New Roman"/>
                 <w:sz w:val="24"/>
                 <w:lang w:eastAsia="en-US"/>
               </w:rPr>
             </w:pPr>
-            <w:del w:id="168" w:author="Authors" w:date="2025-05-27T13:34:00Z" w16du:dateUtc="2025-05-27T17:34:00Z">
+            <w:del w:id="157" w:author="Authors" w:date="2025-05-30T10:08:00Z" w16du:dateUtc="2025-05-30T14:08:00Z">
               <w:r>
                 <w:rPr>
                   <w:rFonts w:eastAsia="Times New Roman"/>
@@ -10934,13 +11085,13 @@
               <w:ind w:firstLine="0"/>
               <w:jc w:val="left"/>
               <w:rPr>
-                <w:del w:id="169" w:author="Authors" w:date="2025-05-27T13:34:00Z" w16du:dateUtc="2025-05-27T17:34:00Z"/>
+                <w:del w:id="158" w:author="Authors" w:date="2025-05-30T10:08:00Z" w16du:dateUtc="2025-05-30T14:08:00Z"/>
                 <w:rFonts w:eastAsia="Times New Roman"/>
                 <w:sz w:val="24"/>
                 <w:lang w:eastAsia="en-US"/>
               </w:rPr>
             </w:pPr>
-            <w:del w:id="170" w:author="Authors" w:date="2025-05-27T13:34:00Z" w16du:dateUtc="2025-05-27T17:34:00Z">
+            <w:del w:id="159" w:author="Authors" w:date="2025-05-30T10:08:00Z" w16du:dateUtc="2025-05-30T14:08:00Z">
               <w:r>
                 <w:rPr>
                   <w:rFonts w:eastAsia="Times New Roman"/>
@@ -10967,13 +11118,13 @@
               <w:ind w:firstLine="0"/>
               <w:jc w:val="left"/>
               <w:rPr>
-                <w:del w:id="171" w:author="Authors" w:date="2025-05-27T13:34:00Z" w16du:dateUtc="2025-05-27T17:34:00Z"/>
+                <w:del w:id="160" w:author="Authors" w:date="2025-05-30T10:08:00Z" w16du:dateUtc="2025-05-30T14:08:00Z"/>
                 <w:rFonts w:eastAsia="Times New Roman"/>
                 <w:sz w:val="24"/>
                 <w:lang w:eastAsia="en-US"/>
               </w:rPr>
             </w:pPr>
-            <w:del w:id="172" w:author="Authors" w:date="2025-05-27T13:34:00Z" w16du:dateUtc="2025-05-27T17:34:00Z">
+            <w:del w:id="161" w:author="Authors" w:date="2025-05-30T10:08:00Z" w16du:dateUtc="2025-05-30T14:08:00Z">
               <w:r>
                 <w:rPr>
                   <w:rFonts w:eastAsia="Times New Roman"/>
@@ -10990,7 +11141,7 @@
         <w:trPr>
           <w:gridBefore w:val="1"/>
           <w:tblCellSpacing w:w="15" w:type="dxa"/>
-          <w:trPrChange w:id="173" w:author="Authors" w:date="2025-05-27T13:34:00Z" w16du:dateUtc="2025-05-27T17:34:00Z">
+          <w:trPrChange w:id="162" w:author="Authors" w:date="2025-05-30T10:08:00Z" w16du:dateUtc="2025-05-30T14:08:00Z">
             <w:trPr>
               <w:gridAfter w:val="0"/>
               <w:tblCellSpacing w:w="15" w:type="dxa"/>
@@ -11003,7 +11154,7 @@
             <w:gridSpan w:val="2"/>
             <w:vAlign w:val="center"/>
             <w:hideMark/>
-            <w:tcPrChange w:id="174" w:author="Authors" w:date="2025-05-27T13:34:00Z" w16du:dateUtc="2025-05-27T17:34:00Z">
+            <w:tcPrChange w:id="163" w:author="Authors" w:date="2025-05-30T10:08:00Z" w16du:dateUtc="2025-05-30T14:08:00Z">
               <w:tcPr>
                 <w:tcW w:w="0" w:type="auto"/>
                 <w:gridSpan w:val="4"/>
@@ -11047,7 +11198,7 @@
             </w:tcBorders>
             <w:vAlign w:val="center"/>
             <w:hideMark/>
-            <w:tcPrChange w:id="175" w:author="Authors" w:date="2025-05-27T13:34:00Z" w16du:dateUtc="2025-05-27T17:34:00Z">
+            <w:tcPrChange w:id="164" w:author="Authors" w:date="2025-05-30T10:08:00Z" w16du:dateUtc="2025-05-30T14:08:00Z">
               <w:tcPr>
                 <w:tcW w:w="0" w:type="auto"/>
                 <w:gridSpan w:val="3"/>
@@ -11094,7 +11245,7 @@
             </w:tcBorders>
             <w:vAlign w:val="center"/>
             <w:hideMark/>
-            <w:tcPrChange w:id="176" w:author="Authors" w:date="2025-05-27T13:34:00Z" w16du:dateUtc="2025-05-27T17:34:00Z">
+            <w:tcPrChange w:id="165" w:author="Authors" w:date="2025-05-30T10:08:00Z" w16du:dateUtc="2025-05-30T14:08:00Z">
               <w:tcPr>
                 <w:tcW w:w="0" w:type="auto"/>
                 <w:gridSpan w:val="2"/>
@@ -11140,7 +11291,7 @@
             </w:tcBorders>
             <w:vAlign w:val="center"/>
             <w:hideMark/>
-            <w:tcPrChange w:id="177" w:author="Authors" w:date="2025-05-27T13:34:00Z" w16du:dateUtc="2025-05-27T17:34:00Z">
+            <w:tcPrChange w:id="166" w:author="Authors" w:date="2025-05-30T10:08:00Z" w16du:dateUtc="2025-05-30T14:08:00Z">
               <w:tcPr>
                 <w:tcW w:w="0" w:type="auto"/>
                 <w:gridSpan w:val="3"/>
@@ -11184,7 +11335,7 @@
             <w:tcBorders>
               <w:right w:val="single" w:sz="4" w:space="0" w:color="auto"/>
             </w:tcBorders>
-            <w:tcPrChange w:id="178" w:author="Authors" w:date="2025-05-27T13:34:00Z" w16du:dateUtc="2025-05-27T17:34:00Z">
+            <w:tcPrChange w:id="167" w:author="Authors" w:date="2025-05-30T10:08:00Z" w16du:dateUtc="2025-05-30T14:08:00Z">
               <w:tcPr>
                 <w:tcW w:w="0" w:type="auto"/>
                 <w:gridSpan w:val="3"/>
@@ -11223,7 +11374,7 @@
           <w:tcPr>
             <w:tcW w:w="1305" w:type="dxa"/>
             <w:gridSpan w:val="2"/>
-            <w:tcPrChange w:id="179" w:author="Authors" w:date="2025-05-27T13:34:00Z" w16du:dateUtc="2025-05-27T17:34:00Z">
+            <w:tcPrChange w:id="168" w:author="Authors" w:date="2025-05-30T10:08:00Z" w16du:dateUtc="2025-05-30T14:08:00Z">
               <w:tcPr>
                 <w:tcW w:w="0" w:type="auto"/>
                 <w:gridSpan w:val="4"/>
@@ -11260,7 +11411,7 @@
         <w:trPr>
           <w:gridBefore w:val="1"/>
           <w:tblCellSpacing w:w="15" w:type="dxa"/>
-          <w:ins w:id="180" w:author="Authors" w:date="2025-05-27T13:34:00Z" w16du:dateUtc="2025-05-27T17:34:00Z"/>
+          <w:ins w:id="169" w:author="Authors" w:date="2025-05-30T10:08:00Z" w16du:dateUtc="2025-05-30T14:08:00Z"/>
         </w:trPr>
         <w:tc>
           <w:tcPr>
@@ -11278,13 +11429,13 @@
               <w:ind w:firstLine="0"/>
               <w:jc w:val="left"/>
               <w:rPr>
-                <w:ins w:id="181" w:author="Authors" w:date="2025-05-27T13:34:00Z" w16du:dateUtc="2025-05-27T17:34:00Z"/>
+                <w:ins w:id="170" w:author="Authors" w:date="2025-05-30T10:08:00Z" w16du:dateUtc="2025-05-30T14:08:00Z"/>
                 <w:rFonts w:eastAsia="Times New Roman"/>
                 <w:sz w:val="24"/>
                 <w:lang w:eastAsia="en-US"/>
               </w:rPr>
             </w:pPr>
-            <w:ins w:id="182" w:author="Authors" w:date="2025-05-27T13:34:00Z" w16du:dateUtc="2025-05-27T17:34:00Z">
+            <w:ins w:id="171" w:author="Authors" w:date="2025-05-30T10:08:00Z" w16du:dateUtc="2025-05-30T14:08:00Z">
               <w:r>
                 <w:rPr>
                   <w:rFonts w:eastAsia="Times New Roman"/>
@@ -11316,13 +11467,13 @@
               <w:ind w:firstLine="0"/>
               <w:jc w:val="left"/>
               <w:rPr>
-                <w:ins w:id="183" w:author="Authors" w:date="2025-05-27T13:34:00Z" w16du:dateUtc="2025-05-27T17:34:00Z"/>
+                <w:ins w:id="172" w:author="Authors" w:date="2025-05-30T10:08:00Z" w16du:dateUtc="2025-05-30T14:08:00Z"/>
                 <w:rFonts w:eastAsia="Times New Roman"/>
                 <w:sz w:val="24"/>
                 <w:lang w:eastAsia="en-US"/>
               </w:rPr>
             </w:pPr>
-            <w:ins w:id="184" w:author="Authors" w:date="2025-05-27T13:34:00Z" w16du:dateUtc="2025-05-27T17:34:00Z">
+            <w:ins w:id="173" w:author="Authors" w:date="2025-05-30T10:08:00Z" w16du:dateUtc="2025-05-30T14:08:00Z">
               <w:r>
                 <w:rPr>
                   <w:rFonts w:eastAsia="Times New Roman"/>
@@ -11353,13 +11504,13 @@
               <w:ind w:firstLine="0"/>
               <w:jc w:val="left"/>
               <w:rPr>
-                <w:ins w:id="185" w:author="Authors" w:date="2025-05-27T13:34:00Z" w16du:dateUtc="2025-05-27T17:34:00Z"/>
+                <w:ins w:id="174" w:author="Authors" w:date="2025-05-30T10:08:00Z" w16du:dateUtc="2025-05-30T14:08:00Z"/>
                 <w:rFonts w:eastAsia="Times New Roman"/>
                 <w:sz w:val="24"/>
                 <w:lang w:eastAsia="en-US"/>
               </w:rPr>
             </w:pPr>
-            <w:ins w:id="186" w:author="Authors" w:date="2025-05-27T13:34:00Z" w16du:dateUtc="2025-05-27T17:34:00Z">
+            <w:ins w:id="175" w:author="Authors" w:date="2025-05-30T10:08:00Z" w16du:dateUtc="2025-05-30T14:08:00Z">
               <w:r>
                 <w:rPr>
                   <w:rFonts w:eastAsia="Times New Roman"/>
@@ -11390,13 +11541,13 @@
               <w:ind w:firstLine="0"/>
               <w:jc w:val="left"/>
               <w:rPr>
-                <w:ins w:id="187" w:author="Authors" w:date="2025-05-27T13:34:00Z" w16du:dateUtc="2025-05-27T17:34:00Z"/>
+                <w:ins w:id="176" w:author="Authors" w:date="2025-05-30T10:08:00Z" w16du:dateUtc="2025-05-30T14:08:00Z"/>
                 <w:rFonts w:eastAsia="Times New Roman"/>
                 <w:sz w:val="24"/>
                 <w:lang w:eastAsia="en-US"/>
               </w:rPr>
             </w:pPr>
-            <w:ins w:id="188" w:author="Authors" w:date="2025-05-27T13:34:00Z" w16du:dateUtc="2025-05-27T17:34:00Z">
+            <w:ins w:id="177" w:author="Authors" w:date="2025-05-30T10:08:00Z" w16du:dateUtc="2025-05-30T14:08:00Z">
               <w:r>
                 <w:rPr>
                   <w:rFonts w:eastAsia="Times New Roman"/>
@@ -11426,13 +11577,13 @@
               <w:ind w:firstLine="0"/>
               <w:jc w:val="left"/>
               <w:rPr>
-                <w:ins w:id="189" w:author="Authors" w:date="2025-05-27T13:34:00Z" w16du:dateUtc="2025-05-27T17:34:00Z"/>
+                <w:ins w:id="178" w:author="Authors" w:date="2025-05-30T10:08:00Z" w16du:dateUtc="2025-05-30T14:08:00Z"/>
                 <w:rFonts w:eastAsia="Times New Roman"/>
                 <w:sz w:val="24"/>
                 <w:lang w:eastAsia="en-US"/>
               </w:rPr>
             </w:pPr>
-            <w:ins w:id="190" w:author="Authors" w:date="2025-05-27T13:34:00Z" w16du:dateUtc="2025-05-27T17:34:00Z">
+            <w:ins w:id="179" w:author="Authors" w:date="2025-05-30T10:08:00Z" w16du:dateUtc="2025-05-30T14:08:00Z">
               <w:r>
                 <w:rPr>
                   <w:rFonts w:eastAsia="Times New Roman"/>
@@ -11459,13 +11610,13 @@
               <w:ind w:firstLine="0"/>
               <w:jc w:val="left"/>
               <w:rPr>
-                <w:ins w:id="191" w:author="Authors" w:date="2025-05-27T13:34:00Z" w16du:dateUtc="2025-05-27T17:34:00Z"/>
+                <w:ins w:id="180" w:author="Authors" w:date="2025-05-30T10:08:00Z" w16du:dateUtc="2025-05-30T14:08:00Z"/>
                 <w:rFonts w:eastAsia="Times New Roman"/>
                 <w:sz w:val="24"/>
                 <w:lang w:eastAsia="en-US"/>
               </w:rPr>
             </w:pPr>
-            <w:ins w:id="192" w:author="Authors" w:date="2025-05-27T13:34:00Z" w16du:dateUtc="2025-05-27T17:34:00Z">
+            <w:ins w:id="181" w:author="Authors" w:date="2025-05-30T10:08:00Z" w16du:dateUtc="2025-05-30T14:08:00Z">
               <w:r>
                 <w:rPr>
                   <w:rFonts w:eastAsia="Times New Roman"/>
@@ -11482,7 +11633,7 @@
         <w:trPr>
           <w:gridBefore w:val="1"/>
           <w:tblCellSpacing w:w="15" w:type="dxa"/>
-          <w:trPrChange w:id="193" w:author="Authors" w:date="2025-05-27T13:34:00Z" w16du:dateUtc="2025-05-27T17:34:00Z">
+          <w:trPrChange w:id="182" w:author="Authors" w:date="2025-05-30T10:08:00Z" w16du:dateUtc="2025-05-30T14:08:00Z">
             <w:trPr>
               <w:gridAfter w:val="0"/>
               <w:tblCellSpacing w:w="15" w:type="dxa"/>
@@ -11495,7 +11646,7 @@
             <w:gridSpan w:val="2"/>
             <w:vAlign w:val="center"/>
             <w:hideMark/>
-            <w:tcPrChange w:id="194" w:author="Authors" w:date="2025-05-27T13:34:00Z" w16du:dateUtc="2025-05-27T17:34:00Z">
+            <w:tcPrChange w:id="183" w:author="Authors" w:date="2025-05-30T10:08:00Z" w16du:dateUtc="2025-05-30T14:08:00Z">
               <w:tcPr>
                 <w:tcW w:w="0" w:type="auto"/>
                 <w:gridSpan w:val="4"/>
@@ -11539,7 +11690,7 @@
             </w:tcBorders>
             <w:vAlign w:val="center"/>
             <w:hideMark/>
-            <w:tcPrChange w:id="195" w:author="Authors" w:date="2025-05-27T13:34:00Z" w16du:dateUtc="2025-05-27T17:34:00Z">
+            <w:tcPrChange w:id="184" w:author="Authors" w:date="2025-05-30T10:08:00Z" w16du:dateUtc="2025-05-30T14:08:00Z">
               <w:tcPr>
                 <w:tcW w:w="0" w:type="auto"/>
                 <w:gridSpan w:val="3"/>
@@ -11567,42 +11718,30 @@
                 <w:lang w:eastAsia="en-US"/>
               </w:rPr>
             </w:pPr>
-            <w:del w:id="196" w:author="Authors" w:date="2025-05-27T13:34:00Z" w16du:dateUtc="2025-05-27T17:34:00Z">
-              <w:r>
-                <w:rPr>
-                  <w:rFonts w:eastAsia="Times New Roman"/>
-                  <w:sz w:val="24"/>
-                  <w:lang w:eastAsia="en-US"/>
-                </w:rPr>
-                <w:delText>3 (4.7</w:delText>
-              </w:r>
-            </w:del>
-            <w:ins w:id="197" w:author="Authors" w:date="2025-05-27T13:34:00Z" w16du:dateUtc="2025-05-27T17:34:00Z">
-              <w:r>
-                <w:rPr>
-                  <w:rFonts w:eastAsia="Times New Roman"/>
-                  <w:sz w:val="24"/>
-                  <w:lang w:eastAsia="en-US"/>
-                </w:rPr>
-                <w:t>1</w:t>
-              </w:r>
-              <w:r>
-                <w:rPr>
-                  <w:rFonts w:eastAsia="Times New Roman"/>
-                  <w:sz w:val="24"/>
-                  <w:lang w:eastAsia="en-US"/>
-                </w:rPr>
-                <w:t xml:space="preserve"> (</w:t>
-              </w:r>
-              <w:r>
-                <w:rPr>
-                  <w:rFonts w:eastAsia="Times New Roman"/>
-                  <w:sz w:val="24"/>
-                  <w:lang w:eastAsia="en-US"/>
-                </w:rPr>
-                <w:t>1.6</w:t>
-              </w:r>
-            </w:ins>
+            <w:r>
+              <w:rPr>
+                <w:rFonts w:eastAsia="Times New Roman"/>
+                <w:sz w:val="24"/>
+                <w:lang w:eastAsia="en-US"/>
+              </w:rPr>
+              <w:t>3</w:t>
+            </w:r>
+            <w:r>
+              <w:rPr>
+                <w:rFonts w:eastAsia="Times New Roman"/>
+                <w:sz w:val="24"/>
+                <w:lang w:eastAsia="en-US"/>
+              </w:rPr>
+              <w:t xml:space="preserve"> (</w:t>
+            </w:r>
+            <w:r>
+              <w:rPr>
+                <w:rFonts w:eastAsia="Times New Roman"/>
+                <w:sz w:val="24"/>
+                <w:lang w:eastAsia="en-US"/>
+              </w:rPr>
+              <w:t>4.7</w:t>
+            </w:r>
             <w:r>
               <w:rPr>
                 <w:rFonts w:eastAsia="Times New Roman"/>
@@ -11622,7 +11761,7 @@
             </w:tcBorders>
             <w:vAlign w:val="center"/>
             <w:hideMark/>
-            <w:tcPrChange w:id="198" w:author="Authors" w:date="2025-05-27T13:34:00Z" w16du:dateUtc="2025-05-27T17:34:00Z">
+            <w:tcPrChange w:id="185" w:author="Authors" w:date="2025-05-30T10:08:00Z" w16du:dateUtc="2025-05-30T14:08:00Z">
               <w:tcPr>
                 <w:tcW w:w="0" w:type="auto"/>
                 <w:gridSpan w:val="2"/>
@@ -11668,7 +11807,7 @@
             </w:tcBorders>
             <w:vAlign w:val="center"/>
             <w:hideMark/>
-            <w:tcPrChange w:id="199" w:author="Authors" w:date="2025-05-27T13:34:00Z" w16du:dateUtc="2025-05-27T17:34:00Z">
+            <w:tcPrChange w:id="186" w:author="Authors" w:date="2025-05-30T10:08:00Z" w16du:dateUtc="2025-05-30T14:08:00Z">
               <w:tcPr>
                 <w:tcW w:w="0" w:type="auto"/>
                 <w:gridSpan w:val="3"/>
@@ -11712,7 +11851,7 @@
             <w:tcBorders>
               <w:right w:val="single" w:sz="4" w:space="0" w:color="auto"/>
             </w:tcBorders>
-            <w:tcPrChange w:id="200" w:author="Authors" w:date="2025-05-27T13:34:00Z" w16du:dateUtc="2025-05-27T17:34:00Z">
+            <w:tcPrChange w:id="187" w:author="Authors" w:date="2025-05-30T10:08:00Z" w16du:dateUtc="2025-05-30T14:08:00Z">
               <w:tcPr>
                 <w:tcW w:w="0" w:type="auto"/>
                 <w:gridSpan w:val="3"/>
@@ -11737,33 +11876,21 @@
                 <w:lang w:eastAsia="en-US"/>
               </w:rPr>
             </w:pPr>
-            <w:del w:id="201" w:author="Authors" w:date="2025-05-27T13:34:00Z" w16du:dateUtc="2025-05-27T17:34:00Z">
-              <w:r>
-                <w:rPr>
-                  <w:rFonts w:eastAsia="Times New Roman"/>
-                  <w:sz w:val="24"/>
-                  <w:lang w:eastAsia="en-US"/>
-                </w:rPr>
-                <w:delText>2 (3.1%)</w:delText>
-              </w:r>
-            </w:del>
-            <w:ins w:id="202" w:author="Authors" w:date="2025-05-27T13:34:00Z" w16du:dateUtc="2025-05-27T17:34:00Z">
-              <w:r>
-                <w:rPr>
-                  <w:rFonts w:eastAsia="Times New Roman"/>
-                  <w:sz w:val="24"/>
-                  <w:lang w:eastAsia="en-US"/>
-                </w:rPr>
-                <w:t>-</w:t>
-              </w:r>
-            </w:ins>
+            <w:r>
+              <w:rPr>
+                <w:rFonts w:eastAsia="Times New Roman"/>
+                <w:sz w:val="24"/>
+                <w:lang w:eastAsia="en-US"/>
+              </w:rPr>
+              <w:t>2 (3.1%)</w:t>
+            </w:r>
           </w:p>
         </w:tc>
         <w:tc>
           <w:tcPr>
             <w:tcW w:w="1305" w:type="dxa"/>
             <w:gridSpan w:val="2"/>
-            <w:tcPrChange w:id="203" w:author="Authors" w:date="2025-05-27T13:34:00Z" w16du:dateUtc="2025-05-27T17:34:00Z">
+            <w:tcPrChange w:id="188" w:author="Authors" w:date="2025-05-30T10:08:00Z" w16du:dateUtc="2025-05-30T14:08:00Z">
               <w:tcPr>
                 <w:tcW w:w="0" w:type="auto"/>
                 <w:gridSpan w:val="4"/>
@@ -11800,12 +11927,6 @@
         <w:trPr>
           <w:gridBefore w:val="1"/>
           <w:tblCellSpacing w:w="15" w:type="dxa"/>
-          <w:trPrChange w:id="204" w:author="Authors" w:date="2025-05-27T13:34:00Z" w16du:dateUtc="2025-05-27T17:34:00Z">
-            <w:trPr>
-              <w:gridAfter w:val="0"/>
-              <w:tblCellSpacing w:w="15" w:type="dxa"/>
-            </w:trPr>
-          </w:trPrChange>
         </w:trPr>
         <w:tc>
           <w:tcPr>
@@ -11816,17 +11937,6 @@
             </w:tcBorders>
             <w:vAlign w:val="center"/>
             <w:hideMark/>
-            <w:tcPrChange w:id="205" w:author="Authors" w:date="2025-05-27T13:34:00Z" w16du:dateUtc="2025-05-27T17:34:00Z">
-              <w:tcPr>
-                <w:tcW w:w="0" w:type="auto"/>
-                <w:gridSpan w:val="4"/>
-                <w:tcBorders>
-                  <w:bottom w:val="single" w:sz="4" w:space="0" w:color="auto"/>
-                </w:tcBorders>
-                <w:vAlign w:val="center"/>
-                <w:hideMark/>
-              </w:tcPr>
-            </w:tcPrChange>
           </w:tcPr>
           <w:p>
             <w:pPr>
@@ -11872,19 +11982,6 @@
             </w:tcBorders>
             <w:vAlign w:val="center"/>
             <w:hideMark/>
-            <w:tcPrChange w:id="206" w:author="Authors" w:date="2025-05-27T13:34:00Z" w16du:dateUtc="2025-05-27T17:34:00Z">
-              <w:tcPr>
-                <w:tcW w:w="0" w:type="auto"/>
-                <w:gridSpan w:val="3"/>
-                <w:tcBorders>
-                  <w:left w:val="single" w:sz="4" w:space="0" w:color="auto"/>
-                  <w:bottom w:val="single" w:sz="4" w:space="0" w:color="auto"/>
-                  <w:right w:val="single" w:sz="4" w:space="0" w:color="auto"/>
-                </w:tcBorders>
-                <w:vAlign w:val="center"/>
-                <w:hideMark/>
-              </w:tcPr>
-            </w:tcPrChange>
           </w:tcPr>
           <w:p>
             <w:pPr>
@@ -11901,7 +11998,7 @@
                 <w:lang w:eastAsia="en-US"/>
               </w:rPr>
             </w:pPr>
-            <w:del w:id="207" w:author="Authors" w:date="2025-05-27T13:34:00Z" w16du:dateUtc="2025-05-27T17:34:00Z">
+            <w:del w:id="189" w:author="Authors" w:date="2025-05-30T10:08:00Z" w16du:dateUtc="2025-05-30T14:08:00Z">
               <w:r>
                 <w:rPr>
                   <w:rFonts w:eastAsia="Times New Roman"/>
@@ -11911,7 +12008,7 @@
                 <w:delText>-</w:delText>
               </w:r>
             </w:del>
-            <w:ins w:id="208" w:author="Authors" w:date="2025-05-27T13:34:00Z" w16du:dateUtc="2025-05-27T17:34:00Z">
+            <w:ins w:id="190" w:author="Authors" w:date="2025-05-30T10:08:00Z" w16du:dateUtc="2025-05-30T14:08:00Z">
               <w:r>
                 <w:rPr>
                   <w:rFonts w:eastAsia="Times New Roman"/>
@@ -11933,18 +12030,6 @@
             </w:tcBorders>
             <w:vAlign w:val="center"/>
             <w:hideMark/>
-            <w:tcPrChange w:id="209" w:author="Authors" w:date="2025-05-27T13:34:00Z" w16du:dateUtc="2025-05-27T17:34:00Z">
-              <w:tcPr>
-                <w:tcW w:w="0" w:type="auto"/>
-                <w:gridSpan w:val="2"/>
-                <w:tcBorders>
-                  <w:bottom w:val="single" w:sz="4" w:space="0" w:color="auto"/>
-                  <w:right w:val="single" w:sz="4" w:space="0" w:color="auto"/>
-                </w:tcBorders>
-                <w:vAlign w:val="center"/>
-                <w:hideMark/>
-              </w:tcPr>
-            </w:tcPrChange>
           </w:tcPr>
           <w:p>
             <w:pPr>
@@ -11981,18 +12066,6 @@
             </w:tcBorders>
             <w:vAlign w:val="center"/>
             <w:hideMark/>
-            <w:tcPrChange w:id="210" w:author="Authors" w:date="2025-05-27T13:34:00Z" w16du:dateUtc="2025-05-27T17:34:00Z">
-              <w:tcPr>
-                <w:tcW w:w="0" w:type="auto"/>
-                <w:gridSpan w:val="3"/>
-                <w:tcBorders>
-                  <w:bottom w:val="single" w:sz="4" w:space="0" w:color="auto"/>
-                  <w:right w:val="single" w:sz="4" w:space="0" w:color="auto"/>
-                </w:tcBorders>
-                <w:vAlign w:val="center"/>
-                <w:hideMark/>
-              </w:tcPr>
-            </w:tcPrChange>
           </w:tcPr>
           <w:p>
             <w:pPr>
@@ -12009,7 +12082,7 @@
                 <w:lang w:eastAsia="en-US"/>
               </w:rPr>
             </w:pPr>
-            <w:del w:id="211" w:author="Authors" w:date="2025-05-27T13:34:00Z" w16du:dateUtc="2025-05-27T17:34:00Z">
+            <w:del w:id="191" w:author="Authors" w:date="2025-05-30T10:08:00Z" w16du:dateUtc="2025-05-30T14:08:00Z">
               <w:r>
                 <w:rPr>
                   <w:rFonts w:eastAsia="Times New Roman"/>
@@ -12019,7 +12092,7 @@
                 <w:delText>-</w:delText>
               </w:r>
             </w:del>
-            <w:ins w:id="212" w:author="Authors" w:date="2025-05-27T13:34:00Z" w16du:dateUtc="2025-05-27T17:34:00Z">
+            <w:ins w:id="192" w:author="Authors" w:date="2025-05-30T10:08:00Z" w16du:dateUtc="2025-05-30T14:08:00Z">
               <w:r>
                 <w:rPr>
                   <w:rFonts w:eastAsia="Times New Roman"/>
@@ -12039,16 +12112,6 @@
               <w:bottom w:val="single" w:sz="4" w:space="0" w:color="auto"/>
               <w:right w:val="single" w:sz="4" w:space="0" w:color="auto"/>
             </w:tcBorders>
-            <w:tcPrChange w:id="213" w:author="Authors" w:date="2025-05-27T13:34:00Z" w16du:dateUtc="2025-05-27T17:34:00Z">
-              <w:tcPr>
-                <w:tcW w:w="0" w:type="auto"/>
-                <w:gridSpan w:val="3"/>
-                <w:tcBorders>
-                  <w:bottom w:val="single" w:sz="4" w:space="0" w:color="auto"/>
-                  <w:right w:val="single" w:sz="4" w:space="0" w:color="auto"/>
-                </w:tcBorders>
-              </w:tcPr>
-            </w:tcPrChange>
           </w:tcPr>
           <w:p>
             <w:pPr>
@@ -12065,7 +12128,7 @@
                 <w:lang w:eastAsia="en-US"/>
               </w:rPr>
             </w:pPr>
-            <w:del w:id="214" w:author="Authors" w:date="2025-05-27T13:34:00Z" w16du:dateUtc="2025-05-27T17:34:00Z">
+            <w:del w:id="193" w:author="Authors" w:date="2025-05-30T10:08:00Z" w16du:dateUtc="2025-05-30T14:08:00Z">
               <w:r>
                 <w:rPr>
                   <w:rFonts w:eastAsia="Times New Roman"/>
@@ -12075,7 +12138,7 @@
                 <w:delText>-</w:delText>
               </w:r>
             </w:del>
-            <w:ins w:id="215" w:author="Authors" w:date="2025-05-27T13:34:00Z" w16du:dateUtc="2025-05-27T17:34:00Z">
+            <w:ins w:id="194" w:author="Authors" w:date="2025-05-30T10:08:00Z" w16du:dateUtc="2025-05-30T14:08:00Z">
               <w:r>
                 <w:rPr>
                   <w:rFonts w:eastAsia="Times New Roman"/>
@@ -12094,15 +12157,6 @@
             <w:tcBorders>
               <w:bottom w:val="single" w:sz="4" w:space="0" w:color="auto"/>
             </w:tcBorders>
-            <w:tcPrChange w:id="216" w:author="Authors" w:date="2025-05-27T13:34:00Z" w16du:dateUtc="2025-05-27T17:34:00Z">
-              <w:tcPr>
-                <w:tcW w:w="0" w:type="auto"/>
-                <w:gridSpan w:val="4"/>
-                <w:tcBorders>
-                  <w:bottom w:val="single" w:sz="4" w:space="0" w:color="auto"/>
-                </w:tcBorders>
-              </w:tcPr>
-            </w:tcPrChange>
           </w:tcPr>
           <w:p>
             <w:pPr>
@@ -12134,7 +12188,7 @@
         <w:trPr>
           <w:gridBefore w:val="1"/>
           <w:tblCellSpacing w:w="15" w:type="dxa"/>
-          <w:trPrChange w:id="217" w:author="Authors" w:date="2025-05-27T13:34:00Z" w16du:dateUtc="2025-05-27T17:34:00Z">
+          <w:trPrChange w:id="195" w:author="Authors" w:date="2025-05-30T10:08:00Z" w16du:dateUtc="2025-05-30T14:08:00Z">
             <w:trPr>
               <w:gridAfter w:val="0"/>
               <w:tblCellSpacing w:w="15" w:type="dxa"/>
@@ -12150,7 +12204,7 @@
             </w:tcBorders>
             <w:vAlign w:val="center"/>
             <w:hideMark/>
-            <w:tcPrChange w:id="218" w:author="Authors" w:date="2025-05-27T13:34:00Z" w16du:dateUtc="2025-05-27T17:34:00Z">
+            <w:tcPrChange w:id="196" w:author="Authors" w:date="2025-05-30T10:08:00Z" w16du:dateUtc="2025-05-30T14:08:00Z">
               <w:tcPr>
                 <w:tcW w:w="0" w:type="auto"/>
                 <w:gridSpan w:val="4"/>
@@ -12202,7 +12256,7 @@
             </w:tcBorders>
             <w:vAlign w:val="center"/>
             <w:hideMark/>
-            <w:tcPrChange w:id="219" w:author="Authors" w:date="2025-05-27T13:34:00Z" w16du:dateUtc="2025-05-27T17:34:00Z">
+            <w:tcPrChange w:id="197" w:author="Authors" w:date="2025-05-30T10:08:00Z" w16du:dateUtc="2025-05-30T14:08:00Z">
               <w:tcPr>
                 <w:tcW w:w="0" w:type="auto"/>
                 <w:gridSpan w:val="3"/>
@@ -12233,7 +12287,37 @@
                 <w:lang w:eastAsia="en-US"/>
               </w:rPr>
             </w:pPr>
-            <w:del w:id="220" w:author="Authors" w:date="2025-05-27T13:34:00Z" w16du:dateUtc="2025-05-27T17:34:00Z">
+            <w:r>
+              <w:rPr>
+                <w:rFonts w:eastAsia="Times New Roman"/>
+                <w:i/>
+                <w:iCs/>
+                <w:sz w:val="24"/>
+                <w:lang w:eastAsia="en-US"/>
+              </w:rPr>
+              <w:t>4</w:t>
+            </w:r>
+            <w:r>
+              <w:rPr>
+                <w:rFonts w:eastAsia="Times New Roman"/>
+                <w:i/>
+                <w:iCs/>
+                <w:sz w:val="24"/>
+                <w:lang w:eastAsia="en-US"/>
+              </w:rPr>
+              <w:t xml:space="preserve"> (</w:t>
+            </w:r>
+            <w:r>
+              <w:rPr>
+                <w:rFonts w:eastAsia="Times New Roman"/>
+                <w:i/>
+                <w:iCs/>
+                <w:sz w:val="24"/>
+                <w:lang w:eastAsia="en-US"/>
+              </w:rPr>
+              <w:t>6.</w:t>
+            </w:r>
+            <w:del w:id="198" w:author="Authors" w:date="2025-05-30T10:08:00Z" w16du:dateUtc="2025-05-30T14:08:00Z">
               <w:r>
                 <w:rPr>
                   <w:rFonts w:eastAsia="Times New Roman"/>
@@ -12242,30 +12326,10 @@
                   <w:sz w:val="24"/>
                   <w:lang w:eastAsia="en-US"/>
                 </w:rPr>
-                <w:delText>4 (6.</w:delText>
+                <w:delText>2</w:delText>
               </w:r>
             </w:del>
-            <w:r>
-              <w:rPr>
-                <w:rFonts w:eastAsia="Times New Roman"/>
-                <w:i/>
-                <w:iCs/>
-                <w:sz w:val="24"/>
-                <w:lang w:eastAsia="en-US"/>
-              </w:rPr>
-              <w:t>2</w:t>
-            </w:r>
-            <w:ins w:id="221" w:author="Authors" w:date="2025-05-27T13:34:00Z" w16du:dateUtc="2025-05-27T17:34:00Z">
-              <w:r>
-                <w:rPr>
-                  <w:rFonts w:eastAsia="Times New Roman"/>
-                  <w:i/>
-                  <w:iCs/>
-                  <w:sz w:val="24"/>
-                  <w:lang w:eastAsia="en-US"/>
-                </w:rPr>
-                <w:t xml:space="preserve"> (</w:t>
-              </w:r>
+            <w:ins w:id="199" w:author="Authors" w:date="2025-05-30T10:08:00Z" w16du:dateUtc="2025-05-30T14:08:00Z">
               <w:r>
                 <w:rPr>
                   <w:rFonts w:eastAsia="Times New Roman"/>
@@ -12275,26 +12339,6 @@
                   <w:lang w:eastAsia="en-US"/>
                 </w:rPr>
                 <w:t>3</w:t>
-              </w:r>
-              <w:r>
-                <w:rPr>
-                  <w:rFonts w:eastAsia="Times New Roman"/>
-                  <w:i/>
-                  <w:iCs/>
-                  <w:sz w:val="24"/>
-                  <w:lang w:eastAsia="en-US"/>
-                </w:rPr>
-                <w:t>.</w:t>
-              </w:r>
-              <w:r>
-                <w:rPr>
-                  <w:rFonts w:eastAsia="Times New Roman"/>
-                  <w:i/>
-                  <w:iCs/>
-                  <w:sz w:val="24"/>
-                  <w:lang w:eastAsia="en-US"/>
-                </w:rPr>
-                <w:t>1</w:t>
               </w:r>
             </w:ins>
             <w:r>
@@ -12319,7 +12363,7 @@
             </w:tcBorders>
             <w:vAlign w:val="center"/>
             <w:hideMark/>
-            <w:tcPrChange w:id="222" w:author="Authors" w:date="2025-05-27T13:34:00Z" w16du:dateUtc="2025-05-27T17:34:00Z">
+            <w:tcPrChange w:id="200" w:author="Authors" w:date="2025-05-30T10:08:00Z" w16du:dateUtc="2025-05-30T14:08:00Z">
               <w:tcPr>
                 <w:tcW w:w="0" w:type="auto"/>
                 <w:gridSpan w:val="2"/>
@@ -12349,7 +12393,7 @@
                 <w:lang w:eastAsia="en-US"/>
               </w:rPr>
             </w:pPr>
-            <w:ins w:id="223" w:author="Authors" w:date="2025-05-27T13:34:00Z" w16du:dateUtc="2025-05-27T17:34:00Z">
+            <w:ins w:id="201" w:author="Authors" w:date="2025-05-30T10:08:00Z" w16du:dateUtc="2025-05-30T14:08:00Z">
               <w:r>
                 <w:rPr>
                   <w:rFonts w:eastAsia="Times New Roman"/>
@@ -12381,7 +12425,7 @@
               </w:rPr>
               <w:t>6</w:t>
             </w:r>
-            <w:del w:id="224" w:author="Authors" w:date="2025-05-27T13:34:00Z" w16du:dateUtc="2025-05-27T17:34:00Z">
+            <w:del w:id="202" w:author="Authors" w:date="2025-05-30T10:08:00Z" w16du:dateUtc="2025-05-30T14:08:00Z">
               <w:r>
                 <w:rPr>
                   <w:rFonts w:eastAsia="Times New Roman"/>
@@ -12393,7 +12437,7 @@
                 <w:delText xml:space="preserve"> (9.4</w:delText>
               </w:r>
             </w:del>
-            <w:ins w:id="225" w:author="Authors" w:date="2025-05-27T13:34:00Z" w16du:dateUtc="2025-05-27T17:34:00Z">
+            <w:ins w:id="203" w:author="Authors" w:date="2025-05-30T10:08:00Z" w16du:dateUtc="2025-05-30T14:08:00Z">
               <w:r>
                 <w:rPr>
                   <w:rFonts w:eastAsia="Times New Roman"/>
@@ -12437,7 +12481,7 @@
             </w:tcBorders>
             <w:vAlign w:val="center"/>
             <w:hideMark/>
-            <w:tcPrChange w:id="226" w:author="Authors" w:date="2025-05-27T13:34:00Z" w16du:dateUtc="2025-05-27T17:34:00Z">
+            <w:tcPrChange w:id="204" w:author="Authors" w:date="2025-05-30T10:08:00Z" w16du:dateUtc="2025-05-30T14:08:00Z">
               <w:tcPr>
                 <w:tcW w:w="0" w:type="auto"/>
                 <w:gridSpan w:val="3"/>
@@ -12497,7 +12541,7 @@
               <w:top w:val="single" w:sz="18" w:space="0" w:color="auto"/>
               <w:right w:val="single" w:sz="4" w:space="0" w:color="auto"/>
             </w:tcBorders>
-            <w:tcPrChange w:id="227" w:author="Authors" w:date="2025-05-27T13:34:00Z" w16du:dateUtc="2025-05-27T17:34:00Z">
+            <w:tcPrChange w:id="205" w:author="Authors" w:date="2025-05-30T10:08:00Z" w16du:dateUtc="2025-05-30T14:08:00Z">
               <w:tcPr>
                 <w:tcW w:w="0" w:type="auto"/>
                 <w:gridSpan w:val="3"/>
@@ -12525,28 +12569,6 @@
                 <w:lang w:eastAsia="en-US"/>
               </w:rPr>
             </w:pPr>
-            <w:ins w:id="228" w:author="Authors" w:date="2025-05-27T13:34:00Z" w16du:dateUtc="2025-05-27T17:34:00Z">
-              <w:r>
-                <w:rPr>
-                  <w:rFonts w:eastAsia="Times New Roman"/>
-                  <w:i/>
-                  <w:iCs/>
-                  <w:sz w:val="24"/>
-                  <w:lang w:eastAsia="en-US"/>
-                </w:rPr>
-                <w:t>4</w:t>
-              </w:r>
-              <w:r>
-                <w:rPr>
-                  <w:rFonts w:eastAsia="Times New Roman"/>
-                  <w:i/>
-                  <w:iCs/>
-                  <w:sz w:val="24"/>
-                  <w:lang w:eastAsia="en-US"/>
-                </w:rPr>
-                <w:t xml:space="preserve"> (</w:t>
-              </w:r>
-            </w:ins>
             <w:r>
               <w:rPr>
                 <w:rFonts w:eastAsia="Times New Roman"/>
@@ -12557,40 +12579,26 @@
               </w:rPr>
               <w:t>6</w:t>
             </w:r>
-            <w:del w:id="229" w:author="Authors" w:date="2025-05-27T13:34:00Z" w16du:dateUtc="2025-05-27T17:34:00Z">
-              <w:r>
-                <w:rPr>
-                  <w:rFonts w:eastAsia="Times New Roman"/>
-                  <w:i/>
-                  <w:iCs/>
-                  <w:sz w:val="24"/>
-                  <w:lang w:eastAsia="en-US"/>
-                </w:rPr>
-                <w:delText xml:space="preserve"> (9.4</w:delText>
-              </w:r>
-            </w:del>
-            <w:ins w:id="230" w:author="Authors" w:date="2025-05-27T13:34:00Z" w16du:dateUtc="2025-05-27T17:34:00Z">
-              <w:r>
-                <w:rPr>
-                  <w:rFonts w:eastAsia="Times New Roman"/>
-                  <w:i/>
-                  <w:iCs/>
-                  <w:sz w:val="24"/>
-                  <w:lang w:eastAsia="en-US"/>
-                </w:rPr>
-                <w:t>.</w:t>
-              </w:r>
-              <w:r>
-                <w:rPr>
-                  <w:rFonts w:eastAsia="Times New Roman"/>
-                  <w:i/>
-                  <w:iCs/>
-                  <w:sz w:val="24"/>
-                  <w:lang w:eastAsia="en-US"/>
-                </w:rPr>
-                <w:t>3</w:t>
-              </w:r>
-            </w:ins>
+            <w:r>
+              <w:rPr>
+                <w:rFonts w:eastAsia="Times New Roman"/>
+                <w:i/>
+                <w:iCs/>
+                <w:sz w:val="24"/>
+                <w:lang w:eastAsia="en-US"/>
+              </w:rPr>
+              <w:t xml:space="preserve"> (</w:t>
+            </w:r>
+            <w:r>
+              <w:rPr>
+                <w:rFonts w:eastAsia="Times New Roman"/>
+                <w:i/>
+                <w:iCs/>
+                <w:sz w:val="24"/>
+                <w:lang w:eastAsia="en-US"/>
+              </w:rPr>
+              <w:t>9.4</w:t>
+            </w:r>
             <w:r>
               <w:rPr>
                 <w:rFonts w:eastAsia="Times New Roman"/>
@@ -12610,7 +12618,7 @@
             <w:tcBorders>
               <w:top w:val="single" w:sz="18" w:space="0" w:color="auto"/>
             </w:tcBorders>
-            <w:tcPrChange w:id="231" w:author="Authors" w:date="2025-05-27T13:34:00Z" w16du:dateUtc="2025-05-27T17:34:00Z">
+            <w:tcPrChange w:id="206" w:author="Authors" w:date="2025-05-30T10:08:00Z" w16du:dateUtc="2025-05-30T14:08:00Z">
               <w:tcPr>
                 <w:tcW w:w="0" w:type="auto"/>
                 <w:gridSpan w:val="4"/>
@@ -12741,7 +12749,7 @@
         </w:rPr>
         <w:t xml:space="preserve"> the fact that we used audiovisual rather than audio-only stimuli, previous work has </w:t>
       </w:r>
-      <w:del w:id="232" w:author="Authors" w:date="2025-05-27T13:34:00Z" w16du:dateUtc="2025-05-27T17:34:00Z">
+      <w:del w:id="207" w:author="Authors" w:date="2025-05-30T10:08:00Z" w16du:dateUtc="2025-05-30T14:08:00Z">
         <w:r>
           <w:rPr>
             <w:szCs w:val="22"/>
@@ -12749,7 +12757,7 @@
           <w:delText>reliable</w:delText>
         </w:r>
       </w:del>
-      <w:ins w:id="233" w:author="Authors" w:date="2025-05-27T13:34:00Z" w16du:dateUtc="2025-05-27T17:34:00Z">
+      <w:ins w:id="208" w:author="Authors" w:date="2025-05-30T10:08:00Z" w16du:dateUtc="2025-05-30T14:08:00Z">
         <w:r>
           <w:rPr>
             <w:szCs w:val="22"/>
@@ -12787,7 +12795,7 @@
         </w:rPr>
         <w:t xml:space="preserve">design used here, including in the </w:t>
       </w:r>
-      <w:ins w:id="234" w:author="Authors" w:date="2025-05-27T13:34:00Z" w16du:dateUtc="2025-05-27T17:34:00Z">
+      <w:ins w:id="209" w:author="Authors" w:date="2025-05-30T10:08:00Z" w16du:dateUtc="2025-05-30T14:08:00Z">
         <w:r>
           <w:rPr>
             <w:szCs w:val="22"/>
@@ -12801,7 +12809,7 @@
         </w:rPr>
         <w:t xml:space="preserve">web-based paradigm we employed </w:t>
       </w:r>
-      <w:ins w:id="235" w:author="Authors" w:date="2025-05-27T13:34:00Z" w16du:dateUtc="2025-05-27T17:34:00Z">
+      <w:ins w:id="210" w:author="Authors" w:date="2025-05-30T10:08:00Z" w16du:dateUtc="2025-05-30T14:08:00Z">
         <w:r>
           <w:rPr>
             <w:szCs w:val="22"/>
@@ -12815,7 +12823,7 @@
         </w:rPr>
         <w:t xml:space="preserve">and </w:t>
       </w:r>
-      <w:ins w:id="236" w:author="Authors" w:date="2025-05-27T13:34:00Z" w16du:dateUtc="2025-05-27T17:34:00Z">
+      <w:ins w:id="211" w:author="Authors" w:date="2025-05-30T10:08:00Z" w16du:dateUtc="2025-05-30T14:08:00Z">
         <w:r>
           <w:rPr>
             <w:szCs w:val="22"/>
@@ -12829,7 +12837,7 @@
         </w:rPr>
         <w:t xml:space="preserve">with </w:t>
       </w:r>
-      <w:del w:id="237" w:author="Authors" w:date="2025-05-27T13:34:00Z" w16du:dateUtc="2025-05-27T17:34:00Z">
+      <w:del w:id="212" w:author="Authors" w:date="2025-05-30T10:08:00Z" w16du:dateUtc="2025-05-30T14:08:00Z">
         <w:r>
           <w:rPr>
             <w:szCs w:val="22"/>
@@ -12855,7 +12863,7 @@
         </w:rPr>
         <w:t>(e.g.,</w:t>
       </w:r>
-      <w:ins w:id="238" w:author="Authors" w:date="2025-05-27T13:34:00Z" w16du:dateUtc="2025-05-27T17:34:00Z">
+      <w:ins w:id="213" w:author="Authors" w:date="2025-05-30T10:08:00Z" w16du:dateUtc="2025-05-30T14:08:00Z">
         <w:r>
           <w:rPr>
             <w:szCs w:val="22"/>
@@ -12934,7 +12942,7 @@
     <w:p>
       <w:pPr>
         <w:rPr>
-          <w:del w:id="239" w:author="Authors" w:date="2025-05-27T13:34:00Z" w16du:dateUtc="2025-05-27T17:34:00Z"/>
+          <w:del w:id="214" w:author="Authors" w:date="2025-05-30T10:08:00Z" w16du:dateUtc="2025-05-30T14:08:00Z"/>
           <w:szCs w:val="22"/>
         </w:rPr>
       </w:pPr>
@@ -13136,9 +13144,11 @@
       <w:r>
         <w:t xml:space="preserve"> as monotonically ordered categorical predictors (</w:t>
       </w:r>
+      <w:proofErr w:type="spellStart"/>
       <w:r>
         <w:t>Bürkner</w:t>
       </w:r>
+      <w:proofErr w:type="spellEnd"/>
       <w:r>
         <w:t xml:space="preserve"> &amp; Charpentier</w:t>
       </w:r>
@@ -13157,7 +13167,7 @@
         </w:rPr>
         <w:t xml:space="preserve"> This avoids the linearity assumption made in most previous analyses of perceptual recalibration experiments, allowing changes across continuum steps or from block to block </w:t>
       </w:r>
-      <w:ins w:id="240" w:author="Authors" w:date="2025-05-27T13:34:00Z" w16du:dateUtc="2025-05-27T17:34:00Z">
+      <w:ins w:id="215" w:author="Authors" w:date="2025-05-30T10:08:00Z" w16du:dateUtc="2025-05-30T14:08:00Z">
         <w:r>
           <w:rPr>
             <w:szCs w:val="22"/>
@@ -13270,7 +13280,7 @@
         </w:rPr>
         <w:t xml:space="preserve">We followed recommended practice and </w:t>
       </w:r>
-      <w:del w:id="242" w:author="Authors" w:date="2025-05-27T13:34:00Z" w16du:dateUtc="2025-05-27T17:34:00Z">
+      <w:del w:id="217" w:author="Authors" w:date="2025-05-30T10:08:00Z" w16du:dateUtc="2025-05-30T14:08:00Z">
         <w:r>
           <w:rPr>
             <w:szCs w:val="22"/>
@@ -13278,7 +13288,7 @@
           <w:delText>use</w:delText>
         </w:r>
       </w:del>
-      <w:ins w:id="243" w:author="Authors" w:date="2025-05-27T13:34:00Z" w16du:dateUtc="2025-05-27T17:34:00Z">
+      <w:ins w:id="218" w:author="Authors" w:date="2025-05-30T10:08:00Z" w16du:dateUtc="2025-05-30T14:08:00Z">
         <w:r>
           <w:rPr>
             <w:szCs w:val="22"/>
@@ -13298,7 +13308,7 @@
         </w:rPr>
         <w:t xml:space="preserve"> weakly regularizing priors to facilitate model convergence</w:t>
       </w:r>
-      <w:del w:id="244" w:author="Authors" w:date="2025-05-27T13:34:00Z" w16du:dateUtc="2025-05-27T17:34:00Z">
+      <w:del w:id="219" w:author="Authors" w:date="2025-05-30T10:08:00Z" w16du:dateUtc="2025-05-30T14:08:00Z">
         <w:r>
           <w:rPr>
             <w:szCs w:val="22"/>
@@ -13306,7 +13316,7 @@
           <w:delText xml:space="preserve">, </w:delText>
         </w:r>
       </w:del>
-      <w:ins w:id="245" w:author="Authors" w:date="2025-05-27T13:34:00Z" w16du:dateUtc="2025-05-27T17:34:00Z">
+      <w:ins w:id="220" w:author="Authors" w:date="2025-05-30T10:08:00Z" w16du:dateUtc="2025-05-30T14:08:00Z">
         <w:r>
           <w:t xml:space="preserve"> </w:t>
         </w:r>
@@ -13323,7 +13333,7 @@
         </w:rPr>
         <w:t>specifically</w:t>
       </w:r>
-      <w:ins w:id="246" w:author="Authors" w:date="2025-05-27T13:34:00Z" w16du:dateUtc="2025-05-27T17:34:00Z">
+      <w:ins w:id="221" w:author="Authors" w:date="2025-05-30T10:08:00Z" w16du:dateUtc="2025-05-30T14:08:00Z">
         <w:r>
           <w:rPr>
             <w:szCs w:val="22"/>
@@ -13343,7 +13353,7 @@
         </w:rPr>
         <w:t>the exact same</w:t>
       </w:r>
-      <w:ins w:id="247" w:author="Authors" w:date="2025-05-27T13:34:00Z" w16du:dateUtc="2025-05-27T17:34:00Z">
+      <w:ins w:id="222" w:author="Authors" w:date="2025-05-30T10:08:00Z" w16du:dateUtc="2025-05-30T14:08:00Z">
         <w:r>
           <w:rPr>
             <w:szCs w:val="22"/>
@@ -13387,11 +13397,19 @@
         </w:rPr>
         <w:t xml:space="preserve">e.g., </w:t>
       </w:r>
-      <w:r>
-        <w:rPr>
-          <w:szCs w:val="22"/>
-        </w:rPr>
-        <w:t>Hörberg &amp; Jaeger, 2021; Xie, Liu, &amp; Jaeger, 2021). For fixed effect parameters, we use</w:t>
+      <w:proofErr w:type="spellStart"/>
+      <w:r>
+        <w:rPr>
+          <w:szCs w:val="22"/>
+        </w:rPr>
+        <w:t>Hörberg</w:t>
+      </w:r>
+      <w:proofErr w:type="spellEnd"/>
+      <w:r>
+        <w:rPr>
+          <w:szCs w:val="22"/>
+        </w:rPr>
+        <w:t xml:space="preserve"> &amp; Jaeger, 2021; Xie, Liu, &amp; Jaeger, 2021). For fixed effect parameters, we use</w:t>
       </w:r>
       <w:r>
         <w:rPr>
@@ -13588,7 +13606,21 @@
         <w:rPr>
           <w:szCs w:val="22"/>
         </w:rPr>
-        <w:t xml:space="preserve"> (Bürkner, 2017) in R version 4.</w:t>
+        <w:t xml:space="preserve"> (</w:t>
+      </w:r>
+      <w:proofErr w:type="spellStart"/>
+      <w:r>
+        <w:rPr>
+          <w:szCs w:val="22"/>
+        </w:rPr>
+        <w:t>Bürkner</w:t>
+      </w:r>
+      <w:proofErr w:type="spellEnd"/>
+      <w:r>
+        <w:rPr>
+          <w:szCs w:val="22"/>
+        </w:rPr>
+        <w:t>, 2017) in R version 4.</w:t>
       </w:r>
       <w:r>
         <w:rPr>
@@ -13789,7 +13821,7 @@
         </w:rPr>
         <w:t>summarizes those tests for all three experiments.</w:t>
       </w:r>
-      <w:del w:id="248" w:author="Authors" w:date="2025-05-27T13:34:00Z" w16du:dateUtc="2025-05-27T17:34:00Z">
+      <w:del w:id="223" w:author="Authors" w:date="2025-05-30T10:08:00Z" w16du:dateUtc="2025-05-30T14:08:00Z">
         <w:r>
           <w:rPr>
             <w:rStyle w:val="FootnoteReference"/>
@@ -13798,7 +13830,7 @@
           <w:footnoteReference w:id="7"/>
         </w:r>
       </w:del>
-      <w:ins w:id="250" w:author="Authors" w:date="2025-05-27T13:34:00Z" w16du:dateUtc="2025-05-27T17:34:00Z">
+      <w:ins w:id="225" w:author="Authors" w:date="2025-05-30T10:08:00Z" w16du:dateUtc="2025-05-30T14:08:00Z">
         <w:r>
           <w:rPr>
             <w:szCs w:val="22"/>
@@ -13933,11 +13965,11 @@
       <w:pPr>
         <w:ind w:firstLine="0"/>
         <w:rPr>
-          <w:ins w:id="251" w:author="Authors" w:date="2025-05-27T13:34:00Z" w16du:dateUtc="2025-05-27T17:34:00Z"/>
-          <w:szCs w:val="22"/>
-        </w:rPr>
-      </w:pPr>
-      <w:del w:id="252" w:author="Authors" w:date="2025-05-27T13:34:00Z" w16du:dateUtc="2025-05-27T17:34:00Z">
+          <w:ins w:id="226" w:author="Authors" w:date="2025-05-30T10:08:00Z" w16du:dateUtc="2025-05-30T14:08:00Z"/>
+          <w:szCs w:val="22"/>
+        </w:rPr>
+      </w:pPr>
+      <w:del w:id="227" w:author="Authors" w:date="2025-05-30T10:08:00Z" w16du:dateUtc="2025-05-30T14:08:00Z">
         <w:r>
           <w:rPr>
             <w:noProof/>
@@ -13945,7 +13977,7 @@
           </w:rPr>
           <w:lastRenderedPageBreak/>
           <w:drawing>
-            <wp:anchor distT="0" distB="0" distL="114300" distR="114300" simplePos="0" relativeHeight="251675648" behindDoc="0" locked="0" layoutInCell="1" allowOverlap="1" wp14:anchorId="5CDBF946" wp14:editId="7DF6D76E">
+            <wp:anchor distT="0" distB="0" distL="114300" distR="114300" simplePos="0" relativeHeight="251675648" behindDoc="0" locked="0" layoutInCell="1" allowOverlap="1" wp14:anchorId="2C12C478" wp14:editId="670801B7">
               <wp:simplePos x="0" y="0"/>
               <wp:positionH relativeFrom="column">
                 <wp:posOffset>0</wp:posOffset>
@@ -13995,17 +14027,17 @@
           </w:drawing>
         </w:r>
       </w:del>
-      <w:ins w:id="253" w:author="Authors" w:date="2025-05-27T13:34:00Z" w16du:dateUtc="2025-05-27T17:34:00Z">
+      <w:ins w:id="228" w:author="Authors" w:date="2025-05-30T10:08:00Z" w16du:dateUtc="2025-05-30T14:08:00Z">
         <w:r>
           <w:rPr>
             <w:noProof/>
             <w:szCs w:val="22"/>
           </w:rPr>
           <w:drawing>
-            <wp:inline distT="0" distB="0" distL="0" distR="0" wp14:anchorId="1E17D0B6" wp14:editId="40EC08D6">
+            <wp:inline distT="0" distB="0" distL="0" distR="0" wp14:anchorId="6C3D2197" wp14:editId="2EDCE1EF">
               <wp:extent cx="5486400" cy="5715000"/>
               <wp:effectExtent l="0" t="0" r="0" b="0"/>
-              <wp:docPr id="587542116" name="Picture 5" descr="A screenshot of a graph&#10;&#10;Description automatically generated"/>
+              <wp:docPr id="12898953" name="Picture 8" descr="A screenshot of a graph&#10;&#10;Description automatically generated"/>
               <wp:cNvGraphicFramePr>
                 <a:graphicFrameLocks xmlns:a="http://schemas.openxmlformats.org/drawingml/2006/main" noChangeAspect="1"/>
               </wp:cNvGraphicFramePr>
@@ -14013,7 +14045,7 @@
                 <a:graphicData uri="http://schemas.openxmlformats.org/drawingml/2006/picture">
                   <pic:pic xmlns:pic="http://schemas.openxmlformats.org/drawingml/2006/picture">
                     <pic:nvPicPr>
-                      <pic:cNvPr id="587542116" name="Picture 5" descr="A screenshot of a graph&#10;&#10;Description automatically generated"/>
+                      <pic:cNvPr id="12898953" name="Picture 8" descr="A screenshot of a graph&#10;&#10;Description automatically generated"/>
                       <pic:cNvPicPr/>
                     </pic:nvPicPr>
                     <pic:blipFill>
@@ -14053,7 +14085,7 @@
           <w:docGrid w:linePitch="360"/>
         </w:sectPr>
       </w:pPr>
-      <w:bookmarkStart w:id="254" w:name="_Ref136190394"/>
+      <w:bookmarkStart w:id="229" w:name="_Ref136190394"/>
       <w:r>
         <w:rPr>
           <w:szCs w:val="22"/>
@@ -14098,7 +14130,7 @@
         </w:rPr>
         <w:fldChar w:fldCharType="end"/>
       </w:r>
-      <w:bookmarkEnd w:id="254"/>
+      <w:bookmarkEnd w:id="229"/>
       <w:r>
         <w:rPr>
           <w:szCs w:val="22"/>
@@ -14147,7 +14179,7 @@
         </w:rPr>
         <w:t>31</w:t>
       </w:r>
-      <w:del w:id="255" w:author="Authors" w:date="2025-05-27T13:34:00Z" w16du:dateUtc="2025-05-27T17:34:00Z">
+      <w:del w:id="230" w:author="Authors" w:date="2025-05-30T10:08:00Z" w16du:dateUtc="2025-05-30T14:08:00Z">
         <w:r>
           <w:rPr>
             <w:szCs w:val="22"/>
@@ -14155,7 +14187,7 @@
           <w:delText xml:space="preserve"> </w:delText>
         </w:r>
       </w:del>
-      <w:ins w:id="256" w:author="Authors" w:date="2025-05-27T13:34:00Z" w16du:dateUtc="2025-05-27T17:34:00Z">
+      <w:ins w:id="231" w:author="Authors" w:date="2025-05-30T10:08:00Z" w16du:dateUtc="2025-05-30T14:08:00Z">
         <w:r>
           <w:rPr>
             <w:szCs w:val="22"/>
@@ -14214,7 +14246,7 @@
       <w:pPr>
         <w:pStyle w:val="Caption"/>
       </w:pPr>
-      <w:bookmarkStart w:id="257" w:name="_Ref136190384"/>
+      <w:bookmarkStart w:id="232" w:name="_Ref136190384"/>
       <w:r>
         <w:rPr>
           <w:szCs w:val="22"/>
@@ -14254,7 +14286,7 @@
         </w:rPr>
         <w:fldChar w:fldCharType="end"/>
       </w:r>
-      <w:bookmarkEnd w:id="257"/>
+      <w:bookmarkEnd w:id="232"/>
       <w:r>
         <w:rPr>
           <w:szCs w:val="22"/>
@@ -14296,16 +14328,16 @@
         <w:tblLook w:val="04A0" w:firstRow="1" w:lastRow="0" w:firstColumn="1" w:lastColumn="0" w:noHBand="0" w:noVBand="1"/>
       </w:tblPr>
       <w:tblGrid>
-        <w:gridCol w:w="6072"/>
-        <w:gridCol w:w="565"/>
-        <w:gridCol w:w="781"/>
+        <w:gridCol w:w="4368"/>
         <w:gridCol w:w="840"/>
-        <w:gridCol w:w="601"/>
-        <w:gridCol w:w="781"/>
+        <w:gridCol w:w="1096"/>
+        <w:gridCol w:w="931"/>
+        <w:gridCol w:w="821"/>
+        <w:gridCol w:w="1096"/>
+        <w:gridCol w:w="931"/>
         <w:gridCol w:w="840"/>
-        <w:gridCol w:w="565"/>
-        <w:gridCol w:w="781"/>
-        <w:gridCol w:w="840"/>
+        <w:gridCol w:w="1096"/>
+        <w:gridCol w:w="931"/>
       </w:tblGrid>
       <w:tr>
         <w:trPr>
@@ -14891,8 +14923,30 @@
               <w:rPr>
                 <w:szCs w:val="22"/>
               </w:rPr>
-              <w:t>-.68</w:t>
+              <w:t>-.</w:t>
             </w:r>
+            <w:del w:id="233" w:author="Authors" w:date="2025-05-30T10:08:00Z" w16du:dateUtc="2025-05-30T14:08:00Z">
+              <w:r>
+                <w:rPr>
+                  <w:szCs w:val="22"/>
+                </w:rPr>
+                <w:delText>68</w:delText>
+              </w:r>
+            </w:del>
+            <w:ins w:id="234" w:author="Authors" w:date="2025-05-30T10:08:00Z" w16du:dateUtc="2025-05-30T14:08:00Z">
+              <w:r>
+                <w:rPr>
+                  <w:szCs w:val="22"/>
+                </w:rPr>
+                <w:t>7</w:t>
+              </w:r>
+              <w:r>
+                <w:rPr>
+                  <w:szCs w:val="22"/>
+                </w:rPr>
+                <w:t>5</w:t>
+              </w:r>
+            </w:ins>
           </w:p>
         </w:tc>
         <w:tc>
@@ -14912,11 +14966,27 @@
                 <w:szCs w:val="22"/>
               </w:rPr>
             </w:pPr>
+            <w:del w:id="235" w:author="Authors" w:date="2025-05-30T10:08:00Z" w16du:dateUtc="2025-05-30T14:08:00Z">
+              <w:r>
+                <w:rPr>
+                  <w:szCs w:val="22"/>
+                </w:rPr>
+                <w:delText>165</w:delText>
+              </w:r>
+            </w:del>
+            <w:ins w:id="236" w:author="Authors" w:date="2025-05-30T10:08:00Z" w16du:dateUtc="2025-05-30T14:08:00Z">
+              <w:r>
+                <w:rPr>
+                  <w:szCs w:val="22"/>
+                </w:rPr>
+                <w:t>284</w:t>
+              </w:r>
+            </w:ins>
             <w:r>
               <w:rPr>
                 <w:szCs w:val="22"/>
               </w:rPr>
-              <w:t>165.7</w:t>
+              <w:t>.7</w:t>
             </w:r>
           </w:p>
         </w:tc>
@@ -14942,8 +15012,30 @@
               <w:rPr>
                 <w:szCs w:val="22"/>
               </w:rPr>
-              <w:t>.994</w:t>
+              <w:t>.</w:t>
             </w:r>
+            <w:del w:id="237" w:author="Authors" w:date="2025-05-30T10:08:00Z" w16du:dateUtc="2025-05-30T14:08:00Z">
+              <w:r>
+                <w:rPr>
+                  <w:szCs w:val="22"/>
+                </w:rPr>
+                <w:delText>994</w:delText>
+              </w:r>
+            </w:del>
+            <w:ins w:id="238" w:author="Authors" w:date="2025-05-30T10:08:00Z" w16du:dateUtc="2025-05-30T14:08:00Z">
+              <w:r>
+                <w:rPr>
+                  <w:szCs w:val="22"/>
+                </w:rPr>
+                <w:t>99</w:t>
+              </w:r>
+              <w:r>
+                <w:rPr>
+                  <w:szCs w:val="22"/>
+                </w:rPr>
+                <w:t>6</w:t>
+              </w:r>
+            </w:ins>
           </w:p>
         </w:tc>
         <w:tc>
@@ -14968,8 +15060,24 @@
               <w:rPr>
                 <w:szCs w:val="22"/>
               </w:rPr>
-              <w:t>-.40</w:t>
+              <w:t>-.</w:t>
             </w:r>
+            <w:del w:id="239" w:author="Authors" w:date="2025-05-30T10:08:00Z" w16du:dateUtc="2025-05-30T14:08:00Z">
+              <w:r>
+                <w:rPr>
+                  <w:szCs w:val="22"/>
+                </w:rPr>
+                <w:delText>40</w:delText>
+              </w:r>
+            </w:del>
+            <w:ins w:id="240" w:author="Authors" w:date="2025-05-30T10:08:00Z" w16du:dateUtc="2025-05-30T14:08:00Z">
+              <w:r>
+                <w:rPr>
+                  <w:szCs w:val="22"/>
+                </w:rPr>
+                <w:t>34</w:t>
+              </w:r>
+            </w:ins>
           </w:p>
         </w:tc>
         <w:tc>
@@ -14989,12 +15097,40 @@
                 <w:szCs w:val="22"/>
               </w:rPr>
             </w:pPr>
-            <w:r>
-              <w:rPr>
-                <w:szCs w:val="22"/>
-              </w:rPr>
-              <w:t>18.9</w:t>
-            </w:r>
+            <w:del w:id="241" w:author="Authors" w:date="2025-05-30T10:08:00Z" w16du:dateUtc="2025-05-30T14:08:00Z">
+              <w:r>
+                <w:rPr>
+                  <w:szCs w:val="22"/>
+                </w:rPr>
+                <w:delText>18.9</w:delText>
+              </w:r>
+            </w:del>
+            <w:ins w:id="242" w:author="Authors" w:date="2025-05-30T10:08:00Z" w16du:dateUtc="2025-05-30T14:08:00Z">
+              <w:r>
+                <w:rPr>
+                  <w:szCs w:val="22"/>
+                </w:rPr>
+                <w:t>1</w:t>
+              </w:r>
+              <w:r>
+                <w:rPr>
+                  <w:szCs w:val="22"/>
+                </w:rPr>
+                <w:t>2</w:t>
+              </w:r>
+              <w:r>
+                <w:rPr>
+                  <w:szCs w:val="22"/>
+                </w:rPr>
+                <w:t>.</w:t>
+              </w:r>
+              <w:r>
+                <w:rPr>
+                  <w:szCs w:val="22"/>
+                </w:rPr>
+                <w:t>1</w:t>
+              </w:r>
+            </w:ins>
           </w:p>
         </w:tc>
         <w:tc>
@@ -15019,8 +15155,36 @@
               <w:rPr>
                 <w:szCs w:val="22"/>
               </w:rPr>
-              <w:t>.950</w:t>
+              <w:t>.</w:t>
             </w:r>
+            <w:del w:id="243" w:author="Authors" w:date="2025-05-30T10:08:00Z" w16du:dateUtc="2025-05-30T14:08:00Z">
+              <w:r>
+                <w:rPr>
+                  <w:szCs w:val="22"/>
+                </w:rPr>
+                <w:delText>950</w:delText>
+              </w:r>
+            </w:del>
+            <w:ins w:id="244" w:author="Authors" w:date="2025-05-30T10:08:00Z" w16du:dateUtc="2025-05-30T14:08:00Z">
+              <w:r>
+                <w:rPr>
+                  <w:szCs w:val="22"/>
+                </w:rPr>
+                <w:t>9</w:t>
+              </w:r>
+              <w:r>
+                <w:rPr>
+                  <w:szCs w:val="22"/>
+                </w:rPr>
+                <w:t>2</w:t>
+              </w:r>
+              <w:r>
+                <w:rPr>
+                  <w:szCs w:val="22"/>
+                </w:rPr>
+                <w:t>4</w:t>
+              </w:r>
+            </w:ins>
           </w:p>
         </w:tc>
         <w:tc>
@@ -15045,8 +15209,30 @@
               <w:rPr>
                 <w:szCs w:val="22"/>
               </w:rPr>
-              <w:t>-.49</w:t>
+              <w:t>-.</w:t>
             </w:r>
+            <w:del w:id="245" w:author="Authors" w:date="2025-05-30T10:08:00Z" w16du:dateUtc="2025-05-30T14:08:00Z">
+              <w:r>
+                <w:rPr>
+                  <w:szCs w:val="22"/>
+                </w:rPr>
+                <w:delText>49</w:delText>
+              </w:r>
+            </w:del>
+            <w:ins w:id="246" w:author="Authors" w:date="2025-05-30T10:08:00Z" w16du:dateUtc="2025-05-30T14:08:00Z">
+              <w:r>
+                <w:rPr>
+                  <w:szCs w:val="22"/>
+                </w:rPr>
+                <w:t>4</w:t>
+              </w:r>
+              <w:r>
+                <w:rPr>
+                  <w:szCs w:val="22"/>
+                </w:rPr>
+                <w:t>7</w:t>
+              </w:r>
+            </w:ins>
           </w:p>
         </w:tc>
         <w:tc>
@@ -15066,12 +15252,22 @@
                 <w:szCs w:val="22"/>
               </w:rPr>
             </w:pPr>
-            <w:r>
-              <w:rPr>
-                <w:szCs w:val="22"/>
-              </w:rPr>
-              <w:t>21.1</w:t>
-            </w:r>
+            <w:del w:id="247" w:author="Authors" w:date="2025-05-30T10:08:00Z" w16du:dateUtc="2025-05-30T14:08:00Z">
+              <w:r>
+                <w:rPr>
+                  <w:szCs w:val="22"/>
+                </w:rPr>
+                <w:delText>21.1</w:delText>
+              </w:r>
+            </w:del>
+            <w:ins w:id="248" w:author="Authors" w:date="2025-05-30T10:08:00Z" w16du:dateUtc="2025-05-30T14:08:00Z">
+              <w:r>
+                <w:rPr>
+                  <w:szCs w:val="22"/>
+                </w:rPr>
+                <w:t>16.9</w:t>
+              </w:r>
+            </w:ins>
           </w:p>
         </w:tc>
         <w:tc>
@@ -15095,8 +15291,30 @@
               <w:rPr>
                 <w:szCs w:val="22"/>
               </w:rPr>
-              <w:t>.955</w:t>
+              <w:t>.</w:t>
             </w:r>
+            <w:del w:id="249" w:author="Authors" w:date="2025-05-30T10:08:00Z" w16du:dateUtc="2025-05-30T14:08:00Z">
+              <w:r>
+                <w:rPr>
+                  <w:szCs w:val="22"/>
+                </w:rPr>
+                <w:delText>955</w:delText>
+              </w:r>
+            </w:del>
+            <w:ins w:id="250" w:author="Authors" w:date="2025-05-30T10:08:00Z" w16du:dateUtc="2025-05-30T14:08:00Z">
+              <w:r>
+                <w:rPr>
+                  <w:szCs w:val="22"/>
+                </w:rPr>
+                <w:t>9</w:t>
+              </w:r>
+              <w:r>
+                <w:rPr>
+                  <w:szCs w:val="22"/>
+                </w:rPr>
+                <w:t>44</w:t>
+              </w:r>
+            </w:ins>
           </w:p>
         </w:tc>
       </w:tr>
@@ -15203,12 +15421,28 @@
                 <w:szCs w:val="22"/>
               </w:rPr>
             </w:pPr>
-            <w:r>
-              <w:rPr>
-                <w:szCs w:val="22"/>
-              </w:rPr>
-              <w:t>.01</w:t>
-            </w:r>
+            <w:del w:id="251" w:author="Authors" w:date="2025-05-30T10:08:00Z" w16du:dateUtc="2025-05-30T14:08:00Z">
+              <w:r>
+                <w:rPr>
+                  <w:szCs w:val="22"/>
+                </w:rPr>
+                <w:delText>.01</w:delText>
+              </w:r>
+            </w:del>
+            <w:ins w:id="252" w:author="Authors" w:date="2025-05-30T10:08:00Z" w16du:dateUtc="2025-05-30T14:08:00Z">
+              <w:r>
+                <w:rPr>
+                  <w:szCs w:val="22"/>
+                </w:rPr>
+                <w:t>-.0</w:t>
+              </w:r>
+              <w:r>
+                <w:rPr>
+                  <w:szCs w:val="22"/>
+                </w:rPr>
+                <w:t>3</w:t>
+              </w:r>
+            </w:ins>
           </w:p>
         </w:tc>
         <w:tc>
@@ -15226,6 +15460,14 @@
                 <w:szCs w:val="22"/>
               </w:rPr>
             </w:pPr>
+            <w:ins w:id="253" w:author="Authors" w:date="2025-05-30T10:08:00Z" w16du:dateUtc="2025-05-30T14:08:00Z">
+              <w:r>
+                <w:rPr>
+                  <w:szCs w:val="22"/>
+                </w:rPr>
+                <w:t>1</w:t>
+              </w:r>
+            </w:ins>
             <w:r>
               <w:rPr>
                 <w:szCs w:val="22"/>
@@ -15256,8 +15498,24 @@
               <w:rPr>
                 <w:szCs w:val="22"/>
               </w:rPr>
-              <w:t>.442</w:t>
+              <w:t>.</w:t>
             </w:r>
+            <w:del w:id="254" w:author="Authors" w:date="2025-05-30T10:08:00Z" w16du:dateUtc="2025-05-30T14:08:00Z">
+              <w:r>
+                <w:rPr>
+                  <w:szCs w:val="22"/>
+                </w:rPr>
+                <w:delText>442</w:delText>
+              </w:r>
+            </w:del>
+            <w:ins w:id="255" w:author="Authors" w:date="2025-05-30T10:08:00Z" w16du:dateUtc="2025-05-30T14:08:00Z">
+              <w:r>
+                <w:rPr>
+                  <w:szCs w:val="22"/>
+                </w:rPr>
+                <w:t>643</w:t>
+              </w:r>
+            </w:ins>
           </w:p>
         </w:tc>
         <w:tc>
@@ -15282,8 +15540,30 @@
               <w:rPr>
                 <w:szCs w:val="22"/>
               </w:rPr>
-              <w:t>-.04</w:t>
+              <w:t>-.</w:t>
             </w:r>
+            <w:del w:id="256" w:author="Authors" w:date="2025-05-30T10:08:00Z" w16du:dateUtc="2025-05-30T14:08:00Z">
+              <w:r>
+                <w:rPr>
+                  <w:szCs w:val="22"/>
+                </w:rPr>
+                <w:delText>04</w:delText>
+              </w:r>
+            </w:del>
+            <w:ins w:id="257" w:author="Authors" w:date="2025-05-30T10:08:00Z" w16du:dateUtc="2025-05-30T14:08:00Z">
+              <w:r>
+                <w:rPr>
+                  <w:szCs w:val="22"/>
+                </w:rPr>
+                <w:t>0</w:t>
+              </w:r>
+              <w:r>
+                <w:rPr>
+                  <w:szCs w:val="22"/>
+                </w:rPr>
+                <w:t>3</w:t>
+              </w:r>
+            </w:ins>
           </w:p>
         </w:tc>
         <w:tc>
@@ -15301,12 +15581,28 @@
                 <w:szCs w:val="22"/>
               </w:rPr>
             </w:pPr>
-            <w:r>
-              <w:rPr>
-                <w:szCs w:val="22"/>
-              </w:rPr>
-              <w:t>3.6</w:t>
-            </w:r>
+            <w:del w:id="258" w:author="Authors" w:date="2025-05-30T10:08:00Z" w16du:dateUtc="2025-05-30T14:08:00Z">
+              <w:r>
+                <w:rPr>
+                  <w:szCs w:val="22"/>
+                </w:rPr>
+                <w:delText>3.6</w:delText>
+              </w:r>
+            </w:del>
+            <w:ins w:id="259" w:author="Authors" w:date="2025-05-30T10:08:00Z" w16du:dateUtc="2025-05-30T14:08:00Z">
+              <w:r>
+                <w:rPr>
+                  <w:szCs w:val="22"/>
+                </w:rPr>
+                <w:t>2.</w:t>
+              </w:r>
+              <w:r>
+                <w:rPr>
+                  <w:szCs w:val="22"/>
+                </w:rPr>
+                <w:t>8</w:t>
+              </w:r>
+            </w:ins>
           </w:p>
         </w:tc>
         <w:tc>
@@ -15331,8 +15627,30 @@
               <w:rPr>
                 <w:szCs w:val="22"/>
               </w:rPr>
-              <w:t>.783</w:t>
+              <w:t>.</w:t>
             </w:r>
+            <w:del w:id="260" w:author="Authors" w:date="2025-05-30T10:08:00Z" w16du:dateUtc="2025-05-30T14:08:00Z">
+              <w:r>
+                <w:rPr>
+                  <w:szCs w:val="22"/>
+                </w:rPr>
+                <w:delText>783</w:delText>
+              </w:r>
+            </w:del>
+            <w:ins w:id="261" w:author="Authors" w:date="2025-05-30T10:08:00Z" w16du:dateUtc="2025-05-30T14:08:00Z">
+              <w:r>
+                <w:rPr>
+                  <w:szCs w:val="22"/>
+                </w:rPr>
+                <w:t>7</w:t>
+              </w:r>
+              <w:r>
+                <w:rPr>
+                  <w:szCs w:val="22"/>
+                </w:rPr>
+                <w:t>40</w:t>
+              </w:r>
+            </w:ins>
           </w:p>
         </w:tc>
         <w:tc>
@@ -15375,12 +15693,22 @@
                 <w:szCs w:val="22"/>
               </w:rPr>
             </w:pPr>
-            <w:r>
-              <w:rPr>
-                <w:szCs w:val="22"/>
-              </w:rPr>
-              <w:t>26.0</w:t>
-            </w:r>
+            <w:del w:id="262" w:author="Authors" w:date="2025-05-30T10:08:00Z" w16du:dateUtc="2025-05-30T14:08:00Z">
+              <w:r>
+                <w:rPr>
+                  <w:szCs w:val="22"/>
+                </w:rPr>
+                <w:delText>26.0</w:delText>
+              </w:r>
+            </w:del>
+            <w:ins w:id="263" w:author="Authors" w:date="2025-05-30T10:08:00Z" w16du:dateUtc="2025-05-30T14:08:00Z">
+              <w:r>
+                <w:rPr>
+                  <w:szCs w:val="22"/>
+                </w:rPr>
+                <w:t>30</w:t>
+              </w:r>
+            </w:ins>
           </w:p>
         </w:tc>
         <w:tc>
@@ -15402,8 +15730,30 @@
               <w:rPr>
                 <w:szCs w:val="22"/>
               </w:rPr>
-              <w:t>.963</w:t>
+              <w:t>.</w:t>
             </w:r>
+            <w:del w:id="264" w:author="Authors" w:date="2025-05-30T10:08:00Z" w16du:dateUtc="2025-05-30T14:08:00Z">
+              <w:r>
+                <w:rPr>
+                  <w:szCs w:val="22"/>
+                </w:rPr>
+                <w:delText>963</w:delText>
+              </w:r>
+            </w:del>
+            <w:ins w:id="265" w:author="Authors" w:date="2025-05-30T10:08:00Z" w16du:dateUtc="2025-05-30T14:08:00Z">
+              <w:r>
+                <w:rPr>
+                  <w:szCs w:val="22"/>
+                </w:rPr>
+                <w:t>9</w:t>
+              </w:r>
+              <w:r>
+                <w:rPr>
+                  <w:szCs w:val="22"/>
+                </w:rPr>
+                <w:t>68</w:t>
+              </w:r>
+            </w:ins>
           </w:p>
         </w:tc>
       </w:tr>
@@ -15522,8 +15872,24 @@
               <w:rPr>
                 <w:szCs w:val="22"/>
               </w:rPr>
-              <w:t>-.37</w:t>
+              <w:t>-.</w:t>
             </w:r>
+            <w:del w:id="266" w:author="Authors" w:date="2025-05-30T10:08:00Z" w16du:dateUtc="2025-05-30T14:08:00Z">
+              <w:r>
+                <w:rPr>
+                  <w:szCs w:val="22"/>
+                </w:rPr>
+                <w:delText>37</w:delText>
+              </w:r>
+            </w:del>
+            <w:ins w:id="267" w:author="Authors" w:date="2025-05-30T10:08:00Z" w16du:dateUtc="2025-05-30T14:08:00Z">
+              <w:r>
+                <w:rPr>
+                  <w:szCs w:val="22"/>
+                </w:rPr>
+                <w:t>50</w:t>
+              </w:r>
+            </w:ins>
           </w:p>
         </w:tc>
         <w:tc>
@@ -15541,12 +15907,22 @@
                 <w:szCs w:val="22"/>
               </w:rPr>
             </w:pPr>
-            <w:r>
-              <w:rPr>
-                <w:szCs w:val="22"/>
-              </w:rPr>
-              <w:t>7.5</w:t>
-            </w:r>
+            <w:del w:id="268" w:author="Authors" w:date="2025-05-30T10:08:00Z" w16du:dateUtc="2025-05-30T14:08:00Z">
+              <w:r>
+                <w:rPr>
+                  <w:szCs w:val="22"/>
+                </w:rPr>
+                <w:delText>7.5</w:delText>
+              </w:r>
+            </w:del>
+            <w:ins w:id="269" w:author="Authors" w:date="2025-05-30T10:08:00Z" w16du:dateUtc="2025-05-30T14:08:00Z">
+              <w:r>
+                <w:rPr>
+                  <w:szCs w:val="22"/>
+                </w:rPr>
+                <w:t>11</w:t>
+              </w:r>
+            </w:ins>
           </w:p>
         </w:tc>
         <w:tc>
@@ -15571,8 +15947,30 @@
               <w:rPr>
                 <w:szCs w:val="22"/>
               </w:rPr>
-              <w:t>.883</w:t>
+              <w:t>.</w:t>
             </w:r>
+            <w:del w:id="270" w:author="Authors" w:date="2025-05-30T10:08:00Z" w16du:dateUtc="2025-05-30T14:08:00Z">
+              <w:r>
+                <w:rPr>
+                  <w:szCs w:val="22"/>
+                </w:rPr>
+                <w:delText>883</w:delText>
+              </w:r>
+            </w:del>
+            <w:ins w:id="271" w:author="Authors" w:date="2025-05-30T10:08:00Z" w16du:dateUtc="2025-05-30T14:08:00Z">
+              <w:r>
+                <w:rPr>
+                  <w:szCs w:val="22"/>
+                </w:rPr>
+                <w:t>91</w:t>
+              </w:r>
+              <w:r>
+                <w:rPr>
+                  <w:szCs w:val="22"/>
+                </w:rPr>
+                <w:t>7</w:t>
+              </w:r>
+            </w:ins>
           </w:p>
         </w:tc>
         <w:tc>
@@ -15597,8 +15995,30 @@
               <w:rPr>
                 <w:szCs w:val="22"/>
               </w:rPr>
-              <w:t>-.30</w:t>
+              <w:t>-.</w:t>
             </w:r>
+            <w:del w:id="272" w:author="Authors" w:date="2025-05-30T10:08:00Z" w16du:dateUtc="2025-05-30T14:08:00Z">
+              <w:r>
+                <w:rPr>
+                  <w:szCs w:val="22"/>
+                </w:rPr>
+                <w:delText>30</w:delText>
+              </w:r>
+            </w:del>
+            <w:ins w:id="273" w:author="Authors" w:date="2025-05-30T10:08:00Z" w16du:dateUtc="2025-05-30T14:08:00Z">
+              <w:r>
+                <w:rPr>
+                  <w:szCs w:val="22"/>
+                </w:rPr>
+                <w:t>2</w:t>
+              </w:r>
+              <w:r>
+                <w:rPr>
+                  <w:szCs w:val="22"/>
+                </w:rPr>
+                <w:t>3</w:t>
+              </w:r>
+            </w:ins>
           </w:p>
         </w:tc>
         <w:tc>
@@ -15616,12 +16036,34 @@
                 <w:szCs w:val="22"/>
               </w:rPr>
             </w:pPr>
-            <w:r>
-              <w:rPr>
-                <w:szCs w:val="22"/>
-              </w:rPr>
-              <w:t>6.6</w:t>
-            </w:r>
+            <w:del w:id="274" w:author="Authors" w:date="2025-05-30T10:08:00Z" w16du:dateUtc="2025-05-30T14:08:00Z">
+              <w:r>
+                <w:rPr>
+                  <w:szCs w:val="22"/>
+                </w:rPr>
+                <w:delText>6.6</w:delText>
+              </w:r>
+            </w:del>
+            <w:ins w:id="275" w:author="Authors" w:date="2025-05-30T10:08:00Z" w16du:dateUtc="2025-05-30T14:08:00Z">
+              <w:r>
+                <w:rPr>
+                  <w:szCs w:val="22"/>
+                </w:rPr>
+                <w:t>2</w:t>
+              </w:r>
+              <w:r>
+                <w:rPr>
+                  <w:szCs w:val="22"/>
+                </w:rPr>
+                <w:t>.</w:t>
+              </w:r>
+              <w:r>
+                <w:rPr>
+                  <w:szCs w:val="22"/>
+                </w:rPr>
+                <w:t>7</w:t>
+              </w:r>
+            </w:ins>
           </w:p>
         </w:tc>
         <w:tc>
@@ -15646,8 +16088,30 @@
               <w:rPr>
                 <w:szCs w:val="22"/>
               </w:rPr>
-              <w:t>.868</w:t>
+              <w:t>.</w:t>
             </w:r>
+            <w:del w:id="276" w:author="Authors" w:date="2025-05-30T10:08:00Z" w16du:dateUtc="2025-05-30T14:08:00Z">
+              <w:r>
+                <w:rPr>
+                  <w:szCs w:val="22"/>
+                </w:rPr>
+                <w:delText>868</w:delText>
+              </w:r>
+            </w:del>
+            <w:ins w:id="277" w:author="Authors" w:date="2025-05-30T10:08:00Z" w16du:dateUtc="2025-05-30T14:08:00Z">
+              <w:r>
+                <w:rPr>
+                  <w:szCs w:val="22"/>
+                </w:rPr>
+                <w:t>7</w:t>
+              </w:r>
+              <w:r>
+                <w:rPr>
+                  <w:szCs w:val="22"/>
+                </w:rPr>
+                <w:t>31</w:t>
+              </w:r>
+            </w:ins>
           </w:p>
         </w:tc>
         <w:tc>
@@ -15672,8 +16136,30 @@
               <w:rPr>
                 <w:szCs w:val="22"/>
               </w:rPr>
-              <w:t>-.77</w:t>
+              <w:t>-.</w:t>
             </w:r>
+            <w:del w:id="278" w:author="Authors" w:date="2025-05-30T10:08:00Z" w16du:dateUtc="2025-05-30T14:08:00Z">
+              <w:r>
+                <w:rPr>
+                  <w:szCs w:val="22"/>
+                </w:rPr>
+                <w:delText>77</w:delText>
+              </w:r>
+            </w:del>
+            <w:ins w:id="279" w:author="Authors" w:date="2025-05-30T10:08:00Z" w16du:dateUtc="2025-05-30T14:08:00Z">
+              <w:r>
+                <w:rPr>
+                  <w:szCs w:val="22"/>
+                </w:rPr>
+                <w:t>9</w:t>
+              </w:r>
+              <w:r>
+                <w:rPr>
+                  <w:szCs w:val="22"/>
+                </w:rPr>
+                <w:t>0</w:t>
+              </w:r>
+            </w:ins>
           </w:p>
         </w:tc>
         <w:tc>
@@ -15691,12 +16177,22 @@
                 <w:szCs w:val="22"/>
               </w:rPr>
             </w:pPr>
-            <w:r>
-              <w:rPr>
-                <w:szCs w:val="22"/>
-              </w:rPr>
-              <w:t>132.3</w:t>
-            </w:r>
+            <w:del w:id="280" w:author="Authors" w:date="2025-05-30T10:08:00Z" w16du:dateUtc="2025-05-30T14:08:00Z">
+              <w:r>
+                <w:rPr>
+                  <w:szCs w:val="22"/>
+                </w:rPr>
+                <w:delText>132.3</w:delText>
+              </w:r>
+            </w:del>
+            <w:ins w:id="281" w:author="Authors" w:date="2025-05-30T10:08:00Z" w16du:dateUtc="2025-05-30T14:08:00Z">
+              <w:r>
+                <w:rPr>
+                  <w:szCs w:val="22"/>
+                </w:rPr>
+                <w:t>63.5</w:t>
+              </w:r>
+            </w:ins>
           </w:p>
         </w:tc>
         <w:tc>
@@ -15718,8 +16214,36 @@
               <w:rPr>
                 <w:szCs w:val="22"/>
               </w:rPr>
-              <w:t>.992</w:t>
+              <w:t>.</w:t>
             </w:r>
+            <w:del w:id="282" w:author="Authors" w:date="2025-05-30T10:08:00Z" w16du:dateUtc="2025-05-30T14:08:00Z">
+              <w:r>
+                <w:rPr>
+                  <w:szCs w:val="22"/>
+                </w:rPr>
+                <w:delText>992</w:delText>
+              </w:r>
+            </w:del>
+            <w:ins w:id="283" w:author="Authors" w:date="2025-05-30T10:08:00Z" w16du:dateUtc="2025-05-30T14:08:00Z">
+              <w:r>
+                <w:rPr>
+                  <w:szCs w:val="22"/>
+                </w:rPr>
+                <w:t>9</w:t>
+              </w:r>
+              <w:r>
+                <w:rPr>
+                  <w:szCs w:val="22"/>
+                </w:rPr>
+                <w:t>8</w:t>
+              </w:r>
+              <w:r>
+                <w:rPr>
+                  <w:szCs w:val="22"/>
+                </w:rPr>
+                <w:t>4</w:t>
+              </w:r>
+            </w:ins>
           </w:p>
         </w:tc>
       </w:tr>
@@ -15872,7 +16396,181 @@
               <w:rPr>
                 <w:szCs w:val="22"/>
               </w:rPr>
-              <w:t>-.13</w:t>
+              <w:t>-.</w:t>
+            </w:r>
+            <w:del w:id="284" w:author="Authors" w:date="2025-05-30T10:08:00Z" w16du:dateUtc="2025-05-30T14:08:00Z">
+              <w:r>
+                <w:rPr>
+                  <w:szCs w:val="22"/>
+                </w:rPr>
+                <w:delText>13</w:delText>
+              </w:r>
+            </w:del>
+            <w:ins w:id="285" w:author="Authors" w:date="2025-05-30T10:08:00Z" w16du:dateUtc="2025-05-30T14:08:00Z">
+              <w:r>
+                <w:rPr>
+                  <w:szCs w:val="22"/>
+                </w:rPr>
+                <w:t>0</w:t>
+              </w:r>
+              <w:r>
+                <w:rPr>
+                  <w:szCs w:val="22"/>
+                </w:rPr>
+                <w:t>8</w:t>
+              </w:r>
+            </w:ins>
+          </w:p>
+        </w:tc>
+        <w:tc>
+          <w:tcPr>
+            <w:tcW w:w="0" w:type="auto"/>
+            <w:tcBorders>
+              <w:bottom w:val="single" w:sz="18" w:space="0" w:color="auto"/>
+            </w:tcBorders>
+            <w:shd w:val="clear" w:color="auto" w:fill="BFBFBF" w:themeFill="background1" w:themeFillShade="BF"/>
+          </w:tcPr>
+          <w:p>
+            <w:pPr>
+              <w:spacing w:line="240" w:lineRule="auto"/>
+              <w:ind w:firstLine="0"/>
+              <w:jc w:val="right"/>
+              <w:cnfStyle w:val="000000000000" w:firstRow="0" w:lastRow="0" w:firstColumn="0" w:lastColumn="0" w:oddVBand="0" w:evenVBand="0" w:oddHBand="0" w:evenHBand="0" w:firstRowFirstColumn="0" w:firstRowLastColumn="0" w:lastRowFirstColumn="0" w:lastRowLastColumn="0"/>
+              <w:rPr>
+                <w:szCs w:val="22"/>
+              </w:rPr>
+            </w:pPr>
+            <w:del w:id="286" w:author="Authors" w:date="2025-05-30T10:08:00Z" w16du:dateUtc="2025-05-30T14:08:00Z">
+              <w:r>
+                <w:rPr>
+                  <w:szCs w:val="22"/>
+                </w:rPr>
+                <w:delText>9.8</w:delText>
+              </w:r>
+            </w:del>
+            <w:ins w:id="287" w:author="Authors" w:date="2025-05-30T10:08:00Z" w16du:dateUtc="2025-05-30T14:08:00Z">
+              <w:r>
+                <w:rPr>
+                  <w:szCs w:val="22"/>
+                </w:rPr>
+                <w:t>3</w:t>
+              </w:r>
+              <w:r>
+                <w:rPr>
+                  <w:szCs w:val="22"/>
+                </w:rPr>
+                <w:t>.</w:t>
+              </w:r>
+              <w:r>
+                <w:rPr>
+                  <w:szCs w:val="22"/>
+                </w:rPr>
+                <w:t>2</w:t>
+              </w:r>
+            </w:ins>
+          </w:p>
+        </w:tc>
+        <w:tc>
+          <w:tcPr>
+            <w:tcW w:w="0" w:type="auto"/>
+            <w:tcBorders>
+              <w:bottom w:val="single" w:sz="18" w:space="0" w:color="auto"/>
+              <w:right w:val="single" w:sz="18" w:space="0" w:color="auto"/>
+            </w:tcBorders>
+            <w:shd w:val="clear" w:color="auto" w:fill="BFBFBF" w:themeFill="background1" w:themeFillShade="BF"/>
+          </w:tcPr>
+          <w:p>
+            <w:pPr>
+              <w:spacing w:line="240" w:lineRule="auto"/>
+              <w:ind w:firstLine="0"/>
+              <w:jc w:val="right"/>
+              <w:cnfStyle w:val="000000000000" w:firstRow="0" w:lastRow="0" w:firstColumn="0" w:lastColumn="0" w:oddVBand="0" w:evenVBand="0" w:oddHBand="0" w:evenHBand="0" w:firstRowFirstColumn="0" w:firstRowLastColumn="0" w:lastRowFirstColumn="0" w:lastRowLastColumn="0"/>
+              <w:rPr>
+                <w:szCs w:val="22"/>
+              </w:rPr>
+            </w:pPr>
+            <w:r>
+              <w:rPr>
+                <w:szCs w:val="22"/>
+              </w:rPr>
+              <w:t>.</w:t>
+            </w:r>
+            <w:del w:id="288" w:author="Authors" w:date="2025-05-30T10:08:00Z" w16du:dateUtc="2025-05-30T14:08:00Z">
+              <w:r>
+                <w:rPr>
+                  <w:szCs w:val="22"/>
+                </w:rPr>
+                <w:delText>907</w:delText>
+              </w:r>
+            </w:del>
+            <w:ins w:id="289" w:author="Authors" w:date="2025-05-30T10:08:00Z" w16du:dateUtc="2025-05-30T14:08:00Z">
+              <w:r>
+                <w:rPr>
+                  <w:szCs w:val="22"/>
+                </w:rPr>
+                <w:t>7</w:t>
+              </w:r>
+              <w:r>
+                <w:rPr>
+                  <w:szCs w:val="22"/>
+                </w:rPr>
+                <w:t>60</w:t>
+              </w:r>
+            </w:ins>
+          </w:p>
+        </w:tc>
+        <w:tc>
+          <w:tcPr>
+            <w:tcW w:w="0" w:type="auto"/>
+            <w:tcBorders>
+              <w:left w:val="single" w:sz="18" w:space="0" w:color="auto"/>
+              <w:bottom w:val="single" w:sz="18" w:space="0" w:color="auto"/>
+            </w:tcBorders>
+            <w:shd w:val="clear" w:color="auto" w:fill="BFBFBF" w:themeFill="background1" w:themeFillShade="BF"/>
+          </w:tcPr>
+          <w:p>
+            <w:pPr>
+              <w:spacing w:line="240" w:lineRule="auto"/>
+              <w:ind w:firstLine="0"/>
+              <w:jc w:val="right"/>
+              <w:cnfStyle w:val="000000000000" w:firstRow="0" w:lastRow="0" w:firstColumn="0" w:lastColumn="0" w:oddVBand="0" w:evenVBand="0" w:oddHBand="0" w:evenHBand="0" w:firstRowFirstColumn="0" w:firstRowLastColumn="0" w:lastRowFirstColumn="0" w:lastRowLastColumn="0"/>
+              <w:rPr>
+                <w:szCs w:val="22"/>
+              </w:rPr>
+            </w:pPr>
+            <w:del w:id="290" w:author="Authors" w:date="2025-05-30T10:08:00Z" w16du:dateUtc="2025-05-30T14:08:00Z">
+              <w:r>
+                <w:rPr>
+                  <w:szCs w:val="22"/>
+                </w:rPr>
+                <w:delText>.</w:delText>
+              </w:r>
+            </w:del>
+            <w:ins w:id="291" w:author="Authors" w:date="2025-05-30T10:08:00Z" w16du:dateUtc="2025-05-30T14:08:00Z">
+              <w:r>
+                <w:rPr>
+                  <w:szCs w:val="22"/>
+                </w:rPr>
+                <w:t>-</w:t>
+              </w:r>
+              <w:r>
+                <w:rPr>
+                  <w:szCs w:val="22"/>
+                </w:rPr>
+                <w:t>.</w:t>
+              </w:r>
+            </w:ins>
+            <w:r>
+              <w:rPr>
+                <w:szCs w:val="22"/>
+              </w:rPr>
+              <w:t>0</w:t>
+            </w:r>
+            <w:r>
+              <w:rPr>
+                <w:szCs w:val="22"/>
+              </w:rPr>
+              <w:t>1</w:t>
             </w:r>
           </w:p>
         </w:tc>
@@ -15894,12 +16592,22 @@
                 <w:szCs w:val="22"/>
               </w:rPr>
             </w:pPr>
-            <w:r>
-              <w:rPr>
-                <w:szCs w:val="22"/>
-              </w:rPr>
-              <w:t>9.8</w:t>
-            </w:r>
+            <w:del w:id="292" w:author="Authors" w:date="2025-05-30T10:08:00Z" w16du:dateUtc="2025-05-30T14:08:00Z">
+              <w:r>
+                <w:rPr>
+                  <w:szCs w:val="22"/>
+                </w:rPr>
+                <w:delText>.8</w:delText>
+              </w:r>
+            </w:del>
+            <w:ins w:id="293" w:author="Authors" w:date="2025-05-30T10:08:00Z" w16du:dateUtc="2025-05-30T14:08:00Z">
+              <w:r>
+                <w:rPr>
+                  <w:szCs w:val="22"/>
+                </w:rPr>
+                <w:t>1.2</w:t>
+              </w:r>
+            </w:ins>
           </w:p>
         </w:tc>
         <w:tc>
@@ -15925,8 +16633,30 @@
               <w:rPr>
                 <w:szCs w:val="22"/>
               </w:rPr>
-              <w:t>.907</w:t>
+              <w:t>.</w:t>
             </w:r>
+            <w:del w:id="294" w:author="Authors" w:date="2025-05-30T10:08:00Z" w16du:dateUtc="2025-05-30T14:08:00Z">
+              <w:r>
+                <w:rPr>
+                  <w:szCs w:val="22"/>
+                </w:rPr>
+                <w:delText>43</w:delText>
+              </w:r>
+            </w:del>
+            <w:ins w:id="295" w:author="Authors" w:date="2025-05-30T10:08:00Z" w16du:dateUtc="2025-05-30T14:08:00Z">
+              <w:r>
+                <w:rPr>
+                  <w:szCs w:val="22"/>
+                </w:rPr>
+                <w:t>5</w:t>
+              </w:r>
+              <w:r>
+                <w:rPr>
+                  <w:szCs w:val="22"/>
+                </w:rPr>
+                <w:t>36</w:t>
+              </w:r>
+            </w:ins>
           </w:p>
         </w:tc>
         <w:tc>
@@ -15952,8 +16682,30 @@
               <w:rPr>
                 <w:szCs w:val="22"/>
               </w:rPr>
-              <w:t>.01</w:t>
+              <w:t>-.</w:t>
             </w:r>
+            <w:del w:id="296" w:author="Authors" w:date="2025-05-30T10:08:00Z" w16du:dateUtc="2025-05-30T14:08:00Z">
+              <w:r>
+                <w:rPr>
+                  <w:szCs w:val="22"/>
+                </w:rPr>
+                <w:delText>10</w:delText>
+              </w:r>
+            </w:del>
+            <w:ins w:id="297" w:author="Authors" w:date="2025-05-30T10:08:00Z" w16du:dateUtc="2025-05-30T14:08:00Z">
+              <w:r>
+                <w:rPr>
+                  <w:szCs w:val="22"/>
+                </w:rPr>
+                <w:t>0</w:t>
+              </w:r>
+              <w:r>
+                <w:rPr>
+                  <w:szCs w:val="22"/>
+                </w:rPr>
+                <w:t>5</w:t>
+              </w:r>
+            </w:ins>
           </w:p>
         </w:tc>
         <w:tc>
@@ -15974,66 +16726,34 @@
                 <w:szCs w:val="22"/>
               </w:rPr>
             </w:pPr>
+            <w:del w:id="298" w:author="Authors" w:date="2025-05-30T10:08:00Z" w16du:dateUtc="2025-05-30T14:08:00Z">
+              <w:r>
+                <w:rPr>
+                  <w:szCs w:val="22"/>
+                </w:rPr>
+                <w:delText>11.</w:delText>
+              </w:r>
+            </w:del>
             <w:r>
               <w:rPr>
                 <w:szCs w:val="22"/>
               </w:rPr>
-              <w:t>.8</w:t>
+              <w:t>2</w:t>
             </w:r>
-          </w:p>
-        </w:tc>
-        <w:tc>
-          <w:tcPr>
-            <w:tcW w:w="0" w:type="auto"/>
-            <w:tcBorders>
-              <w:bottom w:val="single" w:sz="18" w:space="0" w:color="auto"/>
-              <w:right w:val="single" w:sz="18" w:space="0" w:color="auto"/>
-            </w:tcBorders>
-            <w:shd w:val="clear" w:color="auto" w:fill="BFBFBF" w:themeFill="background1" w:themeFillShade="BF"/>
-          </w:tcPr>
-          <w:p>
-            <w:pPr>
-              <w:spacing w:line="240" w:lineRule="auto"/>
-              <w:ind w:firstLine="0"/>
-              <w:jc w:val="right"/>
-              <w:cnfStyle w:val="000000000000" w:firstRow="0" w:lastRow="0" w:firstColumn="0" w:lastColumn="0" w:oddVBand="0" w:evenVBand="0" w:oddHBand="0" w:evenHBand="0" w:firstRowFirstColumn="0" w:firstRowLastColumn="0" w:lastRowFirstColumn="0" w:lastRowLastColumn="0"/>
-              <w:rPr>
-                <w:szCs w:val="22"/>
-              </w:rPr>
-            </w:pPr>
-            <w:r>
-              <w:rPr>
-                <w:szCs w:val="22"/>
-              </w:rPr>
-              <w:t>.43</w:t>
-            </w:r>
-          </w:p>
-        </w:tc>
-        <w:tc>
-          <w:tcPr>
-            <w:tcW w:w="0" w:type="auto"/>
-            <w:tcBorders>
-              <w:left w:val="single" w:sz="18" w:space="0" w:color="auto"/>
-              <w:bottom w:val="single" w:sz="18" w:space="0" w:color="auto"/>
-            </w:tcBorders>
-            <w:shd w:val="clear" w:color="auto" w:fill="BFBFBF" w:themeFill="background1" w:themeFillShade="BF"/>
-          </w:tcPr>
-          <w:p>
-            <w:pPr>
-              <w:spacing w:line="240" w:lineRule="auto"/>
-              <w:ind w:firstLine="0"/>
-              <w:jc w:val="right"/>
-              <w:cnfStyle w:val="000000000000" w:firstRow="0" w:lastRow="0" w:firstColumn="0" w:lastColumn="0" w:oddVBand="0" w:evenVBand="0" w:oddHBand="0" w:evenHBand="0" w:firstRowFirstColumn="0" w:firstRowLastColumn="0" w:lastRowFirstColumn="0" w:lastRowLastColumn="0"/>
-              <w:rPr>
-                <w:szCs w:val="22"/>
-              </w:rPr>
-            </w:pPr>
-            <w:r>
-              <w:rPr>
-                <w:szCs w:val="22"/>
-              </w:rPr>
-              <w:t>-.10</w:t>
-            </w:r>
+            <w:ins w:id="299" w:author="Authors" w:date="2025-05-30T10:08:00Z" w16du:dateUtc="2025-05-30T14:08:00Z">
+              <w:r>
+                <w:rPr>
+                  <w:szCs w:val="22"/>
+                </w:rPr>
+                <w:t>.</w:t>
+              </w:r>
+              <w:r>
+                <w:rPr>
+                  <w:szCs w:val="22"/>
+                </w:rPr>
+                <w:t>6</w:t>
+              </w:r>
+            </w:ins>
           </w:p>
         </w:tc>
         <w:tc>
@@ -16058,34 +16778,24 @@
               <w:rPr>
                 <w:szCs w:val="22"/>
               </w:rPr>
-              <w:t>11.2</w:t>
+              <w:t>.</w:t>
             </w:r>
-          </w:p>
-        </w:tc>
-        <w:tc>
-          <w:tcPr>
-            <w:tcW w:w="0" w:type="auto"/>
-            <w:tcBorders>
-              <w:bottom w:val="single" w:sz="18" w:space="0" w:color="auto"/>
-            </w:tcBorders>
-            <w:shd w:val="clear" w:color="auto" w:fill="BFBFBF" w:themeFill="background1" w:themeFillShade="BF"/>
-          </w:tcPr>
-          <w:p>
-            <w:pPr>
-              <w:spacing w:line="240" w:lineRule="auto"/>
-              <w:ind w:firstLine="0"/>
-              <w:jc w:val="right"/>
-              <w:cnfStyle w:val="000000000000" w:firstRow="0" w:lastRow="0" w:firstColumn="0" w:lastColumn="0" w:oddVBand="0" w:evenVBand="0" w:oddHBand="0" w:evenHBand="0" w:firstRowFirstColumn="0" w:firstRowLastColumn="0" w:lastRowFirstColumn="0" w:lastRowLastColumn="0"/>
-              <w:rPr>
-                <w:szCs w:val="22"/>
-              </w:rPr>
-            </w:pPr>
-            <w:r>
-              <w:rPr>
-                <w:szCs w:val="22"/>
-              </w:rPr>
-              <w:t>.918</w:t>
-            </w:r>
+            <w:del w:id="300" w:author="Authors" w:date="2025-05-30T10:08:00Z" w16du:dateUtc="2025-05-30T14:08:00Z">
+              <w:r>
+                <w:rPr>
+                  <w:szCs w:val="22"/>
+                </w:rPr>
+                <w:delText>918</w:delText>
+              </w:r>
+            </w:del>
+            <w:ins w:id="301" w:author="Authors" w:date="2025-05-30T10:08:00Z" w16du:dateUtc="2025-05-30T14:08:00Z">
+              <w:r>
+                <w:rPr>
+                  <w:szCs w:val="22"/>
+                </w:rPr>
+                <w:t>721</w:t>
+              </w:r>
+            </w:ins>
           </w:p>
         </w:tc>
       </w:tr>
@@ -16235,8 +16945,30 @@
               <w:rPr>
                 <w:szCs w:val="22"/>
               </w:rPr>
-              <w:t>.29</w:t>
+              <w:t>.</w:t>
             </w:r>
+            <w:del w:id="302" w:author="Authors" w:date="2025-05-30T10:08:00Z" w16du:dateUtc="2025-05-30T14:08:00Z">
+              <w:r>
+                <w:rPr>
+                  <w:szCs w:val="22"/>
+                </w:rPr>
+                <w:delText>29</w:delText>
+              </w:r>
+            </w:del>
+            <w:ins w:id="303" w:author="Authors" w:date="2025-05-30T10:08:00Z" w16du:dateUtc="2025-05-30T14:08:00Z">
+              <w:r>
+                <w:rPr>
+                  <w:szCs w:val="22"/>
+                </w:rPr>
+                <w:t>2</w:t>
+              </w:r>
+              <w:r>
+                <w:rPr>
+                  <w:szCs w:val="22"/>
+                </w:rPr>
+                <w:t>0</w:t>
+              </w:r>
+            </w:ins>
           </w:p>
         </w:tc>
         <w:tc>
@@ -16318,8 +17050,30 @@
               <w:rPr>
                 <w:szCs w:val="22"/>
               </w:rPr>
-              <w:t>.28</w:t>
+              <w:t>.</w:t>
             </w:r>
+            <w:del w:id="304" w:author="Authors" w:date="2025-05-30T10:08:00Z" w16du:dateUtc="2025-05-30T14:08:00Z">
+              <w:r>
+                <w:rPr>
+                  <w:szCs w:val="22"/>
+                </w:rPr>
+                <w:delText>28</w:delText>
+              </w:r>
+            </w:del>
+            <w:ins w:id="305" w:author="Authors" w:date="2025-05-30T10:08:00Z" w16du:dateUtc="2025-05-30T14:08:00Z">
+              <w:r>
+                <w:rPr>
+                  <w:szCs w:val="22"/>
+                </w:rPr>
+                <w:t>2</w:t>
+              </w:r>
+              <w:r>
+                <w:rPr>
+                  <w:szCs w:val="22"/>
+                </w:rPr>
+                <w:t>4</w:t>
+              </w:r>
+            </w:ins>
           </w:p>
         </w:tc>
         <w:tc>
@@ -16401,8 +17155,24 @@
               <w:rPr>
                 <w:szCs w:val="22"/>
               </w:rPr>
-              <w:t>.34</w:t>
+              <w:t>.</w:t>
             </w:r>
+            <w:del w:id="306" w:author="Authors" w:date="2025-05-30T10:08:00Z" w16du:dateUtc="2025-05-30T14:08:00Z">
+              <w:r>
+                <w:rPr>
+                  <w:szCs w:val="22"/>
+                </w:rPr>
+                <w:delText>34</w:delText>
+              </w:r>
+            </w:del>
+            <w:ins w:id="307" w:author="Authors" w:date="2025-05-30T10:08:00Z" w16du:dateUtc="2025-05-30T14:08:00Z">
+              <w:r>
+                <w:rPr>
+                  <w:szCs w:val="22"/>
+                </w:rPr>
+                <w:t>29</w:t>
+              </w:r>
+            </w:ins>
           </w:p>
         </w:tc>
         <w:tc>
@@ -16606,8 +17376,30 @@
               <w:rPr>
                 <w:szCs w:val="22"/>
               </w:rPr>
-              <w:t>.50</w:t>
+              <w:t>.</w:t>
             </w:r>
+            <w:del w:id="308" w:author="Authors" w:date="2025-05-30T10:08:00Z" w16du:dateUtc="2025-05-30T14:08:00Z">
+              <w:r>
+                <w:rPr>
+                  <w:szCs w:val="22"/>
+                </w:rPr>
+                <w:delText>50</w:delText>
+              </w:r>
+            </w:del>
+            <w:ins w:id="309" w:author="Authors" w:date="2025-05-30T10:08:00Z" w16du:dateUtc="2025-05-30T14:08:00Z">
+              <w:r>
+                <w:rPr>
+                  <w:szCs w:val="22"/>
+                </w:rPr>
+                <w:t>4</w:t>
+              </w:r>
+              <w:r>
+                <w:rPr>
+                  <w:szCs w:val="22"/>
+                </w:rPr>
+                <w:t>8</w:t>
+              </w:r>
+            </w:ins>
           </w:p>
         </w:tc>
         <w:tc>
@@ -16624,12 +17416,22 @@
                 <w:szCs w:val="22"/>
               </w:rPr>
             </w:pPr>
-            <w:r>
-              <w:rPr>
-                <w:szCs w:val="22"/>
-              </w:rPr>
-              <w:t>71.7</w:t>
-            </w:r>
+            <w:del w:id="310" w:author="Authors" w:date="2025-05-30T10:08:00Z" w16du:dateUtc="2025-05-30T14:08:00Z">
+              <w:r>
+                <w:rPr>
+                  <w:szCs w:val="22"/>
+                </w:rPr>
+                <w:delText>71.7</w:delText>
+              </w:r>
+            </w:del>
+            <w:ins w:id="311" w:author="Authors" w:date="2025-05-30T10:08:00Z" w16du:dateUtc="2025-05-30T14:08:00Z">
+              <w:r>
+                <w:rPr>
+                  <w:szCs w:val="22"/>
+                </w:rPr>
+                <w:t>66.8</w:t>
+              </w:r>
+            </w:ins>
           </w:p>
         </w:tc>
         <w:tc>
@@ -16653,8 +17455,30 @@
               <w:rPr>
                 <w:szCs w:val="22"/>
               </w:rPr>
-              <w:t>.986</w:t>
+              <w:t>.</w:t>
             </w:r>
+            <w:del w:id="312" w:author="Authors" w:date="2025-05-30T10:08:00Z" w16du:dateUtc="2025-05-30T14:08:00Z">
+              <w:r>
+                <w:rPr>
+                  <w:szCs w:val="22"/>
+                </w:rPr>
+                <w:delText>986</w:delText>
+              </w:r>
+            </w:del>
+            <w:ins w:id="313" w:author="Authors" w:date="2025-05-30T10:08:00Z" w16du:dateUtc="2025-05-30T14:08:00Z">
+              <w:r>
+                <w:rPr>
+                  <w:szCs w:val="22"/>
+                </w:rPr>
+                <w:t>98</w:t>
+              </w:r>
+              <w:r>
+                <w:rPr>
+                  <w:szCs w:val="22"/>
+                </w:rPr>
+                <w:t>5</w:t>
+              </w:r>
+            </w:ins>
           </w:p>
         </w:tc>
         <w:tc>
@@ -16678,8 +17502,30 @@
               <w:rPr>
                 <w:szCs w:val="22"/>
               </w:rPr>
-              <w:t>1.08</w:t>
+              <w:t>1.</w:t>
             </w:r>
+            <w:del w:id="314" w:author="Authors" w:date="2025-05-30T10:08:00Z" w16du:dateUtc="2025-05-30T14:08:00Z">
+              <w:r>
+                <w:rPr>
+                  <w:szCs w:val="22"/>
+                </w:rPr>
+                <w:delText>08</w:delText>
+              </w:r>
+            </w:del>
+            <w:ins w:id="315" w:author="Authors" w:date="2025-05-30T10:08:00Z" w16du:dateUtc="2025-05-30T14:08:00Z">
+              <w:r>
+                <w:rPr>
+                  <w:szCs w:val="22"/>
+                </w:rPr>
+                <w:t>0</w:t>
+              </w:r>
+              <w:r>
+                <w:rPr>
+                  <w:szCs w:val="22"/>
+                </w:rPr>
+                <w:t>5</w:t>
+              </w:r>
+            </w:ins>
           </w:p>
         </w:tc>
         <w:tc>
@@ -16756,8 +17602,30 @@
               <w:rPr>
                 <w:szCs w:val="22"/>
               </w:rPr>
-              <w:t>.41</w:t>
+              <w:t>.</w:t>
             </w:r>
+            <w:del w:id="316" w:author="Authors" w:date="2025-05-30T10:08:00Z" w16du:dateUtc="2025-05-30T14:08:00Z">
+              <w:r>
+                <w:rPr>
+                  <w:szCs w:val="22"/>
+                </w:rPr>
+                <w:delText>41</w:delText>
+              </w:r>
+            </w:del>
+            <w:ins w:id="317" w:author="Authors" w:date="2025-05-30T10:08:00Z" w16du:dateUtc="2025-05-30T14:08:00Z">
+              <w:r>
+                <w:rPr>
+                  <w:szCs w:val="22"/>
+                </w:rPr>
+                <w:t>4</w:t>
+              </w:r>
+              <w:r>
+                <w:rPr>
+                  <w:szCs w:val="22"/>
+                </w:rPr>
+                <w:t>3</w:t>
+              </w:r>
+            </w:ins>
           </w:p>
         </w:tc>
         <w:tc>
@@ -16774,12 +17642,28 @@
                 <w:szCs w:val="22"/>
               </w:rPr>
             </w:pPr>
-            <w:r>
-              <w:rPr>
-                <w:szCs w:val="22"/>
-              </w:rPr>
-              <w:t>20.3</w:t>
-            </w:r>
+            <w:del w:id="318" w:author="Authors" w:date="2025-05-30T10:08:00Z" w16du:dateUtc="2025-05-30T14:08:00Z">
+              <w:r>
+                <w:rPr>
+                  <w:szCs w:val="22"/>
+                </w:rPr>
+                <w:delText>20.3</w:delText>
+              </w:r>
+            </w:del>
+            <w:ins w:id="319" w:author="Authors" w:date="2025-05-30T10:08:00Z" w16du:dateUtc="2025-05-30T14:08:00Z">
+              <w:r>
+                <w:rPr>
+                  <w:szCs w:val="22"/>
+                </w:rPr>
+                <w:t>2</w:t>
+              </w:r>
+              <w:r>
+                <w:rPr>
+                  <w:szCs w:val="22"/>
+                </w:rPr>
+                <w:t>5</w:t>
+              </w:r>
+            </w:ins>
           </w:p>
         </w:tc>
         <w:tc>
@@ -16800,8 +17684,36 @@
               <w:rPr>
                 <w:szCs w:val="22"/>
               </w:rPr>
-              <w:t>.953</w:t>
+              <w:t>.</w:t>
             </w:r>
+            <w:del w:id="320" w:author="Authors" w:date="2025-05-30T10:08:00Z" w16du:dateUtc="2025-05-30T14:08:00Z">
+              <w:r>
+                <w:rPr>
+                  <w:szCs w:val="22"/>
+                </w:rPr>
+                <w:delText>953</w:delText>
+              </w:r>
+            </w:del>
+            <w:ins w:id="321" w:author="Authors" w:date="2025-05-30T10:08:00Z" w16du:dateUtc="2025-05-30T14:08:00Z">
+              <w:r>
+                <w:rPr>
+                  <w:szCs w:val="22"/>
+                </w:rPr>
+                <w:t>9</w:t>
+              </w:r>
+              <w:r>
+                <w:rPr>
+                  <w:szCs w:val="22"/>
+                </w:rPr>
+                <w:t>6</w:t>
+              </w:r>
+              <w:r>
+                <w:rPr>
+                  <w:szCs w:val="22"/>
+                </w:rPr>
+                <w:t>2</w:t>
+              </w:r>
+            </w:ins>
           </w:p>
         </w:tc>
       </w:tr>
@@ -16857,11 +17769,33 @@
                 <w:szCs w:val="22"/>
               </w:rPr>
             </w:pPr>
+            <w:del w:id="322" w:author="Authors" w:date="2025-05-30T10:08:00Z" w16du:dateUtc="2025-05-30T14:08:00Z">
+              <w:r>
+                <w:rPr>
+                  <w:szCs w:val="22"/>
+                </w:rPr>
+                <w:delText>.</w:delText>
+              </w:r>
+            </w:del>
+            <w:ins w:id="323" w:author="Authors" w:date="2025-05-30T10:08:00Z" w16du:dateUtc="2025-05-30T14:08:00Z">
+              <w:r>
+                <w:rPr>
+                  <w:szCs w:val="22"/>
+                </w:rPr>
+                <w:t>-.</w:t>
+              </w:r>
+            </w:ins>
             <w:r>
               <w:rPr>
                 <w:szCs w:val="22"/>
               </w:rPr>
-              <w:t>.12</w:t>
+              <w:t>1</w:t>
+            </w:r>
+            <w:r>
+              <w:rPr>
+                <w:szCs w:val="22"/>
+              </w:rPr>
+              <w:t>2</w:t>
             </w:r>
           </w:p>
         </w:tc>
@@ -16883,12 +17817,28 @@
                 <w:szCs w:val="22"/>
               </w:rPr>
             </w:pPr>
-            <w:r>
-              <w:rPr>
-                <w:szCs w:val="22"/>
-              </w:rPr>
-              <w:t>8.4</w:t>
-            </w:r>
+            <w:del w:id="324" w:author="Authors" w:date="2025-05-30T10:08:00Z" w16du:dateUtc="2025-05-30T14:08:00Z">
+              <w:r>
+                <w:rPr>
+                  <w:szCs w:val="22"/>
+                </w:rPr>
+                <w:delText>8.4</w:delText>
+              </w:r>
+            </w:del>
+            <w:ins w:id="325" w:author="Authors" w:date="2025-05-30T10:08:00Z" w16du:dateUtc="2025-05-30T14:08:00Z">
+              <w:r>
+                <w:rPr>
+                  <w:szCs w:val="22"/>
+                </w:rPr>
+                <w:t>10.</w:t>
+              </w:r>
+              <w:r>
+                <w:rPr>
+                  <w:szCs w:val="22"/>
+                </w:rPr>
+                <w:t>9</w:t>
+              </w:r>
+            </w:ins>
           </w:p>
         </w:tc>
         <w:tc>
@@ -16914,8 +17864,30 @@
               <w:rPr>
                 <w:szCs w:val="22"/>
               </w:rPr>
-              <w:t>.894</w:t>
+              <w:t>.</w:t>
             </w:r>
+            <w:del w:id="326" w:author="Authors" w:date="2025-05-30T10:08:00Z" w16du:dateUtc="2025-05-30T14:08:00Z">
+              <w:r>
+                <w:rPr>
+                  <w:szCs w:val="22"/>
+                </w:rPr>
+                <w:delText>894</w:delText>
+              </w:r>
+            </w:del>
+            <w:ins w:id="327" w:author="Authors" w:date="2025-05-30T10:08:00Z" w16du:dateUtc="2025-05-30T14:08:00Z">
+              <w:r>
+                <w:rPr>
+                  <w:szCs w:val="22"/>
+                </w:rPr>
+                <w:t>91</w:t>
+              </w:r>
+              <w:r>
+                <w:rPr>
+                  <w:szCs w:val="22"/>
+                </w:rPr>
+                <w:t>6</w:t>
+              </w:r>
+            </w:ins>
           </w:p>
         </w:tc>
         <w:tc>
@@ -16963,12 +17935,28 @@
                 <w:szCs w:val="22"/>
               </w:rPr>
             </w:pPr>
-            <w:r>
-              <w:rPr>
-                <w:szCs w:val="22"/>
-              </w:rPr>
-              <w:t>48.4</w:t>
-            </w:r>
+            <w:del w:id="328" w:author="Authors" w:date="2025-05-30T10:08:00Z" w16du:dateUtc="2025-05-30T14:08:00Z">
+              <w:r>
+                <w:rPr>
+                  <w:szCs w:val="22"/>
+                </w:rPr>
+                <w:delText>48.4</w:delText>
+              </w:r>
+            </w:del>
+            <w:ins w:id="329" w:author="Authors" w:date="2025-05-30T10:08:00Z" w16du:dateUtc="2025-05-30T14:08:00Z">
+              <w:r>
+                <w:rPr>
+                  <w:szCs w:val="22"/>
+                </w:rPr>
+                <w:t>5</w:t>
+              </w:r>
+              <w:r>
+                <w:rPr>
+                  <w:szCs w:val="22"/>
+                </w:rPr>
+                <w:t>2.5</w:t>
+              </w:r>
+            </w:ins>
           </w:p>
         </w:tc>
         <w:tc>
@@ -16994,8 +17982,30 @@
               <w:rPr>
                 <w:szCs w:val="22"/>
               </w:rPr>
-              <w:t>.980</w:t>
+              <w:t>.</w:t>
             </w:r>
+            <w:del w:id="330" w:author="Authors" w:date="2025-05-30T10:08:00Z" w16du:dateUtc="2025-05-30T14:08:00Z">
+              <w:r>
+                <w:rPr>
+                  <w:szCs w:val="22"/>
+                </w:rPr>
+                <w:delText>980</w:delText>
+              </w:r>
+            </w:del>
+            <w:ins w:id="331" w:author="Authors" w:date="2025-05-30T10:08:00Z" w16du:dateUtc="2025-05-30T14:08:00Z">
+              <w:r>
+                <w:rPr>
+                  <w:szCs w:val="22"/>
+                </w:rPr>
+                <w:t>98</w:t>
+              </w:r>
+              <w:r>
+                <w:rPr>
+                  <w:szCs w:val="22"/>
+                </w:rPr>
+                <w:t>1</w:t>
+              </w:r>
+            </w:ins>
           </w:p>
         </w:tc>
         <w:tc>
@@ -17021,8 +18031,30 @@
               <w:rPr>
                 <w:szCs w:val="22"/>
               </w:rPr>
-              <w:t>.01</w:t>
+              <w:t>.</w:t>
             </w:r>
+            <w:del w:id="332" w:author="Authors" w:date="2025-05-30T10:08:00Z" w16du:dateUtc="2025-05-30T14:08:00Z">
+              <w:r>
+                <w:rPr>
+                  <w:szCs w:val="22"/>
+                </w:rPr>
+                <w:delText>01</w:delText>
+              </w:r>
+            </w:del>
+            <w:ins w:id="333" w:author="Authors" w:date="2025-05-30T10:08:00Z" w16du:dateUtc="2025-05-30T14:08:00Z">
+              <w:r>
+                <w:rPr>
+                  <w:szCs w:val="22"/>
+                </w:rPr>
+                <w:t>0</w:t>
+              </w:r>
+              <w:r>
+                <w:rPr>
+                  <w:szCs w:val="22"/>
+                </w:rPr>
+                <w:t>2</w:t>
+              </w:r>
+            </w:ins>
           </w:p>
         </w:tc>
         <w:tc>
@@ -17043,12 +18075,28 @@
                 <w:szCs w:val="22"/>
               </w:rPr>
             </w:pPr>
-            <w:r>
-              <w:rPr>
-                <w:szCs w:val="22"/>
-              </w:rPr>
-              <w:t>48.0</w:t>
-            </w:r>
+            <w:del w:id="334" w:author="Authors" w:date="2025-05-30T10:08:00Z" w16du:dateUtc="2025-05-30T14:08:00Z">
+              <w:r>
+                <w:rPr>
+                  <w:szCs w:val="22"/>
+                </w:rPr>
+                <w:delText>48.0</w:delText>
+              </w:r>
+            </w:del>
+            <w:ins w:id="335" w:author="Authors" w:date="2025-05-30T10:08:00Z" w16du:dateUtc="2025-05-30T14:08:00Z">
+              <w:r>
+                <w:rPr>
+                  <w:szCs w:val="22"/>
+                </w:rPr>
+                <w:t>4</w:t>
+              </w:r>
+              <w:r>
+                <w:rPr>
+                  <w:szCs w:val="22"/>
+                </w:rPr>
+                <w:t>9.6</w:t>
+              </w:r>
+            </w:ins>
           </w:p>
         </w:tc>
         <w:tc>
@@ -17073,7 +18121,13 @@
               <w:rPr>
                 <w:szCs w:val="22"/>
               </w:rPr>
-              <w:t>.980</w:t>
+              <w:t>.9</w:t>
+            </w:r>
+            <w:r>
+              <w:rPr>
+                <w:szCs w:val="22"/>
+              </w:rPr>
+              <w:t>80</w:t>
             </w:r>
           </w:p>
         </w:tc>
@@ -17133,8 +18187,24 @@
               <w:rPr>
                 <w:szCs w:val="22"/>
               </w:rPr>
-              <w:t>.19</w:t>
+              <w:t>.</w:t>
             </w:r>
+            <w:del w:id="336" w:author="Authors" w:date="2025-05-30T10:08:00Z" w16du:dateUtc="2025-05-30T14:08:00Z">
+              <w:r>
+                <w:rPr>
+                  <w:szCs w:val="22"/>
+                </w:rPr>
+                <w:delText>19</w:delText>
+              </w:r>
+            </w:del>
+            <w:ins w:id="337" w:author="Authors" w:date="2025-05-30T10:08:00Z" w16du:dateUtc="2025-05-30T14:08:00Z">
+              <w:r>
+                <w:rPr>
+                  <w:szCs w:val="22"/>
+                </w:rPr>
+                <w:t>10</w:t>
+              </w:r>
+            </w:ins>
           </w:p>
         </w:tc>
         <w:tc>
@@ -17155,12 +18225,22 @@
                 <w:szCs w:val="22"/>
               </w:rPr>
             </w:pPr>
-            <w:r>
-              <w:rPr>
-                <w:szCs w:val="22"/>
-              </w:rPr>
-              <w:t>18.6</w:t>
-            </w:r>
+            <w:del w:id="338" w:author="Authors" w:date="2025-05-30T10:08:00Z" w16du:dateUtc="2025-05-30T14:08:00Z">
+              <w:r>
+                <w:rPr>
+                  <w:szCs w:val="22"/>
+                </w:rPr>
+                <w:delText>18.6</w:delText>
+              </w:r>
+            </w:del>
+            <w:ins w:id="339" w:author="Authors" w:date="2025-05-30T10:08:00Z" w16du:dateUtc="2025-05-30T14:08:00Z">
+              <w:r>
+                <w:rPr>
+                  <w:szCs w:val="22"/>
+                </w:rPr>
+                <w:t>25.2</w:t>
+              </w:r>
+            </w:ins>
           </w:p>
         </w:tc>
         <w:tc>
@@ -17186,8 +18266,30 @@
               <w:rPr>
                 <w:szCs w:val="22"/>
               </w:rPr>
-              <w:t>.949</w:t>
+              <w:t>.</w:t>
             </w:r>
+            <w:del w:id="340" w:author="Authors" w:date="2025-05-30T10:08:00Z" w16du:dateUtc="2025-05-30T14:08:00Z">
+              <w:r>
+                <w:rPr>
+                  <w:szCs w:val="22"/>
+                </w:rPr>
+                <w:delText>949</w:delText>
+              </w:r>
+            </w:del>
+            <w:ins w:id="341" w:author="Authors" w:date="2025-05-30T10:08:00Z" w16du:dateUtc="2025-05-30T14:08:00Z">
+              <w:r>
+                <w:rPr>
+                  <w:szCs w:val="22"/>
+                </w:rPr>
+                <w:t>9</w:t>
+              </w:r>
+              <w:r>
+                <w:rPr>
+                  <w:szCs w:val="22"/>
+                </w:rPr>
+                <w:t>62</w:t>
+              </w:r>
+            </w:ins>
           </w:p>
         </w:tc>
         <w:tc>
@@ -17235,12 +18337,34 @@
                 <w:szCs w:val="22"/>
               </w:rPr>
             </w:pPr>
-            <w:r>
-              <w:rPr>
-                <w:szCs w:val="22"/>
-              </w:rPr>
-              <w:t>72.7</w:t>
-            </w:r>
+            <w:del w:id="342" w:author="Authors" w:date="2025-05-30T10:08:00Z" w16du:dateUtc="2025-05-30T14:08:00Z">
+              <w:r>
+                <w:rPr>
+                  <w:szCs w:val="22"/>
+                </w:rPr>
+                <w:delText>72.7</w:delText>
+              </w:r>
+            </w:del>
+            <w:ins w:id="343" w:author="Authors" w:date="2025-05-30T10:08:00Z" w16du:dateUtc="2025-05-30T14:08:00Z">
+              <w:r>
+                <w:rPr>
+                  <w:szCs w:val="22"/>
+                </w:rPr>
+                <w:t>13</w:t>
+              </w:r>
+              <w:r>
+                <w:rPr>
+                  <w:szCs w:val="22"/>
+                </w:rPr>
+                <w:t>4</w:t>
+              </w:r>
+              <w:r>
+                <w:rPr>
+                  <w:szCs w:val="22"/>
+                </w:rPr>
+                <w:t>.3</w:t>
+              </w:r>
+            </w:ins>
           </w:p>
         </w:tc>
         <w:tc>
@@ -17266,8 +18390,36 @@
               <w:rPr>
                 <w:szCs w:val="22"/>
               </w:rPr>
-              <w:t>.986</w:t>
+              <w:t>.</w:t>
             </w:r>
+            <w:del w:id="344" w:author="Authors" w:date="2025-05-30T10:08:00Z" w16du:dateUtc="2025-05-30T14:08:00Z">
+              <w:r>
+                <w:rPr>
+                  <w:szCs w:val="22"/>
+                </w:rPr>
+                <w:delText>986</w:delText>
+              </w:r>
+            </w:del>
+            <w:ins w:id="345" w:author="Authors" w:date="2025-05-30T10:08:00Z" w16du:dateUtc="2025-05-30T14:08:00Z">
+              <w:r>
+                <w:rPr>
+                  <w:szCs w:val="22"/>
+                </w:rPr>
+                <w:t>9</w:t>
+              </w:r>
+              <w:r>
+                <w:rPr>
+                  <w:szCs w:val="22"/>
+                </w:rPr>
+                <w:t>9</w:t>
+              </w:r>
+              <w:r>
+                <w:rPr>
+                  <w:szCs w:val="22"/>
+                </w:rPr>
+                <w:t>3</w:t>
+              </w:r>
+            </w:ins>
           </w:p>
         </w:tc>
         <w:tc>
@@ -17289,12 +18441,28 @@
                 <w:szCs w:val="22"/>
               </w:rPr>
             </w:pPr>
-            <w:r>
-              <w:rPr>
-                <w:szCs w:val="22"/>
-              </w:rPr>
-              <w:t>-.09</w:t>
-            </w:r>
+            <w:del w:id="346" w:author="Authors" w:date="2025-05-30T10:08:00Z" w16du:dateUtc="2025-05-30T14:08:00Z">
+              <w:r>
+                <w:rPr>
+                  <w:szCs w:val="22"/>
+                </w:rPr>
+                <w:delText>-.09</w:delText>
+              </w:r>
+            </w:del>
+            <w:ins w:id="347" w:author="Authors" w:date="2025-05-30T10:08:00Z" w16du:dateUtc="2025-05-30T14:08:00Z">
+              <w:r>
+                <w:rPr>
+                  <w:szCs w:val="22"/>
+                </w:rPr>
+                <w:t>.0</w:t>
+              </w:r>
+              <w:r>
+                <w:rPr>
+                  <w:szCs w:val="22"/>
+                </w:rPr>
+                <w:t>8</w:t>
+              </w:r>
+            </w:ins>
           </w:p>
         </w:tc>
         <w:tc>
@@ -17319,8 +18487,24 @@
               <w:rPr>
                 <w:szCs w:val="22"/>
               </w:rPr>
-              <w:t>54.3</w:t>
+              <w:t>54.</w:t>
             </w:r>
+            <w:del w:id="348" w:author="Authors" w:date="2025-05-30T10:08:00Z" w16du:dateUtc="2025-05-30T14:08:00Z">
+              <w:r>
+                <w:rPr>
+                  <w:szCs w:val="22"/>
+                </w:rPr>
+                <w:delText>3</w:delText>
+              </w:r>
+            </w:del>
+            <w:ins w:id="349" w:author="Authors" w:date="2025-05-30T10:08:00Z" w16du:dateUtc="2025-05-30T14:08:00Z">
+              <w:r>
+                <w:rPr>
+                  <w:szCs w:val="22"/>
+                </w:rPr>
+                <w:t>4</w:t>
+              </w:r>
+            </w:ins>
           </w:p>
         </w:tc>
         <w:tc>
@@ -17345,7 +18529,13 @@
               <w:rPr>
                 <w:szCs w:val="22"/>
               </w:rPr>
-              <w:t>.982</w:t>
+              <w:t>.98</w:t>
+            </w:r>
+            <w:r>
+              <w:rPr>
+                <w:szCs w:val="22"/>
+              </w:rPr>
+              <w:t>2</w:t>
             </w:r>
           </w:p>
         </w:tc>
@@ -17427,12 +18617,28 @@
                 <w:szCs w:val="22"/>
               </w:rPr>
             </w:pPr>
-            <w:r>
-              <w:rPr>
-                <w:szCs w:val="22"/>
-              </w:rPr>
-              <w:t>-.00</w:t>
-            </w:r>
+            <w:del w:id="350" w:author="Authors" w:date="2025-05-30T10:08:00Z" w16du:dateUtc="2025-05-30T14:08:00Z">
+              <w:r>
+                <w:rPr>
+                  <w:szCs w:val="22"/>
+                </w:rPr>
+                <w:delText>-.00</w:delText>
+              </w:r>
+            </w:del>
+            <w:ins w:id="351" w:author="Authors" w:date="2025-05-30T10:08:00Z" w16du:dateUtc="2025-05-30T14:08:00Z">
+              <w:r>
+                <w:rPr>
+                  <w:szCs w:val="22"/>
+                </w:rPr>
+                <w:t>.0</w:t>
+              </w:r>
+              <w:r>
+                <w:rPr>
+                  <w:szCs w:val="22"/>
+                </w:rPr>
+                <w:t>3</w:t>
+              </w:r>
+            </w:ins>
           </w:p>
         </w:tc>
         <w:tc>
@@ -17450,12 +18656,22 @@
                 <w:szCs w:val="22"/>
               </w:rPr>
             </w:pPr>
-            <w:r>
-              <w:rPr>
-                <w:szCs w:val="22"/>
-              </w:rPr>
-              <w:t>36.7</w:t>
-            </w:r>
+            <w:del w:id="352" w:author="Authors" w:date="2025-05-30T10:08:00Z" w16du:dateUtc="2025-05-30T14:08:00Z">
+              <w:r>
+                <w:rPr>
+                  <w:szCs w:val="22"/>
+                </w:rPr>
+                <w:delText>36.7</w:delText>
+              </w:r>
+            </w:del>
+            <w:ins w:id="353" w:author="Authors" w:date="2025-05-30T10:08:00Z" w16du:dateUtc="2025-05-30T14:08:00Z">
+              <w:r>
+                <w:rPr>
+                  <w:szCs w:val="22"/>
+                </w:rPr>
+                <w:t>2.6</w:t>
+              </w:r>
+            </w:ins>
           </w:p>
         </w:tc>
         <w:tc>
@@ -17480,8 +18696,30 @@
               <w:rPr>
                 <w:szCs w:val="22"/>
               </w:rPr>
-              <w:t>.973</w:t>
+              <w:t>.</w:t>
             </w:r>
+            <w:del w:id="354" w:author="Authors" w:date="2025-05-30T10:08:00Z" w16du:dateUtc="2025-05-30T14:08:00Z">
+              <w:r>
+                <w:rPr>
+                  <w:szCs w:val="22"/>
+                </w:rPr>
+                <w:delText>973</w:delText>
+              </w:r>
+            </w:del>
+            <w:ins w:id="355" w:author="Authors" w:date="2025-05-30T10:08:00Z" w16du:dateUtc="2025-05-30T14:08:00Z">
+              <w:r>
+                <w:rPr>
+                  <w:szCs w:val="22"/>
+                </w:rPr>
+                <w:t>7</w:t>
+              </w:r>
+              <w:r>
+                <w:rPr>
+                  <w:szCs w:val="22"/>
+                </w:rPr>
+                <w:t>19</w:t>
+              </w:r>
+            </w:ins>
           </w:p>
         </w:tc>
         <w:tc>
@@ -17506,8 +18744,30 @@
               <w:rPr>
                 <w:szCs w:val="22"/>
               </w:rPr>
-              <w:t>.00</w:t>
+              <w:t>.</w:t>
             </w:r>
+            <w:del w:id="356" w:author="Authors" w:date="2025-05-30T10:08:00Z" w16du:dateUtc="2025-05-30T14:08:00Z">
+              <w:r>
+                <w:rPr>
+                  <w:szCs w:val="22"/>
+                </w:rPr>
+                <w:delText>00</w:delText>
+              </w:r>
+            </w:del>
+            <w:ins w:id="357" w:author="Authors" w:date="2025-05-30T10:08:00Z" w16du:dateUtc="2025-05-30T14:08:00Z">
+              <w:r>
+                <w:rPr>
+                  <w:szCs w:val="22"/>
+                </w:rPr>
+                <w:t>0</w:t>
+              </w:r>
+              <w:r>
+                <w:rPr>
+                  <w:szCs w:val="22"/>
+                </w:rPr>
+                <w:t>2</w:t>
+              </w:r>
+            </w:ins>
           </w:p>
         </w:tc>
         <w:tc>
@@ -17525,12 +18785,22 @@
                 <w:szCs w:val="22"/>
               </w:rPr>
             </w:pPr>
-            <w:r>
-              <w:rPr>
-                <w:szCs w:val="22"/>
-              </w:rPr>
-              <w:t>81.0</w:t>
-            </w:r>
+            <w:del w:id="358" w:author="Authors" w:date="2025-05-30T10:08:00Z" w16du:dateUtc="2025-05-30T14:08:00Z">
+              <w:r>
+                <w:rPr>
+                  <w:szCs w:val="22"/>
+                </w:rPr>
+                <w:delText>81.0</w:delText>
+              </w:r>
+            </w:del>
+            <w:ins w:id="359" w:author="Authors" w:date="2025-05-30T10:08:00Z" w16du:dateUtc="2025-05-30T14:08:00Z">
+              <w:r>
+                <w:rPr>
+                  <w:szCs w:val="22"/>
+                </w:rPr>
+                <w:t>64.2</w:t>
+              </w:r>
+            </w:ins>
           </w:p>
         </w:tc>
         <w:tc>
@@ -17555,8 +18825,30 @@
               <w:rPr>
                 <w:szCs w:val="22"/>
               </w:rPr>
-              <w:t>.988</w:t>
+              <w:t>.</w:t>
             </w:r>
+            <w:del w:id="360" w:author="Authors" w:date="2025-05-30T10:08:00Z" w16du:dateUtc="2025-05-30T14:08:00Z">
+              <w:r>
+                <w:rPr>
+                  <w:szCs w:val="22"/>
+                </w:rPr>
+                <w:delText>988</w:delText>
+              </w:r>
+            </w:del>
+            <w:ins w:id="361" w:author="Authors" w:date="2025-05-30T10:08:00Z" w16du:dateUtc="2025-05-30T14:08:00Z">
+              <w:r>
+                <w:rPr>
+                  <w:szCs w:val="22"/>
+                </w:rPr>
+                <w:t>98</w:t>
+              </w:r>
+              <w:r>
+                <w:rPr>
+                  <w:szCs w:val="22"/>
+                </w:rPr>
+                <w:t>5</w:t>
+              </w:r>
+            </w:ins>
           </w:p>
         </w:tc>
         <w:tc>
@@ -17577,11 +18869,66 @@
                 <w:szCs w:val="22"/>
               </w:rPr>
             </w:pPr>
+            <w:del w:id="362" w:author="Authors" w:date="2025-05-30T10:08:00Z" w16du:dateUtc="2025-05-30T14:08:00Z">
+              <w:r>
+                <w:rPr>
+                  <w:szCs w:val="22"/>
+                </w:rPr>
+                <w:delText>-.06</w:delText>
+              </w:r>
+            </w:del>
+            <w:ins w:id="363" w:author="Authors" w:date="2025-05-30T10:08:00Z" w16du:dateUtc="2025-05-30T14:08:00Z">
+              <w:r>
+                <w:rPr>
+                  <w:szCs w:val="22"/>
+                </w:rPr>
+                <w:t>.0</w:t>
+              </w:r>
+              <w:r>
+                <w:rPr>
+                  <w:szCs w:val="22"/>
+                </w:rPr>
+                <w:t>2</w:t>
+              </w:r>
+            </w:ins>
+          </w:p>
+        </w:tc>
+        <w:tc>
+          <w:tcPr>
+            <w:tcW w:w="0" w:type="auto"/>
+            <w:shd w:val="clear" w:color="auto" w:fill="BFBFBF" w:themeFill="background1" w:themeFillShade="BF"/>
+          </w:tcPr>
+          <w:p>
+            <w:pPr>
+              <w:spacing w:line="240" w:lineRule="auto"/>
+              <w:ind w:firstLine="0"/>
+              <w:jc w:val="right"/>
+              <w:cnfStyle w:val="000000000000" w:firstRow="0" w:lastRow="0" w:firstColumn="0" w:lastColumn="0" w:oddVBand="0" w:evenVBand="0" w:oddHBand="0" w:evenHBand="0" w:firstRowFirstColumn="0" w:firstRowLastColumn="0" w:lastRowFirstColumn="0" w:lastRowLastColumn="0"/>
+              <w:rPr>
+                <w:szCs w:val="22"/>
+              </w:rPr>
+            </w:pPr>
+            <w:del w:id="364" w:author="Authors" w:date="2025-05-30T10:08:00Z" w16du:dateUtc="2025-05-30T14:08:00Z">
+              <w:r>
+                <w:rPr>
+                  <w:szCs w:val="22"/>
+                </w:rPr>
+                <w:delText>116</w:delText>
+              </w:r>
+            </w:del>
+            <w:ins w:id="365" w:author="Authors" w:date="2025-05-30T10:08:00Z" w16du:dateUtc="2025-05-30T14:08:00Z">
+              <w:r>
+                <w:rPr>
+                  <w:szCs w:val="22"/>
+                </w:rPr>
+                <w:t>3</w:t>
+              </w:r>
+            </w:ins>
             <w:r>
               <w:rPr>
                 <w:szCs w:val="22"/>
               </w:rPr>
-              <w:t>-.06</w:t>
+              <w:t>.1</w:t>
             </w:r>
           </w:p>
         </w:tc>
@@ -17604,31 +18951,30 @@
               <w:rPr>
                 <w:szCs w:val="22"/>
               </w:rPr>
-              <w:t>116.1</w:t>
+              <w:t>.</w:t>
             </w:r>
-          </w:p>
-        </w:tc>
-        <w:tc>
-          <w:tcPr>
-            <w:tcW w:w="0" w:type="auto"/>
-            <w:shd w:val="clear" w:color="auto" w:fill="BFBFBF" w:themeFill="background1" w:themeFillShade="BF"/>
-          </w:tcPr>
-          <w:p>
-            <w:pPr>
-              <w:spacing w:line="240" w:lineRule="auto"/>
-              <w:ind w:firstLine="0"/>
-              <w:jc w:val="right"/>
-              <w:cnfStyle w:val="000000000000" w:firstRow="0" w:lastRow="0" w:firstColumn="0" w:lastColumn="0" w:oddVBand="0" w:evenVBand="0" w:oddHBand="0" w:evenHBand="0" w:firstRowFirstColumn="0" w:firstRowLastColumn="0" w:lastRowFirstColumn="0" w:lastRowLastColumn="0"/>
-              <w:rPr>
-                <w:szCs w:val="22"/>
-              </w:rPr>
-            </w:pPr>
-            <w:r>
-              <w:rPr>
-                <w:szCs w:val="22"/>
-              </w:rPr>
-              <w:t>.991</w:t>
-            </w:r>
+            <w:del w:id="366" w:author="Authors" w:date="2025-05-30T10:08:00Z" w16du:dateUtc="2025-05-30T14:08:00Z">
+              <w:r>
+                <w:rPr>
+                  <w:szCs w:val="22"/>
+                </w:rPr>
+                <w:delText>991</w:delText>
+              </w:r>
+            </w:del>
+            <w:ins w:id="367" w:author="Authors" w:date="2025-05-30T10:08:00Z" w16du:dateUtc="2025-05-30T14:08:00Z">
+              <w:r>
+                <w:rPr>
+                  <w:szCs w:val="22"/>
+                </w:rPr>
+                <w:t>7</w:t>
+              </w:r>
+              <w:r>
+                <w:rPr>
+                  <w:szCs w:val="22"/>
+                </w:rPr>
+                <w:t>55</w:t>
+              </w:r>
+            </w:ins>
           </w:p>
         </w:tc>
       </w:tr>
@@ -17713,8 +19059,30 @@
               <w:rPr>
                 <w:szCs w:val="22"/>
               </w:rPr>
-              <w:t>-.07</w:t>
+              <w:t>-.</w:t>
             </w:r>
+            <w:del w:id="368" w:author="Authors" w:date="2025-05-30T10:08:00Z" w16du:dateUtc="2025-05-30T14:08:00Z">
+              <w:r>
+                <w:rPr>
+                  <w:szCs w:val="22"/>
+                </w:rPr>
+                <w:delText>07</w:delText>
+              </w:r>
+            </w:del>
+            <w:ins w:id="369" w:author="Authors" w:date="2025-05-30T10:08:00Z" w16du:dateUtc="2025-05-30T14:08:00Z">
+              <w:r>
+                <w:rPr>
+                  <w:szCs w:val="22"/>
+                </w:rPr>
+                <w:t>0</w:t>
+              </w:r>
+              <w:r>
+                <w:rPr>
+                  <w:szCs w:val="22"/>
+                </w:rPr>
+                <w:t>4</w:t>
+              </w:r>
+            </w:ins>
           </w:p>
         </w:tc>
         <w:tc>
@@ -17732,12 +19100,22 @@
                 <w:szCs w:val="22"/>
               </w:rPr>
             </w:pPr>
-            <w:r>
-              <w:rPr>
-                <w:szCs w:val="22"/>
-              </w:rPr>
-              <w:t>54.2</w:t>
-            </w:r>
+            <w:del w:id="370" w:author="Authors" w:date="2025-05-30T10:08:00Z" w16du:dateUtc="2025-05-30T14:08:00Z">
+              <w:r>
+                <w:rPr>
+                  <w:szCs w:val="22"/>
+                </w:rPr>
+                <w:delText>54.2</w:delText>
+              </w:r>
+            </w:del>
+            <w:ins w:id="371" w:author="Authors" w:date="2025-05-30T10:08:00Z" w16du:dateUtc="2025-05-30T14:08:00Z">
+              <w:r>
+                <w:rPr>
+                  <w:szCs w:val="22"/>
+                </w:rPr>
+                <w:t>150.9</w:t>
+              </w:r>
+            </w:ins>
           </w:p>
         </w:tc>
         <w:tc>
@@ -17762,8 +19140,30 @@
               <w:rPr>
                 <w:szCs w:val="22"/>
               </w:rPr>
-              <w:t>.982</w:t>
+              <w:t>.</w:t>
             </w:r>
+            <w:del w:id="372" w:author="Authors" w:date="2025-05-30T10:08:00Z" w16du:dateUtc="2025-05-30T14:08:00Z">
+              <w:r>
+                <w:rPr>
+                  <w:szCs w:val="22"/>
+                </w:rPr>
+                <w:delText>982</w:delText>
+              </w:r>
+            </w:del>
+            <w:ins w:id="373" w:author="Authors" w:date="2025-05-30T10:08:00Z" w16du:dateUtc="2025-05-30T14:08:00Z">
+              <w:r>
+                <w:rPr>
+                  <w:szCs w:val="22"/>
+                </w:rPr>
+                <w:t>9</w:t>
+              </w:r>
+              <w:r>
+                <w:rPr>
+                  <w:szCs w:val="22"/>
+                </w:rPr>
+                <w:t>92</w:t>
+              </w:r>
+            </w:ins>
           </w:p>
         </w:tc>
         <w:tc>
@@ -17788,8 +19188,30 @@
               <w:rPr>
                 <w:szCs w:val="22"/>
               </w:rPr>
-              <w:t>-.16</w:t>
+              <w:t>-.</w:t>
             </w:r>
+            <w:del w:id="374" w:author="Authors" w:date="2025-05-30T10:08:00Z" w16du:dateUtc="2025-05-30T14:08:00Z">
+              <w:r>
+                <w:rPr>
+                  <w:szCs w:val="22"/>
+                </w:rPr>
+                <w:delText>16</w:delText>
+              </w:r>
+            </w:del>
+            <w:ins w:id="375" w:author="Authors" w:date="2025-05-30T10:08:00Z" w16du:dateUtc="2025-05-30T14:08:00Z">
+              <w:r>
+                <w:rPr>
+                  <w:szCs w:val="22"/>
+                </w:rPr>
+                <w:t>1</w:t>
+              </w:r>
+              <w:r>
+                <w:rPr>
+                  <w:szCs w:val="22"/>
+                </w:rPr>
+                <w:t>3</w:t>
+              </w:r>
+            </w:ins>
           </w:p>
         </w:tc>
         <w:tc>
@@ -17807,12 +19229,28 @@
                 <w:szCs w:val="22"/>
               </w:rPr>
             </w:pPr>
-            <w:r>
-              <w:rPr>
-                <w:szCs w:val="22"/>
-              </w:rPr>
-              <w:t>24.2</w:t>
-            </w:r>
+            <w:del w:id="376" w:author="Authors" w:date="2025-05-30T10:08:00Z" w16du:dateUtc="2025-05-30T14:08:00Z">
+              <w:r>
+                <w:rPr>
+                  <w:szCs w:val="22"/>
+                </w:rPr>
+                <w:delText>24.2</w:delText>
+              </w:r>
+            </w:del>
+            <w:ins w:id="377" w:author="Authors" w:date="2025-05-30T10:08:00Z" w16du:dateUtc="2025-05-30T14:08:00Z">
+              <w:r>
+                <w:rPr>
+                  <w:szCs w:val="22"/>
+                </w:rPr>
+                <w:t>1</w:t>
+              </w:r>
+              <w:r>
+                <w:rPr>
+                  <w:szCs w:val="22"/>
+                </w:rPr>
+                <w:t>8.1</w:t>
+              </w:r>
+            </w:ins>
           </w:p>
         </w:tc>
         <w:tc>
@@ -17837,8 +19275,30 @@
               <w:rPr>
                 <w:szCs w:val="22"/>
               </w:rPr>
-              <w:t>.960</w:t>
+              <w:t>.</w:t>
             </w:r>
+            <w:del w:id="378" w:author="Authors" w:date="2025-05-30T10:08:00Z" w16du:dateUtc="2025-05-30T14:08:00Z">
+              <w:r>
+                <w:rPr>
+                  <w:szCs w:val="22"/>
+                </w:rPr>
+                <w:delText>960</w:delText>
+              </w:r>
+            </w:del>
+            <w:ins w:id="379" w:author="Authors" w:date="2025-05-30T10:08:00Z" w16du:dateUtc="2025-05-30T14:08:00Z">
+              <w:r>
+                <w:rPr>
+                  <w:szCs w:val="22"/>
+                </w:rPr>
+                <w:t>9</w:t>
+              </w:r>
+              <w:r>
+                <w:rPr>
+                  <w:szCs w:val="22"/>
+                </w:rPr>
+                <w:t>48</w:t>
+              </w:r>
+            </w:ins>
           </w:p>
         </w:tc>
         <w:tc>
@@ -17859,12 +19319,28 @@
                 <w:szCs w:val="22"/>
               </w:rPr>
             </w:pPr>
-            <w:r>
-              <w:rPr>
-                <w:szCs w:val="22"/>
-              </w:rPr>
-              <w:t>-.12</w:t>
-            </w:r>
+            <w:del w:id="380" w:author="Authors" w:date="2025-05-30T10:08:00Z" w16du:dateUtc="2025-05-30T14:08:00Z">
+              <w:r>
+                <w:rPr>
+                  <w:szCs w:val="22"/>
+                </w:rPr>
+                <w:delText>-.12</w:delText>
+              </w:r>
+            </w:del>
+            <w:ins w:id="381" w:author="Authors" w:date="2025-05-30T10:08:00Z" w16du:dateUtc="2025-05-30T14:08:00Z">
+              <w:r>
+                <w:rPr>
+                  <w:szCs w:val="22"/>
+                </w:rPr>
+                <w:t>.</w:t>
+              </w:r>
+              <w:r>
+                <w:rPr>
+                  <w:szCs w:val="22"/>
+                </w:rPr>
+                <w:t>05</w:t>
+              </w:r>
+            </w:ins>
           </w:p>
         </w:tc>
         <w:tc>
@@ -17882,12 +19358,30 @@
                 <w:szCs w:val="22"/>
               </w:rPr>
             </w:pPr>
-            <w:r>
-              <w:rPr>
-                <w:szCs w:val="22"/>
-              </w:rPr>
-              <w:t>50.5</w:t>
-            </w:r>
+            <w:moveToRangeStart w:id="382" w:author="Authors" w:date="2025-05-30T10:08:00Z" w:name="move199492139"/>
+            <w:moveTo w:id="383" w:author="Authors" w:date="2025-05-30T10:08:00Z" w16du:dateUtc="2025-05-30T14:08:00Z">
+              <w:r>
+                <w:rPr>
+                  <w:szCs w:val="22"/>
+                </w:rPr>
+                <w:t>87.</w:t>
+              </w:r>
+              <w:r>
+                <w:rPr>
+                  <w:szCs w:val="22"/>
+                </w:rPr>
+                <w:t>7</w:t>
+              </w:r>
+            </w:moveTo>
+            <w:moveToRangeEnd w:id="382"/>
+            <w:del w:id="384" w:author="Authors" w:date="2025-05-30T10:08:00Z" w16du:dateUtc="2025-05-30T14:08:00Z">
+              <w:r>
+                <w:rPr>
+                  <w:szCs w:val="22"/>
+                </w:rPr>
+                <w:delText>50.5</w:delText>
+              </w:r>
+            </w:del>
           </w:p>
         </w:tc>
         <w:tc>
@@ -17909,8 +19403,30 @@
               <w:rPr>
                 <w:szCs w:val="22"/>
               </w:rPr>
-              <w:t>.981</w:t>
+              <w:t>.</w:t>
             </w:r>
+            <w:del w:id="385" w:author="Authors" w:date="2025-05-30T10:08:00Z" w16du:dateUtc="2025-05-30T14:08:00Z">
+              <w:r>
+                <w:rPr>
+                  <w:szCs w:val="22"/>
+                </w:rPr>
+                <w:delText>981</w:delText>
+              </w:r>
+            </w:del>
+            <w:ins w:id="386" w:author="Authors" w:date="2025-05-30T10:08:00Z" w16du:dateUtc="2025-05-30T14:08:00Z">
+              <w:r>
+                <w:rPr>
+                  <w:szCs w:val="22"/>
+                </w:rPr>
+                <w:t>98</w:t>
+              </w:r>
+              <w:r>
+                <w:rPr>
+                  <w:szCs w:val="22"/>
+                </w:rPr>
+                <w:t>9</w:t>
+              </w:r>
+            </w:ins>
           </w:p>
         </w:tc>
       </w:tr>
@@ -17964,12 +19480,34 @@
         </w:rPr>
         <w:t xml:space="preserve">if the pen was in the mouth (BFs &gt; </w:t>
       </w:r>
-      <w:r>
-        <w:rPr>
-          <w:szCs w:val="22"/>
-        </w:rPr>
-        <w:t>18.9</w:t>
-      </w:r>
+      <w:del w:id="387" w:author="Authors" w:date="2025-05-30T10:08:00Z" w16du:dateUtc="2025-05-30T14:08:00Z">
+        <w:r>
+          <w:rPr>
+            <w:szCs w:val="22"/>
+          </w:rPr>
+          <w:delText>18.9</w:delText>
+        </w:r>
+      </w:del>
+      <w:ins w:id="388" w:author="Authors" w:date="2025-05-30T10:08:00Z" w16du:dateUtc="2025-05-30T14:08:00Z">
+        <w:r>
+          <w:rPr>
+            <w:szCs w:val="22"/>
+          </w:rPr>
+          <w:t>12</w:t>
+        </w:r>
+        <w:r>
+          <w:rPr>
+            <w:szCs w:val="22"/>
+          </w:rPr>
+          <w:t>.</w:t>
+        </w:r>
+        <w:r>
+          <w:rPr>
+            <w:szCs w:val="22"/>
+          </w:rPr>
+          <w:t>1</w:t>
+        </w:r>
+      </w:ins>
       <w:r>
         <w:rPr>
           <w:szCs w:val="22"/>
@@ -18008,8 +19546,24 @@
         <w:rPr>
           <w:szCs w:val="22"/>
         </w:rPr>
-        <w:t xml:space="preserve"> 26.0</w:t>
-      </w:r>
+        <w:t xml:space="preserve"> </w:t>
+      </w:r>
+      <w:del w:id="389" w:author="Authors" w:date="2025-05-30T10:08:00Z" w16du:dateUtc="2025-05-30T14:08:00Z">
+        <w:r>
+          <w:rPr>
+            <w:szCs w:val="22"/>
+          </w:rPr>
+          <w:delText>26.0</w:delText>
+        </w:r>
+      </w:del>
+      <w:ins w:id="390" w:author="Authors" w:date="2025-05-30T10:08:00Z" w16du:dateUtc="2025-05-30T14:08:00Z">
+        <w:r>
+          <w:rPr>
+            <w:szCs w:val="22"/>
+          </w:rPr>
+          <w:t>30</w:t>
+        </w:r>
+      </w:ins>
       <w:r>
         <w:rPr>
           <w:szCs w:val="22"/>
@@ -18151,12 +19705,22 @@
         </w:rPr>
         <w:t xml:space="preserve">) and visual bias (BFs &gt; </w:t>
       </w:r>
-      <w:r>
-        <w:rPr>
-          <w:szCs w:val="22"/>
-        </w:rPr>
-        <w:t>20.3</w:t>
-      </w:r>
+      <w:del w:id="391" w:author="Authors" w:date="2025-05-30T10:08:00Z" w16du:dateUtc="2025-05-30T14:08:00Z">
+        <w:r>
+          <w:rPr>
+            <w:szCs w:val="22"/>
+          </w:rPr>
+          <w:delText>20.3</w:delText>
+        </w:r>
+      </w:del>
+      <w:ins w:id="392" w:author="Authors" w:date="2025-05-30T10:08:00Z" w16du:dateUtc="2025-05-30T14:08:00Z">
+        <w:r>
+          <w:rPr>
+            <w:szCs w:val="22"/>
+          </w:rPr>
+          <w:t>25</w:t>
+        </w:r>
+      </w:ins>
       <w:r>
         <w:rPr>
           <w:szCs w:val="22"/>
@@ -18217,8 +19781,24 @@
         <w:rPr>
           <w:szCs w:val="22"/>
         </w:rPr>
-        <w:t>&gt; 8.4</w:t>
-      </w:r>
+        <w:t xml:space="preserve">&gt; </w:t>
+      </w:r>
+      <w:del w:id="393" w:author="Authors" w:date="2025-05-30T10:08:00Z" w16du:dateUtc="2025-05-30T14:08:00Z">
+        <w:r>
+          <w:rPr>
+            <w:szCs w:val="22"/>
+          </w:rPr>
+          <w:delText>8.4</w:delText>
+        </w:r>
+      </w:del>
+      <w:ins w:id="394" w:author="Authors" w:date="2025-05-30T10:08:00Z" w16du:dateUtc="2025-05-30T14:08:00Z">
+        <w:r>
+          <w:rPr>
+            <w:szCs w:val="22"/>
+          </w:rPr>
+          <w:t>10.9</w:t>
+        </w:r>
+      </w:ins>
       <w:r>
         <w:rPr>
           <w:szCs w:val="22"/>
@@ -18235,7 +19815,35 @@
         <w:rPr>
           <w:szCs w:val="22"/>
         </w:rPr>
-        <w:t>Massaro &amp; Friedman, 1990; Bicknell, Bushong, Tanenhaus, &amp; Jaeger, 2024</w:t>
+        <w:t xml:space="preserve">Massaro &amp; Friedman, 1990; Bicknell, </w:t>
+      </w:r>
+      <w:proofErr w:type="spellStart"/>
+      <w:r>
+        <w:rPr>
+          <w:szCs w:val="22"/>
+        </w:rPr>
+        <w:t>Bushong</w:t>
+      </w:r>
+      <w:proofErr w:type="spellEnd"/>
+      <w:r>
+        <w:rPr>
+          <w:szCs w:val="22"/>
+        </w:rPr>
+        <w:t xml:space="preserve">, </w:t>
+      </w:r>
+      <w:proofErr w:type="spellStart"/>
+      <w:r>
+        <w:rPr>
+          <w:szCs w:val="22"/>
+        </w:rPr>
+        <w:t>Tanenhaus</w:t>
+      </w:r>
+      <w:proofErr w:type="spellEnd"/>
+      <w:r>
+        <w:rPr>
+          <w:szCs w:val="22"/>
+        </w:rPr>
+        <w:t>, &amp; Jaeger, 2024</w:t>
       </w:r>
       <w:r>
         <w:rPr>
@@ -18249,7 +19857,7 @@
         </w:rPr>
         <w:t xml:space="preserve"> </w:t>
       </w:r>
-      <w:del w:id="258" w:author="Authors" w:date="2025-05-27T13:34:00Z" w16du:dateUtc="2025-05-27T17:34:00Z">
+      <w:del w:id="395" w:author="Authors" w:date="2025-05-30T10:08:00Z" w16du:dateUtc="2025-05-30T14:08:00Z">
         <w:r>
           <w:rPr>
             <w:szCs w:val="22"/>
@@ -18257,7 +19865,7 @@
           <w:delText xml:space="preserve"> Finally, all</w:delText>
         </w:r>
       </w:del>
-      <w:ins w:id="259" w:author="Authors" w:date="2025-05-27T13:34:00Z" w16du:dateUtc="2025-05-27T17:34:00Z">
+      <w:ins w:id="396" w:author="Authors" w:date="2025-05-30T10:08:00Z" w16du:dateUtc="2025-05-30T14:08:00Z">
         <w:r>
           <w:rPr>
             <w:szCs w:val="22"/>
@@ -18277,7 +19885,7 @@
         </w:rPr>
         <w:t xml:space="preserve"> three experiments</w:t>
       </w:r>
-      <w:ins w:id="260" w:author="Authors" w:date="2025-05-27T13:34:00Z" w16du:dateUtc="2025-05-27T17:34:00Z">
+      <w:ins w:id="397" w:author="Authors" w:date="2025-05-30T10:08:00Z" w16du:dateUtc="2025-05-30T14:08:00Z">
         <w:r>
           <w:rPr>
             <w:szCs w:val="22"/>
@@ -18303,11 +19911,33 @@
         </w:rPr>
         <w:t xml:space="preserve">suggest that the effects of pen location, visual bias, and the acoustic continuum were stable across blocks (BFs &gt; </w:t>
       </w:r>
-      <w:r>
-        <w:rPr>
-          <w:szCs w:val="22"/>
-        </w:rPr>
-        <w:t>18.6</w:t>
+      <w:del w:id="398" w:author="Authors" w:date="2025-05-30T10:08:00Z" w16du:dateUtc="2025-05-30T14:08:00Z">
+        <w:r>
+          <w:rPr>
+            <w:szCs w:val="22"/>
+          </w:rPr>
+          <w:delText>18</w:delText>
+        </w:r>
+      </w:del>
+      <w:ins w:id="399" w:author="Authors" w:date="2025-05-30T10:08:00Z" w16du:dateUtc="2025-05-30T14:08:00Z">
+        <w:r>
+          <w:rPr>
+            <w:szCs w:val="22"/>
+          </w:rPr>
+          <w:t>2</w:t>
+        </w:r>
+      </w:ins>
+      <w:r>
+        <w:rPr>
+          <w:szCs w:val="22"/>
+        </w:rPr>
+        <w:t>.</w:t>
+      </w:r>
+      <w:r>
+        <w:rPr>
+          <w:szCs w:val="22"/>
+        </w:rPr>
+        <w:t>6</w:t>
       </w:r>
       <w:r>
         <w:rPr>
@@ -18319,11 +19949,11 @@
     <w:p>
       <w:pPr>
         <w:rPr>
-          <w:ins w:id="261" w:author="Authors" w:date="2025-05-27T13:34:00Z" w16du:dateUtc="2025-05-27T17:34:00Z"/>
-          <w:szCs w:val="22"/>
-        </w:rPr>
-      </w:pPr>
-      <w:ins w:id="262" w:author="Authors" w:date="2025-05-27T13:34:00Z" w16du:dateUtc="2025-05-27T17:34:00Z">
+          <w:ins w:id="400" w:author="Authors" w:date="2025-05-30T10:08:00Z" w16du:dateUtc="2025-05-30T14:08:00Z"/>
+          <w:szCs w:val="22"/>
+        </w:rPr>
+      </w:pPr>
+      <w:ins w:id="401" w:author="Authors" w:date="2025-05-30T10:08:00Z" w16du:dateUtc="2025-05-30T14:08:00Z">
         <w:r>
           <w:rPr>
             <w:szCs w:val="22"/>
@@ -18588,7 +20218,7 @@
         </w:rPr>
         <w:t>All three experiments find this to be the case</w:t>
       </w:r>
-      <w:ins w:id="263" w:author="Authors" w:date="2025-05-27T13:34:00Z" w16du:dateUtc="2025-05-27T17:34:00Z">
+      <w:ins w:id="402" w:author="Authors" w:date="2025-05-30T10:08:00Z" w16du:dateUtc="2025-05-30T14:08:00Z">
         <w:r>
           <w:rPr>
             <w:szCs w:val="22"/>
@@ -18655,7 +20285,7 @@
         </w:rPr>
         <w:t xml:space="preserve"> This effect was larger</w:t>
       </w:r>
-      <w:del w:id="264" w:author="Authors" w:date="2025-05-27T13:34:00Z" w16du:dateUtc="2025-05-27T17:34:00Z">
+      <w:del w:id="403" w:author="Authors" w:date="2025-05-30T10:08:00Z" w16du:dateUtc="2025-05-30T14:08:00Z">
         <w:r>
           <w:rPr>
             <w:szCs w:val="22"/>
@@ -18738,7 +20368,21 @@
         <w:rPr>
           <w:szCs w:val="22"/>
         </w:rPr>
-        <w:t xml:space="preserve"> integration. It is well established that non-phonetic, non-acoustic factors are integrated in perception. For example, Gick &amp; Derrick (2009) found that feeling a burst of air on the skin—consistent with the aspiration of a /p/ but not with /b/</w:t>
+        <w:t xml:space="preserve"> integration. It is well established that non-phonetic, non-acoustic factors are integrated in perception. For example, </w:t>
+      </w:r>
+      <w:proofErr w:type="spellStart"/>
+      <w:r>
+        <w:rPr>
+          <w:szCs w:val="22"/>
+        </w:rPr>
+        <w:t>Gick</w:t>
+      </w:r>
+      <w:proofErr w:type="spellEnd"/>
+      <w:r>
+        <w:rPr>
+          <w:szCs w:val="22"/>
+        </w:rPr>
+        <w:t xml:space="preserve"> &amp; Derrick (2009) found that feeling a burst of air on the skin—consistent with the aspiration of a /p/ but not with /b/</w:t>
       </w:r>
       <w:r>
         <w:rPr>
@@ -18934,7 +20578,7 @@
         </w:rPr>
         <w:t>. Similarly, if listeners ignored the pen, or if the effects of the pen on articulation</w:t>
       </w:r>
-      <w:del w:id="265" w:author="Authors" w:date="2025-05-27T13:34:00Z" w16du:dateUtc="2025-05-27T17:34:00Z">
+      <w:del w:id="404" w:author="Authors" w:date="2025-05-30T10:08:00Z" w16du:dateUtc="2025-05-30T14:08:00Z">
         <w:r>
           <w:rPr>
             <w:szCs w:val="22"/>
@@ -19161,7 +20805,7 @@
       </w:r>
       <w:r>
         <w:rPr>
-          <w:rPrChange w:id="266" w:author="Authors" w:date="2025-05-27T13:34:00Z" w16du:dateUtc="2025-05-27T17:34:00Z">
+          <w:rPrChange w:id="405" w:author="Authors" w:date="2025-05-30T10:08:00Z" w16du:dateUtc="2025-05-30T14:08:00Z">
             <w:rPr>
               <w:i/>
             </w:rPr>
@@ -19169,7 +20813,7 @@
         </w:rPr>
         <w:t xml:space="preserve"> </w:t>
       </w:r>
-      <w:del w:id="267" w:author="Authors" w:date="2025-05-27T13:34:00Z" w16du:dateUtc="2025-05-27T17:34:00Z">
+      <w:del w:id="406" w:author="Authors" w:date="2025-05-30T10:08:00Z" w16du:dateUtc="2025-05-30T14:08:00Z">
         <w:r>
           <w:rPr>
             <w:szCs w:val="22"/>
@@ -19219,12 +20863,12 @@
         <w:ind w:firstLine="0"/>
         <w:jc w:val="left"/>
         <w:rPr>
-          <w:del w:id="268" w:author="Authors" w:date="2025-05-27T13:34:00Z" w16du:dateUtc="2025-05-27T17:34:00Z"/>
+          <w:del w:id="407" w:author="Authors" w:date="2025-05-30T10:08:00Z" w16du:dateUtc="2025-05-30T14:08:00Z"/>
           <w:szCs w:val="22"/>
           <w:highlight w:val="yellow"/>
         </w:rPr>
       </w:pPr>
-      <w:del w:id="269" w:author="Authors" w:date="2025-05-27T13:34:00Z" w16du:dateUtc="2025-05-27T17:34:00Z">
+      <w:del w:id="408" w:author="Authors" w:date="2025-05-30T10:08:00Z" w16du:dateUtc="2025-05-30T14:08:00Z">
         <w:r>
           <w:rPr>
             <w:szCs w:val="22"/>
@@ -19457,7 +21101,7 @@
         </w:rPr>
         <w:t>specific state of the articulators (lip rounding, oral cavity opening) during the production of the fricative</w:t>
       </w:r>
-      <w:del w:id="270" w:author="Authors" w:date="2025-05-27T13:34:00Z" w16du:dateUtc="2025-05-27T17:34:00Z">
+      <w:del w:id="409" w:author="Authors" w:date="2025-05-30T10:08:00Z" w16du:dateUtc="2025-05-30T14:08:00Z">
         <w:r>
           <w:rPr>
             <w:szCs w:val="22"/>
@@ -19465,7 +21109,7 @@
           <w:delText>.</w:delText>
         </w:r>
       </w:del>
-      <w:ins w:id="271" w:author="Authors" w:date="2025-05-27T13:34:00Z" w16du:dateUtc="2025-05-27T17:34:00Z">
+      <w:ins w:id="410" w:author="Authors" w:date="2025-05-30T10:08:00Z" w16du:dateUtc="2025-05-30T14:08:00Z">
         <w:r>
           <w:rPr>
             <w:szCs w:val="22"/>
@@ -19580,7 +21224,7 @@
           <w:szCs w:val="22"/>
         </w:rPr>
       </w:pPr>
-      <w:bookmarkStart w:id="272" w:name="_Ref136084921"/>
+      <w:bookmarkStart w:id="411" w:name="_Ref136084921"/>
       <w:r>
         <w:rPr>
           <w:szCs w:val="22"/>
@@ -19619,7 +21263,7 @@
         </w:rPr>
         <w:fldChar w:fldCharType="end"/>
       </w:r>
-      <w:bookmarkEnd w:id="272"/>
+      <w:bookmarkEnd w:id="411"/>
       <w:r>
         <w:rPr>
           <w:szCs w:val="22"/>
@@ -19754,7 +21398,7 @@
           <w:szCs w:val="22"/>
         </w:rPr>
       </w:pPr>
-      <w:del w:id="273" w:author="Authors" w:date="2025-05-27T13:34:00Z" w16du:dateUtc="2025-05-27T17:34:00Z">
+      <w:del w:id="412" w:author="Authors" w:date="2025-05-30T10:08:00Z" w16du:dateUtc="2025-05-30T14:08:00Z">
         <w:r>
           <w:rPr>
             <w:szCs w:val="22"/>
@@ -19763,7 +21407,7 @@
           <w:delText>This manipulation</w:delText>
         </w:r>
       </w:del>
-      <w:ins w:id="274" w:author="Authors" w:date="2025-05-27T13:34:00Z" w16du:dateUtc="2025-05-27T17:34:00Z">
+      <w:ins w:id="413" w:author="Authors" w:date="2025-05-30T10:08:00Z" w16du:dateUtc="2025-05-30T14:08:00Z">
         <w:r>
           <w:rPr>
             <w:szCs w:val="22"/>
@@ -19876,7 +21520,35 @@
         <w:rPr>
           <w:szCs w:val="22"/>
         </w:rPr>
-        <w:t xml:space="preserve"> Fowler’s conjecture. Previous work has found effects of visually presented phonetic context to be strongest when the relevant visual evidence—e.g., of lip-rounding—is particularly clear (e.g., Mitterer, 2006; Kang et al., 2016 vs. Vroomen &amp; de Gelder, 2010) and when it is still present during the articulation of the target sound on which compensation is assessed (</w:t>
+        <w:t xml:space="preserve"> Fowler’s conjecture. Previous work has found effects of visually presented phonetic context to be strongest when the relevant visual evidence—e.g., of lip-rounding—is particularly clear (e.g., </w:t>
+      </w:r>
+      <w:proofErr w:type="spellStart"/>
+      <w:r>
+        <w:rPr>
+          <w:szCs w:val="22"/>
+        </w:rPr>
+        <w:t>Mitterer</w:t>
+      </w:r>
+      <w:proofErr w:type="spellEnd"/>
+      <w:r>
+        <w:rPr>
+          <w:szCs w:val="22"/>
+        </w:rPr>
+        <w:t xml:space="preserve">, 2006; Kang et al., 2016 vs. </w:t>
+      </w:r>
+      <w:proofErr w:type="spellStart"/>
+      <w:r>
+        <w:rPr>
+          <w:szCs w:val="22"/>
+        </w:rPr>
+        <w:t>Vroomen</w:t>
+      </w:r>
+      <w:proofErr w:type="spellEnd"/>
+      <w:r>
+        <w:rPr>
+          <w:szCs w:val="22"/>
+        </w:rPr>
+        <w:t xml:space="preserve"> &amp; de Gelder, 2010) and when it is still present during the articulation of the target sound on which compensation is assessed (</w:t>
       </w:r>
       <w:r>
         <w:rPr>
@@ -20025,13 +21697,13 @@
         <w:ind w:firstLine="0"/>
         <w:jc w:val="left"/>
         <w:rPr>
-          <w:del w:id="275" w:author="Authors" w:date="2025-05-27T13:34:00Z" w16du:dateUtc="2025-05-27T17:34:00Z"/>
+          <w:del w:id="414" w:author="Authors" w:date="2025-05-30T10:08:00Z" w16du:dateUtc="2025-05-30T14:08:00Z"/>
           <w:b/>
           <w:bCs/>
           <w:szCs w:val="22"/>
         </w:rPr>
       </w:pPr>
-      <w:del w:id="276" w:author="Authors" w:date="2025-05-27T13:34:00Z" w16du:dateUtc="2025-05-27T17:34:00Z">
+      <w:del w:id="415" w:author="Authors" w:date="2025-05-30T10:08:00Z" w16du:dateUtc="2025-05-30T14:08:00Z">
         <w:r>
           <w:rPr>
             <w:szCs w:val="22"/>
@@ -20261,7 +21933,7 @@
         </w:rPr>
         <w:t>In cases where the talker moved during production, the size of the rectangle was increased such that the above criterion always applied. This gave rise</w:t>
       </w:r>
-      <w:ins w:id="277" w:author="Authors" w:date="2025-05-27T13:34:00Z" w16du:dateUtc="2025-05-27T17:34:00Z">
+      <w:ins w:id="416" w:author="Authors" w:date="2025-05-30T10:08:00Z" w16du:dateUtc="2025-05-30T14:08:00Z">
         <w:r>
           <w:rPr>
             <w:szCs w:val="22"/>
@@ -20457,7 +22129,7 @@
         <w:rPr>
           <w:b/>
           <w:i/>
-          <w:rPrChange w:id="278" w:author="Authors" w:date="2025-05-27T13:34:00Z" w16du:dateUtc="2025-05-27T17:34:00Z">
+          <w:rPrChange w:id="417" w:author="Authors" w:date="2025-05-30T10:08:00Z" w16du:dateUtc="2025-05-30T14:08:00Z">
             <w:rPr>
               <w:lang w:val="en-GB"/>
             </w:rPr>
@@ -20465,7 +22137,7 @@
         </w:rPr>
         <w:t>.</w:t>
       </w:r>
-      <w:del w:id="279" w:author="Authors" w:date="2025-05-27T13:34:00Z" w16du:dateUtc="2025-05-27T17:34:00Z">
+      <w:del w:id="418" w:author="Authors" w:date="2025-05-30T10:08:00Z" w16du:dateUtc="2025-05-30T14:08:00Z">
         <w:r>
           <w:rPr>
             <w:szCs w:val="22"/>
@@ -20479,14 +22151,14 @@
       <w:pPr>
         <w:rPr>
           <w:b/>
-          <w:rPrChange w:id="280" w:author="Authors" w:date="2025-05-27T13:34:00Z" w16du:dateUtc="2025-05-27T17:34:00Z">
+          <w:rPrChange w:id="419" w:author="Authors" w:date="2025-05-30T10:08:00Z" w16du:dateUtc="2025-05-30T14:08:00Z">
             <w:rPr>
               <w:i/>
               <w:color w:val="000000" w:themeColor="text1"/>
             </w:rPr>
           </w:rPrChange>
         </w:rPr>
-        <w:pPrChange w:id="281" w:author="Authors" w:date="2025-05-27T13:34:00Z" w16du:dateUtc="2025-05-27T17:34:00Z">
+        <w:pPrChange w:id="420" w:author="Authors" w:date="2025-05-30T10:08:00Z" w16du:dateUtc="2025-05-30T14:08:00Z">
           <w:pPr>
             <w:widowControl/>
             <w:autoSpaceDE/>
@@ -20529,7 +22201,51 @@
         <w:rPr>
           <w:szCs w:val="22"/>
         </w:rPr>
-        <w:t xml:space="preserve">, removing four participants (6.2%; see </w:t>
+        <w:t xml:space="preserve">, removing </w:t>
+      </w:r>
+      <w:del w:id="421" w:author="Authors" w:date="2025-05-30T10:08:00Z" w16du:dateUtc="2025-05-30T14:08:00Z">
+        <w:r>
+          <w:rPr>
+            <w:szCs w:val="22"/>
+          </w:rPr>
+          <w:delText>four</w:delText>
+        </w:r>
+      </w:del>
+      <w:ins w:id="422" w:author="Authors" w:date="2025-05-30T10:08:00Z" w16du:dateUtc="2025-05-30T14:08:00Z">
+        <w:r>
+          <w:rPr>
+            <w:szCs w:val="22"/>
+          </w:rPr>
+          <w:t>six</w:t>
+        </w:r>
+      </w:ins>
+      <w:r>
+        <w:rPr>
+          <w:szCs w:val="22"/>
+        </w:rPr>
+        <w:t xml:space="preserve"> participants (</w:t>
+      </w:r>
+      <w:del w:id="423" w:author="Authors" w:date="2025-05-30T10:08:00Z" w16du:dateUtc="2025-05-30T14:08:00Z">
+        <w:r>
+          <w:rPr>
+            <w:szCs w:val="22"/>
+          </w:rPr>
+          <w:delText>6.2</w:delText>
+        </w:r>
+      </w:del>
+      <w:ins w:id="424" w:author="Authors" w:date="2025-05-30T10:08:00Z" w16du:dateUtc="2025-05-30T14:08:00Z">
+        <w:r>
+          <w:rPr>
+            <w:szCs w:val="22"/>
+          </w:rPr>
+          <w:t>9.4</w:t>
+        </w:r>
+      </w:ins>
+      <w:r>
+        <w:rPr>
+          <w:szCs w:val="22"/>
+        </w:rPr>
+        <w:t xml:space="preserve">%; see </w:t>
       </w:r>
       <w:r>
         <w:rPr>
@@ -20599,7 +22315,7 @@
         </w:rPr>
         <w:t xml:space="preserve">After participant exclusions, </w:t>
       </w:r>
-      <w:del w:id="282" w:author="Authors" w:date="2025-05-27T13:34:00Z" w16du:dateUtc="2025-05-27T17:34:00Z">
+      <w:del w:id="425" w:author="Authors" w:date="2025-05-30T10:08:00Z" w16du:dateUtc="2025-05-30T14:08:00Z">
         <w:r>
           <w:rPr>
             <w:szCs w:val="22"/>
@@ -20613,7 +22329,7 @@
           <w:delText>0</w:delText>
         </w:r>
       </w:del>
-      <w:ins w:id="283" w:author="Authors" w:date="2025-05-27T13:34:00Z" w16du:dateUtc="2025-05-27T17:34:00Z">
+      <w:ins w:id="426" w:author="Authors" w:date="2025-05-30T10:08:00Z" w16du:dateUtc="2025-05-30T14:08:00Z">
         <w:r>
           <w:rPr>
             <w:szCs w:val="22"/>
@@ -20624,7 +22340,7 @@
           <w:rPr>
             <w:szCs w:val="22"/>
           </w:rPr>
-          <w:t>2</w:t>
+          <w:t>1</w:t>
         </w:r>
       </w:ins>
       <w:r>
@@ -20651,7 +22367,7 @@
         </w:rPr>
         <w:t>0.</w:t>
       </w:r>
-      <w:del w:id="284" w:author="Authors" w:date="2025-05-27T13:34:00Z" w16du:dateUtc="2025-05-27T17:34:00Z">
+      <w:del w:id="427" w:author="Authors" w:date="2025-05-30T10:08:00Z" w16du:dateUtc="2025-05-30T14:08:00Z">
         <w:r>
           <w:rPr>
             <w:szCs w:val="22"/>
@@ -20659,7 +22375,7 @@
           <w:delText>2</w:delText>
         </w:r>
       </w:del>
-      <w:ins w:id="285" w:author="Authors" w:date="2025-05-27T13:34:00Z" w16du:dateUtc="2025-05-27T17:34:00Z">
+      <w:ins w:id="428" w:author="Authors" w:date="2025-05-30T10:08:00Z" w16du:dateUtc="2025-05-30T14:08:00Z">
         <w:r>
           <w:rPr>
             <w:szCs w:val="22"/>
@@ -20673,7 +22389,7 @@
         </w:rPr>
         <w:t>%) were missing observations due to (incorrect) catch trial responses</w:t>
       </w:r>
-      <w:del w:id="286" w:author="Authors" w:date="2025-05-27T13:34:00Z" w16du:dateUtc="2025-05-27T17:34:00Z">
+      <w:del w:id="429" w:author="Authors" w:date="2025-05-30T10:08:00Z" w16du:dateUtc="2025-05-30T14:08:00Z">
         <w:r>
           <w:rPr>
             <w:szCs w:val="22"/>
@@ -20681,15 +22397,33 @@
           <w:delText>,</w:delText>
         </w:r>
       </w:del>
-      <w:ins w:id="287" w:author="Authors" w:date="2025-05-27T13:34:00Z" w16du:dateUtc="2025-05-27T17:34:00Z">
-        <w:r>
-          <w:rPr>
-            <w:szCs w:val="22"/>
-          </w:rPr>
-          <w:t xml:space="preserve"> and an additional 95 trials were </w:t>
-        </w:r>
-        <w:r>
-          <w:t>excluded for irregular RTs (2.2%),</w:t>
+      <w:ins w:id="430" w:author="Authors" w:date="2025-05-30T10:08:00Z" w16du:dateUtc="2025-05-30T14:08:00Z">
+        <w:r>
+          <w:rPr>
+            <w:szCs w:val="22"/>
+          </w:rPr>
+          <w:t xml:space="preserve"> and an additional 9</w:t>
+        </w:r>
+        <w:r>
+          <w:rPr>
+            <w:szCs w:val="22"/>
+          </w:rPr>
+          <w:t>7</w:t>
+        </w:r>
+        <w:r>
+          <w:rPr>
+            <w:szCs w:val="22"/>
+          </w:rPr>
+          <w:t xml:space="preserve"> trials were </w:t>
+        </w:r>
+        <w:r>
+          <w:t>excluded for irregular RTs (2.</w:t>
+        </w:r>
+        <w:r>
+          <w:t>3</w:t>
+        </w:r>
+        <w:r>
+          <w:t>%),</w:t>
         </w:r>
       </w:ins>
       <w:r>
@@ -20698,42 +22432,25 @@
       <w:r>
         <w:t xml:space="preserve">for analysis </w:t>
       </w:r>
-      <w:del w:id="288" w:author="Authors" w:date="2025-05-27T13:34:00Z" w16du:dateUtc="2025-05-27T17:34:00Z">
-        <w:r>
-          <w:rPr>
-            <w:szCs w:val="22"/>
-          </w:rPr>
-          <w:delText>4069</w:delText>
-        </w:r>
-      </w:del>
-      <w:ins w:id="289" w:author="Authors" w:date="2025-05-27T13:34:00Z" w16du:dateUtc="2025-05-27T17:34:00Z">
-        <w:r>
-          <w:t>4214</w:t>
-        </w:r>
-      </w:ins>
+      <w:r>
+        <w:t>4</w:t>
+      </w:r>
+      <w:r>
+        <w:t>069</w:t>
+      </w:r>
       <w:r>
         <w:t xml:space="preserve"> observations from </w:t>
       </w:r>
-      <w:del w:id="290" w:author="Authors" w:date="2025-05-27T13:34:00Z" w16du:dateUtc="2025-05-27T17:34:00Z">
-        <w:r>
-          <w:rPr>
-            <w:szCs w:val="22"/>
-          </w:rPr>
-          <w:delText>58</w:delText>
-        </w:r>
-      </w:del>
-      <w:ins w:id="291" w:author="Authors" w:date="2025-05-27T13:34:00Z" w16du:dateUtc="2025-05-27T17:34:00Z">
-        <w:r>
-          <w:t>60</w:t>
-        </w:r>
-      </w:ins>
+      <w:r>
+        <w:t>58</w:t>
+      </w:r>
       <w:r>
         <w:t xml:space="preserve"> participants</w:t>
       </w:r>
       <w:r>
         <w:t>.</w:t>
       </w:r>
-      <w:ins w:id="292" w:author="Authors" w:date="2025-05-27T13:34:00Z" w16du:dateUtc="2025-05-27T17:34:00Z">
+      <w:ins w:id="431" w:author="Authors" w:date="2025-05-30T10:08:00Z" w16du:dateUtc="2025-05-30T14:08:00Z">
         <w:r>
           <w:t xml:space="preserve"> </w:t>
         </w:r>
@@ -20749,13 +22466,13 @@
         <w:ind w:firstLine="0"/>
         <w:jc w:val="left"/>
         <w:rPr>
-          <w:del w:id="293" w:author="Authors" w:date="2025-05-27T13:34:00Z" w16du:dateUtc="2025-05-27T17:34:00Z"/>
+          <w:del w:id="432" w:author="Authors" w:date="2025-05-30T10:08:00Z" w16du:dateUtc="2025-05-30T14:08:00Z"/>
           <w:b/>
           <w:bCs/>
           <w:szCs w:val="22"/>
         </w:rPr>
       </w:pPr>
-      <w:del w:id="294" w:author="Authors" w:date="2025-05-27T13:34:00Z" w16du:dateUtc="2025-05-27T17:34:00Z">
+      <w:del w:id="433" w:author="Authors" w:date="2025-05-30T10:08:00Z" w16du:dateUtc="2025-05-30T14:08:00Z">
         <w:r>
           <w:rPr>
             <w:szCs w:val="22"/>
@@ -21060,12 +22777,22 @@
         </w:rPr>
         <w:t xml:space="preserve">(BF = </w:t>
       </w:r>
-      <w:r>
-        <w:rPr>
-          <w:szCs w:val="22"/>
-        </w:rPr>
-        <w:t>3.9</w:t>
-      </w:r>
+      <w:del w:id="434" w:author="Authors" w:date="2025-05-30T10:08:00Z" w16du:dateUtc="2025-05-30T14:08:00Z">
+        <w:r>
+          <w:rPr>
+            <w:szCs w:val="22"/>
+          </w:rPr>
+          <w:delText>3.9</w:delText>
+        </w:r>
+      </w:del>
+      <w:ins w:id="435" w:author="Authors" w:date="2025-05-30T10:08:00Z" w16du:dateUtc="2025-05-30T14:08:00Z">
+        <w:r>
+          <w:rPr>
+            <w:szCs w:val="22"/>
+          </w:rPr>
+          <w:t>1.8</w:t>
+        </w:r>
+      </w:ins>
       <w:r>
         <w:rPr>
           <w:szCs w:val="22"/>
@@ -21094,8 +22821,28 @@
         <w:rPr>
           <w:szCs w:val="22"/>
         </w:rPr>
-        <w:t xml:space="preserve">), the effect of which was similar </w:t>
-      </w:r>
+        <w:t>), the effect of which was similar</w:t>
+      </w:r>
+      <w:r>
+        <w:rPr>
+          <w:szCs w:val="22"/>
+        </w:rPr>
+        <w:t xml:space="preserve"> </w:t>
+      </w:r>
+      <w:ins w:id="436" w:author="Authors" w:date="2025-05-30T10:08:00Z" w16du:dateUtc="2025-05-30T14:08:00Z">
+        <w:r>
+          <w:rPr>
+            <w:szCs w:val="22"/>
+          </w:rPr>
+          <w:t>and numerically greater</w:t>
+        </w:r>
+        <w:r>
+          <w:rPr>
+            <w:szCs w:val="22"/>
+          </w:rPr>
+          <w:t xml:space="preserve"> </w:t>
+        </w:r>
+      </w:ins>
       <w:r>
         <w:rPr>
           <w:szCs w:val="22"/>
@@ -21134,7 +22881,41 @@
             <w:rFonts w:ascii="Cambria Math" w:hAnsi="Cambria Math"/>
             <w:szCs w:val="22"/>
           </w:rPr>
-          <m:t>=.36, SE= .028</m:t>
+          <m:t>=.</m:t>
+        </m:r>
+        <m:r>
+          <w:del w:id="437" w:author="Authors" w:date="2025-05-30T10:08:00Z" w16du:dateUtc="2025-05-30T14:08:00Z">
+            <w:rPr>
+              <w:rFonts w:ascii="Cambria Math" w:hAnsi="Cambria Math"/>
+              <w:szCs w:val="22"/>
+            </w:rPr>
+            <m:t>36</m:t>
+          </w:del>
+        </m:r>
+        <m:r>
+          <w:ins w:id="438" w:author="Authors" w:date="2025-05-30T10:08:00Z" w16du:dateUtc="2025-05-30T14:08:00Z">
+            <w:rPr>
+              <w:rFonts w:ascii="Cambria Math" w:hAnsi="Cambria Math"/>
+              <w:szCs w:val="22"/>
+            </w:rPr>
+            <m:t>3</m:t>
+          </w:ins>
+        </m:r>
+        <m:r>
+          <w:ins w:id="439" w:author="Authors" w:date="2025-05-30T10:08:00Z" w16du:dateUtc="2025-05-30T14:08:00Z">
+            <w:rPr>
+              <w:rFonts w:ascii="Cambria Math" w:hAnsi="Cambria Math"/>
+              <w:szCs w:val="22"/>
+            </w:rPr>
+            <m:t>1</m:t>
+          </w:ins>
+        </m:r>
+        <m:r>
+          <w:rPr>
+            <w:rFonts w:ascii="Cambria Math" w:hAnsi="Cambria Math"/>
+            <w:szCs w:val="22"/>
+          </w:rPr>
+          <m:t>, SE= .028</m:t>
         </m:r>
       </m:oMath>
       <w:r>
@@ -21153,33 +22934,87 @@
         <w:rPr>
           <w:szCs w:val="22"/>
         </w:rPr>
-        <w:t xml:space="preserve"> Experiments 1a-c (</w:t>
-      </w:r>
+        <w:t xml:space="preserve"> Experiments </w:t>
+      </w:r>
+      <w:r>
+        <w:rPr>
+          <w:szCs w:val="22"/>
+        </w:rPr>
+        <w:t xml:space="preserve">1a-c </w:t>
+      </w:r>
+      <w:del w:id="440" w:author="Authors" w:date="2025-05-30T10:08:00Z" w16du:dateUtc="2025-05-30T14:08:00Z">
+        <w:r>
+          <w:rPr>
+            <w:szCs w:val="22"/>
+          </w:rPr>
+          <w:delText>(</w:delText>
+        </w:r>
+      </w:del>
       <m:oMath>
         <m:r>
-          <w:rPr>
-            <w:rFonts w:ascii="Cambria Math" w:hAnsi="Cambria Math"/>
-            <w:szCs w:val="22"/>
-          </w:rPr>
-          <m:t xml:space="preserve">.28&lt; </m:t>
+          <w:del w:id="441" w:author="Authors" w:date="2025-05-30T10:08:00Z" w16du:dateUtc="2025-05-30T14:08:00Z">
+            <w:rPr>
+              <w:rFonts w:ascii="Cambria Math" w:hAnsi="Cambria Math"/>
+              <w:szCs w:val="22"/>
+            </w:rPr>
+            <m:t xml:space="preserve">.28&lt; </m:t>
+          </w:del>
         </m:r>
         <m:acc>
           <m:accPr>
             <m:ctrlPr>
-              <w:rPr>
-                <w:rFonts w:ascii="Cambria Math" w:hAnsi="Cambria Math"/>
-                <w:i/>
-                <w:szCs w:val="22"/>
-              </w:rPr>
+              <w:del w:id="442" w:author="Authors" w:date="2025-05-30T10:08:00Z" w16du:dateUtc="2025-05-30T14:08:00Z">
+                <w:rPr>
+                  <w:rFonts w:ascii="Cambria Math" w:hAnsi="Cambria Math"/>
+                  <w:i/>
+                  <w:szCs w:val="22"/>
+                </w:rPr>
+              </w:del>
             </m:ctrlPr>
           </m:accPr>
           <m:e>
             <m:r>
-              <w:rPr>
-                <w:rFonts w:ascii="Cambria Math" w:hAnsi="Cambria Math"/>
-                <w:szCs w:val="22"/>
-              </w:rPr>
-              <m:t>β</m:t>
+              <w:del w:id="443" w:author="Authors" w:date="2025-05-30T10:08:00Z" w16du:dateUtc="2025-05-30T14:08:00Z">
+                <w:rPr>
+                  <w:rFonts w:ascii="Cambria Math" w:hAnsi="Cambria Math"/>
+                  <w:szCs w:val="22"/>
+                </w:rPr>
+                <m:t>β</m:t>
+              </w:del>
+            </m:r>
+          </m:e>
+        </m:acc>
+      </m:oMath>
+      <w:ins w:id="444" w:author="Authors" w:date="2025-05-30T10:08:00Z" w16du:dateUtc="2025-05-30T14:08:00Z">
+        <w:r>
+          <w:rPr>
+            <w:szCs w:val="22"/>
+          </w:rPr>
+          <w:t>(</w:t>
+        </w:r>
+      </w:ins>
+      <m:oMath>
+        <m:acc>
+          <m:accPr>
+            <m:ctrlPr>
+              <w:ins w:id="445" w:author="Authors" w:date="2025-05-30T10:08:00Z" w16du:dateUtc="2025-05-30T14:08:00Z">
+                <w:rPr>
+                  <w:rFonts w:ascii="Cambria Math" w:hAnsi="Cambria Math"/>
+                  <w:i/>
+                  <w:szCs w:val="22"/>
+                </w:rPr>
+              </w:ins>
+            </m:ctrlPr>
+          </m:accPr>
+          <m:e>
+            <m:r>
+              <w:ins w:id="446" w:author="Authors" w:date="2025-05-30T10:08:00Z" w16du:dateUtc="2025-05-30T14:08:00Z">
+                <w:rPr>
+                  <w:rFonts w:ascii="Cambria Math" w:hAnsi="Cambria Math"/>
+                  <w:szCs w:val="22"/>
+                </w:rPr>
+                <m:t>β</m:t>
+              </w:ins>
             </m:r>
           </m:e>
         </m:acc>
@@ -21188,7 +23023,76 @@
             <w:rFonts w:ascii="Cambria Math" w:hAnsi="Cambria Math"/>
             <w:szCs w:val="22"/>
           </w:rPr>
-          <m:t>s=.34</m:t>
+          <m:t>s</m:t>
+        </m:r>
+        <m:r>
+          <w:del w:id="447" w:author="Authors" w:date="2025-05-30T10:08:00Z" w16du:dateUtc="2025-05-30T14:08:00Z">
+            <w:rPr>
+              <w:rFonts w:ascii="Cambria Math" w:hAnsi="Cambria Math"/>
+              <w:szCs w:val="22"/>
+            </w:rPr>
+            <m:t>=.34</m:t>
+          </w:del>
+        </m:r>
+        <m:r>
+          <w:ins w:id="448" w:author="Authors" w:date="2025-05-30T10:08:00Z" w16du:dateUtc="2025-05-30T14:08:00Z">
+            <w:rPr>
+              <w:rFonts w:ascii="Cambria Math" w:hAnsi="Cambria Math"/>
+              <w:szCs w:val="22"/>
+            </w:rPr>
+            <m:t xml:space="preserve"> </m:t>
+          </w:ins>
+        </m:r>
+        <m:r>
+          <w:ins w:id="449" w:author="Authors" w:date="2025-05-30T10:08:00Z" w16du:dateUtc="2025-05-30T14:08:00Z">
+            <m:rPr>
+              <m:sty m:val="p"/>
+            </m:rPr>
+            <w:rPr>
+              <w:rFonts w:ascii="Cambria Math" w:hAnsi="Cambria Math"/>
+              <w:szCs w:val="22"/>
+            </w:rPr>
+            <m:t>between</m:t>
+          </w:ins>
+        </m:r>
+        <m:r>
+          <w:ins w:id="450" w:author="Authors" w:date="2025-05-30T10:08:00Z" w16du:dateUtc="2025-05-30T14:08:00Z">
+            <w:rPr>
+              <w:rFonts w:ascii="Cambria Math" w:hAnsi="Cambria Math"/>
+              <w:szCs w:val="22"/>
+            </w:rPr>
+            <m:t xml:space="preserve"> .20 </m:t>
+          </w:ins>
+        </m:r>
+        <m:r>
+          <w:ins w:id="451" w:author="Authors" w:date="2025-05-30T10:08:00Z" w16du:dateUtc="2025-05-30T14:08:00Z">
+            <m:rPr>
+              <m:sty m:val="p"/>
+            </m:rPr>
+            <w:rPr>
+              <w:rFonts w:ascii="Cambria Math" w:hAnsi="Cambria Math"/>
+              <w:szCs w:val="22"/>
+            </w:rPr>
+            <m:t xml:space="preserve">and </m:t>
+          </w:ins>
+        </m:r>
+        <m:r>
+          <w:ins w:id="452" w:author="Authors" w:date="2025-05-30T10:08:00Z" w16du:dateUtc="2025-05-30T14:08:00Z">
+            <w:rPr>
+              <w:rFonts w:ascii="Cambria Math" w:hAnsi="Cambria Math"/>
+              <w:szCs w:val="22"/>
+            </w:rPr>
+            <m:t>.</m:t>
+          </w:ins>
+        </m:r>
+        <m:r>
+          <w:ins w:id="453" w:author="Authors" w:date="2025-05-30T10:08:00Z" w16du:dateUtc="2025-05-30T14:08:00Z">
+            <w:rPr>
+              <w:rFonts w:ascii="Cambria Math" w:hAnsi="Cambria Math"/>
+              <w:szCs w:val="22"/>
+            </w:rPr>
+            <m:t>29</m:t>
+          </w:ins>
         </m:r>
       </m:oMath>
       <w:r>
@@ -21202,59 +23106,114 @@
       <w:pPr>
         <w:ind w:firstLine="0"/>
         <w:rPr>
-          <w:szCs w:val="22"/>
-        </w:rPr>
-      </w:pPr>
-      <w:r>
-        <w:rPr>
-          <w:noProof/>
-          <w:szCs w:val="22"/>
-        </w:rPr>
-        <w:drawing>
-          <wp:inline distT="0" distB="0" distL="0" distR="0" wp14:anchorId="6CE84156" wp14:editId="47339CA6">
-            <wp:extent cx="5486400" cy="2832100"/>
-            <wp:effectExtent l="0" t="0" r="0" b="0"/>
-            <wp:docPr id="1343982204" name="Picture 4" descr="A diagram of a graph&#10;&#10;Description automatically generated"/>
-            <wp:cNvGraphicFramePr>
-              <a:graphicFrameLocks xmlns:a="http://schemas.openxmlformats.org/drawingml/2006/main" noChangeAspect="1"/>
-            </wp:cNvGraphicFramePr>
-            <a:graphic xmlns:a="http://schemas.openxmlformats.org/drawingml/2006/main">
-              <a:graphicData uri="http://schemas.openxmlformats.org/drawingml/2006/picture">
-                <pic:pic xmlns:pic="http://schemas.openxmlformats.org/drawingml/2006/picture">
-                  <pic:nvPicPr>
-                    <pic:cNvPr id="1343982204" name="Picture 4" descr="A diagram of a graph&#10;&#10;Description automatically generated"/>
-                    <pic:cNvPicPr/>
-                  </pic:nvPicPr>
-                  <pic:blipFill>
-                    <a:blip r:embed="rId18"/>
-                    <a:stretch>
-                      <a:fillRect/>
-                    </a:stretch>
-                  </pic:blipFill>
-                  <pic:spPr>
-                    <a:xfrm>
-                      <a:off x="0" y="0"/>
-                      <a:ext cx="5486400" cy="2832100"/>
-                    </a:xfrm>
-                    <a:prstGeom prst="rect">
-                      <a:avLst/>
-                    </a:prstGeom>
-                  </pic:spPr>
-                </pic:pic>
-              </a:graphicData>
-            </a:graphic>
-          </wp:inline>
-        </w:drawing>
-      </w:r>
+          <w:del w:id="454" w:author="Authors" w:date="2025-05-30T10:08:00Z" w16du:dateUtc="2025-05-30T14:08:00Z"/>
+          <w:szCs w:val="22"/>
+        </w:rPr>
+      </w:pPr>
+      <w:del w:id="455" w:author="Authors" w:date="2025-05-30T10:08:00Z" w16du:dateUtc="2025-05-30T14:08:00Z">
+        <w:r>
+          <w:rPr>
+            <w:noProof/>
+            <w:szCs w:val="22"/>
+          </w:rPr>
+          <w:drawing>
+            <wp:inline distT="0" distB="0" distL="0" distR="0" wp14:anchorId="23C19A78" wp14:editId="554FC4BC">
+              <wp:extent cx="5486400" cy="2832100"/>
+              <wp:effectExtent l="0" t="0" r="0" b="0"/>
+              <wp:docPr id="1343982204" name="Picture 4" descr="A diagram of a graph&#10;&#10;Description automatically generated"/>
+              <wp:cNvGraphicFramePr>
+                <a:graphicFrameLocks xmlns:a="http://schemas.openxmlformats.org/drawingml/2006/main" noChangeAspect="1"/>
+              </wp:cNvGraphicFramePr>
+              <a:graphic xmlns:a="http://schemas.openxmlformats.org/drawingml/2006/main">
+                <a:graphicData uri="http://schemas.openxmlformats.org/drawingml/2006/picture">
+                  <pic:pic xmlns:pic="http://schemas.openxmlformats.org/drawingml/2006/picture">
+                    <pic:nvPicPr>
+                      <pic:cNvPr id="1343982204" name="Picture 4" descr="A diagram of a graph&#10;&#10;Description automatically generated"/>
+                      <pic:cNvPicPr/>
+                    </pic:nvPicPr>
+                    <pic:blipFill>
+                      <a:blip r:embed="rId18"/>
+                      <a:stretch>
+                        <a:fillRect/>
+                      </a:stretch>
+                    </pic:blipFill>
+                    <pic:spPr>
+                      <a:xfrm>
+                        <a:off x="0" y="0"/>
+                        <a:ext cx="5486400" cy="2832100"/>
+                      </a:xfrm>
+                      <a:prstGeom prst="rect">
+                        <a:avLst/>
+                      </a:prstGeom>
+                    </pic:spPr>
+                  </pic:pic>
+                </a:graphicData>
+              </a:graphic>
+            </wp:inline>
+          </w:drawing>
+        </w:r>
+      </w:del>
     </w:p>
     <w:p>
       <w:pPr>
+        <w:ind w:firstLine="0"/>
+        <w:rPr>
+          <w:ins w:id="456" w:author="Authors" w:date="2025-05-30T10:08:00Z" w16du:dateUtc="2025-05-30T14:08:00Z"/>
+          <w:szCs w:val="22"/>
+        </w:rPr>
+      </w:pPr>
+      <w:ins w:id="457" w:author="Authors" w:date="2025-05-30T10:08:00Z" w16du:dateUtc="2025-05-30T14:08:00Z">
+        <w:r>
+          <w:rPr>
+            <w:noProof/>
+            <w:szCs w:val="22"/>
+          </w:rPr>
+          <w:drawing>
+            <wp:inline distT="0" distB="0" distL="0" distR="0" wp14:anchorId="595C6A09" wp14:editId="2B54C9AE">
+              <wp:extent cx="5486400" cy="2133600"/>
+              <wp:effectExtent l="0" t="0" r="0" b="0"/>
+              <wp:docPr id="1001025311" name="Picture 7" descr="A graph of a sound wave&#10;&#10;Description automatically generated with medium confidence"/>
+              <wp:cNvGraphicFramePr>
+                <a:graphicFrameLocks xmlns:a="http://schemas.openxmlformats.org/drawingml/2006/main" noChangeAspect="1"/>
+              </wp:cNvGraphicFramePr>
+              <a:graphic xmlns:a="http://schemas.openxmlformats.org/drawingml/2006/main">
+                <a:graphicData uri="http://schemas.openxmlformats.org/drawingml/2006/picture">
+                  <pic:pic xmlns:pic="http://schemas.openxmlformats.org/drawingml/2006/picture">
+                    <pic:nvPicPr>
+                      <pic:cNvPr id="1001025311" name="Picture 7" descr="A graph of a sound wave&#10;&#10;Description automatically generated with medium confidence"/>
+                      <pic:cNvPicPr/>
+                    </pic:nvPicPr>
+                    <pic:blipFill>
+                      <a:blip r:embed="rId19"/>
+                      <a:stretch>
+                        <a:fillRect/>
+                      </a:stretch>
+                    </pic:blipFill>
+                    <pic:spPr>
+                      <a:xfrm>
+                        <a:off x="0" y="0"/>
+                        <a:ext cx="5486400" cy="2133600"/>
+                      </a:xfrm>
+                      <a:prstGeom prst="rect">
+                        <a:avLst/>
+                      </a:prstGeom>
+                    </pic:spPr>
+                  </pic:pic>
+                </a:graphicData>
+              </a:graphic>
+            </wp:inline>
+          </w:drawing>
+        </w:r>
+      </w:ins>
+    </w:p>
+    <w:p>
+      <w:pPr>
         <w:pStyle w:val="Caption"/>
         <w:rPr>
           <w:szCs w:val="22"/>
         </w:rPr>
       </w:pPr>
-      <w:bookmarkStart w:id="295" w:name="_Ref136190811"/>
+      <w:bookmarkStart w:id="458" w:name="_Ref136190811"/>
       <w:r>
         <w:rPr>
           <w:szCs w:val="22"/>
@@ -21293,7 +23252,7 @@
         </w:rPr>
         <w:fldChar w:fldCharType="end"/>
       </w:r>
-      <w:bookmarkEnd w:id="295"/>
+      <w:bookmarkEnd w:id="458"/>
       <w:r>
         <w:rPr>
           <w:szCs w:val="22"/>
@@ -21400,7 +23359,7 @@
       <w:pPr>
         <w:pStyle w:val="Caption"/>
       </w:pPr>
-      <w:bookmarkStart w:id="296" w:name="_Ref136190818"/>
+      <w:bookmarkStart w:id="459" w:name="_Ref136190818"/>
       <w:r>
         <w:rPr>
           <w:szCs w:val="22"/>
@@ -21440,7 +23399,7 @@
         </w:rPr>
         <w:fldChar w:fldCharType="end"/>
       </w:r>
-      <w:bookmarkEnd w:id="296"/>
+      <w:bookmarkEnd w:id="459"/>
       <w:r>
         <w:rPr>
           <w:szCs w:val="22"/>
@@ -21494,10 +23453,10 @@
         <w:tblLook w:val="04A0" w:firstRow="1" w:lastRow="0" w:firstColumn="1" w:lastColumn="0" w:noHBand="0" w:noVBand="1"/>
       </w:tblPr>
       <w:tblGrid>
-        <w:gridCol w:w="6072"/>
-        <w:gridCol w:w="565"/>
-        <w:gridCol w:w="781"/>
+        <w:gridCol w:w="5745"/>
         <w:gridCol w:w="840"/>
+        <w:gridCol w:w="1096"/>
+        <w:gridCol w:w="931"/>
       </w:tblGrid>
       <w:tr>
         <w:trPr>
@@ -21831,12 +23790,22 @@
               </w:rPr>
               <w:t>.</w:t>
             </w:r>
-            <w:r>
-              <w:rPr>
-                <w:szCs w:val="22"/>
-              </w:rPr>
-              <w:t>490</w:t>
-            </w:r>
+            <w:del w:id="460" w:author="Authors" w:date="2025-05-30T10:08:00Z" w16du:dateUtc="2025-05-30T14:08:00Z">
+              <w:r>
+                <w:rPr>
+                  <w:szCs w:val="22"/>
+                </w:rPr>
+                <w:delText>490</w:delText>
+              </w:r>
+            </w:del>
+            <w:ins w:id="461" w:author="Authors" w:date="2025-05-30T10:08:00Z" w16du:dateUtc="2025-05-30T14:08:00Z">
+              <w:r>
+                <w:rPr>
+                  <w:szCs w:val="22"/>
+                </w:rPr>
+                <w:t>501</w:t>
+              </w:r>
+            </w:ins>
           </w:p>
         </w:tc>
       </w:tr>
@@ -21955,14 +23924,36 @@
               <w:rPr>
                 <w:szCs w:val="22"/>
               </w:rPr>
-              <w:t>.0</w:t>
+              <w:t>.</w:t>
             </w:r>
-            <w:r>
-              <w:rPr>
-                <w:szCs w:val="22"/>
-              </w:rPr>
-              <w:t>2</w:t>
-            </w:r>
+            <w:del w:id="462" w:author="Authors" w:date="2025-05-30T10:08:00Z" w16du:dateUtc="2025-05-30T14:08:00Z">
+              <w:r>
+                <w:rPr>
+                  <w:szCs w:val="22"/>
+                </w:rPr>
+                <w:delText>0</w:delText>
+              </w:r>
+              <w:r>
+                <w:rPr>
+                  <w:szCs w:val="22"/>
+                </w:rPr>
+                <w:delText>2</w:delText>
+              </w:r>
+            </w:del>
+            <w:ins w:id="463" w:author="Authors" w:date="2025-05-30T10:08:00Z" w16du:dateUtc="2025-05-30T14:08:00Z">
+              <w:r>
+                <w:rPr>
+                  <w:szCs w:val="22"/>
+                </w:rPr>
+                <w:t>0</w:t>
+              </w:r>
+              <w:r>
+                <w:rPr>
+                  <w:szCs w:val="22"/>
+                </w:rPr>
+                <w:t>1</w:t>
+              </w:r>
+            </w:ins>
           </w:p>
         </w:tc>
         <w:tc>
@@ -21984,8 +23975,24 @@
               <w:rPr>
                 <w:szCs w:val="22"/>
               </w:rPr>
-              <w:t>.6</w:t>
+              <w:t>.</w:t>
             </w:r>
+            <w:del w:id="464" w:author="Authors" w:date="2025-05-30T10:08:00Z" w16du:dateUtc="2025-05-30T14:08:00Z">
+              <w:r>
+                <w:rPr>
+                  <w:szCs w:val="22"/>
+                </w:rPr>
+                <w:delText>6</w:delText>
+              </w:r>
+            </w:del>
+            <w:ins w:id="465" w:author="Authors" w:date="2025-05-30T10:08:00Z" w16du:dateUtc="2025-05-30T14:08:00Z">
+              <w:r>
+                <w:rPr>
+                  <w:szCs w:val="22"/>
+                </w:rPr>
+                <w:t>7</w:t>
+              </w:r>
+            </w:ins>
           </w:p>
         </w:tc>
         <w:tc>
@@ -22012,12 +24019,22 @@
               </w:rPr>
               <w:t>.</w:t>
             </w:r>
-            <w:r>
-              <w:rPr>
-                <w:szCs w:val="22"/>
-              </w:rPr>
-              <w:t>386</w:t>
-            </w:r>
+            <w:del w:id="466" w:author="Authors" w:date="2025-05-30T10:08:00Z" w16du:dateUtc="2025-05-30T14:08:00Z">
+              <w:r>
+                <w:rPr>
+                  <w:szCs w:val="22"/>
+                </w:rPr>
+                <w:delText>386</w:delText>
+              </w:r>
+            </w:del>
+            <w:ins w:id="467" w:author="Authors" w:date="2025-05-30T10:08:00Z" w16du:dateUtc="2025-05-30T14:08:00Z">
+              <w:r>
+                <w:rPr>
+                  <w:szCs w:val="22"/>
+                </w:rPr>
+                <w:t>407</w:t>
+              </w:r>
+            </w:ins>
           </w:p>
         </w:tc>
       </w:tr>
@@ -22138,12 +24155,22 @@
               </w:rPr>
               <w:t>-.</w:t>
             </w:r>
-            <w:r>
-              <w:rPr>
-                <w:szCs w:val="22"/>
-              </w:rPr>
-              <w:t>18</w:t>
-            </w:r>
+            <w:del w:id="468" w:author="Authors" w:date="2025-05-30T10:08:00Z" w16du:dateUtc="2025-05-30T14:08:00Z">
+              <w:r>
+                <w:rPr>
+                  <w:szCs w:val="22"/>
+                </w:rPr>
+                <w:delText>18</w:delText>
+              </w:r>
+            </w:del>
+            <w:ins w:id="469" w:author="Authors" w:date="2025-05-30T10:08:00Z" w16du:dateUtc="2025-05-30T14:08:00Z">
+              <w:r>
+                <w:rPr>
+                  <w:szCs w:val="22"/>
+                </w:rPr>
+                <w:t>17</w:t>
+              </w:r>
+            </w:ins>
           </w:p>
         </w:tc>
         <w:tc>
@@ -22165,8 +24192,24 @@
               <w:rPr>
                 <w:szCs w:val="22"/>
               </w:rPr>
-              <w:t>2.9</w:t>
+              <w:t>2.</w:t>
             </w:r>
+            <w:del w:id="470" w:author="Authors" w:date="2025-05-30T10:08:00Z" w16du:dateUtc="2025-05-30T14:08:00Z">
+              <w:r>
+                <w:rPr>
+                  <w:szCs w:val="22"/>
+                </w:rPr>
+                <w:delText>9</w:delText>
+              </w:r>
+            </w:del>
+            <w:ins w:id="471" w:author="Authors" w:date="2025-05-30T10:08:00Z" w16du:dateUtc="2025-05-30T14:08:00Z">
+              <w:r>
+                <w:rPr>
+                  <w:szCs w:val="22"/>
+                </w:rPr>
+                <w:t>1</w:t>
+              </w:r>
+            </w:ins>
           </w:p>
         </w:tc>
         <w:tc>
@@ -22193,12 +24236,28 @@
               </w:rPr>
               <w:t>.</w:t>
             </w:r>
-            <w:r>
-              <w:rPr>
-                <w:szCs w:val="22"/>
-              </w:rPr>
-              <w:t>744</w:t>
-            </w:r>
+            <w:del w:id="472" w:author="Authors" w:date="2025-05-30T10:08:00Z" w16du:dateUtc="2025-05-30T14:08:00Z">
+              <w:r>
+                <w:rPr>
+                  <w:szCs w:val="22"/>
+                </w:rPr>
+                <w:delText>744</w:delText>
+              </w:r>
+            </w:del>
+            <w:ins w:id="473" w:author="Authors" w:date="2025-05-30T10:08:00Z" w16du:dateUtc="2025-05-30T14:08:00Z">
+              <w:r>
+                <w:rPr>
+                  <w:szCs w:val="22"/>
+                </w:rPr>
+                <w:t>6</w:t>
+              </w:r>
+              <w:r>
+                <w:rPr>
+                  <w:szCs w:val="22"/>
+                </w:rPr>
+                <w:t>75</w:t>
+              </w:r>
+            </w:ins>
           </w:p>
         </w:tc>
       </w:tr>
@@ -22353,12 +24412,28 @@
               </w:rPr>
               <w:t>-.</w:t>
             </w:r>
-            <w:r>
-              <w:rPr>
-                <w:szCs w:val="22"/>
-              </w:rPr>
-              <w:t>06</w:t>
-            </w:r>
+            <w:del w:id="474" w:author="Authors" w:date="2025-05-30T10:08:00Z" w16du:dateUtc="2025-05-30T14:08:00Z">
+              <w:r>
+                <w:rPr>
+                  <w:szCs w:val="22"/>
+                </w:rPr>
+                <w:delText>06</w:delText>
+              </w:r>
+            </w:del>
+            <w:ins w:id="475" w:author="Authors" w:date="2025-05-30T10:08:00Z" w16du:dateUtc="2025-05-30T14:08:00Z">
+              <w:r>
+                <w:rPr>
+                  <w:szCs w:val="22"/>
+                </w:rPr>
+                <w:t>0</w:t>
+              </w:r>
+              <w:r>
+                <w:rPr>
+                  <w:szCs w:val="22"/>
+                </w:rPr>
+                <w:t>5</w:t>
+              </w:r>
+            </w:ins>
           </w:p>
         </w:tc>
         <w:tc>
@@ -22379,24 +24454,34 @@
                 <w:szCs w:val="22"/>
               </w:rPr>
             </w:pPr>
-            <w:r>
-              <w:rPr>
-                <w:szCs w:val="22"/>
-              </w:rPr>
-              <w:t>3</w:t>
-            </w:r>
-            <w:r>
-              <w:rPr>
-                <w:szCs w:val="22"/>
-              </w:rPr>
-              <w:t>.</w:t>
-            </w:r>
+            <w:del w:id="476" w:author="Authors" w:date="2025-05-30T10:08:00Z" w16du:dateUtc="2025-05-30T14:08:00Z">
+              <w:r>
+                <w:rPr>
+                  <w:szCs w:val="22"/>
+                </w:rPr>
+                <w:delText>3</w:delText>
+              </w:r>
+              <w:r>
+                <w:rPr>
+                  <w:szCs w:val="22"/>
+                </w:rPr>
+                <w:delText>.</w:delText>
+              </w:r>
+            </w:del>
             <w:r>
               <w:rPr>
                 <w:szCs w:val="22"/>
               </w:rPr>
               <w:t>1</w:t>
             </w:r>
+            <w:ins w:id="477" w:author="Authors" w:date="2025-05-30T10:08:00Z" w16du:dateUtc="2025-05-30T14:08:00Z">
+              <w:r>
+                <w:rPr>
+                  <w:szCs w:val="22"/>
+                </w:rPr>
+                <w:t>.9</w:t>
+              </w:r>
+            </w:ins>
           </w:p>
         </w:tc>
         <w:tc>
@@ -22424,12 +24509,22 @@
               </w:rPr>
               <w:t>.</w:t>
             </w:r>
-            <w:r>
-              <w:rPr>
-                <w:szCs w:val="22"/>
-              </w:rPr>
-              <w:t>754</w:t>
-            </w:r>
+            <w:del w:id="478" w:author="Authors" w:date="2025-05-30T10:08:00Z" w16du:dateUtc="2025-05-30T14:08:00Z">
+              <w:r>
+                <w:rPr>
+                  <w:szCs w:val="22"/>
+                </w:rPr>
+                <w:delText>754</w:delText>
+              </w:r>
+            </w:del>
+            <w:ins w:id="479" w:author="Authors" w:date="2025-05-30T10:08:00Z" w16du:dateUtc="2025-05-30T14:08:00Z">
+              <w:r>
+                <w:rPr>
+                  <w:szCs w:val="22"/>
+                </w:rPr>
+                <w:t>658</w:t>
+              </w:r>
+            </w:ins>
           </w:p>
         </w:tc>
       </w:tr>
@@ -22571,12 +24666,28 @@
               </w:rPr>
               <w:t>.</w:t>
             </w:r>
-            <w:r>
-              <w:rPr>
-                <w:szCs w:val="22"/>
-              </w:rPr>
-              <w:t>36</w:t>
-            </w:r>
+            <w:del w:id="480" w:author="Authors" w:date="2025-05-30T10:08:00Z" w16du:dateUtc="2025-05-30T14:08:00Z">
+              <w:r>
+                <w:rPr>
+                  <w:szCs w:val="22"/>
+                </w:rPr>
+                <w:delText>36</w:delText>
+              </w:r>
+            </w:del>
+            <w:ins w:id="481" w:author="Authors" w:date="2025-05-30T10:08:00Z" w16du:dateUtc="2025-05-30T14:08:00Z">
+              <w:r>
+                <w:rPr>
+                  <w:szCs w:val="22"/>
+                </w:rPr>
+                <w:t>3</w:t>
+              </w:r>
+              <w:r>
+                <w:rPr>
+                  <w:szCs w:val="22"/>
+                </w:rPr>
+                <w:t>1</w:t>
+              </w:r>
+            </w:ins>
           </w:p>
         </w:tc>
         <w:tc>
@@ -22773,12 +24884,22 @@
               </w:rPr>
               <w:t>.</w:t>
             </w:r>
-            <w:r>
-              <w:rPr>
-                <w:szCs w:val="22"/>
-              </w:rPr>
-              <w:t>05</w:t>
-            </w:r>
+            <w:del w:id="482" w:author="Authors" w:date="2025-05-30T10:08:00Z" w16du:dateUtc="2025-05-30T14:08:00Z">
+              <w:r>
+                <w:rPr>
+                  <w:szCs w:val="22"/>
+                </w:rPr>
+                <w:delText>05</w:delText>
+              </w:r>
+            </w:del>
+            <w:ins w:id="483" w:author="Authors" w:date="2025-05-30T10:08:00Z" w16du:dateUtc="2025-05-30T14:08:00Z">
+              <w:r>
+                <w:rPr>
+                  <w:szCs w:val="22"/>
+                </w:rPr>
+                <w:t>07</w:t>
+              </w:r>
+            </w:ins>
           </w:p>
         </w:tc>
         <w:tc>
@@ -22801,12 +24922,22 @@
               </w:rPr>
               <w:t>1.</w:t>
             </w:r>
-            <w:r>
-              <w:rPr>
-                <w:szCs w:val="22"/>
-              </w:rPr>
-              <w:t>4</w:t>
-            </w:r>
+            <w:del w:id="484" w:author="Authors" w:date="2025-05-30T10:08:00Z" w16du:dateUtc="2025-05-30T14:08:00Z">
+              <w:r>
+                <w:rPr>
+                  <w:szCs w:val="22"/>
+                </w:rPr>
+                <w:delText>4</w:delText>
+              </w:r>
+            </w:del>
+            <w:ins w:id="485" w:author="Authors" w:date="2025-05-30T10:08:00Z" w16du:dateUtc="2025-05-30T14:08:00Z">
+              <w:r>
+                <w:rPr>
+                  <w:szCs w:val="22"/>
+                </w:rPr>
+                <w:t>8</w:t>
+              </w:r>
+            </w:ins>
           </w:p>
         </w:tc>
         <w:tc>
@@ -22832,12 +24963,22 @@
               </w:rPr>
               <w:t>.</w:t>
             </w:r>
-            <w:r>
-              <w:rPr>
-                <w:szCs w:val="22"/>
-              </w:rPr>
-              <w:t>582</w:t>
-            </w:r>
+            <w:del w:id="486" w:author="Authors" w:date="2025-05-30T10:08:00Z" w16du:dateUtc="2025-05-30T14:08:00Z">
+              <w:r>
+                <w:rPr>
+                  <w:szCs w:val="22"/>
+                </w:rPr>
+                <w:delText>582</w:delText>
+              </w:r>
+            </w:del>
+            <w:ins w:id="487" w:author="Authors" w:date="2025-05-30T10:08:00Z" w16du:dateUtc="2025-05-30T14:08:00Z">
+              <w:r>
+                <w:rPr>
+                  <w:szCs w:val="22"/>
+                </w:rPr>
+                <w:t>648</w:t>
+              </w:r>
+            </w:ins>
           </w:p>
         </w:tc>
       </w:tr>
@@ -22893,18 +25034,46 @@
                 <w:szCs w:val="22"/>
               </w:rPr>
             </w:pPr>
-            <w:r>
-              <w:rPr>
-                <w:szCs w:val="22"/>
-              </w:rPr>
-              <w:t>.</w:t>
-            </w:r>
-            <w:r>
-              <w:rPr>
-                <w:szCs w:val="22"/>
-              </w:rPr>
-              <w:t>03</w:t>
-            </w:r>
+            <w:del w:id="488" w:author="Authors" w:date="2025-05-30T10:08:00Z" w16du:dateUtc="2025-05-30T14:08:00Z">
+              <w:r>
+                <w:rPr>
+                  <w:szCs w:val="22"/>
+                </w:rPr>
+                <w:delText>.</w:delText>
+              </w:r>
+              <w:r>
+                <w:rPr>
+                  <w:szCs w:val="22"/>
+                </w:rPr>
+                <w:delText>03</w:delText>
+              </w:r>
+            </w:del>
+            <w:ins w:id="489" w:author="Authors" w:date="2025-05-30T10:08:00Z" w16du:dateUtc="2025-05-30T14:08:00Z">
+              <w:r>
+                <w:rPr>
+                  <w:szCs w:val="22"/>
+                </w:rPr>
+                <w:t>-</w:t>
+              </w:r>
+              <w:r>
+                <w:rPr>
+                  <w:szCs w:val="22"/>
+                </w:rPr>
+                <w:t>.</w:t>
+              </w:r>
+              <w:r>
+                <w:rPr>
+                  <w:szCs w:val="22"/>
+                </w:rPr>
+                <w:t>0</w:t>
+              </w:r>
+              <w:r>
+                <w:rPr>
+                  <w:szCs w:val="22"/>
+                </w:rPr>
+                <w:t>4</w:t>
+              </w:r>
+            </w:ins>
           </w:p>
         </w:tc>
         <w:tc>
@@ -22925,12 +25094,22 @@
                 <w:szCs w:val="22"/>
               </w:rPr>
             </w:pPr>
-            <w:r>
-              <w:rPr>
-                <w:szCs w:val="22"/>
-              </w:rPr>
-              <w:t>52.8</w:t>
-            </w:r>
+            <w:del w:id="490" w:author="Authors" w:date="2025-05-30T10:08:00Z" w16du:dateUtc="2025-05-30T14:08:00Z">
+              <w:r>
+                <w:rPr>
+                  <w:szCs w:val="22"/>
+                </w:rPr>
+                <w:delText>52.8</w:delText>
+              </w:r>
+            </w:del>
+            <w:ins w:id="491" w:author="Authors" w:date="2025-05-30T10:08:00Z" w16du:dateUtc="2025-05-30T14:08:00Z">
+              <w:r>
+                <w:rPr>
+                  <w:szCs w:val="22"/>
+                </w:rPr>
+                <w:t>45.1</w:t>
+              </w:r>
+            </w:ins>
           </w:p>
         </w:tc>
         <w:tc>
@@ -22958,12 +25137,28 @@
               </w:rPr>
               <w:t>.</w:t>
             </w:r>
-            <w:r>
-              <w:rPr>
-                <w:szCs w:val="22"/>
-              </w:rPr>
-              <w:t>981</w:t>
-            </w:r>
+            <w:del w:id="492" w:author="Authors" w:date="2025-05-30T10:08:00Z" w16du:dateUtc="2025-05-30T14:08:00Z">
+              <w:r>
+                <w:rPr>
+                  <w:szCs w:val="22"/>
+                </w:rPr>
+                <w:delText>981</w:delText>
+              </w:r>
+            </w:del>
+            <w:ins w:id="493" w:author="Authors" w:date="2025-05-30T10:08:00Z" w16du:dateUtc="2025-05-30T14:08:00Z">
+              <w:r>
+                <w:rPr>
+                  <w:szCs w:val="22"/>
+                </w:rPr>
+                <w:t>9</w:t>
+              </w:r>
+              <w:r>
+                <w:rPr>
+                  <w:szCs w:val="22"/>
+                </w:rPr>
+                <w:t>78</w:t>
+              </w:r>
+            </w:ins>
           </w:p>
         </w:tc>
       </w:tr>
@@ -23024,12 +25219,28 @@
               </w:rPr>
               <w:t>.</w:t>
             </w:r>
-            <w:r>
-              <w:rPr>
-                <w:szCs w:val="22"/>
-              </w:rPr>
-              <w:t>08</w:t>
-            </w:r>
+            <w:del w:id="494" w:author="Authors" w:date="2025-05-30T10:08:00Z" w16du:dateUtc="2025-05-30T14:08:00Z">
+              <w:r>
+                <w:rPr>
+                  <w:szCs w:val="22"/>
+                </w:rPr>
+                <w:delText>08</w:delText>
+              </w:r>
+            </w:del>
+            <w:ins w:id="495" w:author="Authors" w:date="2025-05-30T10:08:00Z" w16du:dateUtc="2025-05-30T14:08:00Z">
+              <w:r>
+                <w:rPr>
+                  <w:szCs w:val="22"/>
+                </w:rPr>
+                <w:t>0</w:t>
+              </w:r>
+              <w:r>
+                <w:rPr>
+                  <w:szCs w:val="22"/>
+                </w:rPr>
+                <w:t>1</w:t>
+              </w:r>
+            </w:ins>
           </w:p>
         </w:tc>
         <w:tc>
@@ -23050,12 +25261,40 @@
                 <w:szCs w:val="22"/>
               </w:rPr>
             </w:pPr>
-            <w:r>
-              <w:rPr>
-                <w:szCs w:val="22"/>
-              </w:rPr>
-              <w:t>59.3</w:t>
-            </w:r>
+            <w:del w:id="496" w:author="Authors" w:date="2025-05-30T10:08:00Z" w16du:dateUtc="2025-05-30T14:08:00Z">
+              <w:r>
+                <w:rPr>
+                  <w:szCs w:val="22"/>
+                </w:rPr>
+                <w:delText>59.3</w:delText>
+              </w:r>
+            </w:del>
+            <w:ins w:id="497" w:author="Authors" w:date="2025-05-30T10:08:00Z" w16du:dateUtc="2025-05-30T14:08:00Z">
+              <w:r>
+                <w:rPr>
+                  <w:szCs w:val="22"/>
+                </w:rPr>
+                <w:t>1</w:t>
+              </w:r>
+              <w:r>
+                <w:rPr>
+                  <w:szCs w:val="22"/>
+                </w:rPr>
+                <w:t>3</w:t>
+              </w:r>
+              <w:r>
+                <w:rPr>
+                  <w:szCs w:val="22"/>
+                </w:rPr>
+                <w:t>2.</w:t>
+              </w:r>
+              <w:r>
+                <w:rPr>
+                  <w:szCs w:val="22"/>
+                </w:rPr>
+                <w:t>6</w:t>
+              </w:r>
+            </w:ins>
           </w:p>
         </w:tc>
         <w:tc>
@@ -23081,14 +25320,42 @@
               <w:rPr>
                 <w:szCs w:val="22"/>
               </w:rPr>
-              <w:t>.9</w:t>
+              <w:t>.</w:t>
             </w:r>
-            <w:r>
-              <w:rPr>
-                <w:szCs w:val="22"/>
-              </w:rPr>
-              <w:t>83</w:t>
-            </w:r>
+            <w:del w:id="498" w:author="Authors" w:date="2025-05-30T10:08:00Z" w16du:dateUtc="2025-05-30T14:08:00Z">
+              <w:r>
+                <w:rPr>
+                  <w:szCs w:val="22"/>
+                </w:rPr>
+                <w:delText>9</w:delText>
+              </w:r>
+              <w:r>
+                <w:rPr>
+                  <w:szCs w:val="22"/>
+                </w:rPr>
+                <w:delText>83</w:delText>
+              </w:r>
+            </w:del>
+            <w:ins w:id="499" w:author="Authors" w:date="2025-05-30T10:08:00Z" w16du:dateUtc="2025-05-30T14:08:00Z">
+              <w:r>
+                <w:rPr>
+                  <w:szCs w:val="22"/>
+                </w:rPr>
+                <w:t>9</w:t>
+              </w:r>
+              <w:r>
+                <w:rPr>
+                  <w:szCs w:val="22"/>
+                </w:rPr>
+                <w:t>9</w:t>
+              </w:r>
+              <w:r>
+                <w:rPr>
+                  <w:szCs w:val="22"/>
+                </w:rPr>
+                <w:t>3</w:t>
+              </w:r>
+            </w:ins>
           </w:p>
         </w:tc>
       </w:tr>
@@ -23173,8 +25440,30 @@
               <w:rPr>
                 <w:szCs w:val="22"/>
               </w:rPr>
-              <w:t>.00</w:t>
+              <w:t>.</w:t>
             </w:r>
+            <w:del w:id="500" w:author="Authors" w:date="2025-05-30T10:08:00Z" w16du:dateUtc="2025-05-30T14:08:00Z">
+              <w:r>
+                <w:rPr>
+                  <w:szCs w:val="22"/>
+                </w:rPr>
+                <w:delText>00</w:delText>
+              </w:r>
+            </w:del>
+            <w:ins w:id="501" w:author="Authors" w:date="2025-05-30T10:08:00Z" w16du:dateUtc="2025-05-30T14:08:00Z">
+              <w:r>
+                <w:rPr>
+                  <w:szCs w:val="22"/>
+                </w:rPr>
+                <w:t>0</w:t>
+              </w:r>
+              <w:r>
+                <w:rPr>
+                  <w:szCs w:val="22"/>
+                </w:rPr>
+                <w:t>2</w:t>
+              </w:r>
+            </w:ins>
           </w:p>
         </w:tc>
         <w:tc>
@@ -23192,12 +25481,22 @@
                 <w:szCs w:val="22"/>
               </w:rPr>
             </w:pPr>
-            <w:r>
-              <w:rPr>
-                <w:szCs w:val="22"/>
-              </w:rPr>
-              <w:t>53.4</w:t>
-            </w:r>
+            <w:del w:id="502" w:author="Authors" w:date="2025-05-30T10:08:00Z" w16du:dateUtc="2025-05-30T14:08:00Z">
+              <w:r>
+                <w:rPr>
+                  <w:szCs w:val="22"/>
+                </w:rPr>
+                <w:delText>53.4</w:delText>
+              </w:r>
+            </w:del>
+            <w:ins w:id="503" w:author="Authors" w:date="2025-05-30T10:08:00Z" w16du:dateUtc="2025-05-30T14:08:00Z">
+              <w:r>
+                <w:rPr>
+                  <w:szCs w:val="22"/>
+                </w:rPr>
+                <w:t>35.6</w:t>
+              </w:r>
+            </w:ins>
           </w:p>
         </w:tc>
         <w:tc>
@@ -23224,12 +25523,28 @@
               </w:rPr>
               <w:t>.</w:t>
             </w:r>
-            <w:r>
-              <w:rPr>
-                <w:szCs w:val="22"/>
-              </w:rPr>
-              <w:t>982</w:t>
-            </w:r>
+            <w:del w:id="504" w:author="Authors" w:date="2025-05-30T10:08:00Z" w16du:dateUtc="2025-05-30T14:08:00Z">
+              <w:r>
+                <w:rPr>
+                  <w:szCs w:val="22"/>
+                </w:rPr>
+                <w:delText>982</w:delText>
+              </w:r>
+            </w:del>
+            <w:ins w:id="505" w:author="Authors" w:date="2025-05-30T10:08:00Z" w16du:dateUtc="2025-05-30T14:08:00Z">
+              <w:r>
+                <w:rPr>
+                  <w:szCs w:val="22"/>
+                </w:rPr>
+                <w:t>9</w:t>
+              </w:r>
+              <w:r>
+                <w:rPr>
+                  <w:szCs w:val="22"/>
+                </w:rPr>
+                <w:t>73</w:t>
+              </w:r>
+            </w:ins>
           </w:p>
         </w:tc>
       </w:tr>
@@ -23314,14 +25629,36 @@
               <w:rPr>
                 <w:szCs w:val="22"/>
               </w:rPr>
-              <w:t>-.0</w:t>
+              <w:t>-.</w:t>
             </w:r>
-            <w:r>
-              <w:rPr>
-                <w:szCs w:val="22"/>
-              </w:rPr>
-              <w:t>3</w:t>
-            </w:r>
+            <w:del w:id="506" w:author="Authors" w:date="2025-05-30T10:08:00Z" w16du:dateUtc="2025-05-30T14:08:00Z">
+              <w:r>
+                <w:rPr>
+                  <w:szCs w:val="22"/>
+                </w:rPr>
+                <w:delText>0</w:delText>
+              </w:r>
+              <w:r>
+                <w:rPr>
+                  <w:szCs w:val="22"/>
+                </w:rPr>
+                <w:delText>3</w:delText>
+              </w:r>
+            </w:del>
+            <w:ins w:id="507" w:author="Authors" w:date="2025-05-30T10:08:00Z" w16du:dateUtc="2025-05-30T14:08:00Z">
+              <w:r>
+                <w:rPr>
+                  <w:szCs w:val="22"/>
+                </w:rPr>
+                <w:t>0</w:t>
+              </w:r>
+              <w:r>
+                <w:rPr>
+                  <w:szCs w:val="22"/>
+                </w:rPr>
+                <w:t>1</w:t>
+              </w:r>
+            </w:ins>
           </w:p>
         </w:tc>
         <w:tc>
@@ -23339,12 +25676,36 @@
                 <w:szCs w:val="22"/>
               </w:rPr>
             </w:pPr>
-            <w:r>
-              <w:rPr>
-                <w:szCs w:val="22"/>
-              </w:rPr>
-              <w:t>87.7</w:t>
-            </w:r>
+            <w:ins w:id="508" w:author="Authors" w:date="2025-05-30T10:08:00Z" w16du:dateUtc="2025-05-30T14:08:00Z">
+              <w:r>
+                <w:rPr>
+                  <w:szCs w:val="22"/>
+                </w:rPr>
+                <w:t>1</w:t>
+              </w:r>
+              <w:r>
+                <w:rPr>
+                  <w:szCs w:val="22"/>
+                </w:rPr>
+                <w:t>44</w:t>
+              </w:r>
+            </w:ins>
+            <w:moveFromRangeStart w:id="509" w:author="Authors" w:date="2025-05-30T10:08:00Z" w:name="move199492139"/>
+            <w:moveFrom w:id="510" w:author="Authors" w:date="2025-05-30T10:08:00Z" w16du:dateUtc="2025-05-30T14:08:00Z">
+              <w:r>
+                <w:rPr>
+                  <w:szCs w:val="22"/>
+                </w:rPr>
+                <w:t>87.</w:t>
+              </w:r>
+              <w:r>
+                <w:rPr>
+                  <w:szCs w:val="22"/>
+                </w:rPr>
+                <w:t>7</w:t>
+              </w:r>
+            </w:moveFrom>
+            <w:moveFromRangeEnd w:id="509"/>
           </w:p>
         </w:tc>
         <w:tc>
@@ -23369,14 +25730,42 @@
               <w:rPr>
                 <w:szCs w:val="22"/>
               </w:rPr>
-              <w:t>.98</w:t>
+              <w:t>.</w:t>
             </w:r>
-            <w:r>
-              <w:rPr>
-                <w:szCs w:val="22"/>
-              </w:rPr>
-              <w:t>9</w:t>
-            </w:r>
+            <w:del w:id="511" w:author="Authors" w:date="2025-05-30T10:08:00Z" w16du:dateUtc="2025-05-30T14:08:00Z">
+              <w:r>
+                <w:rPr>
+                  <w:szCs w:val="22"/>
+                </w:rPr>
+                <w:delText>98</w:delText>
+              </w:r>
+              <w:r>
+                <w:rPr>
+                  <w:szCs w:val="22"/>
+                </w:rPr>
+                <w:delText>9</w:delText>
+              </w:r>
+            </w:del>
+            <w:ins w:id="512" w:author="Authors" w:date="2025-05-30T10:08:00Z" w16du:dateUtc="2025-05-30T14:08:00Z">
+              <w:r>
+                <w:rPr>
+                  <w:szCs w:val="22"/>
+                </w:rPr>
+                <w:t>9</w:t>
+              </w:r>
+              <w:r>
+                <w:rPr>
+                  <w:szCs w:val="22"/>
+                </w:rPr>
+                <w:t>9</w:t>
+              </w:r>
+              <w:r>
+                <w:rPr>
+                  <w:szCs w:val="22"/>
+                </w:rPr>
+                <w:t>3</w:t>
+              </w:r>
+            </w:ins>
           </w:p>
         </w:tc>
       </w:tr>
@@ -23596,7 +25985,41 @@
         <w:rPr>
           <w:szCs w:val="22"/>
         </w:rPr>
-        <w:t xml:space="preserve">.16, BF = .4, </w:t>
+        <w:t>.</w:t>
+      </w:r>
+      <w:del w:id="513" w:author="Authors" w:date="2025-05-30T10:08:00Z" w16du:dateUtc="2025-05-30T14:08:00Z">
+        <w:r>
+          <w:rPr>
+            <w:szCs w:val="22"/>
+          </w:rPr>
+          <w:delText>16</w:delText>
+        </w:r>
+      </w:del>
+      <w:ins w:id="514" w:author="Authors" w:date="2025-05-30T10:08:00Z" w16du:dateUtc="2025-05-30T14:08:00Z">
+        <w:r>
+          <w:rPr>
+            <w:szCs w:val="22"/>
+          </w:rPr>
+          <w:t>17</w:t>
+        </w:r>
+      </w:ins>
+      <w:r>
+        <w:rPr>
+          <w:szCs w:val="22"/>
+        </w:rPr>
+        <w:t>, BF = .</w:t>
+      </w:r>
+      <w:r>
+        <w:rPr>
+          <w:szCs w:val="22"/>
+        </w:rPr>
+        <w:t>4</w:t>
+      </w:r>
+      <w:r>
+        <w:rPr>
+          <w:szCs w:val="22"/>
+        </w:rPr>
+        <w:t xml:space="preserve">, </w:t>
       </w:r>
       <w:proofErr w:type="spellStart"/>
       <w:r>
@@ -23621,7 +26044,35 @@
         <w:rPr>
           <w:szCs w:val="22"/>
         </w:rPr>
-        <w:t xml:space="preserve"> = .27)</w:t>
+        <w:t xml:space="preserve"> = .</w:t>
+      </w:r>
+      <w:del w:id="515" w:author="Authors" w:date="2025-05-30T10:08:00Z" w16du:dateUtc="2025-05-30T14:08:00Z">
+        <w:r>
+          <w:rPr>
+            <w:szCs w:val="22"/>
+          </w:rPr>
+          <w:delText>27</w:delText>
+        </w:r>
+      </w:del>
+      <w:ins w:id="516" w:author="Authors" w:date="2025-05-30T10:08:00Z" w16du:dateUtc="2025-05-30T14:08:00Z">
+        <w:r>
+          <w:rPr>
+            <w:szCs w:val="22"/>
+          </w:rPr>
+          <w:t>2</w:t>
+        </w:r>
+        <w:r>
+          <w:rPr>
+            <w:szCs w:val="22"/>
+          </w:rPr>
+          <w:t>6</w:t>
+        </w:r>
+      </w:ins>
+      <w:r>
+        <w:rPr>
+          <w:szCs w:val="22"/>
+        </w:rPr>
+        <w:t>)</w:t>
       </w:r>
       <w:r>
         <w:rPr>
@@ -23648,7 +26099,7 @@
         </w:rPr>
         <w:t>ogether</w:t>
       </w:r>
-      <w:ins w:id="297" w:author="Authors" w:date="2025-05-27T13:34:00Z" w16du:dateUtc="2025-05-27T17:34:00Z">
+      <w:ins w:id="517" w:author="Authors" w:date="2025-05-30T10:08:00Z" w16du:dateUtc="2025-05-30T14:08:00Z">
         <w:r>
           <w:rPr>
             <w:szCs w:val="22"/>
@@ -23698,7 +26149,7 @@
         </w:rPr>
         <w:t xml:space="preserve">of Experiments 2 and 2b thus </w:t>
       </w:r>
-      <w:del w:id="298" w:author="Authors" w:date="2025-05-27T13:34:00Z" w16du:dateUtc="2025-05-27T17:34:00Z">
+      <w:del w:id="518" w:author="Authors" w:date="2025-05-30T10:08:00Z" w16du:dateUtc="2025-05-30T14:08:00Z">
         <w:r>
           <w:rPr>
             <w:szCs w:val="22"/>
@@ -23706,7 +26157,7 @@
           <w:delText>suggests</w:delText>
         </w:r>
       </w:del>
-      <w:ins w:id="299" w:author="Authors" w:date="2025-05-27T13:34:00Z" w16du:dateUtc="2025-05-27T17:34:00Z">
+      <w:ins w:id="519" w:author="Authors" w:date="2025-05-30T10:08:00Z" w16du:dateUtc="2025-05-30T14:08:00Z">
         <w:r>
           <w:rPr>
             <w:szCs w:val="22"/>
@@ -23738,7 +26189,12 @@
     <w:p>
       <w:pPr>
         <w:rPr>
-          <w:szCs w:val="22"/>
+          <w:rFonts w:ascii="Arial" w:hAnsi="Arial"/>
+          <w:sz w:val="16"/>
+          <w:shd w:val="clear" w:color="auto" w:fill="FFFFFF"/>
+          <w:rPrChange w:id="520" w:author="Authors" w:date="2025-05-30T10:08:00Z" w16du:dateUtc="2025-05-30T14:08:00Z">
+            <w:rPr/>
+          </w:rPrChange>
         </w:rPr>
       </w:pPr>
       <w:r>
@@ -23920,7 +26376,13 @@
         <w:rPr>
           <w:szCs w:val="22"/>
         </w:rPr>
-        <w:t>responses than the visual occluder in Experiment 2 (</w:t>
+        <w:t xml:space="preserve">responses than the visual occluder in Experiment </w:t>
+      </w:r>
+      <w:r>
+        <w:rPr>
+          <w:szCs w:val="22"/>
+        </w:rPr>
+        <w:t>2 (</w:t>
       </w:r>
       <m:oMath>
         <m:acc>
@@ -23960,14 +26422,58 @@
         <w:rPr>
           <w:szCs w:val="22"/>
         </w:rPr>
-        <w:t xml:space="preserve">-.71, </w:t>
-      </w:r>
-      <w:r>
-        <w:rPr>
-          <w:szCs w:val="22"/>
-        </w:rPr>
-        <w:t>BF = 73.1</w:t>
-      </w:r>
+        <w:t>-.</w:t>
+      </w:r>
+      <w:del w:id="521" w:author="Authors" w:date="2025-05-30T10:08:00Z" w16du:dateUtc="2025-05-30T14:08:00Z">
+        <w:r>
+          <w:rPr>
+            <w:szCs w:val="22"/>
+          </w:rPr>
+          <w:delText>71</w:delText>
+        </w:r>
+      </w:del>
+      <w:ins w:id="522" w:author="Authors" w:date="2025-05-30T10:08:00Z" w16du:dateUtc="2025-05-30T14:08:00Z">
+        <w:r>
+          <w:rPr>
+            <w:szCs w:val="22"/>
+          </w:rPr>
+          <w:t>6</w:t>
+        </w:r>
+        <w:r>
+          <w:rPr>
+            <w:szCs w:val="22"/>
+          </w:rPr>
+          <w:t>6</w:t>
+        </w:r>
+      </w:ins>
+      <w:r>
+        <w:rPr>
+          <w:szCs w:val="22"/>
+        </w:rPr>
+        <w:t xml:space="preserve">, </w:t>
+      </w:r>
+      <w:r>
+        <w:rPr>
+          <w:szCs w:val="22"/>
+        </w:rPr>
+        <w:t xml:space="preserve">BF = </w:t>
+      </w:r>
+      <w:del w:id="523" w:author="Authors" w:date="2025-05-30T10:08:00Z" w16du:dateUtc="2025-05-30T14:08:00Z">
+        <w:r>
+          <w:rPr>
+            <w:szCs w:val="22"/>
+          </w:rPr>
+          <w:delText>73.1</w:delText>
+        </w:r>
+      </w:del>
+      <w:ins w:id="524" w:author="Authors" w:date="2025-05-30T10:08:00Z" w16du:dateUtc="2025-05-30T14:08:00Z">
+        <w:r>
+          <w:rPr>
+            <w:szCs w:val="22"/>
+          </w:rPr>
+          <w:t>38.6</w:t>
+        </w:r>
+      </w:ins>
       <w:r>
         <w:rPr>
           <w:szCs w:val="22"/>
@@ -23997,13 +26503,41 @@
         <w:rPr>
           <w:szCs w:val="22"/>
         </w:rPr>
-        <w:t xml:space="preserve"> = .986</w:t>
-      </w:r>
-      <w:r>
-        <w:rPr>
-          <w:szCs w:val="22"/>
-        </w:rPr>
-        <w:t xml:space="preserve">), whereas the visual occlusion in Experiment 2 did </w:t>
+        <w:t xml:space="preserve"> = .</w:t>
+      </w:r>
+      <w:del w:id="525" w:author="Authors" w:date="2025-05-30T10:08:00Z" w16du:dateUtc="2025-05-30T14:08:00Z">
+        <w:r>
+          <w:rPr>
+            <w:szCs w:val="22"/>
+          </w:rPr>
+          <w:delText>986</w:delText>
+        </w:r>
+      </w:del>
+      <w:ins w:id="526" w:author="Authors" w:date="2025-05-30T10:08:00Z" w16du:dateUtc="2025-05-30T14:08:00Z">
+        <w:r>
+          <w:rPr>
+            <w:szCs w:val="22"/>
+          </w:rPr>
+          <w:t>9</w:t>
+        </w:r>
+        <w:r>
+          <w:rPr>
+            <w:szCs w:val="22"/>
+          </w:rPr>
+          <w:t>75</w:t>
+        </w:r>
+      </w:ins>
+      <w:r>
+        <w:rPr>
+          <w:szCs w:val="22"/>
+        </w:rPr>
+        <w:t>), whereas</w:t>
+      </w:r>
+      <w:r>
+        <w:rPr>
+          <w:szCs w:val="22"/>
+        </w:rPr>
+        <w:t xml:space="preserve"> the visual occlusion in Experiment 2 did </w:t>
       </w:r>
       <w:r>
         <w:rPr>
@@ -24079,14 +26613,58 @@
         <w:rPr>
           <w:szCs w:val="22"/>
         </w:rPr>
-        <w:t xml:space="preserve">.14, </w:t>
-      </w:r>
-      <w:r>
-        <w:rPr>
-          <w:szCs w:val="22"/>
-        </w:rPr>
-        <w:t>BF = 0.5</w:t>
-      </w:r>
+        <w:t>.</w:t>
+      </w:r>
+      <w:del w:id="527" w:author="Authors" w:date="2025-05-30T10:08:00Z" w16du:dateUtc="2025-05-30T14:08:00Z">
+        <w:r>
+          <w:rPr>
+            <w:szCs w:val="22"/>
+          </w:rPr>
+          <w:delText>14</w:delText>
+        </w:r>
+      </w:del>
+      <w:ins w:id="528" w:author="Authors" w:date="2025-05-30T10:08:00Z" w16du:dateUtc="2025-05-30T14:08:00Z">
+        <w:r>
+          <w:rPr>
+            <w:szCs w:val="22"/>
+          </w:rPr>
+          <w:t>1</w:t>
+        </w:r>
+        <w:r>
+          <w:rPr>
+            <w:szCs w:val="22"/>
+          </w:rPr>
+          <w:t>2</w:t>
+        </w:r>
+      </w:ins>
+      <w:r>
+        <w:rPr>
+          <w:szCs w:val="22"/>
+        </w:rPr>
+        <w:t xml:space="preserve">, </w:t>
+      </w:r>
+      <w:r>
+        <w:rPr>
+          <w:szCs w:val="22"/>
+        </w:rPr>
+        <w:t>BF = 0.</w:t>
+      </w:r>
+      <w:del w:id="529" w:author="Authors" w:date="2025-05-30T10:08:00Z" w16du:dateUtc="2025-05-30T14:08:00Z">
+        <w:r>
+          <w:rPr>
+            <w:szCs w:val="22"/>
+          </w:rPr>
+          <w:delText>5</w:delText>
+        </w:r>
+      </w:del>
+      <w:ins w:id="530" w:author="Authors" w:date="2025-05-30T10:08:00Z" w16du:dateUtc="2025-05-30T14:08:00Z">
+        <w:r>
+          <w:rPr>
+            <w:szCs w:val="22"/>
+          </w:rPr>
+          <w:t>6</w:t>
+        </w:r>
+      </w:ins>
       <w:r>
         <w:rPr>
           <w:szCs w:val="22"/>
@@ -24116,8 +26694,30 @@
         <w:rPr>
           <w:szCs w:val="22"/>
         </w:rPr>
-        <w:t xml:space="preserve"> = .345</w:t>
-      </w:r>
+        <w:t xml:space="preserve"> = .</w:t>
+      </w:r>
+      <w:del w:id="531" w:author="Authors" w:date="2025-05-30T10:08:00Z" w16du:dateUtc="2025-05-30T14:08:00Z">
+        <w:r>
+          <w:rPr>
+            <w:szCs w:val="22"/>
+          </w:rPr>
+          <w:delText>345</w:delText>
+        </w:r>
+      </w:del>
+      <w:ins w:id="532" w:author="Authors" w:date="2025-05-30T10:08:00Z" w16du:dateUtc="2025-05-30T14:08:00Z">
+        <w:r>
+          <w:rPr>
+            <w:szCs w:val="22"/>
+          </w:rPr>
+          <w:t>3</w:t>
+        </w:r>
+        <w:r>
+          <w:rPr>
+            <w:szCs w:val="22"/>
+          </w:rPr>
+          <w:t>61</w:t>
+        </w:r>
+      </w:ins>
       <w:r>
         <w:rPr>
           <w:szCs w:val="22"/>
@@ -24131,7 +26731,10 @@
         <w:t xml:space="preserve"> </w:t>
       </w:r>
       <w:r>
-        <w:t>Indeed, t</w:t>
+        <w:t>Indeed</w:t>
+      </w:r>
+      <w:r>
+        <w:t>, t</w:t>
       </w:r>
       <w:r>
         <w:t xml:space="preserve">he only striking similarity between the pen-in-the-mouth and visual occlusion was that both reduced the effect of visual bias (see SI for details, and also </w:t>
@@ -24174,17 +26777,20 @@
         <w:t>those visual</w:t>
       </w:r>
       <w:r>
-        <w:t xml:space="preserve"> cues were masked by the black rectangle in Experiment 2.</w:t>
+        <w:t xml:space="preserve"> cues were masked by the black rectangle in Experiment 2</w:t>
+      </w:r>
+      <w:r>
+        <w:t>.</w:t>
       </w:r>
     </w:p>
     <w:p>
       <w:pPr>
         <w:rPr>
-          <w:ins w:id="300" w:author="Authors" w:date="2025-05-27T13:34:00Z" w16du:dateUtc="2025-05-27T17:34:00Z"/>
-          <w:szCs w:val="22"/>
-        </w:rPr>
-      </w:pPr>
-      <w:ins w:id="301" w:author="Authors" w:date="2025-05-27T13:34:00Z" w16du:dateUtc="2025-05-27T17:34:00Z">
+          <w:ins w:id="533" w:author="Authors" w:date="2025-05-30T10:08:00Z" w16du:dateUtc="2025-05-30T14:08:00Z"/>
+          <w:szCs w:val="22"/>
+        </w:rPr>
+      </w:pPr>
+      <w:ins w:id="534" w:author="Authors" w:date="2025-05-30T10:08:00Z" w16du:dateUtc="2025-05-30T14:08:00Z">
         <w:r>
           <w:t xml:space="preserve">At first blush, the results of Experiment 2 favor hypothesis </w:t>
         </w:r>
@@ -24301,11 +26907,11 @@
     <w:p>
       <w:pPr>
         <w:rPr>
-          <w:ins w:id="302" w:author="Authors" w:date="2025-05-27T13:34:00Z" w16du:dateUtc="2025-05-27T17:34:00Z"/>
-          <w:szCs w:val="22"/>
-        </w:rPr>
-      </w:pPr>
-      <w:ins w:id="303" w:author="Authors" w:date="2025-05-27T13:34:00Z" w16du:dateUtc="2025-05-27T17:34:00Z">
+          <w:ins w:id="535" w:author="Authors" w:date="2025-05-30T10:08:00Z" w16du:dateUtc="2025-05-30T14:08:00Z"/>
+          <w:szCs w:val="22"/>
+        </w:rPr>
+      </w:pPr>
+      <w:ins w:id="536" w:author="Authors" w:date="2025-05-30T10:08:00Z" w16du:dateUtc="2025-05-30T14:08:00Z">
         <w:r>
           <w:rPr>
             <w:szCs w:val="22"/>
@@ -24491,13 +27097,25 @@
           <w:rPr>
             <w:szCs w:val="22"/>
           </w:rPr>
-          <w:t xml:space="preserve"> (mean log-RT = </w:t>
-        </w:r>
-        <w:r>
-          <w:rPr>
-            <w:szCs w:val="22"/>
-          </w:rPr>
-          <w:t>3.45</w:t>
+          <w:t xml:space="preserve"> (mean </w:t>
+        </w:r>
+        <w:r>
+          <w:rPr>
+            <w:szCs w:val="22"/>
+          </w:rPr>
+          <w:t xml:space="preserve">log-RT = </w:t>
+        </w:r>
+        <w:r>
+          <w:rPr>
+            <w:szCs w:val="22"/>
+          </w:rPr>
+          <w:t>3.4</w:t>
+        </w:r>
+        <w:r>
+          <w:rPr>
+            <w:szCs w:val="22"/>
+          </w:rPr>
+          <w:t>4</w:t>
         </w:r>
         <w:r>
           <w:rPr>
@@ -24509,19 +27127,43 @@
           <w:rPr>
             <w:szCs w:val="22"/>
           </w:rPr>
-          <w:t>0.14</w:t>
-        </w:r>
-        <w:r>
-          <w:rPr>
-            <w:szCs w:val="22"/>
-          </w:rPr>
-          <w:t xml:space="preserve">), compared to Experiments 1a-c (mean = </w:t>
-        </w:r>
-        <w:r>
-          <w:rPr>
-            <w:szCs w:val="22"/>
-          </w:rPr>
-          <w:t>3.44</w:t>
+          <w:t>0.1</w:t>
+        </w:r>
+        <w:r>
+          <w:rPr>
+            <w:szCs w:val="22"/>
+          </w:rPr>
+          <w:t>5</w:t>
+        </w:r>
+        <w:r>
+          <w:rPr>
+            <w:szCs w:val="22"/>
+          </w:rPr>
+          <w:t>), compared</w:t>
+        </w:r>
+        <w:r>
+          <w:rPr>
+            <w:szCs w:val="22"/>
+          </w:rPr>
+          <w:t xml:space="preserve"> to Experiments 1a-c </w:t>
+        </w:r>
+        <w:r>
+          <w:rPr>
+            <w:szCs w:val="22"/>
+          </w:rPr>
+          <w:t xml:space="preserve">(mean = </w:t>
+        </w:r>
+        <w:r>
+          <w:rPr>
+            <w:szCs w:val="22"/>
+          </w:rPr>
+          <w:t>3.4</w:t>
+        </w:r>
+        <w:r>
+          <w:rPr>
+            <w:szCs w:val="22"/>
+          </w:rPr>
+          <w:t>5</w:t>
         </w:r>
         <w:r>
           <w:rPr>
@@ -24533,7 +27175,13 @@
           <w:rPr>
             <w:szCs w:val="22"/>
           </w:rPr>
-          <w:t>0.15</w:t>
+          <w:t>0.1</w:t>
+        </w:r>
+        <w:r>
+          <w:rPr>
+            <w:szCs w:val="22"/>
+          </w:rPr>
+          <w:t>4</w:t>
         </w:r>
         <w:r>
           <w:rPr>
@@ -24545,7 +27193,13 @@
           <w:rPr>
             <w:szCs w:val="22"/>
           </w:rPr>
-          <w:t xml:space="preserve">. Finally, while the black box </w:t>
+          <w:t>. Finally</w:t>
+        </w:r>
+        <w:r>
+          <w:rPr>
+            <w:szCs w:val="22"/>
+          </w:rPr>
+          <w:t xml:space="preserve">, while the black box </w:t>
         </w:r>
         <w:r>
           <w:rPr>
@@ -24588,11 +27242,11 @@
     <w:p>
       <w:pPr>
         <w:rPr>
-          <w:ins w:id="304" w:author="Authors" w:date="2025-05-27T13:34:00Z" w16du:dateUtc="2025-05-27T17:34:00Z"/>
-          <w:szCs w:val="22"/>
-        </w:rPr>
-      </w:pPr>
-      <w:ins w:id="305" w:author="Authors" w:date="2025-05-27T13:34:00Z" w16du:dateUtc="2025-05-27T17:34:00Z">
+          <w:ins w:id="537" w:author="Authors" w:date="2025-05-30T10:08:00Z" w16du:dateUtc="2025-05-30T14:08:00Z"/>
+          <w:szCs w:val="22"/>
+        </w:rPr>
+      </w:pPr>
+      <w:ins w:id="538" w:author="Authors" w:date="2025-05-30T10:08:00Z" w16du:dateUtc="2025-05-30T14:08:00Z">
         <w:r>
           <w:rPr>
             <w:szCs w:val="22"/>
@@ -24706,11 +27360,11 @@
     <w:p>
       <w:pPr>
         <w:rPr>
-          <w:ins w:id="306" w:author="Authors" w:date="2025-05-27T13:34:00Z" w16du:dateUtc="2025-05-27T17:34:00Z"/>
-          <w:szCs w:val="22"/>
-        </w:rPr>
-      </w:pPr>
-      <w:ins w:id="307" w:author="Authors" w:date="2025-05-27T13:34:00Z" w16du:dateUtc="2025-05-27T17:34:00Z">
+          <w:ins w:id="539" w:author="Authors" w:date="2025-05-30T10:08:00Z" w16du:dateUtc="2025-05-30T14:08:00Z"/>
+          <w:szCs w:val="22"/>
+        </w:rPr>
+      </w:pPr>
+      <w:ins w:id="540" w:author="Authors" w:date="2025-05-30T10:08:00Z" w16du:dateUtc="2025-05-30T14:08:00Z">
         <w:r>
           <w:rPr>
             <w:szCs w:val="22"/>
@@ -25089,7 +27743,7 @@
         </w:rPr>
         <w:t>. First, our findings leave open whether compensation for visually evident effects of non-phonological causes—like the pen—draws on the same neural mechanisms as normalization/compensation for the effects of phonetic contexts. The present findings only suggest that Fowler’s compensation account provides a unifying explanation for the qualitative consequences of both phenomena. It is unclear, for example, whether compensation for visually</w:t>
       </w:r>
-      <w:del w:id="308" w:author="Authors" w:date="2025-05-27T13:34:00Z" w16du:dateUtc="2025-05-27T17:34:00Z">
+      <w:del w:id="541" w:author="Authors" w:date="2025-05-30T10:08:00Z" w16du:dateUtc="2025-05-30T14:08:00Z">
         <w:r>
           <w:rPr>
             <w:szCs w:val="22"/>
@@ -25097,7 +27751,7 @@
           <w:delText>-</w:delText>
         </w:r>
       </w:del>
-      <w:ins w:id="309" w:author="Authors" w:date="2025-05-27T13:34:00Z" w16du:dateUtc="2025-05-27T17:34:00Z">
+      <w:ins w:id="542" w:author="Authors" w:date="2025-05-30T10:08:00Z" w16du:dateUtc="2025-05-30T14:08:00Z">
         <w:r>
           <w:rPr>
             <w:szCs w:val="22"/>
@@ -25111,7 +27765,7 @@
         </w:rPr>
         <w:t xml:space="preserve">presented non-phonetic context </w:t>
       </w:r>
-      <w:del w:id="310" w:author="Authors" w:date="2025-05-27T13:34:00Z" w16du:dateUtc="2025-05-27T17:34:00Z">
+      <w:del w:id="543" w:author="Authors" w:date="2025-05-30T10:08:00Z" w16du:dateUtc="2025-05-30T14:08:00Z">
         <w:r>
           <w:rPr>
             <w:szCs w:val="22"/>
@@ -25119,7 +27773,7 @@
           <w:delText>take</w:delText>
         </w:r>
       </w:del>
-      <w:ins w:id="311" w:author="Authors" w:date="2025-05-27T13:34:00Z" w16du:dateUtc="2025-05-27T17:34:00Z">
+      <w:ins w:id="544" w:author="Authors" w:date="2025-05-30T10:08:00Z" w16du:dateUtc="2025-05-30T14:08:00Z">
         <w:r>
           <w:rPr>
             <w:szCs w:val="22"/>
@@ -25139,7 +27793,7 @@
         </w:rPr>
         <w:t xml:space="preserve"> place in the same brain areas that are responsible for audiovisual integration during speech perception, and whether those areas </w:t>
       </w:r>
-      <w:del w:id="312" w:author="Authors" w:date="2025-05-27T13:34:00Z" w16du:dateUtc="2025-05-27T17:34:00Z">
+      <w:del w:id="545" w:author="Authors" w:date="2025-05-30T10:08:00Z" w16du:dateUtc="2025-05-30T14:08:00Z">
         <w:r>
           <w:rPr>
             <w:szCs w:val="22"/>
@@ -25167,7 +27821,7 @@
           <w:szCs w:val="22"/>
         </w:rPr>
       </w:pPr>
-      <w:del w:id="313" w:author="Authors" w:date="2025-05-27T13:34:00Z" w16du:dateUtc="2025-05-27T17:34:00Z">
+      <w:del w:id="546" w:author="Authors" w:date="2025-05-30T10:08:00Z" w16du:dateUtc="2025-05-30T14:08:00Z">
         <w:r>
           <w:rPr>
             <w:szCs w:val="22"/>
@@ -25175,7 +27829,7 @@
           <w:delText>Finally</w:delText>
         </w:r>
       </w:del>
-      <w:ins w:id="314" w:author="Authors" w:date="2025-05-27T13:34:00Z" w16du:dateUtc="2025-05-27T17:34:00Z">
+      <w:ins w:id="547" w:author="Authors" w:date="2025-05-30T10:08:00Z" w16du:dateUtc="2025-05-30T14:08:00Z">
         <w:r>
           <w:rPr>
             <w:szCs w:val="22"/>
@@ -25207,7 +27861,7 @@
         </w:rPr>
         <w:t xml:space="preserve">results raise questions for future research on perceptual recalibration. </w:t>
       </w:r>
-      <w:del w:id="315" w:author="Authors" w:date="2025-05-27T13:34:00Z" w16du:dateUtc="2025-05-27T17:34:00Z">
+      <w:del w:id="548" w:author="Authors" w:date="2025-05-30T10:08:00Z" w16du:dateUtc="2025-05-30T14:08:00Z">
         <w:r>
           <w:rPr>
             <w:szCs w:val="22"/>
@@ -25215,7 +27869,7 @@
           <w:delText>Previous</w:delText>
         </w:r>
       </w:del>
-      <w:ins w:id="316" w:author="Authors" w:date="2025-05-27T13:34:00Z" w16du:dateUtc="2025-05-27T17:34:00Z">
+      <w:ins w:id="549" w:author="Authors" w:date="2025-05-30T10:08:00Z" w16du:dateUtc="2025-05-30T14:08:00Z">
         <w:r>
           <w:rPr>
             <w:szCs w:val="22"/>
@@ -25235,7 +27889,7 @@
         </w:rPr>
         <w:t xml:space="preserve">work has found that perceptual recalibration to an unfamiliar talker’s speech can be blocked when the unexpected pronunciations occur while the talker has a pen in the mouth. In perceptual recalibration experiments, listeners are </w:t>
       </w:r>
-      <w:del w:id="317" w:author="Authors" w:date="2025-05-27T13:34:00Z" w16du:dateUtc="2025-05-27T17:34:00Z">
+      <w:del w:id="550" w:author="Authors" w:date="2025-05-30T10:08:00Z" w16du:dateUtc="2025-05-30T14:08:00Z">
         <w:r>
           <w:rPr>
             <w:szCs w:val="22"/>
@@ -25243,7 +27897,7 @@
           <w:delText>expected</w:delText>
         </w:r>
       </w:del>
-      <w:ins w:id="318" w:author="Authors" w:date="2025-05-27T13:34:00Z" w16du:dateUtc="2025-05-27T17:34:00Z">
+      <w:ins w:id="551" w:author="Authors" w:date="2025-05-30T10:08:00Z" w16du:dateUtc="2025-05-30T14:08:00Z">
         <w:r>
           <w:rPr>
             <w:szCs w:val="22"/>
@@ -25261,7 +27915,21 @@
         <w:rPr>
           <w:szCs w:val="22"/>
         </w:rPr>
-        <w:t xml:space="preserve"> to speech from an unfamiliar talker for which the realization of a particular sound is shifted towards a neighboring category. For example, Kraljic &amp; Samuel (2006) exposed listeners to either typical </w:t>
+        <w:t xml:space="preserve"> to speech from an unfamiliar talker for which the realization of a particular sound is shifted towards a neighboring category. For example, </w:t>
+      </w:r>
+      <w:proofErr w:type="spellStart"/>
+      <w:r>
+        <w:rPr>
+          <w:szCs w:val="22"/>
+        </w:rPr>
+        <w:t>Kraljic</w:t>
+      </w:r>
+      <w:proofErr w:type="spellEnd"/>
+      <w:r>
+        <w:rPr>
+          <w:szCs w:val="22"/>
+        </w:rPr>
+        <w:t xml:space="preserve"> &amp; Samuel (2006) exposed listeners to either typical </w:t>
       </w:r>
       <w:r>
         <w:rPr>
@@ -25529,7 +28197,21 @@
         <w:rPr>
           <w:szCs w:val="22"/>
         </w:rPr>
-        <w:t xml:space="preserve">, Kraljic et al. (2008) found that </w:t>
+        <w:t xml:space="preserve">, </w:t>
+      </w:r>
+      <w:proofErr w:type="spellStart"/>
+      <w:r>
+        <w:rPr>
+          <w:szCs w:val="22"/>
+        </w:rPr>
+        <w:t>Kraljic</w:t>
+      </w:r>
+      <w:proofErr w:type="spellEnd"/>
+      <w:r>
+        <w:rPr>
+          <w:szCs w:val="22"/>
+        </w:rPr>
+        <w:t xml:space="preserve"> et al. (2008) found that </w:t>
       </w:r>
       <w:r>
         <w:rPr>
@@ -25697,7 +28379,7 @@
     <w:p>
       <w:pPr>
         <w:rPr>
-          <w:ins w:id="319" w:author="Authors" w:date="2025-05-27T13:34:00Z" w16du:dateUtc="2025-05-27T17:34:00Z"/>
+          <w:ins w:id="552" w:author="Authors" w:date="2025-05-30T10:08:00Z" w16du:dateUtc="2025-05-30T14:08:00Z"/>
           <w:szCs w:val="22"/>
         </w:rPr>
       </w:pPr>
@@ -25719,11 +28401,19 @@
         </w:rPr>
         <w:t xml:space="preserve">see discussion in </w:t>
       </w:r>
-      <w:r>
-        <w:rPr>
-          <w:szCs w:val="22"/>
-        </w:rPr>
-        <w:t>Kraljic &amp; Samuel, 2011; Liu &amp; Jaeger, 2018).</w:t>
+      <w:proofErr w:type="spellStart"/>
+      <w:r>
+        <w:rPr>
+          <w:szCs w:val="22"/>
+        </w:rPr>
+        <w:t>Kraljic</w:t>
+      </w:r>
+      <w:proofErr w:type="spellEnd"/>
+      <w:r>
+        <w:rPr>
+          <w:szCs w:val="22"/>
+        </w:rPr>
+        <w:t xml:space="preserve"> &amp; Samuel, 2011; Liu &amp; Jaeger, 2018).</w:t>
       </w:r>
       <w:r>
         <w:rPr>
@@ -25731,7 +28421,7 @@
         </w:rPr>
         <w:t xml:space="preserve"> </w:t>
       </w:r>
-      <w:ins w:id="320" w:author="Authors" w:date="2025-05-27T13:34:00Z" w16du:dateUtc="2025-05-27T17:34:00Z">
+      <w:ins w:id="553" w:author="Authors" w:date="2025-05-30T10:08:00Z" w16du:dateUtc="2025-05-30T14:08:00Z">
         <w:r>
           <w:rPr>
             <w:szCs w:val="22"/>
@@ -25947,7 +28637,7 @@
         </w:rPr>
         <w:t xml:space="preserve">The results of </w:t>
       </w:r>
-      <w:del w:id="321" w:author="Authors" w:date="2025-05-27T13:34:00Z" w16du:dateUtc="2025-05-27T17:34:00Z">
+      <w:del w:id="554" w:author="Authors" w:date="2025-05-30T10:08:00Z" w16du:dateUtc="2025-05-30T14:08:00Z">
         <w:r>
           <w:rPr>
             <w:szCs w:val="22"/>
@@ -25955,7 +28645,7 @@
           <w:delText>Experiments 1a-c</w:delText>
         </w:r>
       </w:del>
-      <w:ins w:id="322" w:author="Authors" w:date="2025-05-27T13:34:00Z" w16du:dateUtc="2025-05-27T17:34:00Z">
+      <w:ins w:id="555" w:author="Authors" w:date="2025-05-30T10:08:00Z" w16du:dateUtc="2025-05-30T14:08:00Z">
         <w:r>
           <w:rPr>
             <w:szCs w:val="22"/>
@@ -25993,7 +28683,7 @@
         </w:rPr>
         <w:t xml:space="preserve"> </w:t>
       </w:r>
-      <w:del w:id="323" w:author="Authors" w:date="2025-05-27T13:34:00Z" w16du:dateUtc="2025-05-27T17:34:00Z">
+      <w:del w:id="556" w:author="Authors" w:date="2025-05-30T10:08:00Z" w16du:dateUtc="2025-05-30T14:08:00Z">
         <w:r>
           <w:rPr>
             <w:szCs w:val="22"/>
@@ -26001,7 +28691,7 @@
           <w:delText>that</w:delText>
         </w:r>
       </w:del>
-      <w:ins w:id="324" w:author="Authors" w:date="2025-05-27T13:34:00Z" w16du:dateUtc="2025-05-27T17:34:00Z">
+      <w:ins w:id="557" w:author="Authors" w:date="2025-05-30T10:08:00Z" w16du:dateUtc="2025-05-30T14:08:00Z">
         <w:r>
           <w:rPr>
             <w:szCs w:val="22"/>
@@ -26035,7 +28725,7 @@
         </w:rPr>
         <w:t xml:space="preserve"> for the pen in the mouth during exposure.</w:t>
       </w:r>
-      <w:ins w:id="325" w:author="Authors" w:date="2025-05-27T13:34:00Z" w16du:dateUtc="2025-05-27T17:34:00Z">
+      <w:ins w:id="558" w:author="Authors" w:date="2025-05-30T10:08:00Z" w16du:dateUtc="2025-05-30T14:08:00Z">
         <w:r>
           <w:rPr>
             <w:szCs w:val="22"/>
@@ -26235,7 +28925,7 @@
         </w:rPr>
         <w:t xml:space="preserve">-biased exposure, leaving </w:t>
       </w:r>
-      <w:ins w:id="326" w:author="Authors" w:date="2025-05-27T13:34:00Z" w16du:dateUtc="2025-05-27T17:34:00Z">
+      <w:ins w:id="559" w:author="Authors" w:date="2025-05-30T10:08:00Z" w16du:dateUtc="2025-05-30T14:08:00Z">
         <w:r>
           <w:rPr>
             <w:szCs w:val="22"/>
@@ -26364,7 +29054,7 @@
         </w:rPr>
         <w:t xml:space="preserve">. </w:t>
       </w:r>
-      <w:ins w:id="327" w:author="Authors" w:date="2025-05-27T13:34:00Z" w16du:dateUtc="2025-05-27T17:34:00Z">
+      <w:ins w:id="560" w:author="Authors" w:date="2025-05-30T10:08:00Z" w16du:dateUtc="2025-05-30T14:08:00Z">
         <w:r>
           <w:rPr>
             <w:szCs w:val="22"/>
@@ -26479,7 +29169,21 @@
         <w:rPr>
           <w:szCs w:val="22"/>
         </w:rPr>
-        <w:t xml:space="preserve">This research was supported by a Bilski-Mayer Summer Research Fellowship to </w:t>
+        <w:t xml:space="preserve">This research was supported by a </w:t>
+      </w:r>
+      <w:proofErr w:type="spellStart"/>
+      <w:r>
+        <w:rPr>
+          <w:szCs w:val="22"/>
+        </w:rPr>
+        <w:t>Bilski</w:t>
+      </w:r>
+      <w:proofErr w:type="spellEnd"/>
+      <w:r>
+        <w:rPr>
+          <w:szCs w:val="22"/>
+        </w:rPr>
+        <w:t xml:space="preserve">-Mayer Summer Research Fellowship to </w:t>
       </w:r>
       <w:r>
         <w:rPr>
@@ -26556,7 +29260,7 @@
         </w:rPr>
         <w:t xml:space="preserve"> </w:t>
       </w:r>
-      <w:ins w:id="328" w:author="Authors" w:date="2025-05-27T13:34:00Z" w16du:dateUtc="2025-05-27T17:34:00Z">
+      <w:ins w:id="561" w:author="Authors" w:date="2025-05-30T10:08:00Z" w16du:dateUtc="2025-05-30T14:08:00Z">
         <w:r>
           <w:rPr>
             <w:szCs w:val="22"/>
@@ -26626,7 +29330,21 @@
         <w:rPr>
           <w:szCs w:val="22"/>
         </w:rPr>
-        <w:t xml:space="preserve">We also thank Carol Fowler, Arty Samuel, and Jean Vroomen for helpful pointers to relevant literature, and helping us better understand the relevant theoretical space. </w:t>
+        <w:t xml:space="preserve">We also thank Carol Fowler, Arty Samuel, and Jean </w:t>
+      </w:r>
+      <w:proofErr w:type="spellStart"/>
+      <w:r>
+        <w:rPr>
+          <w:szCs w:val="22"/>
+        </w:rPr>
+        <w:t>Vroomen</w:t>
+      </w:r>
+      <w:proofErr w:type="spellEnd"/>
+      <w:r>
+        <w:rPr>
+          <w:szCs w:val="22"/>
+        </w:rPr>
+        <w:t xml:space="preserve"> for helpful pointers to relevant literature, and helping us better understand the relevant theoretical space. </w:t>
       </w:r>
       <w:r>
         <w:rPr>
@@ -26644,7 +29362,21 @@
         <w:rPr>
           <w:szCs w:val="22"/>
         </w:rPr>
-        <w:t xml:space="preserve">researchers’ dedication to open science: the audio recordings were obtained from Tanya Kraljic and Arthur Samuel, the video recordings were obtained from Molly Babel; </w:t>
+        <w:t xml:space="preserve">researchers’ dedication to open science: the audio recordings were obtained from Tanya </w:t>
+      </w:r>
+      <w:proofErr w:type="spellStart"/>
+      <w:r>
+        <w:rPr>
+          <w:szCs w:val="22"/>
+        </w:rPr>
+        <w:t>Kraljic</w:t>
+      </w:r>
+      <w:proofErr w:type="spellEnd"/>
+      <w:r>
+        <w:rPr>
+          <w:szCs w:val="22"/>
+        </w:rPr>
+        <w:t xml:space="preserve"> and Arthur Samuel, the video recordings were obtained from Molly Babel; </w:t>
       </w:r>
       <w:r>
         <w:rPr>
@@ -26688,7 +29420,7 @@
         </w:rPr>
         <w:t xml:space="preserve">, </w:t>
       </w:r>
-      <w:del w:id="329" w:author="Authors" w:date="2025-05-27T13:34:00Z" w16du:dateUtc="2025-05-27T17:34:00Z">
+      <w:del w:id="562" w:author="Authors" w:date="2025-05-30T10:08:00Z" w16du:dateUtc="2025-05-30T14:08:00Z">
         <w:r>
           <w:rPr>
             <w:szCs w:val="22"/>
@@ -26696,7 +29428,7 @@
           <w:delText>HMTL</w:delText>
         </w:r>
       </w:del>
-      <w:ins w:id="330" w:author="Authors" w:date="2025-05-27T13:34:00Z" w16du:dateUtc="2025-05-27T17:34:00Z">
+      <w:ins w:id="563" w:author="Authors" w:date="2025-05-30T10:08:00Z" w16du:dateUtc="2025-05-30T14:08:00Z">
         <w:r>
           <w:rPr>
             <w:szCs w:val="22"/>
@@ -26770,7 +29502,7 @@
         </w:rPr>
         <w:t xml:space="preserve"> </w:t>
       </w:r>
-      <w:del w:id="331" w:author="Authors" w:date="2025-05-27T13:34:00Z" w16du:dateUtc="2025-05-27T17:34:00Z">
+      <w:del w:id="564" w:author="Authors" w:date="2025-05-30T10:08:00Z" w16du:dateUtc="2025-05-30T14:08:00Z">
         <w:r>
           <w:rPr>
             <w:szCs w:val="22"/>
@@ -26784,7 +29516,7 @@
           <w:delText>we</w:delText>
         </w:r>
       </w:del>
-      <w:ins w:id="332" w:author="Authors" w:date="2025-05-27T13:34:00Z" w16du:dateUtc="2025-05-27T17:34:00Z">
+      <w:ins w:id="565" w:author="Authors" w:date="2025-05-30T10:08:00Z" w16du:dateUtc="2025-05-30T14:08:00Z">
         <w:r>
           <w:rPr>
             <w:szCs w:val="22"/>
@@ -26802,9 +29534,23 @@
         <w:rPr>
           <w:szCs w:val="22"/>
         </w:rPr>
-        <w:t xml:space="preserve"> thank Zach Burchill, Wednesday Bushong, Linda Liu, and Xin Xie for sharing materials and feedback for a tutorial on crowdsourcing experiments developed as part of this project (</w:t>
-      </w:r>
-      <w:hyperlink r:id="rId19" w:history="1">
+        <w:t xml:space="preserve"> thank Zach Burchill, Wednesday </w:t>
+      </w:r>
+      <w:proofErr w:type="spellStart"/>
+      <w:r>
+        <w:rPr>
+          <w:szCs w:val="22"/>
+        </w:rPr>
+        <w:t>Bushong</w:t>
+      </w:r>
+      <w:proofErr w:type="spellEnd"/>
+      <w:r>
+        <w:rPr>
+          <w:szCs w:val="22"/>
+        </w:rPr>
+        <w:t>, Linda Liu, and Xin Xie for sharing materials and feedback for a tutorial on crowdsourcing experiments developed as part of this project (</w:t>
+      </w:r>
+      <w:hyperlink r:id="rId20" w:history="1">
         <w:r>
           <w:rPr>
             <w:rStyle w:val="Hyperlink"/>
@@ -26819,7 +29565,7 @@
         </w:rPr>
         <w:t>).</w:t>
       </w:r>
-      <w:ins w:id="333" w:author="Authors" w:date="2025-05-27T13:34:00Z" w16du:dateUtc="2025-05-27T17:34:00Z">
+      <w:ins w:id="566" w:author="Authors" w:date="2025-05-30T10:08:00Z" w16du:dateUtc="2025-05-30T14:08:00Z">
         <w:r>
           <w:rPr>
             <w:szCs w:val="22"/>
@@ -26855,7 +29601,7 @@
         </w:rPr>
         <w:t xml:space="preserve"> SNC proposed the experiment. SNC, </w:t>
       </w:r>
-      <w:del w:id="334" w:author="Authors" w:date="2025-05-27T13:34:00Z" w16du:dateUtc="2025-05-27T17:34:00Z">
+      <w:del w:id="567" w:author="Authors" w:date="2025-05-30T10:08:00Z" w16du:dateUtc="2025-05-30T14:08:00Z">
         <w:r>
           <w:rPr>
             <w:szCs w:val="22"/>
@@ -26863,7 +29609,7 @@
           <w:delText>GK</w:delText>
         </w:r>
       </w:del>
-      <w:ins w:id="335" w:author="Authors" w:date="2025-05-27T13:34:00Z" w16du:dateUtc="2025-05-27T17:34:00Z">
+      <w:ins w:id="568" w:author="Authors" w:date="2025-05-30T10:08:00Z" w16du:dateUtc="2025-05-30T14:08:00Z">
         <w:r>
           <w:rPr>
             <w:szCs w:val="22"/>
@@ -26889,7 +29635,7 @@
         </w:rPr>
         <w:t xml:space="preserve">, and MY designed the experiment and developed the hypotheses, with input from TFJ. SNC created the audiovisual stimuli from the source audio and video files. TFJ and </w:t>
       </w:r>
-      <w:del w:id="336" w:author="Authors" w:date="2025-05-27T13:34:00Z" w16du:dateUtc="2025-05-27T17:34:00Z">
+      <w:del w:id="569" w:author="Authors" w:date="2025-05-30T10:08:00Z" w16du:dateUtc="2025-05-30T14:08:00Z">
         <w:r>
           <w:rPr>
             <w:szCs w:val="22"/>
@@ -26897,7 +29643,7 @@
           <w:delText>GK</w:delText>
         </w:r>
       </w:del>
-      <w:ins w:id="337" w:author="Authors" w:date="2025-05-27T13:34:00Z" w16du:dateUtc="2025-05-27T17:34:00Z">
+      <w:ins w:id="570" w:author="Authors" w:date="2025-05-30T10:08:00Z" w16du:dateUtc="2025-05-30T14:08:00Z">
         <w:r>
           <w:rPr>
             <w:szCs w:val="22"/>
@@ -26923,7 +29669,7 @@
         </w:rPr>
         <w:t xml:space="preserve"> programmed the web-based experiments. </w:t>
       </w:r>
-      <w:del w:id="338" w:author="Authors" w:date="2025-05-27T13:34:00Z" w16du:dateUtc="2025-05-27T17:34:00Z">
+      <w:del w:id="571" w:author="Authors" w:date="2025-05-30T10:08:00Z" w16du:dateUtc="2025-05-30T14:08:00Z">
         <w:r>
           <w:rPr>
             <w:szCs w:val="22"/>
@@ -26937,7 +29683,7 @@
           <w:delText>K</w:delText>
         </w:r>
       </w:del>
-      <w:ins w:id="339" w:author="Authors" w:date="2025-05-27T13:34:00Z" w16du:dateUtc="2025-05-27T17:34:00Z">
+      <w:ins w:id="572" w:author="Authors" w:date="2025-05-30T10:08:00Z" w16du:dateUtc="2025-05-30T14:08:00Z">
         <w:r>
           <w:rPr>
             <w:szCs w:val="22"/>
@@ -27044,7 +29790,21 @@
         <w:rPr>
           <w:szCs w:val="22"/>
         </w:rPr>
-        <w:t>Babel, M. (2016). Replication of T Kraljic, AG Samuel, SE Brennan (2008</w:t>
+        <w:t xml:space="preserve">Babel, M. (2016). Replication of T </w:t>
+      </w:r>
+      <w:proofErr w:type="spellStart"/>
+      <w:r>
+        <w:rPr>
+          <w:szCs w:val="22"/>
+        </w:rPr>
+        <w:t>Kraljic</w:t>
+      </w:r>
+      <w:proofErr w:type="spellEnd"/>
+      <w:r>
+        <w:rPr>
+          <w:szCs w:val="22"/>
+        </w:rPr>
+        <w:t>, AG Samuel, SE Brennan (2008</w:t>
       </w:r>
       <w:r>
         <w:rPr>
@@ -27171,7 +29931,21 @@
         <w:rPr>
           <w:szCs w:val="22"/>
         </w:rPr>
-        <w:t>, Knill D</w:t>
+        <w:t xml:space="preserve">, </w:t>
+      </w:r>
+      <w:proofErr w:type="spellStart"/>
+      <w:r>
+        <w:rPr>
+          <w:szCs w:val="22"/>
+        </w:rPr>
+        <w:t>Knill</w:t>
+      </w:r>
+      <w:proofErr w:type="spellEnd"/>
+      <w:r>
+        <w:rPr>
+          <w:szCs w:val="22"/>
+        </w:rPr>
+        <w:t xml:space="preserve"> D</w:t>
       </w:r>
       <w:r>
         <w:rPr>
@@ -27195,7 +29969,21 @@
         <w:rPr>
           <w:szCs w:val="22"/>
         </w:rPr>
-        <w:t>, Aslin R</w:t>
+        <w:t xml:space="preserve">, </w:t>
+      </w:r>
+      <w:proofErr w:type="spellStart"/>
+      <w:r>
+        <w:rPr>
+          <w:szCs w:val="22"/>
+        </w:rPr>
+        <w:t>Aslin</w:t>
+      </w:r>
+      <w:proofErr w:type="spellEnd"/>
+      <w:r>
+        <w:rPr>
+          <w:szCs w:val="22"/>
+        </w:rPr>
+        <w:t xml:space="preserve"> R</w:t>
       </w:r>
       <w:r>
         <w:rPr>
@@ -27284,6 +30072,7 @@
           <w:szCs w:val="22"/>
         </w:rPr>
       </w:pPr>
+      <w:proofErr w:type="spellStart"/>
       <w:r>
         <w:rPr>
           <w:szCs w:val="22"/>
@@ -27296,6 +30085,7 @@
         </w:rPr>
         <w:t>ürkner</w:t>
       </w:r>
+      <w:proofErr w:type="spellEnd"/>
       <w:r>
         <w:rPr>
           <w:szCs w:val="22"/>
@@ -27343,11 +30133,19 @@
           <w:szCs w:val="22"/>
         </w:rPr>
       </w:pPr>
-      <w:r>
-        <w:rPr>
-          <w:szCs w:val="22"/>
-        </w:rPr>
-        <w:t>Bürkner, P. C., &amp; Charpentier, E. (2020). Modelling monotonic effects of ordinal predictors in Bayesian regression models. </w:t>
+      <w:proofErr w:type="spellStart"/>
+      <w:r>
+        <w:rPr>
+          <w:szCs w:val="22"/>
+        </w:rPr>
+        <w:t>Bürkner</w:t>
+      </w:r>
+      <w:proofErr w:type="spellEnd"/>
+      <w:r>
+        <w:rPr>
+          <w:szCs w:val="22"/>
+        </w:rPr>
+        <w:t>, P. C., &amp; Charpentier, E. (2020). Modelling monotonic effects of ordinal predictors in Bayesian regression models. </w:t>
       </w:r>
       <w:r>
         <w:rPr>
@@ -27436,11 +30234,11 @@
         <w:spacing w:line="240" w:lineRule="auto"/>
         <w:ind w:left="360" w:hanging="360"/>
         <w:rPr>
-          <w:ins w:id="340" w:author="Authors" w:date="2025-05-27T13:34:00Z" w16du:dateUtc="2025-05-27T17:34:00Z"/>
-          <w:szCs w:val="22"/>
-        </w:rPr>
-      </w:pPr>
-      <w:ins w:id="341" w:author="Authors" w:date="2025-05-27T13:34:00Z" w16du:dateUtc="2025-05-27T17:34:00Z">
+          <w:ins w:id="573" w:author="Authors" w:date="2025-05-30T10:08:00Z" w16du:dateUtc="2025-05-30T14:08:00Z"/>
+          <w:szCs w:val="22"/>
+        </w:rPr>
+      </w:pPr>
+      <w:ins w:id="574" w:author="Authors" w:date="2025-05-30T10:08:00Z" w16du:dateUtc="2025-05-30T14:08:00Z">
         <w:r>
           <w:rPr>
             <w:szCs w:val="22"/>
@@ -27554,7 +30352,7 @@
         </w:rPr>
         <w:t> (pp. 189–201). Boston Review. </w:t>
       </w:r>
-      <w:hyperlink r:id="rId20" w:tgtFrame="_blank" w:history="1">
+      <w:hyperlink r:id="rId21" w:tgtFrame="_blank" w:history="1">
         <w:r>
           <w:rPr>
             <w:rStyle w:val="Hyperlink"/>
@@ -27611,7 +30409,21 @@
         <w:rPr>
           <w:szCs w:val="22"/>
         </w:rPr>
-        <w:t>Francis, A. L., Ciocca, V., Wong, N. K. Y., Leung, W. H. Y., &amp; Chu, P. C. Y. (2006). Extrinsic context affects perceptual normalization of lexical tone. </w:t>
+        <w:t xml:space="preserve">Francis, A. L., </w:t>
+      </w:r>
+      <w:proofErr w:type="spellStart"/>
+      <w:r>
+        <w:rPr>
+          <w:szCs w:val="22"/>
+        </w:rPr>
+        <w:t>Ciocca</w:t>
+      </w:r>
+      <w:proofErr w:type="spellEnd"/>
+      <w:r>
+        <w:rPr>
+          <w:szCs w:val="22"/>
+        </w:rPr>
+        <w:t>, V., Wong, N. K. Y., Leung, W. H. Y., &amp; Chu, P. C. Y. (2006). Extrinsic context affects perceptual normalization of lexical tone. </w:t>
       </w:r>
       <w:r>
         <w:rPr>
@@ -27680,7 +30492,21 @@
         <w:rPr>
           <w:szCs w:val="22"/>
         </w:rPr>
-        <w:t xml:space="preserve">, J., Acheson, D. J., Hagoort, P., &amp; </w:t>
+        <w:t xml:space="preserve">, J., Acheson, D. J., </w:t>
+      </w:r>
+      <w:proofErr w:type="spellStart"/>
+      <w:r>
+        <w:rPr>
+          <w:szCs w:val="22"/>
+        </w:rPr>
+        <w:t>Hagoort</w:t>
+      </w:r>
+      <w:proofErr w:type="spellEnd"/>
+      <w:r>
+        <w:rPr>
+          <w:szCs w:val="22"/>
+        </w:rPr>
+        <w:t xml:space="preserve">, P., &amp; </w:t>
       </w:r>
       <w:proofErr w:type="spellStart"/>
       <w:r>
@@ -27788,11 +30614,19 @@
           <w:szCs w:val="22"/>
         </w:rPr>
       </w:pPr>
-      <w:r>
-        <w:rPr>
-          <w:szCs w:val="22"/>
-        </w:rPr>
-        <w:t>Gick, B., &amp; Derrick, D. (2009). Aero-tactile integration in speech perception. </w:t>
+      <w:proofErr w:type="spellStart"/>
+      <w:r>
+        <w:rPr>
+          <w:szCs w:val="22"/>
+        </w:rPr>
+        <w:t>Gick</w:t>
+      </w:r>
+      <w:proofErr w:type="spellEnd"/>
+      <w:r>
+        <w:rPr>
+          <w:szCs w:val="22"/>
+        </w:rPr>
+        <w:t>, B., &amp; Derrick, D. (2009). Aero-tactile integration in speech perception. </w:t>
       </w:r>
       <w:r>
         <w:rPr>
@@ -27886,6 +30720,7 @@
           <w:szCs w:val="22"/>
         </w:rPr>
       </w:pPr>
+      <w:proofErr w:type="spellStart"/>
       <w:r>
         <w:rPr>
           <w:szCs w:val="22"/>
@@ -27902,7 +30737,14 @@
         <w:rPr>
           <w:szCs w:val="22"/>
         </w:rPr>
-        <w:t xml:space="preserve">rberg, </w:t>
+        <w:t>rberg</w:t>
+      </w:r>
+      <w:proofErr w:type="spellEnd"/>
+      <w:r>
+        <w:rPr>
+          <w:szCs w:val="22"/>
+        </w:rPr>
+        <w:t xml:space="preserve">, </w:t>
       </w:r>
       <w:r>
         <w:rPr>
@@ -28032,11 +30874,19 @@
           <w:szCs w:val="22"/>
         </w:rPr>
       </w:pPr>
-      <w:r>
-        <w:rPr>
-          <w:szCs w:val="22"/>
-        </w:rPr>
-        <w:t xml:space="preserve">Kraljic, </w:t>
+      <w:proofErr w:type="spellStart"/>
+      <w:r>
+        <w:rPr>
+          <w:szCs w:val="22"/>
+        </w:rPr>
+        <w:t>Kraljic</w:t>
+      </w:r>
+      <w:proofErr w:type="spellEnd"/>
+      <w:r>
+        <w:rPr>
+          <w:szCs w:val="22"/>
+        </w:rPr>
+        <w:t xml:space="preserve">, </w:t>
       </w:r>
       <w:r>
         <w:rPr>
@@ -28067,12 +30917,20 @@
           <w:szCs w:val="22"/>
         </w:rPr>
       </w:pPr>
+      <w:proofErr w:type="spellStart"/>
       <w:r>
         <w:rPr>
           <w:szCs w:val="22"/>
         </w:rPr>
         <w:lastRenderedPageBreak/>
-        <w:t xml:space="preserve">Kraljic, T., &amp; Samuel, A. G. (2011). Perceptual learning evidence for contextually-specific representations. </w:t>
+        <w:t>Kraljic</w:t>
+      </w:r>
+      <w:proofErr w:type="spellEnd"/>
+      <w:r>
+        <w:rPr>
+          <w:szCs w:val="22"/>
+        </w:rPr>
+        <w:t xml:space="preserve">, T., &amp; Samuel, A. G. (2011). Perceptual learning evidence for contextually-specific representations. </w:t>
       </w:r>
       <w:r>
         <w:rPr>
@@ -28109,11 +30967,19 @@
           <w:szCs w:val="22"/>
         </w:rPr>
       </w:pPr>
-      <w:r>
-        <w:rPr>
-          <w:szCs w:val="22"/>
-        </w:rPr>
-        <w:t xml:space="preserve">Kraljic, T., Samuel, A. G., &amp; Brennan, S. E. (2008). First impressions and last resorts: How listeners adjust to speaker variability: Research article. </w:t>
+      <w:proofErr w:type="spellStart"/>
+      <w:r>
+        <w:rPr>
+          <w:szCs w:val="22"/>
+        </w:rPr>
+        <w:t>Kraljic</w:t>
+      </w:r>
+      <w:proofErr w:type="spellEnd"/>
+      <w:r>
+        <w:rPr>
+          <w:szCs w:val="22"/>
+        </w:rPr>
+        <w:t xml:space="preserve">, T., Samuel, A. G., &amp; Brennan, S. E. (2008). First impressions and last resorts: How listeners adjust to speaker variability: Research article. </w:t>
       </w:r>
       <w:r>
         <w:rPr>
@@ -28154,7 +31020,21 @@
         <w:rPr>
           <w:szCs w:val="22"/>
         </w:rPr>
-        <w:t xml:space="preserve">Lewandowski, D., Kurowicka, D., &amp; Joe, H. (2009). Generating random correlation matrices based on vines and extended onion method. </w:t>
+        <w:t xml:space="preserve">Lewandowski, D., </w:t>
+      </w:r>
+      <w:proofErr w:type="spellStart"/>
+      <w:r>
+        <w:rPr>
+          <w:szCs w:val="22"/>
+        </w:rPr>
+        <w:t>Kurowicka</w:t>
+      </w:r>
+      <w:proofErr w:type="spellEnd"/>
+      <w:r>
+        <w:rPr>
+          <w:szCs w:val="22"/>
+        </w:rPr>
+        <w:t xml:space="preserve">, D., &amp; Joe, H. (2009). Generating random correlation matrices based on vines and extended onion method. </w:t>
       </w:r>
       <w:r>
         <w:rPr>
@@ -28343,11 +31223,33 @@
           <w:szCs w:val="22"/>
         </w:rPr>
       </w:pPr>
-      <w:r>
-        <w:rPr>
-          <w:szCs w:val="22"/>
-        </w:rPr>
-        <w:t xml:space="preserve">Lüttke, C. S., Pérez-Bellido, A., &amp; de Lange, F. P. (2018). Rapid recalibration of speech perception after experiencing the McGurk illusion. </w:t>
+      <w:proofErr w:type="spellStart"/>
+      <w:r>
+        <w:rPr>
+          <w:szCs w:val="22"/>
+        </w:rPr>
+        <w:t>Lüttke</w:t>
+      </w:r>
+      <w:proofErr w:type="spellEnd"/>
+      <w:r>
+        <w:rPr>
+          <w:szCs w:val="22"/>
+        </w:rPr>
+        <w:t>, C. S., Pérez-</w:t>
+      </w:r>
+      <w:proofErr w:type="spellStart"/>
+      <w:r>
+        <w:rPr>
+          <w:szCs w:val="22"/>
+        </w:rPr>
+        <w:t>Bellido</w:t>
+      </w:r>
+      <w:proofErr w:type="spellEnd"/>
+      <w:r>
+        <w:rPr>
+          <w:szCs w:val="22"/>
+        </w:rPr>
+        <w:t xml:space="preserve">, A., &amp; de Lange, F. P. (2018). Rapid recalibration of speech perception after experiencing the McGurk illusion. </w:t>
       </w:r>
       <w:r>
         <w:rPr>
@@ -28377,7 +31279,7 @@
         </w:rPr>
         <w:t xml:space="preserve">(3). </w:t>
       </w:r>
-      <w:hyperlink r:id="rId21" w:history="1">
+      <w:hyperlink r:id="rId22" w:history="1">
         <w:r>
           <w:rPr>
             <w:rStyle w:val="Hyperlink"/>
@@ -28406,7 +31308,23 @@
           <w:rFonts w:hint="eastAsia"/>
           <w:szCs w:val="22"/>
         </w:rPr>
-        <w:t>V. A., &amp; Repp, B. H. (1980). Influence of vocalic context on perception of the [</w:t>
+        <w:t xml:space="preserve">V. A., &amp; </w:t>
+      </w:r>
+      <w:proofErr w:type="spellStart"/>
+      <w:r>
+        <w:rPr>
+          <w:rFonts w:hint="eastAsia"/>
+          <w:szCs w:val="22"/>
+        </w:rPr>
+        <w:t>Repp</w:t>
+      </w:r>
+      <w:proofErr w:type="spellEnd"/>
+      <w:r>
+        <w:rPr>
+          <w:rFonts w:hint="eastAsia"/>
+          <w:szCs w:val="22"/>
+        </w:rPr>
+        <w:t>, B. H. (1980). Influence of vocalic context on perception of the [</w:t>
       </w:r>
       <w:r>
         <w:rPr>
@@ -28746,6 +31664,7 @@
         </w:rPr>
         <w:t xml:space="preserve"> (2012). </w:t>
       </w:r>
+      <w:proofErr w:type="spellStart"/>
       <w:r>
         <w:rPr>
           <w:i/>
@@ -28754,6 +31673,7 @@
         </w:rPr>
         <w:t>FricativeMakerPro</w:t>
       </w:r>
+      <w:proofErr w:type="spellEnd"/>
     </w:p>
     <w:p>
       <w:pPr>
@@ -28763,11 +31683,19 @@
           <w:szCs w:val="22"/>
         </w:rPr>
       </w:pPr>
-      <w:r>
-        <w:rPr>
-          <w:szCs w:val="22"/>
-        </w:rPr>
-        <w:t xml:space="preserve">Mitterer, H. (2006). On the causes of compensation for coarticulation: Evidence for phonological mediation. </w:t>
+      <w:proofErr w:type="spellStart"/>
+      <w:r>
+        <w:rPr>
+          <w:szCs w:val="22"/>
+        </w:rPr>
+        <w:t>Mitterer</w:t>
+      </w:r>
+      <w:proofErr w:type="spellEnd"/>
+      <w:r>
+        <w:rPr>
+          <w:szCs w:val="22"/>
+        </w:rPr>
+        <w:t xml:space="preserve">, H. (2006). On the causes of compensation for coarticulation: Evidence for phonological mediation. </w:t>
       </w:r>
       <w:r>
         <w:rPr>
@@ -28789,13 +31717,13 @@
         <w:spacing w:line="240" w:lineRule="auto"/>
         <w:ind w:left="360" w:hanging="360"/>
         <w:rPr>
-          <w:ins w:id="342" w:author="Authors" w:date="2025-05-27T13:34:00Z" w16du:dateUtc="2025-05-27T17:34:00Z"/>
+          <w:ins w:id="575" w:author="Authors" w:date="2025-05-30T10:08:00Z" w16du:dateUtc="2025-05-30T14:08:00Z"/>
           <w:color w:val="222222"/>
           <w:szCs w:val="22"/>
           <w:shd w:val="clear" w:color="auto" w:fill="FFFFFF"/>
         </w:rPr>
       </w:pPr>
-      <w:ins w:id="343" w:author="Authors" w:date="2025-05-27T13:34:00Z" w16du:dateUtc="2025-05-27T17:34:00Z">
+      <w:ins w:id="576" w:author="Authors" w:date="2025-05-30T10:08:00Z" w16du:dateUtc="2025-05-30T14:08:00Z">
         <w:r>
           <w:rPr>
             <w:color w:val="222222"/>
@@ -28913,7 +31841,25 @@
           <w:szCs w:val="22"/>
           <w:shd w:val="clear" w:color="auto" w:fill="FFFFFF"/>
         </w:rPr>
-        <w:t xml:space="preserve">Proctor, M., Shadle, C., &amp; </w:t>
+        <w:t xml:space="preserve">Proctor, M., </w:t>
+      </w:r>
+      <w:proofErr w:type="spellStart"/>
+      <w:r>
+        <w:rPr>
+          <w:color w:val="222222"/>
+          <w:szCs w:val="22"/>
+          <w:shd w:val="clear" w:color="auto" w:fill="FFFFFF"/>
+        </w:rPr>
+        <w:t>Shadle</w:t>
+      </w:r>
+      <w:proofErr w:type="spellEnd"/>
+      <w:r>
+        <w:rPr>
+          <w:color w:val="222222"/>
+          <w:szCs w:val="22"/>
+          <w:shd w:val="clear" w:color="auto" w:fill="FFFFFF"/>
+        </w:rPr>
+        <w:t xml:space="preserve">, C., &amp; </w:t>
       </w:r>
       <w:proofErr w:type="spellStart"/>
       <w:r>
@@ -29067,11 +32013,19 @@
           <w:szCs w:val="22"/>
         </w:rPr>
       </w:pPr>
-      <w:r>
-        <w:rPr>
-          <w:szCs w:val="22"/>
-        </w:rPr>
-        <w:t xml:space="preserve">Syrdal, </w:t>
+      <w:proofErr w:type="spellStart"/>
+      <w:r>
+        <w:rPr>
+          <w:szCs w:val="22"/>
+        </w:rPr>
+        <w:t>Syrdal</w:t>
+      </w:r>
+      <w:proofErr w:type="spellEnd"/>
+      <w:r>
+        <w:rPr>
+          <w:szCs w:val="22"/>
+        </w:rPr>
+        <w:t xml:space="preserve">, </w:t>
       </w:r>
       <w:r>
         <w:rPr>
@@ -29164,12 +32118,14 @@
           <w:szCs w:val="22"/>
         </w:rPr>
       </w:pPr>
+      <w:proofErr w:type="spellStart"/>
       <w:r>
         <w:rPr>
           <w:szCs w:val="22"/>
         </w:rPr>
         <w:t>Vroomen</w:t>
       </w:r>
+      <w:proofErr w:type="spellEnd"/>
       <w:r>
         <w:rPr>
           <w:szCs w:val="22"/>
@@ -29213,11 +32169,19 @@
           <w:szCs w:val="22"/>
         </w:rPr>
       </w:pPr>
-      <w:r>
-        <w:rPr>
-          <w:szCs w:val="22"/>
-        </w:rPr>
-        <w:t xml:space="preserve">Weatherholtz, K., &amp; Jaeger, T. F. (2016). Speech perception and generalization across talkers and accents. Linguistics: </w:t>
+      <w:proofErr w:type="spellStart"/>
+      <w:r>
+        <w:rPr>
+          <w:szCs w:val="22"/>
+        </w:rPr>
+        <w:t>Weatherholtz</w:t>
+      </w:r>
+      <w:proofErr w:type="spellEnd"/>
+      <w:r>
+        <w:rPr>
+          <w:szCs w:val="22"/>
+        </w:rPr>
+        <w:t xml:space="preserve">, K., &amp; Jaeger, T. F. (2016). Speech perception and generalization across talkers and accents. Linguistics: </w:t>
       </w:r>
       <w:r>
         <w:rPr>
@@ -29247,7 +32211,7 @@
         </w:rPr>
         <w:t xml:space="preserve">Xie, X., Liu, L., &amp; Jaeger, T. F. (2021, January 11). Xie, Liu, &amp; Jaeger (2020). Cross-talker generalization during foreign-accented speech perception. </w:t>
       </w:r>
-      <w:hyperlink r:id="rId22" w:history="1">
+      <w:hyperlink r:id="rId23" w:history="1">
         <w:r>
           <w:rPr>
             <w:rStyle w:val="Hyperlink"/>
@@ -29262,11 +32226,11 @@
         <w:spacing w:line="240" w:lineRule="auto"/>
         <w:ind w:left="360" w:hanging="360"/>
         <w:rPr>
-          <w:ins w:id="344" w:author="Authors" w:date="2025-05-27T13:34:00Z" w16du:dateUtc="2025-05-27T17:34:00Z"/>
-          <w:szCs w:val="22"/>
-        </w:rPr>
-      </w:pPr>
-      <w:ins w:id="345" w:author="Authors" w:date="2025-05-27T13:34:00Z" w16du:dateUtc="2025-05-27T17:34:00Z">
+          <w:ins w:id="577" w:author="Authors" w:date="2025-05-30T10:08:00Z" w16du:dateUtc="2025-05-30T14:08:00Z"/>
+          <w:szCs w:val="22"/>
+        </w:rPr>
+      </w:pPr>
+      <w:ins w:id="578" w:author="Authors" w:date="2025-05-30T10:08:00Z" w16du:dateUtc="2025-05-30T14:08:00Z">
         <w:r>
           <w:rPr>
             <w:szCs w:val="22"/>
@@ -29696,7 +32660,7 @@
       <w:pPr>
         <w:pStyle w:val="FootnoteText"/>
       </w:pPr>
-      <w:ins w:id="65" w:author="Authors" w:date="2025-05-27T13:34:00Z" w16du:dateUtc="2025-05-27T17:34:00Z">
+      <w:ins w:id="65" w:author="Authors" w:date="2025-05-30T10:08:00Z" w16du:dateUtc="2025-05-30T14:08:00Z">
         <w:r>
           <w:rPr>
             <w:rStyle w:val="FootnoteReference"/>
@@ -29959,7 +32923,7 @@
       <w:r>
         <w:t xml:space="preserve">reversal of the slope for participant exclusion. </w:t>
       </w:r>
-      <w:ins w:id="89" w:author="Authors" w:date="2025-05-27T13:34:00Z" w16du:dateUtc="2025-05-27T17:34:00Z">
+      <w:ins w:id="89" w:author="Authors" w:date="2025-05-30T10:08:00Z" w16du:dateUtc="2025-05-30T14:08:00Z">
         <w:r>
           <w:t xml:space="preserve">We instead included participants with ‘flat’ slopes (significant in neither direction) in analysis. </w:t>
         </w:r>
@@ -29967,12 +32931,12 @@
       <w:r>
         <w:t xml:space="preserve">We consider </w:t>
       </w:r>
-      <w:del w:id="90" w:author="Authors" w:date="2025-05-27T13:34:00Z" w16du:dateUtc="2025-05-27T17:34:00Z">
+      <w:del w:id="90" w:author="Authors" w:date="2025-05-30T10:08:00Z" w16du:dateUtc="2025-05-30T14:08:00Z">
         <w:r>
           <w:delText>the</w:delText>
         </w:r>
       </w:del>
-      <w:ins w:id="91" w:author="Authors" w:date="2025-05-27T13:34:00Z" w16du:dateUtc="2025-05-27T17:34:00Z">
+      <w:ins w:id="91" w:author="Authors" w:date="2025-05-30T10:08:00Z" w16du:dateUtc="2025-05-30T14:08:00Z">
         <w:r>
           <w:t>this revised</w:t>
         </w:r>
@@ -29983,7 +32947,7 @@
       <w:r>
         <w:t xml:space="preserve">approach </w:t>
       </w:r>
-      <w:del w:id="92" w:author="Authors" w:date="2025-05-27T13:34:00Z" w16du:dateUtc="2025-05-27T17:34:00Z">
+      <w:del w:id="92" w:author="Authors" w:date="2025-05-30T10:08:00Z" w16du:dateUtc="2025-05-30T14:08:00Z">
         <w:r>
           <w:delText xml:space="preserve">taken here </w:delText>
         </w:r>
@@ -29991,7 +32955,7 @@
       <w:r>
         <w:t>more conservative, and decided on this change prior to analysis</w:t>
       </w:r>
-      <w:ins w:id="93" w:author="Authors" w:date="2025-05-27T13:34:00Z" w16du:dateUtc="2025-05-27T17:34:00Z">
+      <w:ins w:id="93" w:author="Authors" w:date="2025-05-30T10:08:00Z" w16du:dateUtc="2025-05-30T14:08:00Z">
         <w:r>
           <w:t xml:space="preserve">. </w:t>
         </w:r>
@@ -30021,7 +32985,7 @@
       <w:r>
         <w:t xml:space="preserve">Additional analyses strongly supported linear effects of acoustic continuum and non-linear effects of test blocks for all experiments. The results we report below replicate when standard linear effects </w:t>
       </w:r>
-      <w:ins w:id="241" w:author="Authors" w:date="2025-05-27T13:34:00Z" w16du:dateUtc="2025-05-27T17:34:00Z">
+      <w:ins w:id="216" w:author="Authors" w:date="2025-05-30T10:08:00Z" w16du:dateUtc="2025-05-30T14:08:00Z">
         <w:r>
           <w:t xml:space="preserve">are </w:t>
         </w:r>
@@ -30036,7 +33000,7 @@
       <w:pPr>
         <w:pStyle w:val="FootnoteText"/>
       </w:pPr>
-      <w:del w:id="249" w:author="Authors" w:date="2025-05-27T13:34:00Z" w16du:dateUtc="2025-05-27T17:34:00Z">
+      <w:del w:id="224" w:author="Authors" w:date="2025-05-30T10:08:00Z" w16du:dateUtc="2025-05-30T14:08:00Z">
         <w:r>
           <w:rPr>
             <w:rStyle w:val="FootnoteReference"/>
@@ -35014,9 +37978,9 @@
     <w:name w:val="Default Paragraph Font"/>
     <w:uiPriority w:val="1"/>
     <w:unhideWhenUsed/>
-    <w:rsid w:val="00B56146"/>
+    <w:rsid w:val="00E60949"/>
     <w:rPr>
-      <w:rPrChange w:id="0" w:author="Authors" w:date="2025-05-27T13:34:00Z">
+      <w:rPrChange w:id="0" w:author="Authors" w:date="2025-05-30T10:08:00Z">
         <w:rPr/>
       </w:rPrChange>
     </w:rPr>
@@ -35117,11 +38081,11 @@
     <w:link w:val="FootnoteTextChar"/>
     <w:uiPriority w:val="99"/>
     <w:unhideWhenUsed/>
-    <w:rsid w:val="00B56146"/>
+    <w:rsid w:val="00E60949"/>
     <w:pPr>
       <w:spacing w:line="240" w:lineRule="auto"/>
       <w:ind w:firstLine="0"/>
-      <w:pPrChange w:id="1" w:author="Authors" w:date="2025-05-27T13:34:00Z">
+      <w:pPrChange w:id="1" w:author="Authors" w:date="2025-05-30T10:08:00Z">
         <w:pPr>
           <w:widowControl w:val="0"/>
           <w:autoSpaceDE w:val="0"/>
@@ -35134,7 +38098,7 @@
     </w:pPr>
     <w:rPr>
       <w:sz w:val="20"/>
-      <w:rPrChange w:id="1" w:author="Authors" w:date="2025-05-27T13:34:00Z">
+      <w:rPrChange w:id="1" w:author="Authors" w:date="2025-05-30T10:08:00Z">
         <w:rPr>
           <w:rFonts w:eastAsiaTheme="minorEastAsia"/>
           <w:szCs w:val="24"/>
@@ -35930,7 +38894,7 @@
 </file>
 
 <file path=customXml/itemProps1.xml><?xml version="1.0" encoding="utf-8"?>
-<ds:datastoreItem xmlns:ds="http://schemas.openxmlformats.org/officeDocument/2006/customXml" ds:itemID="{B20ED14E-20BD-0342-A447-925FFA2C3804}">
+<ds:datastoreItem xmlns:ds="http://schemas.openxmlformats.org/officeDocument/2006/customXml" ds:itemID="{CEAF82DD-8E2B-F442-854C-D22AA8B4402F}">
   <ds:schemaRefs>
     <ds:schemaRef ds:uri="http://schemas.openxmlformats.org/officeDocument/2006/bibliography"/>
   </ds:schemaRefs>
@@ -35938,7 +38902,7 @@
 </file>
 
 <file path=customXml/itemProps2.xml><?xml version="1.0" encoding="utf-8"?>
-<ds:datastoreItem xmlns:ds="http://schemas.openxmlformats.org/officeDocument/2006/customXml" ds:itemID="{CEAF82DD-8E2B-F442-854C-D22AA8B4402F}">
+<ds:datastoreItem xmlns:ds="http://schemas.openxmlformats.org/officeDocument/2006/customXml" ds:itemID="{B20ED14E-20BD-0342-A447-925FFA2C3804}">
   <ds:schemaRefs>
     <ds:schemaRef ds:uri="http://schemas.openxmlformats.org/officeDocument/2006/bibliography"/>
   </ds:schemaRefs>
